--- a/William/Java Backend/William_Jackson.docx
+++ b/William/Java Backend/William_Jackson.docx
@@ -112,8 +112,37 @@
                 <w:sz w:val="17"/>
                 <w:szCs w:val="17"/>
               </w:rPr>
-              <w:t>| william.jackson.pro@outlook.com | linkedin.com/in/william-jackson-76a6343a5</w:t>
+              <w:t xml:space="preserve">| </w:t>
             </w:r>
+            <w:r>
+              <w:rPr>
+                <w:rFonts w:ascii="Arial" w:eastAsia="Arial" w:hAnsi="Arial" w:cs="Arial"/>
+                <w:color w:val="FFFFFF"/>
+                <w:sz w:val="17"/>
+                <w:szCs w:val="17"/>
+              </w:rPr>
+              <w:t>williamjacksondev@outlook.com</w:t>
+            </w:r>
+            <w:r>
+              <w:rPr>
+                <w:rFonts w:ascii="Arial" w:eastAsia="Arial" w:hAnsi="Arial" w:cs="Arial"/>
+                <w:color w:val="FFFFFF"/>
+                <w:sz w:val="17"/>
+                <w:szCs w:val="17"/>
+              </w:rPr>
+              <w:t xml:space="preserve">| </w:t>
+            </w:r>
+            <w:r>
+              <w:rPr>
+                <w:rFonts w:ascii="Arial" w:eastAsia="Arial" w:hAnsi="Arial" w:cs="Arial"/>
+                <w:color w:val="FFFFFF"/>
+                <w:sz w:val="17"/>
+                <w:szCs w:val="17"/>
+              </w:rPr>
+              <w:t>linkedin.com/in/william-jackson-3816183aa</w:t>
+            </w:r>
+            <w:bookmarkStart w:id="0" w:name="_GoBack"/>
+            <w:bookmarkEnd w:id="0"/>
           </w:p>
         </w:tc>
       </w:tr>
@@ -4067,8 +4096,6 @@
         </w:rPr>
         <w:t>-linked alerts to reduce MTTR during production incidents.</w:t>
       </w:r>
-      <w:bookmarkStart w:id="0" w:name="_GoBack"/>
-      <w:bookmarkEnd w:id="0"/>
     </w:p>
     <w:p>
       <w:pPr>

--- a/William/Java Backend/William_Jackson.docx
+++ b/William/Java Backend/William_Jackson.docx
@@ -141,8 +141,6 @@
               </w:rPr>
               <w:t>linkedin.com/in/william-jackson-3816183aa</w:t>
             </w:r>
-            <w:bookmarkStart w:id="0" w:name="_GoBack"/>
-            <w:bookmarkEnd w:id="0"/>
           </w:p>
         </w:tc>
       </w:tr>
@@ -176,21 +174,18 @@
         <w:jc w:val="both"/>
         <w:rPr>
           <w:rFonts w:ascii="Arial" w:hAnsi="Arial" w:cs="Arial"/>
-          <w:sz w:val="18"/>
-        </w:rPr>
-      </w:pPr>
-      <w:r>
-        <w:rPr>
-          <w:rStyle w:val="Strong"/>
-          <w:rFonts w:ascii="Arial" w:hAnsi="Arial" w:cs="Arial"/>
-          <w:sz w:val="18"/>
+        </w:rPr>
+      </w:pPr>
+      <w:r>
+        <w:rPr>
+          <w:rStyle w:val="Strong"/>
+          <w:rFonts w:ascii="Arial" w:hAnsi="Arial" w:cs="Arial"/>
         </w:rPr>
         <w:t>Senior Software Engineer</w:t>
       </w:r>
       <w:r>
         <w:rPr>
           <w:rFonts w:ascii="Arial" w:hAnsi="Arial" w:cs="Arial"/>
-          <w:sz w:val="18"/>
         </w:rPr>
         <w:t xml:space="preserve"> with ~10 years building </w:t>
       </w:r>
@@ -198,14 +193,12 @@
         <w:rPr>
           <w:rStyle w:val="Strong"/>
           <w:rFonts w:ascii="Arial" w:hAnsi="Arial" w:cs="Arial"/>
-          <w:sz w:val="18"/>
         </w:rPr>
         <w:t>backend systems</w:t>
       </w:r>
       <w:r>
         <w:rPr>
           <w:rFonts w:ascii="Arial" w:hAnsi="Arial" w:cs="Arial"/>
-          <w:sz w:val="18"/>
         </w:rPr>
         <w:t xml:space="preserve"> with a strong </w:t>
       </w:r>
@@ -213,14 +206,12 @@
         <w:rPr>
           <w:rStyle w:val="Strong"/>
           <w:rFonts w:ascii="Arial" w:hAnsi="Arial" w:cs="Arial"/>
-          <w:sz w:val="18"/>
         </w:rPr>
         <w:t>Java / Spring Boot</w:t>
       </w:r>
       <w:r>
         <w:rPr>
           <w:rFonts w:ascii="Arial" w:hAnsi="Arial" w:cs="Arial"/>
-          <w:sz w:val="18"/>
         </w:rPr>
         <w:t xml:space="preserve"> focus, delivering </w:t>
       </w:r>
@@ -228,14 +219,12 @@
         <w:rPr>
           <w:rStyle w:val="Strong"/>
           <w:rFonts w:ascii="Arial" w:hAnsi="Arial" w:cs="Arial"/>
-          <w:sz w:val="18"/>
         </w:rPr>
         <w:t>APIs</w:t>
       </w:r>
       <w:r>
         <w:rPr>
           <w:rFonts w:ascii="Arial" w:hAnsi="Arial" w:cs="Arial"/>
-          <w:sz w:val="18"/>
         </w:rPr>
         <w:t xml:space="preserve">, </w:t>
       </w:r>
@@ -243,14 +232,12 @@
         <w:rPr>
           <w:rStyle w:val="Strong"/>
           <w:rFonts w:ascii="Arial" w:hAnsi="Arial" w:cs="Arial"/>
-          <w:sz w:val="18"/>
         </w:rPr>
         <w:t>distributed services</w:t>
       </w:r>
       <w:r>
         <w:rPr>
           <w:rFonts w:ascii="Arial" w:hAnsi="Arial" w:cs="Arial"/>
-          <w:sz w:val="18"/>
         </w:rPr>
         <w:t xml:space="preserve">, and </w:t>
       </w:r>
@@ -258,14 +245,12 @@
         <w:rPr>
           <w:rStyle w:val="Strong"/>
           <w:rFonts w:ascii="Arial" w:hAnsi="Arial" w:cs="Arial"/>
-          <w:sz w:val="18"/>
         </w:rPr>
         <w:t>data-heavy workflows</w:t>
       </w:r>
       <w:r>
         <w:rPr>
           <w:rFonts w:ascii="Arial" w:hAnsi="Arial" w:cs="Arial"/>
-          <w:sz w:val="18"/>
         </w:rPr>
         <w:t xml:space="preserve"> that stay stable under real traffic and on-call pressure. I own the full lifecycle—turning ambiguous requirements into shippable scopes, implementing </w:t>
       </w:r>
@@ -273,14 +258,12 @@
         <w:rPr>
           <w:rStyle w:val="Strong"/>
           <w:rFonts w:ascii="Arial" w:hAnsi="Arial" w:cs="Arial"/>
-          <w:sz w:val="18"/>
         </w:rPr>
         <w:t>clean service boundaries</w:t>
       </w:r>
       <w:r>
         <w:rPr>
           <w:rFonts w:ascii="Arial" w:hAnsi="Arial" w:cs="Arial"/>
-          <w:sz w:val="18"/>
         </w:rPr>
         <w:t xml:space="preserve">, and hardening systems with </w:t>
       </w:r>
@@ -289,7 +272,6 @@
         <w:rPr>
           <w:rStyle w:val="Strong"/>
           <w:rFonts w:ascii="Arial" w:hAnsi="Arial" w:cs="Arial"/>
-          <w:sz w:val="18"/>
         </w:rPr>
         <w:t>observability</w:t>
       </w:r>
@@ -297,7 +279,6 @@
       <w:r>
         <w:rPr>
           <w:rFonts w:ascii="Arial" w:hAnsi="Arial" w:cs="Arial"/>
-          <w:sz w:val="18"/>
         </w:rPr>
         <w:t xml:space="preserve">, </w:t>
       </w:r>
@@ -305,14 +286,12 @@
         <w:rPr>
           <w:rStyle w:val="Strong"/>
           <w:rFonts w:ascii="Arial" w:hAnsi="Arial" w:cs="Arial"/>
-          <w:sz w:val="18"/>
         </w:rPr>
         <w:t>performance tuning</w:t>
       </w:r>
       <w:r>
         <w:rPr>
           <w:rFonts w:ascii="Arial" w:hAnsi="Arial" w:cs="Arial"/>
-          <w:sz w:val="18"/>
         </w:rPr>
         <w:t xml:space="preserve">, and </w:t>
       </w:r>
@@ -320,14 +299,12 @@
         <w:rPr>
           <w:rStyle w:val="Strong"/>
           <w:rFonts w:ascii="Arial" w:hAnsi="Arial" w:cs="Arial"/>
-          <w:sz w:val="18"/>
         </w:rPr>
         <w:t>safe rollout</w:t>
       </w:r>
       <w:r>
         <w:rPr>
           <w:rFonts w:ascii="Arial" w:hAnsi="Arial" w:cs="Arial"/>
-          <w:sz w:val="18"/>
         </w:rPr>
         <w:t xml:space="preserve"> practices. </w:t>
       </w:r>
@@ -335,7 +312,6 @@
       <w:r>
         <w:rPr>
           <w:rFonts w:ascii="Arial" w:hAnsi="Arial" w:cs="Arial"/>
-          <w:sz w:val="18"/>
         </w:rPr>
         <w:t xml:space="preserve">Known for reducing operational noise by standardizing </w:t>
       </w:r>
@@ -343,14 +319,12 @@
         <w:rPr>
           <w:rStyle w:val="Strong"/>
           <w:rFonts w:ascii="Arial" w:hAnsi="Arial" w:cs="Arial"/>
-          <w:sz w:val="18"/>
         </w:rPr>
         <w:t>structured logging</w:t>
       </w:r>
       <w:r>
         <w:rPr>
           <w:rFonts w:ascii="Arial" w:hAnsi="Arial" w:cs="Arial"/>
-          <w:sz w:val="18"/>
         </w:rPr>
         <w:t xml:space="preserve">, </w:t>
       </w:r>
@@ -358,14 +332,12 @@
         <w:rPr>
           <w:rStyle w:val="Strong"/>
           <w:rFonts w:ascii="Arial" w:hAnsi="Arial" w:cs="Arial"/>
-          <w:sz w:val="18"/>
         </w:rPr>
         <w:t>metrics</w:t>
       </w:r>
       <w:r>
         <w:rPr>
           <w:rFonts w:ascii="Arial" w:hAnsi="Arial" w:cs="Arial"/>
-          <w:sz w:val="18"/>
         </w:rPr>
         <w:t xml:space="preserve">, </w:t>
       </w:r>
@@ -373,14 +345,12 @@
         <w:rPr>
           <w:rStyle w:val="Strong"/>
           <w:rFonts w:ascii="Arial" w:hAnsi="Arial" w:cs="Arial"/>
-          <w:sz w:val="18"/>
         </w:rPr>
         <w:t>tracing</w:t>
       </w:r>
       <w:r>
         <w:rPr>
           <w:rFonts w:ascii="Arial" w:hAnsi="Arial" w:cs="Arial"/>
-          <w:sz w:val="18"/>
         </w:rPr>
         <w:t>, and post-incident follow-ups that convert recurring issues into durable fixes.</w:t>
       </w:r>
@@ -388,7 +358,6 @@
       <w:r>
         <w:rPr>
           <w:rFonts w:ascii="Arial" w:hAnsi="Arial" w:cs="Arial"/>
-          <w:sz w:val="18"/>
         </w:rPr>
         <w:t xml:space="preserve"> </w:t>
       </w:r>
@@ -396,7 +365,6 @@
       <w:r>
         <w:rPr>
           <w:rFonts w:ascii="Arial" w:hAnsi="Arial" w:cs="Arial"/>
-          <w:sz w:val="18"/>
         </w:rPr>
         <w:t xml:space="preserve">Comfortable partnering with product and operations to ship incrementally while protecting </w:t>
       </w:r>
@@ -404,14 +372,12 @@
         <w:rPr>
           <w:rStyle w:val="Strong"/>
           <w:rFonts w:ascii="Arial" w:hAnsi="Arial" w:cs="Arial"/>
-          <w:sz w:val="18"/>
         </w:rPr>
         <w:t>security</w:t>
       </w:r>
       <w:r>
         <w:rPr>
           <w:rFonts w:ascii="Arial" w:hAnsi="Arial" w:cs="Arial"/>
-          <w:sz w:val="18"/>
         </w:rPr>
         <w:t xml:space="preserve">, </w:t>
       </w:r>
@@ -419,14 +385,12 @@
         <w:rPr>
           <w:rStyle w:val="Strong"/>
           <w:rFonts w:ascii="Arial" w:hAnsi="Arial" w:cs="Arial"/>
-          <w:sz w:val="18"/>
         </w:rPr>
         <w:t>data quality</w:t>
       </w:r>
       <w:r>
         <w:rPr>
           <w:rFonts w:ascii="Arial" w:hAnsi="Arial" w:cs="Arial"/>
-          <w:sz w:val="18"/>
         </w:rPr>
         <w:t>, and long-term maintainability.</w:t>
       </w:r>
@@ -449,83 +413,8 @@
         </w:rPr>
         <w:t>SKILLS</w:t>
       </w:r>
-    </w:p>
-    <w:p>
-      <w:pPr>
-        <w:pStyle w:val="ListParagraph"/>
-        <w:numPr>
-          <w:ilvl w:val="0"/>
-          <w:numId w:val="2"/>
-        </w:numPr>
-        <w:spacing w:after="80"/>
-        <w:jc w:val="both"/>
-        <w:rPr>
-          <w:rFonts w:ascii="Arial" w:hAnsi="Arial" w:cs="Arial"/>
-          <w:sz w:val="18"/>
-        </w:rPr>
-      </w:pPr>
-      <w:r>
-        <w:rPr>
-          <w:rStyle w:val="Strong"/>
-          <w:rFonts w:ascii="Arial" w:hAnsi="Arial" w:cs="Arial"/>
-          <w:sz w:val="18"/>
-        </w:rPr>
-        <w:t>Frontend</w:t>
-      </w:r>
-      <w:r>
-        <w:rPr>
-          <w:rFonts w:ascii="Arial" w:hAnsi="Arial" w:cs="Arial"/>
-          <w:sz w:val="18"/>
-        </w:rPr>
-        <w:t xml:space="preserve"> — </w:t>
-      </w:r>
-      <w:r>
-        <w:rPr>
-          <w:rStyle w:val="Strong"/>
-          <w:rFonts w:ascii="Arial" w:hAnsi="Arial" w:cs="Arial"/>
-          <w:sz w:val="18"/>
-        </w:rPr>
-        <w:t>React</w:t>
-      </w:r>
-      <w:r>
-        <w:rPr>
-          <w:rFonts w:ascii="Arial" w:hAnsi="Arial" w:cs="Arial"/>
-          <w:sz w:val="18"/>
-        </w:rPr>
-        <w:t xml:space="preserve">, </w:t>
-      </w:r>
-      <w:r>
-        <w:rPr>
-          <w:rStyle w:val="Strong"/>
-          <w:rFonts w:ascii="Arial" w:hAnsi="Arial" w:cs="Arial"/>
-          <w:sz w:val="18"/>
-        </w:rPr>
-        <w:t>Next.js</w:t>
-      </w:r>
-      <w:r>
-        <w:rPr>
-          <w:rFonts w:ascii="Arial" w:hAnsi="Arial" w:cs="Arial"/>
-          <w:sz w:val="18"/>
-        </w:rPr>
-        <w:t xml:space="preserve">, </w:t>
-      </w:r>
-      <w:proofErr w:type="spellStart"/>
-      <w:r>
-        <w:rPr>
-          <w:rStyle w:val="Strong"/>
-          <w:rFonts w:ascii="Arial" w:hAnsi="Arial" w:cs="Arial"/>
-          <w:sz w:val="18"/>
-        </w:rPr>
-        <w:t>TypeScript</w:t>
-      </w:r>
-      <w:proofErr w:type="spellEnd"/>
-      <w:r>
-        <w:rPr>
-          <w:rFonts w:ascii="Arial" w:hAnsi="Arial" w:cs="Arial"/>
-          <w:sz w:val="18"/>
-        </w:rPr>
-        <w:t>, JavaScript, HTML, CSS, Tailwind CSS, Bootstrap</w:t>
-      </w:r>
+      <w:bookmarkStart w:id="0" w:name="_GoBack"/>
+      <w:bookmarkEnd w:id="0"/>
     </w:p>
     <w:p>
       <w:pPr>
@@ -3761,7 +3650,7 @@
         <w:pStyle w:val="NormalWeb"/>
         <w:numPr>
           <w:ilvl w:val="0"/>
-          <w:numId w:val="15"/>
+          <w:numId w:val="17"/>
         </w:numPr>
         <w:spacing w:before="0" w:beforeAutospacing="0" w:after="0" w:afterAutospacing="0"/>
         <w:jc w:val="both"/>
@@ -3838,7 +3727,7 @@
         <w:pStyle w:val="NormalWeb"/>
         <w:numPr>
           <w:ilvl w:val="0"/>
-          <w:numId w:val="15"/>
+          <w:numId w:val="17"/>
         </w:numPr>
         <w:spacing w:before="0" w:beforeAutospacing="0" w:after="0" w:afterAutospacing="0"/>
         <w:jc w:val="both"/>
@@ -3976,7 +3865,7 @@
         <w:pStyle w:val="NormalWeb"/>
         <w:numPr>
           <w:ilvl w:val="0"/>
-          <w:numId w:val="14"/>
+          <w:numId w:val="16"/>
         </w:numPr>
         <w:spacing w:before="0" w:beforeAutospacing="0" w:after="0" w:afterAutospacing="0"/>
         <w:jc w:val="both"/>
@@ -4049,7 +3938,7 @@
         <w:pStyle w:val="NormalWeb"/>
         <w:numPr>
           <w:ilvl w:val="0"/>
-          <w:numId w:val="14"/>
+          <w:numId w:val="16"/>
         </w:numPr>
         <w:spacing w:before="0" w:beforeAutospacing="0" w:after="0" w:afterAutospacing="0"/>
         <w:jc w:val="both"/>
@@ -4228,6 +4117,155 @@
     </w:lvl>
   </w:abstractNum>
   <w:abstractNum w:abstractNumId="1">
+    <w:nsid w:val="0A0E7A48"/>
+    <w:multiLevelType w:val="multilevel"/>
+    <w:tmpl w:val="DB10AA2E"/>
+    <w:lvl w:ilvl="0">
+      <w:start w:val="1"/>
+      <w:numFmt w:val="bullet"/>
+      <w:lvlText w:val=""/>
+      <w:lvlJc w:val="left"/>
+      <w:pPr>
+        <w:tabs>
+          <w:tab w:val="num" w:pos="360"/>
+        </w:tabs>
+        <w:ind w:left="360" w:hanging="360"/>
+      </w:pPr>
+      <w:rPr>
+        <w:rFonts w:ascii="Wingdings" w:hAnsi="Wingdings" w:hint="default"/>
+        <w:sz w:val="20"/>
+      </w:rPr>
+    </w:lvl>
+    <w:lvl w:ilvl="1" w:tentative="1">
+      <w:start w:val="1"/>
+      <w:numFmt w:val="bullet"/>
+      <w:lvlText w:val="o"/>
+      <w:lvlJc w:val="left"/>
+      <w:pPr>
+        <w:tabs>
+          <w:tab w:val="num" w:pos="1080"/>
+        </w:tabs>
+        <w:ind w:left="1080" w:hanging="360"/>
+      </w:pPr>
+      <w:rPr>
+        <w:rFonts w:ascii="Courier New" w:hAnsi="Courier New" w:hint="default"/>
+        <w:sz w:val="20"/>
+      </w:rPr>
+    </w:lvl>
+    <w:lvl w:ilvl="2" w:tentative="1">
+      <w:start w:val="1"/>
+      <w:numFmt w:val="bullet"/>
+      <w:lvlText w:val=""/>
+      <w:lvlJc w:val="left"/>
+      <w:pPr>
+        <w:tabs>
+          <w:tab w:val="num" w:pos="1800"/>
+        </w:tabs>
+        <w:ind w:left="1800" w:hanging="360"/>
+      </w:pPr>
+      <w:rPr>
+        <w:rFonts w:ascii="Wingdings" w:hAnsi="Wingdings" w:hint="default"/>
+        <w:sz w:val="20"/>
+      </w:rPr>
+    </w:lvl>
+    <w:lvl w:ilvl="3" w:tentative="1">
+      <w:start w:val="1"/>
+      <w:numFmt w:val="bullet"/>
+      <w:lvlText w:val=""/>
+      <w:lvlJc w:val="left"/>
+      <w:pPr>
+        <w:tabs>
+          <w:tab w:val="num" w:pos="2520"/>
+        </w:tabs>
+        <w:ind w:left="2520" w:hanging="360"/>
+      </w:pPr>
+      <w:rPr>
+        <w:rFonts w:ascii="Wingdings" w:hAnsi="Wingdings" w:hint="default"/>
+        <w:sz w:val="20"/>
+      </w:rPr>
+    </w:lvl>
+    <w:lvl w:ilvl="4" w:tentative="1">
+      <w:start w:val="1"/>
+      <w:numFmt w:val="bullet"/>
+      <w:lvlText w:val=""/>
+      <w:lvlJc w:val="left"/>
+      <w:pPr>
+        <w:tabs>
+          <w:tab w:val="num" w:pos="3240"/>
+        </w:tabs>
+        <w:ind w:left="3240" w:hanging="360"/>
+      </w:pPr>
+      <w:rPr>
+        <w:rFonts w:ascii="Wingdings" w:hAnsi="Wingdings" w:hint="default"/>
+        <w:sz w:val="20"/>
+      </w:rPr>
+    </w:lvl>
+    <w:lvl w:ilvl="5" w:tentative="1">
+      <w:start w:val="1"/>
+      <w:numFmt w:val="bullet"/>
+      <w:lvlText w:val=""/>
+      <w:lvlJc w:val="left"/>
+      <w:pPr>
+        <w:tabs>
+          <w:tab w:val="num" w:pos="3960"/>
+        </w:tabs>
+        <w:ind w:left="3960" w:hanging="360"/>
+      </w:pPr>
+      <w:rPr>
+        <w:rFonts w:ascii="Wingdings" w:hAnsi="Wingdings" w:hint="default"/>
+        <w:sz w:val="20"/>
+      </w:rPr>
+    </w:lvl>
+    <w:lvl w:ilvl="6" w:tentative="1">
+      <w:start w:val="1"/>
+      <w:numFmt w:val="bullet"/>
+      <w:lvlText w:val=""/>
+      <w:lvlJc w:val="left"/>
+      <w:pPr>
+        <w:tabs>
+          <w:tab w:val="num" w:pos="4680"/>
+        </w:tabs>
+        <w:ind w:left="4680" w:hanging="360"/>
+      </w:pPr>
+      <w:rPr>
+        <w:rFonts w:ascii="Wingdings" w:hAnsi="Wingdings" w:hint="default"/>
+        <w:sz w:val="20"/>
+      </w:rPr>
+    </w:lvl>
+    <w:lvl w:ilvl="7" w:tentative="1">
+      <w:start w:val="1"/>
+      <w:numFmt w:val="bullet"/>
+      <w:lvlText w:val=""/>
+      <w:lvlJc w:val="left"/>
+      <w:pPr>
+        <w:tabs>
+          <w:tab w:val="num" w:pos="5400"/>
+        </w:tabs>
+        <w:ind w:left="5400" w:hanging="360"/>
+      </w:pPr>
+      <w:rPr>
+        <w:rFonts w:ascii="Wingdings" w:hAnsi="Wingdings" w:hint="default"/>
+        <w:sz w:val="20"/>
+      </w:rPr>
+    </w:lvl>
+    <w:lvl w:ilvl="8" w:tentative="1">
+      <w:start w:val="1"/>
+      <w:numFmt w:val="bullet"/>
+      <w:lvlText w:val=""/>
+      <w:lvlJc w:val="left"/>
+      <w:pPr>
+        <w:tabs>
+          <w:tab w:val="num" w:pos="6120"/>
+        </w:tabs>
+        <w:ind w:left="6120" w:hanging="360"/>
+      </w:pPr>
+      <w:rPr>
+        <w:rFonts w:ascii="Wingdings" w:hAnsi="Wingdings" w:hint="default"/>
+        <w:sz w:val="20"/>
+      </w:rPr>
+    </w:lvl>
+  </w:abstractNum>
+  <w:abstractNum w:abstractNumId="2">
     <w:nsid w:val="0CC46CCB"/>
     <w:multiLevelType w:val="hybridMultilevel"/>
     <w:tmpl w:val="ACA81916"/>
@@ -4339,7 +4377,7 @@
       </w:rPr>
     </w:lvl>
   </w:abstractNum>
-  <w:abstractNum w:abstractNumId="2">
+  <w:abstractNum w:abstractNumId="3">
     <w:nsid w:val="1B1C3322"/>
     <w:multiLevelType w:val="hybridMultilevel"/>
     <w:tmpl w:val="05248472"/>
@@ -4451,7 +4489,7 @@
       </w:rPr>
     </w:lvl>
   </w:abstractNum>
-  <w:abstractNum w:abstractNumId="3">
+  <w:abstractNum w:abstractNumId="4">
     <w:nsid w:val="27BE4FB4"/>
     <w:multiLevelType w:val="multilevel"/>
     <w:tmpl w:val="EEEC6150"/>
@@ -4600,7 +4638,7 @@
       </w:rPr>
     </w:lvl>
   </w:abstractNum>
-  <w:abstractNum w:abstractNumId="4">
+  <w:abstractNum w:abstractNumId="5">
     <w:nsid w:val="29457B37"/>
     <w:multiLevelType w:val="hybridMultilevel"/>
     <w:tmpl w:val="7B200976"/>
@@ -4713,7 +4751,7 @@
       </w:rPr>
     </w:lvl>
   </w:abstractNum>
-  <w:abstractNum w:abstractNumId="5">
+  <w:abstractNum w:abstractNumId="6">
     <w:nsid w:val="2A94205D"/>
     <w:multiLevelType w:val="multilevel"/>
     <w:tmpl w:val="B5A62340"/>
@@ -4862,7 +4900,7 @@
       </w:rPr>
     </w:lvl>
   </w:abstractNum>
-  <w:abstractNum w:abstractNumId="6">
+  <w:abstractNum w:abstractNumId="7">
     <w:nsid w:val="2CC25AAC"/>
     <w:multiLevelType w:val="hybridMultilevel"/>
     <w:tmpl w:val="9DD0B28C"/>
@@ -4974,7 +5012,7 @@
       </w:rPr>
     </w:lvl>
   </w:abstractNum>
-  <w:abstractNum w:abstractNumId="7">
+  <w:abstractNum w:abstractNumId="8">
     <w:nsid w:val="2D443F99"/>
     <w:multiLevelType w:val="hybridMultilevel"/>
     <w:tmpl w:val="0F8A8B90"/>
@@ -5087,7 +5125,156 @@
       </w:rPr>
     </w:lvl>
   </w:abstractNum>
-  <w:abstractNum w:abstractNumId="8">
+  <w:abstractNum w:abstractNumId="9">
+    <w:nsid w:val="3E84069F"/>
+    <w:multiLevelType w:val="multilevel"/>
+    <w:tmpl w:val="63ECDA9A"/>
+    <w:lvl w:ilvl="0">
+      <w:start w:val="1"/>
+      <w:numFmt w:val="bullet"/>
+      <w:lvlText w:val=""/>
+      <w:lvlJc w:val="left"/>
+      <w:pPr>
+        <w:tabs>
+          <w:tab w:val="num" w:pos="360"/>
+        </w:tabs>
+        <w:ind w:left="360" w:hanging="360"/>
+      </w:pPr>
+      <w:rPr>
+        <w:rFonts w:ascii="Wingdings" w:hAnsi="Wingdings" w:hint="default"/>
+        <w:sz w:val="20"/>
+      </w:rPr>
+    </w:lvl>
+    <w:lvl w:ilvl="1" w:tentative="1">
+      <w:start w:val="1"/>
+      <w:numFmt w:val="bullet"/>
+      <w:lvlText w:val="o"/>
+      <w:lvlJc w:val="left"/>
+      <w:pPr>
+        <w:tabs>
+          <w:tab w:val="num" w:pos="1080"/>
+        </w:tabs>
+        <w:ind w:left="1080" w:hanging="360"/>
+      </w:pPr>
+      <w:rPr>
+        <w:rFonts w:ascii="Courier New" w:hAnsi="Courier New" w:hint="default"/>
+        <w:sz w:val="20"/>
+      </w:rPr>
+    </w:lvl>
+    <w:lvl w:ilvl="2" w:tentative="1">
+      <w:start w:val="1"/>
+      <w:numFmt w:val="bullet"/>
+      <w:lvlText w:val=""/>
+      <w:lvlJc w:val="left"/>
+      <w:pPr>
+        <w:tabs>
+          <w:tab w:val="num" w:pos="1800"/>
+        </w:tabs>
+        <w:ind w:left="1800" w:hanging="360"/>
+      </w:pPr>
+      <w:rPr>
+        <w:rFonts w:ascii="Wingdings" w:hAnsi="Wingdings" w:hint="default"/>
+        <w:sz w:val="20"/>
+      </w:rPr>
+    </w:lvl>
+    <w:lvl w:ilvl="3" w:tentative="1">
+      <w:start w:val="1"/>
+      <w:numFmt w:val="bullet"/>
+      <w:lvlText w:val=""/>
+      <w:lvlJc w:val="left"/>
+      <w:pPr>
+        <w:tabs>
+          <w:tab w:val="num" w:pos="2520"/>
+        </w:tabs>
+        <w:ind w:left="2520" w:hanging="360"/>
+      </w:pPr>
+      <w:rPr>
+        <w:rFonts w:ascii="Wingdings" w:hAnsi="Wingdings" w:hint="default"/>
+        <w:sz w:val="20"/>
+      </w:rPr>
+    </w:lvl>
+    <w:lvl w:ilvl="4" w:tentative="1">
+      <w:start w:val="1"/>
+      <w:numFmt w:val="bullet"/>
+      <w:lvlText w:val=""/>
+      <w:lvlJc w:val="left"/>
+      <w:pPr>
+        <w:tabs>
+          <w:tab w:val="num" w:pos="3240"/>
+        </w:tabs>
+        <w:ind w:left="3240" w:hanging="360"/>
+      </w:pPr>
+      <w:rPr>
+        <w:rFonts w:ascii="Wingdings" w:hAnsi="Wingdings" w:hint="default"/>
+        <w:sz w:val="20"/>
+      </w:rPr>
+    </w:lvl>
+    <w:lvl w:ilvl="5" w:tentative="1">
+      <w:start w:val="1"/>
+      <w:numFmt w:val="bullet"/>
+      <w:lvlText w:val=""/>
+      <w:lvlJc w:val="left"/>
+      <w:pPr>
+        <w:tabs>
+          <w:tab w:val="num" w:pos="3960"/>
+        </w:tabs>
+        <w:ind w:left="3960" w:hanging="360"/>
+      </w:pPr>
+      <w:rPr>
+        <w:rFonts w:ascii="Wingdings" w:hAnsi="Wingdings" w:hint="default"/>
+        <w:sz w:val="20"/>
+      </w:rPr>
+    </w:lvl>
+    <w:lvl w:ilvl="6" w:tentative="1">
+      <w:start w:val="1"/>
+      <w:numFmt w:val="bullet"/>
+      <w:lvlText w:val=""/>
+      <w:lvlJc w:val="left"/>
+      <w:pPr>
+        <w:tabs>
+          <w:tab w:val="num" w:pos="4680"/>
+        </w:tabs>
+        <w:ind w:left="4680" w:hanging="360"/>
+      </w:pPr>
+      <w:rPr>
+        <w:rFonts w:ascii="Wingdings" w:hAnsi="Wingdings" w:hint="default"/>
+        <w:sz w:val="20"/>
+      </w:rPr>
+    </w:lvl>
+    <w:lvl w:ilvl="7" w:tentative="1">
+      <w:start w:val="1"/>
+      <w:numFmt w:val="bullet"/>
+      <w:lvlText w:val=""/>
+      <w:lvlJc w:val="left"/>
+      <w:pPr>
+        <w:tabs>
+          <w:tab w:val="num" w:pos="5400"/>
+        </w:tabs>
+        <w:ind w:left="5400" w:hanging="360"/>
+      </w:pPr>
+      <w:rPr>
+        <w:rFonts w:ascii="Wingdings" w:hAnsi="Wingdings" w:hint="default"/>
+        <w:sz w:val="20"/>
+      </w:rPr>
+    </w:lvl>
+    <w:lvl w:ilvl="8" w:tentative="1">
+      <w:start w:val="1"/>
+      <w:numFmt w:val="bullet"/>
+      <w:lvlText w:val=""/>
+      <w:lvlJc w:val="left"/>
+      <w:pPr>
+        <w:tabs>
+          <w:tab w:val="num" w:pos="6120"/>
+        </w:tabs>
+        <w:ind w:left="6120" w:hanging="360"/>
+      </w:pPr>
+      <w:rPr>
+        <w:rFonts w:ascii="Wingdings" w:hAnsi="Wingdings" w:hint="default"/>
+        <w:sz w:val="20"/>
+      </w:rPr>
+    </w:lvl>
+  </w:abstractNum>
+  <w:abstractNum w:abstractNumId="10">
     <w:nsid w:val="4AF55C01"/>
     <w:multiLevelType w:val="hybridMultilevel"/>
     <w:tmpl w:val="9254488E"/>
@@ -5200,7 +5387,7 @@
       </w:rPr>
     </w:lvl>
   </w:abstractNum>
-  <w:abstractNum w:abstractNumId="9">
+  <w:abstractNum w:abstractNumId="11">
     <w:nsid w:val="4DD818E4"/>
     <w:multiLevelType w:val="multilevel"/>
     <w:tmpl w:val="15BAC624"/>
@@ -5349,7 +5536,7 @@
       </w:rPr>
     </w:lvl>
   </w:abstractNum>
-  <w:abstractNum w:abstractNumId="10">
+  <w:abstractNum w:abstractNumId="12">
     <w:nsid w:val="54EB0B3F"/>
     <w:multiLevelType w:val="multilevel"/>
     <w:tmpl w:val="25488E88"/>
@@ -5498,7 +5685,7 @@
       </w:rPr>
     </w:lvl>
   </w:abstractNum>
-  <w:abstractNum w:abstractNumId="11">
+  <w:abstractNum w:abstractNumId="13">
     <w:nsid w:val="55AA17B2"/>
     <w:multiLevelType w:val="hybridMultilevel"/>
     <w:tmpl w:val="95DA6F2E"/>
@@ -5584,7 +5771,7 @@
       </w:pPr>
     </w:lvl>
   </w:abstractNum>
-  <w:abstractNum w:abstractNumId="12">
+  <w:abstractNum w:abstractNumId="14">
     <w:nsid w:val="5658423E"/>
     <w:multiLevelType w:val="hybridMultilevel"/>
     <w:tmpl w:val="F490028A"/>
@@ -5697,7 +5884,7 @@
       </w:rPr>
     </w:lvl>
   </w:abstractNum>
-  <w:abstractNum w:abstractNumId="13">
+  <w:abstractNum w:abstractNumId="15">
     <w:nsid w:val="658558E9"/>
     <w:multiLevelType w:val="hybridMultilevel"/>
     <w:tmpl w:val="A20AF586"/>
@@ -5809,7 +5996,7 @@
       </w:rPr>
     </w:lvl>
   </w:abstractNum>
-  <w:abstractNum w:abstractNumId="14">
+  <w:abstractNum w:abstractNumId="16">
     <w:nsid w:val="6E9D419C"/>
     <w:multiLevelType w:val="hybridMultilevel"/>
     <w:tmpl w:val="A01AA866"/>
@@ -5923,52 +6110,58 @@
     </w:lvl>
   </w:abstractNum>
   <w:num w:numId="1">
-    <w:abstractNumId w:val="11"/>
+    <w:abstractNumId w:val="13"/>
     <w:lvlOverride w:ilvl="0">
       <w:startOverride w:val="1"/>
     </w:lvlOverride>
   </w:num>
   <w:num w:numId="2">
+    <w:abstractNumId w:val="16"/>
+  </w:num>
+  <w:num w:numId="3">
     <w:abstractNumId w:val="14"/>
   </w:num>
-  <w:num w:numId="3">
-    <w:abstractNumId w:val="12"/>
-  </w:num>
   <w:num w:numId="4">
-    <w:abstractNumId w:val="1"/>
+    <w:abstractNumId w:val="2"/>
   </w:num>
   <w:num w:numId="5">
+    <w:abstractNumId w:val="10"/>
+  </w:num>
+  <w:num w:numId="6">
+    <w:abstractNumId w:val="15"/>
+  </w:num>
+  <w:num w:numId="7">
     <w:abstractNumId w:val="8"/>
   </w:num>
-  <w:num w:numId="6">
-    <w:abstractNumId w:val="13"/>
-  </w:num>
-  <w:num w:numId="7">
+  <w:num w:numId="8">
     <w:abstractNumId w:val="7"/>
-  </w:num>
-  <w:num w:numId="8">
-    <w:abstractNumId w:val="6"/>
   </w:num>
   <w:num w:numId="9">
     <w:abstractNumId w:val="0"/>
   </w:num>
   <w:num w:numId="10">
-    <w:abstractNumId w:val="2"/>
+    <w:abstractNumId w:val="3"/>
   </w:num>
   <w:num w:numId="11">
+    <w:abstractNumId w:val="5"/>
+  </w:num>
+  <w:num w:numId="12">
+    <w:abstractNumId w:val="6"/>
+  </w:num>
+  <w:num w:numId="13">
+    <w:abstractNumId w:val="11"/>
+  </w:num>
+  <w:num w:numId="14">
+    <w:abstractNumId w:val="12"/>
+  </w:num>
+  <w:num w:numId="15">
     <w:abstractNumId w:val="4"/>
   </w:num>
-  <w:num w:numId="12">
-    <w:abstractNumId w:val="5"/>
-  </w:num>
-  <w:num w:numId="13">
+  <w:num w:numId="16">
     <w:abstractNumId w:val="9"/>
   </w:num>
-  <w:num w:numId="14">
-    <w:abstractNumId w:val="10"/>
-  </w:num>
-  <w:num w:numId="15">
-    <w:abstractNumId w:val="3"/>
+  <w:num w:numId="17">
+    <w:abstractNumId w:val="1"/>
   </w:num>
 </w:numbering>
 </file>

--- a/William/Java Backend/William_Jackson.docx
+++ b/William/Java Backend/William_Jackson.docx
@@ -6,26 +6,53 @@
       <w:pPr>
         <w:spacing w:after="40"/>
         <w:jc w:val="center"/>
-      </w:pPr>
-      <w:r>
-        <w:rPr>
+        <w:rPr>
+          <w:rFonts w:ascii="Stencil" w:hAnsi="Stencil"/>
+        </w:rPr>
+      </w:pPr>
+      <w:r>
+        <w:rPr>
+          <w:rFonts w:ascii="Stencil" w:hAnsi="Stencil"/>
           <w:b/>
           <w:bCs/>
           <w:color w:val="111111"/>
           <w:sz w:val="44"/>
           <w:szCs w:val="44"/>
         </w:rPr>
-        <w:t>WILLIAM</w:t>
-      </w:r>
-      <w:r>
-        <w:rPr>
+        <w:t>W</w:t>
+      </w:r>
+      <w:r>
+        <w:rPr>
+          <w:rFonts w:ascii="Stencil" w:hAnsi="Stencil"/>
+          <w:b/>
+          <w:bCs/>
+          <w:color w:val="111111"/>
+          <w:sz w:val="44"/>
+          <w:szCs w:val="44"/>
+        </w:rPr>
+        <w:t>illiam</w:t>
+      </w:r>
+      <w:r>
+        <w:rPr>
+          <w:rFonts w:ascii="Stencil" w:hAnsi="Stencil"/>
           <w:b/>
           <w:bCs/>
           <w:color w:val="B91C1C"/>
           <w:sz w:val="44"/>
           <w:szCs w:val="44"/>
         </w:rPr>
-        <w:t xml:space="preserve"> JACKSON</w:t>
+        <w:t xml:space="preserve"> J</w:t>
+      </w:r>
+      <w:r>
+        <w:rPr>
+          <w:rFonts w:ascii="Stencil" w:hAnsi="Stencil"/>
+          <w:b/>
+          <w:bCs/>
+          <w:color w:val="B91C1C"/>
+          <w:sz w:val="44"/>
+          <w:szCs w:val="44"/>
+        </w:rPr>
+        <w:t>ackson</w:t>
       </w:r>
     </w:p>
     <w:p>
@@ -41,6 +68,15 @@
           <w:szCs w:val="19"/>
         </w:rPr>
         <w:t>Senior Software Engineer</w:t>
+      </w:r>
+      <w:r>
+        <w:rPr>
+          <w:rFonts w:ascii="Arial" w:eastAsia="Arial" w:hAnsi="Arial" w:cs="Arial"/>
+          <w:color w:val="555555"/>
+          <w:sz w:val="19"/>
+          <w:szCs w:val="19"/>
+        </w:rPr>
+        <w:t xml:space="preserve"> – Java (Spring Boot) AWS/Azure/GCP</w:t>
       </w:r>
     </w:p>
     <w:tbl>
@@ -139,7 +175,16 @@
                 <w:sz w:val="17"/>
                 <w:szCs w:val="17"/>
               </w:rPr>
-              <w:t>linkedin.com/in/william-jackson-3816183aa</w:t>
+              <w:t>linkedin.com/in/william-jackson-</w:t>
+            </w:r>
+            <w:r>
+              <w:rPr>
+                <w:rFonts w:ascii="Arial" w:eastAsia="Arial" w:hAnsi="Arial" w:cs="Arial"/>
+                <w:color w:val="FFFFFF"/>
+                <w:sz w:val="17"/>
+                <w:szCs w:val="17"/>
+              </w:rPr>
+              <w:t>75b9343b6/</w:t>
             </w:r>
           </w:p>
         </w:tc>
@@ -177,222 +222,89 @@
         </w:rPr>
       </w:pPr>
       <w:r>
-        <w:rPr>
-          <w:rStyle w:val="Strong"/>
-          <w:rFonts w:ascii="Arial" w:hAnsi="Arial" w:cs="Arial"/>
-        </w:rPr>
-        <w:t>Senior Software Engineer</w:t>
-      </w:r>
-      <w:r>
-        <w:rPr>
-          <w:rFonts w:ascii="Arial" w:hAnsi="Arial" w:cs="Arial"/>
-        </w:rPr>
-        <w:t xml:space="preserve"> with ~10 years building </w:t>
-      </w:r>
-      <w:r>
-        <w:rPr>
-          <w:rStyle w:val="Strong"/>
-          <w:rFonts w:ascii="Arial" w:hAnsi="Arial" w:cs="Arial"/>
-        </w:rPr>
-        <w:t>backend systems</w:t>
-      </w:r>
-      <w:r>
-        <w:rPr>
-          <w:rFonts w:ascii="Arial" w:hAnsi="Arial" w:cs="Arial"/>
-        </w:rPr>
-        <w:t xml:space="preserve"> with a strong </w:t>
-      </w:r>
-      <w:r>
-        <w:rPr>
-          <w:rStyle w:val="Strong"/>
-          <w:rFonts w:ascii="Arial" w:hAnsi="Arial" w:cs="Arial"/>
-        </w:rPr>
-        <w:t>Java / Spring Boot</w:t>
-      </w:r>
-      <w:r>
-        <w:rPr>
-          <w:rFonts w:ascii="Arial" w:hAnsi="Arial" w:cs="Arial"/>
-        </w:rPr>
-        <w:t xml:space="preserve"> focus, delivering </w:t>
-      </w:r>
-      <w:r>
-        <w:rPr>
-          <w:rStyle w:val="Strong"/>
-          <w:rFonts w:ascii="Arial" w:hAnsi="Arial" w:cs="Arial"/>
-        </w:rPr>
-        <w:t>APIs</w:t>
-      </w:r>
-      <w:r>
-        <w:rPr>
-          <w:rFonts w:ascii="Arial" w:hAnsi="Arial" w:cs="Arial"/>
-        </w:rPr>
+        <w:t xml:space="preserve">Senior </w:t>
+      </w:r>
+      <w:r>
+        <w:rPr>
+          <w:rStyle w:val="Strong"/>
+        </w:rPr>
+        <w:t>Java Backend Engineer</w:t>
+      </w:r>
+      <w:r>
+        <w:t xml:space="preserve"> with 9+ years of experience designing resilient API platforms, transaction-heavy services, and cloud-native backend systems for </w:t>
+      </w:r>
+      <w:proofErr w:type="spellStart"/>
+      <w:r>
+        <w:rPr>
+          <w:rStyle w:val="Strong"/>
+        </w:rPr>
+        <w:t>SaaS</w:t>
+      </w:r>
+      <w:proofErr w:type="spellEnd"/>
+      <w:r>
+        <w:rPr>
+          <w:rStyle w:val="Strong"/>
+        </w:rPr>
+        <w:t>, enterprise workflow, logistics, and data-driven product</w:t>
+      </w:r>
+      <w:r>
+        <w:t xml:space="preserve"> environments. Strong hands-on depth in </w:t>
+      </w:r>
+      <w:r>
+        <w:rPr>
+          <w:rStyle w:val="Strong"/>
+        </w:rPr>
+        <w:t>Java 8–21</w:t>
+      </w:r>
+      <w:r>
         <w:t xml:space="preserve">, </w:t>
       </w:r>
       <w:r>
         <w:rPr>
           <w:rStyle w:val="Strong"/>
-          <w:rFonts w:ascii="Arial" w:hAnsi="Arial" w:cs="Arial"/>
-        </w:rPr>
-        <w:t>distributed services</w:t>
-      </w:r>
-      <w:r>
-        <w:rPr>
-          <w:rFonts w:ascii="Arial" w:hAnsi="Arial" w:cs="Arial"/>
-        </w:rPr>
-        <w:t xml:space="preserve">, and </w:t>
-      </w:r>
-      <w:r>
-        <w:rPr>
-          <w:rStyle w:val="Strong"/>
-          <w:rFonts w:ascii="Arial" w:hAnsi="Arial" w:cs="Arial"/>
-        </w:rPr>
-        <w:t>data-heavy workflows</w:t>
-      </w:r>
-      <w:r>
-        <w:rPr>
-          <w:rFonts w:ascii="Arial" w:hAnsi="Arial" w:cs="Arial"/>
-        </w:rPr>
-        <w:t xml:space="preserve"> that stay stable under real traffic and on-call pressure. I own the full lifecycle—turning ambiguous requirements into shippable scopes, implementing </w:t>
-      </w:r>
-      <w:r>
-        <w:rPr>
-          <w:rStyle w:val="Strong"/>
-          <w:rFonts w:ascii="Arial" w:hAnsi="Arial" w:cs="Arial"/>
-        </w:rPr>
-        <w:t>clean service boundaries</w:t>
-      </w:r>
-      <w:r>
-        <w:rPr>
-          <w:rFonts w:ascii="Arial" w:hAnsi="Arial" w:cs="Arial"/>
-        </w:rPr>
-        <w:t xml:space="preserve">, and hardening systems with </w:t>
+        </w:rPr>
+        <w:t>Spring Boot 2.3–3.2</w:t>
+      </w:r>
+      <w:r>
+        <w:t xml:space="preserve">, </w:t>
+      </w:r>
+      <w:r>
+        <w:rPr>
+          <w:rStyle w:val="Strong"/>
+        </w:rPr>
+        <w:t>Spring Cloud</w:t>
+      </w:r>
+      <w:r>
+        <w:t xml:space="preserve">, </w:t>
+      </w:r>
+      <w:r>
+        <w:rPr>
+          <w:rStyle w:val="Strong"/>
+        </w:rPr>
+        <w:t>Hibernate</w:t>
+      </w:r>
+      <w:r>
+        <w:t xml:space="preserve">, and distributed service design, with consistent ownership of architecture, debugging, modernization, and delivery quality. </w:t>
+      </w:r>
+      <w:proofErr w:type="gramStart"/>
+      <w:r>
+        <w:t xml:space="preserve">Proven record improving throughput, reducing failure rates, and stabilizing critical integrations through careful refactoring, </w:t>
       </w:r>
       <w:proofErr w:type="spellStart"/>
       <w:r>
-        <w:rPr>
-          <w:rStyle w:val="Strong"/>
-          <w:rFonts w:ascii="Arial" w:hAnsi="Arial" w:cs="Arial"/>
-        </w:rPr>
         <w:t>observability</w:t>
       </w:r>
       <w:proofErr w:type="spellEnd"/>
       <w:r>
-        <w:rPr>
-          <w:rFonts w:ascii="Arial" w:hAnsi="Arial" w:cs="Arial"/>
-        </w:rPr>
-        <w:t xml:space="preserve">, </w:t>
-      </w:r>
-      <w:r>
-        <w:rPr>
-          <w:rStyle w:val="Strong"/>
-          <w:rFonts w:ascii="Arial" w:hAnsi="Arial" w:cs="Arial"/>
-        </w:rPr>
-        <w:t>performance tuning</w:t>
-      </w:r>
-      <w:r>
-        <w:rPr>
-          <w:rFonts w:ascii="Arial" w:hAnsi="Arial" w:cs="Arial"/>
-        </w:rPr>
-        <w:t xml:space="preserve">, and </w:t>
-      </w:r>
-      <w:r>
-        <w:rPr>
-          <w:rStyle w:val="Strong"/>
-          <w:rFonts w:ascii="Arial" w:hAnsi="Arial" w:cs="Arial"/>
-        </w:rPr>
-        <w:t>safe rollout</w:t>
-      </w:r>
-      <w:r>
-        <w:rPr>
-          <w:rFonts w:ascii="Arial" w:hAnsi="Arial" w:cs="Arial"/>
-        </w:rPr>
-        <w:t xml:space="preserve"> practices. </w:t>
+        <w:t>, and secure API design.</w:t>
+      </w:r>
+      <w:proofErr w:type="gramEnd"/>
+      <w:r>
+        <w:t xml:space="preserve"> </w:t>
       </w:r>
       <w:proofErr w:type="gramStart"/>
       <w:r>
-        <w:rPr>
-          <w:rFonts w:ascii="Arial" w:hAnsi="Arial" w:cs="Arial"/>
-        </w:rPr>
-        <w:t xml:space="preserve">Known for reducing operational noise by standardizing </w:t>
-      </w:r>
-      <w:r>
-        <w:rPr>
-          <w:rStyle w:val="Strong"/>
-          <w:rFonts w:ascii="Arial" w:hAnsi="Arial" w:cs="Arial"/>
-        </w:rPr>
-        <w:t>structured logging</w:t>
-      </w:r>
-      <w:r>
-        <w:rPr>
-          <w:rFonts w:ascii="Arial" w:hAnsi="Arial" w:cs="Arial"/>
-        </w:rPr>
-        <w:t xml:space="preserve">, </w:t>
-      </w:r>
-      <w:r>
-        <w:rPr>
-          <w:rStyle w:val="Strong"/>
-          <w:rFonts w:ascii="Arial" w:hAnsi="Arial" w:cs="Arial"/>
-        </w:rPr>
-        <w:t>metrics</w:t>
-      </w:r>
-      <w:r>
-        <w:rPr>
-          <w:rFonts w:ascii="Arial" w:hAnsi="Arial" w:cs="Arial"/>
-        </w:rPr>
-        <w:t xml:space="preserve">, </w:t>
-      </w:r>
-      <w:r>
-        <w:rPr>
-          <w:rStyle w:val="Strong"/>
-          <w:rFonts w:ascii="Arial" w:hAnsi="Arial" w:cs="Arial"/>
-        </w:rPr>
-        <w:t>tracing</w:t>
-      </w:r>
-      <w:r>
-        <w:rPr>
-          <w:rFonts w:ascii="Arial" w:hAnsi="Arial" w:cs="Arial"/>
-        </w:rPr>
-        <w:t>, and post-incident follow-ups that convert recurring issues into durable fixes.</w:t>
-      </w:r>
-      <w:proofErr w:type="gramEnd"/>
-      <w:r>
-        <w:rPr>
-          <w:rFonts w:ascii="Arial" w:hAnsi="Arial" w:cs="Arial"/>
-        </w:rPr>
-        <w:t xml:space="preserve"> </w:t>
-      </w:r>
-      <w:proofErr w:type="gramStart"/>
-      <w:r>
-        <w:rPr>
-          <w:rFonts w:ascii="Arial" w:hAnsi="Arial" w:cs="Arial"/>
-        </w:rPr>
-        <w:t xml:space="preserve">Comfortable partnering with product and operations to ship incrementally while protecting </w:t>
-      </w:r>
-      <w:r>
-        <w:rPr>
-          <w:rStyle w:val="Strong"/>
-          <w:rFonts w:ascii="Arial" w:hAnsi="Arial" w:cs="Arial"/>
-        </w:rPr>
-        <w:t>security</w:t>
-      </w:r>
-      <w:r>
-        <w:rPr>
-          <w:rFonts w:ascii="Arial" w:hAnsi="Arial" w:cs="Arial"/>
-        </w:rPr>
-        <w:t xml:space="preserve">, </w:t>
-      </w:r>
-      <w:r>
-        <w:rPr>
-          <w:rStyle w:val="Strong"/>
-          <w:rFonts w:ascii="Arial" w:hAnsi="Arial" w:cs="Arial"/>
-        </w:rPr>
-        <w:t>data quality</w:t>
-      </w:r>
-      <w:r>
-        <w:rPr>
-          <w:rFonts w:ascii="Arial" w:hAnsi="Arial" w:cs="Arial"/>
-        </w:rPr>
-        <w:t>, and long-term maintainability.</w:t>
+        <w:t>Known for solving complex production issues, leading legacy migration efforts, and implementing backend features that scale cleanly under real business load.</w:t>
       </w:r>
       <w:proofErr w:type="gramEnd"/>
     </w:p>
@@ -413,712 +325,803 @@
         </w:rPr>
         <w:t>SKILLS</w:t>
       </w:r>
-      <w:bookmarkStart w:id="0" w:name="_GoBack"/>
-      <w:bookmarkEnd w:id="0"/>
     </w:p>
     <w:p>
       <w:pPr>
-        <w:pStyle w:val="ListParagraph"/>
+        <w:pStyle w:val="NormalWeb"/>
         <w:numPr>
           <w:ilvl w:val="0"/>
-          <w:numId w:val="2"/>
+          <w:numId w:val="18"/>
         </w:numPr>
-        <w:spacing w:after="80"/>
+        <w:spacing w:before="0" w:beforeAutospacing="0" w:after="0" w:afterAutospacing="0"/>
         <w:jc w:val="both"/>
         <w:rPr>
-          <w:rFonts w:ascii="Arial" w:hAnsi="Arial" w:cs="Arial"/>
-          <w:sz w:val="18"/>
-        </w:rPr>
-      </w:pPr>
-      <w:r>
-        <w:rPr>
-          <w:rStyle w:val="Strong"/>
-          <w:rFonts w:ascii="Arial" w:hAnsi="Arial" w:cs="Arial"/>
-          <w:sz w:val="18"/>
-        </w:rPr>
-        <w:t>Backend &amp; APIs</w:t>
-      </w:r>
-      <w:r>
-        <w:rPr>
-          <w:rFonts w:ascii="Arial" w:hAnsi="Arial" w:cs="Arial"/>
-          <w:sz w:val="18"/>
-        </w:rPr>
-        <w:t xml:space="preserve"> — </w:t>
-      </w:r>
-      <w:r>
-        <w:rPr>
-          <w:rStyle w:val="Strong"/>
-          <w:rFonts w:ascii="Arial" w:hAnsi="Arial" w:cs="Arial"/>
-          <w:sz w:val="18"/>
-        </w:rPr>
-        <w:t>Java</w:t>
-      </w:r>
-      <w:r>
-        <w:rPr>
-          <w:rFonts w:ascii="Arial" w:hAnsi="Arial" w:cs="Arial"/>
-          <w:sz w:val="18"/>
+          <w:b/>
+          <w:sz w:val="20"/>
+        </w:rPr>
+      </w:pPr>
+      <w:r>
+        <w:rPr>
+          <w:rStyle w:val="Strong"/>
+          <w:sz w:val="20"/>
+        </w:rPr>
+        <w:t>Backend:</w:t>
+      </w:r>
+      <w:r>
+        <w:rPr>
+          <w:sz w:val="20"/>
+        </w:rPr>
+        <w:t xml:space="preserve"> </w:t>
+      </w:r>
+      <w:r>
+        <w:rPr>
+          <w:rStyle w:val="Strong"/>
+          <w:sz w:val="20"/>
+        </w:rPr>
+        <w:t>Java 8–21</w:t>
+      </w:r>
+      <w:r>
+        <w:rPr>
+          <w:sz w:val="20"/>
         </w:rPr>
         <w:t xml:space="preserve">, </w:t>
       </w:r>
       <w:r>
         <w:rPr>
           <w:rStyle w:val="Strong"/>
-          <w:rFonts w:ascii="Arial" w:hAnsi="Arial" w:cs="Arial"/>
-          <w:sz w:val="18"/>
-        </w:rPr>
-        <w:t>Spring</w:t>
-      </w:r>
-      <w:r>
-        <w:rPr>
-          <w:rFonts w:ascii="Arial" w:hAnsi="Arial" w:cs="Arial"/>
-          <w:sz w:val="18"/>
+          <w:sz w:val="20"/>
+        </w:rPr>
+        <w:t>Spring Boot 2.3–3.2</w:t>
+      </w:r>
+      <w:r>
+        <w:rPr>
+          <w:sz w:val="20"/>
         </w:rPr>
         <w:t xml:space="preserve">, </w:t>
       </w:r>
       <w:r>
         <w:rPr>
           <w:rStyle w:val="Strong"/>
-          <w:rFonts w:ascii="Arial" w:hAnsi="Arial" w:cs="Arial"/>
-          <w:sz w:val="18"/>
-        </w:rPr>
-        <w:t>Spring Boot</w:t>
-      </w:r>
-      <w:r>
-        <w:rPr>
-          <w:rFonts w:ascii="Arial" w:hAnsi="Arial" w:cs="Arial"/>
-          <w:sz w:val="18"/>
-        </w:rPr>
-        <w:t xml:space="preserve">, Spring MVC, Spring Security, JPA/Hibernate, JDBC, Maven, </w:t>
+          <w:b w:val="0"/>
+          <w:sz w:val="20"/>
+        </w:rPr>
+        <w:t>Spring MVC</w:t>
+      </w:r>
+      <w:r>
+        <w:rPr>
+          <w:b/>
+          <w:sz w:val="20"/>
+        </w:rPr>
+        <w:t xml:space="preserve">, </w:t>
+      </w:r>
+      <w:r>
+        <w:rPr>
+          <w:rStyle w:val="Strong"/>
+          <w:b w:val="0"/>
+          <w:sz w:val="20"/>
+        </w:rPr>
+        <w:t>Spring Data JPA</w:t>
+      </w:r>
+      <w:r>
+        <w:rPr>
+          <w:b/>
+          <w:sz w:val="20"/>
+        </w:rPr>
+        <w:t xml:space="preserve">, </w:t>
+      </w:r>
+      <w:r>
+        <w:rPr>
+          <w:rStyle w:val="Strong"/>
+          <w:b w:val="0"/>
+          <w:sz w:val="20"/>
+        </w:rPr>
+        <w:t>Spring Security</w:t>
+      </w:r>
+      <w:r>
+        <w:rPr>
+          <w:b/>
+          <w:sz w:val="20"/>
+        </w:rPr>
+        <w:t xml:space="preserve">, </w:t>
+      </w:r>
+      <w:r>
+        <w:rPr>
+          <w:rStyle w:val="Strong"/>
+          <w:b w:val="0"/>
+          <w:sz w:val="20"/>
+        </w:rPr>
+        <w:t>Spring Cloud</w:t>
+      </w:r>
+      <w:r>
+        <w:rPr>
+          <w:b/>
+          <w:sz w:val="20"/>
+        </w:rPr>
+        <w:t xml:space="preserve">, </w:t>
+      </w:r>
+      <w:r>
+        <w:rPr>
+          <w:rStyle w:val="Strong"/>
+          <w:b w:val="0"/>
+          <w:sz w:val="20"/>
+        </w:rPr>
+        <w:t>Hibernate</w:t>
+      </w:r>
+      <w:r>
+        <w:rPr>
+          <w:b/>
+          <w:sz w:val="20"/>
+        </w:rPr>
+        <w:t xml:space="preserve">, </w:t>
       </w:r>
       <w:proofErr w:type="spellStart"/>
       <w:r>
         <w:rPr>
-          <w:rFonts w:ascii="Arial" w:hAnsi="Arial" w:cs="Arial"/>
-          <w:sz w:val="18"/>
+          <w:rStyle w:val="Strong"/>
+          <w:b w:val="0"/>
+          <w:sz w:val="20"/>
+        </w:rPr>
+        <w:t>JUnit</w:t>
+      </w:r>
+      <w:proofErr w:type="spellEnd"/>
+      <w:r>
+        <w:rPr>
+          <w:rStyle w:val="Strong"/>
+          <w:b w:val="0"/>
+          <w:sz w:val="20"/>
+        </w:rPr>
+        <w:t xml:space="preserve"> 5</w:t>
+      </w:r>
+      <w:r>
+        <w:rPr>
+          <w:b/>
+          <w:sz w:val="20"/>
+        </w:rPr>
+        <w:t xml:space="preserve">, </w:t>
+      </w:r>
+      <w:r>
+        <w:rPr>
+          <w:rStyle w:val="Strong"/>
+          <w:b w:val="0"/>
+          <w:sz w:val="20"/>
+        </w:rPr>
+        <w:t>Maven</w:t>
+      </w:r>
+      <w:r>
+        <w:rPr>
+          <w:b/>
+          <w:sz w:val="20"/>
+        </w:rPr>
+        <w:t xml:space="preserve">, </w:t>
+      </w:r>
+      <w:proofErr w:type="spellStart"/>
+      <w:r>
+        <w:rPr>
+          <w:rStyle w:val="Strong"/>
+          <w:b w:val="0"/>
+          <w:sz w:val="20"/>
         </w:rPr>
         <w:t>Gradle</w:t>
-      </w:r>
-      <w:proofErr w:type="spellEnd"/>
-      <w:r>
-        <w:rPr>
-          <w:rFonts w:ascii="Arial" w:hAnsi="Arial" w:cs="Arial"/>
-          <w:sz w:val="18"/>
-        </w:rPr>
-        <w:t xml:space="preserve">, REST, </w:t>
-      </w:r>
-      <w:proofErr w:type="spellStart"/>
-      <w:r>
-        <w:rPr>
-          <w:rFonts w:ascii="Arial" w:hAnsi="Arial" w:cs="Arial"/>
-          <w:sz w:val="18"/>
-        </w:rPr>
-        <w:t>OpenAPI</w:t>
-      </w:r>
-      <w:proofErr w:type="spellEnd"/>
-      <w:r>
-        <w:rPr>
-          <w:rFonts w:ascii="Arial" w:hAnsi="Arial" w:cs="Arial"/>
-          <w:sz w:val="18"/>
-        </w:rPr>
-        <w:t xml:space="preserve">/Swagger, JWT, OAuth2, </w:t>
-      </w:r>
-      <w:proofErr w:type="spellStart"/>
-      <w:r>
-        <w:rPr>
-          <w:rFonts w:ascii="Arial" w:hAnsi="Arial" w:cs="Arial"/>
-          <w:sz w:val="18"/>
-        </w:rPr>
-        <w:t>OpenID</w:t>
-      </w:r>
-      <w:proofErr w:type="spellEnd"/>
-      <w:r>
-        <w:rPr>
-          <w:rFonts w:ascii="Arial" w:hAnsi="Arial" w:cs="Arial"/>
-          <w:sz w:val="18"/>
-        </w:rPr>
-        <w:t xml:space="preserve"> Connect, </w:t>
-      </w:r>
-      <w:proofErr w:type="spellStart"/>
-      <w:r>
-        <w:rPr>
-          <w:rFonts w:ascii="Arial" w:hAnsi="Arial" w:cs="Arial"/>
-          <w:sz w:val="18"/>
-        </w:rPr>
-        <w:t>microservices</w:t>
-      </w:r>
-      <w:proofErr w:type="spellEnd"/>
-      <w:r>
-        <w:rPr>
-          <w:rFonts w:ascii="Arial" w:hAnsi="Arial" w:cs="Arial"/>
-          <w:sz w:val="18"/>
-        </w:rPr>
-        <w:t xml:space="preserve">, event-driven architecture, </w:t>
-      </w:r>
-      <w:proofErr w:type="spellStart"/>
-      <w:r>
-        <w:rPr>
-          <w:rFonts w:ascii="Arial" w:hAnsi="Arial" w:cs="Arial"/>
-          <w:sz w:val="18"/>
-        </w:rPr>
-        <w:t>idempotency</w:t>
-      </w:r>
-      <w:proofErr w:type="spellEnd"/>
-      <w:r>
-        <w:rPr>
-          <w:rFonts w:ascii="Arial" w:hAnsi="Arial" w:cs="Arial"/>
-          <w:sz w:val="18"/>
-        </w:rPr>
-        <w:t>, rate limiting, retries, circuit breakers, backpressure, queue-based workflows</w:t>
-      </w:r>
-    </w:p>
-    <w:p>
-      <w:pPr>
-        <w:pStyle w:val="ListParagraph"/>
-        <w:numPr>
-          <w:ilvl w:val="0"/>
-          <w:numId w:val="2"/>
-        </w:numPr>
-        <w:spacing w:after="80"/>
-        <w:jc w:val="both"/>
-        <w:rPr>
-          <w:rFonts w:ascii="Arial" w:hAnsi="Arial" w:cs="Arial"/>
-          <w:sz w:val="18"/>
-        </w:rPr>
-      </w:pPr>
-      <w:r>
-        <w:rPr>
-          <w:rStyle w:val="Strong"/>
-          <w:rFonts w:ascii="Arial" w:hAnsi="Arial" w:cs="Arial"/>
-          <w:sz w:val="18"/>
-        </w:rPr>
-        <w:t>Data, Messaging &amp; Search</w:t>
-      </w:r>
-      <w:r>
-        <w:rPr>
-          <w:rFonts w:ascii="Arial" w:hAnsi="Arial" w:cs="Arial"/>
-          <w:sz w:val="18"/>
-        </w:rPr>
-        <w:t xml:space="preserve"> — Relational: </w:t>
-      </w:r>
-      <w:proofErr w:type="spellStart"/>
-      <w:r>
-        <w:rPr>
-          <w:rStyle w:val="Strong"/>
-          <w:rFonts w:ascii="Arial" w:hAnsi="Arial" w:cs="Arial"/>
-          <w:sz w:val="18"/>
-        </w:rPr>
-        <w:t>PostgreSQL</w:t>
-      </w:r>
-      <w:proofErr w:type="spellEnd"/>
-      <w:r>
-        <w:rPr>
-          <w:rFonts w:ascii="Arial" w:hAnsi="Arial" w:cs="Arial"/>
-          <w:sz w:val="18"/>
-        </w:rPr>
-        <w:t xml:space="preserve">, </w:t>
-      </w:r>
-      <w:r>
-        <w:rPr>
-          <w:rStyle w:val="Strong"/>
-          <w:rFonts w:ascii="Arial" w:hAnsi="Arial" w:cs="Arial"/>
-          <w:sz w:val="18"/>
-        </w:rPr>
-        <w:t>MySQL</w:t>
-      </w:r>
-      <w:r>
-        <w:rPr>
-          <w:rFonts w:ascii="Arial" w:hAnsi="Arial" w:cs="Arial"/>
-          <w:sz w:val="18"/>
-        </w:rPr>
-        <w:t xml:space="preserve">, </w:t>
-      </w:r>
-      <w:r>
-        <w:rPr>
-          <w:rStyle w:val="Strong"/>
-          <w:rFonts w:ascii="Arial" w:hAnsi="Arial" w:cs="Arial"/>
-          <w:sz w:val="18"/>
-        </w:rPr>
-        <w:t>SQL Server</w:t>
-      </w:r>
-      <w:r>
-        <w:rPr>
-          <w:rFonts w:ascii="Arial" w:hAnsi="Arial" w:cs="Arial"/>
-          <w:sz w:val="18"/>
-        </w:rPr>
-        <w:t xml:space="preserve">; </w:t>
-      </w:r>
-      <w:proofErr w:type="spellStart"/>
-      <w:r>
-        <w:rPr>
-          <w:rFonts w:ascii="Arial" w:hAnsi="Arial" w:cs="Arial"/>
-          <w:sz w:val="18"/>
-        </w:rPr>
-        <w:t>NoSQL</w:t>
-      </w:r>
-      <w:proofErr w:type="spellEnd"/>
-      <w:r>
-        <w:rPr>
-          <w:rFonts w:ascii="Arial" w:hAnsi="Arial" w:cs="Arial"/>
-          <w:sz w:val="18"/>
-        </w:rPr>
-        <w:t xml:space="preserve">: </w:t>
-      </w:r>
-      <w:proofErr w:type="spellStart"/>
-      <w:r>
-        <w:rPr>
-          <w:rStyle w:val="Strong"/>
-          <w:rFonts w:ascii="Arial" w:hAnsi="Arial" w:cs="Arial"/>
-          <w:sz w:val="18"/>
-        </w:rPr>
-        <w:t>Redis</w:t>
-      </w:r>
-      <w:proofErr w:type="spellEnd"/>
-      <w:r>
-        <w:rPr>
-          <w:rFonts w:ascii="Arial" w:hAnsi="Arial" w:cs="Arial"/>
-          <w:sz w:val="18"/>
-        </w:rPr>
-        <w:t xml:space="preserve">, </w:t>
-      </w:r>
-      <w:proofErr w:type="spellStart"/>
-      <w:r>
-        <w:rPr>
-          <w:rStyle w:val="Strong"/>
-          <w:rFonts w:ascii="Arial" w:hAnsi="Arial" w:cs="Arial"/>
-          <w:sz w:val="18"/>
-        </w:rPr>
-        <w:t>MongoDB</w:t>
-      </w:r>
-      <w:proofErr w:type="spellEnd"/>
-      <w:r>
-        <w:rPr>
-          <w:rFonts w:ascii="Arial" w:hAnsi="Arial" w:cs="Arial"/>
-          <w:sz w:val="18"/>
-        </w:rPr>
-        <w:t xml:space="preserve">, </w:t>
-      </w:r>
-      <w:proofErr w:type="spellStart"/>
-      <w:r>
-        <w:rPr>
-          <w:rStyle w:val="Strong"/>
-          <w:rFonts w:ascii="Arial" w:hAnsi="Arial" w:cs="Arial"/>
-          <w:sz w:val="18"/>
-        </w:rPr>
-        <w:t>DynamoDB</w:t>
-      </w:r>
-      <w:proofErr w:type="spellEnd"/>
-      <w:r>
-        <w:rPr>
-          <w:rFonts w:ascii="Arial" w:hAnsi="Arial" w:cs="Arial"/>
-          <w:sz w:val="18"/>
-        </w:rPr>
-        <w:t xml:space="preserve">; Queues/streams: </w:t>
-      </w:r>
-      <w:r>
-        <w:rPr>
-          <w:rStyle w:val="Strong"/>
-          <w:rFonts w:ascii="Arial" w:hAnsi="Arial" w:cs="Arial"/>
-          <w:sz w:val="18"/>
-        </w:rPr>
-        <w:t>AWS SQS/SNS</w:t>
-      </w:r>
-      <w:r>
-        <w:rPr>
-          <w:rFonts w:ascii="Arial" w:hAnsi="Arial" w:cs="Arial"/>
-          <w:sz w:val="18"/>
-        </w:rPr>
-        <w:t xml:space="preserve">, </w:t>
-      </w:r>
-      <w:r>
-        <w:rPr>
-          <w:rStyle w:val="Strong"/>
-          <w:rFonts w:ascii="Arial" w:hAnsi="Arial" w:cs="Arial"/>
-          <w:sz w:val="18"/>
-        </w:rPr>
-        <w:t>Kafka</w:t>
-      </w:r>
-      <w:r>
-        <w:rPr>
-          <w:rFonts w:ascii="Arial" w:hAnsi="Arial" w:cs="Arial"/>
-          <w:sz w:val="18"/>
-        </w:rPr>
-        <w:t xml:space="preserve">, </w:t>
-      </w:r>
-      <w:proofErr w:type="spellStart"/>
-      <w:r>
-        <w:rPr>
-          <w:rStyle w:val="Strong"/>
-          <w:rFonts w:ascii="Arial" w:hAnsi="Arial" w:cs="Arial"/>
-          <w:sz w:val="18"/>
-        </w:rPr>
-        <w:t>RabbitMQ</w:t>
-      </w:r>
-      <w:proofErr w:type="spellEnd"/>
-      <w:r>
-        <w:rPr>
-          <w:rFonts w:ascii="Arial" w:hAnsi="Arial" w:cs="Arial"/>
-          <w:sz w:val="18"/>
-        </w:rPr>
-        <w:t xml:space="preserve">; Search: </w:t>
-      </w:r>
-      <w:proofErr w:type="spellStart"/>
-      <w:r>
-        <w:rPr>
-          <w:rStyle w:val="Strong"/>
-          <w:rFonts w:ascii="Arial" w:hAnsi="Arial" w:cs="Arial"/>
-          <w:sz w:val="18"/>
-        </w:rPr>
-        <w:t>Elasticsearch</w:t>
-      </w:r>
-      <w:proofErr w:type="spellEnd"/>
-      <w:r>
-        <w:rPr>
-          <w:rFonts w:ascii="Arial" w:hAnsi="Arial" w:cs="Arial"/>
-          <w:sz w:val="18"/>
-        </w:rPr>
-        <w:t xml:space="preserve">, </w:t>
-      </w:r>
-      <w:r>
-        <w:rPr>
-          <w:rStyle w:val="Strong"/>
-          <w:rFonts w:ascii="Arial" w:hAnsi="Arial" w:cs="Arial"/>
-          <w:sz w:val="18"/>
-        </w:rPr>
-        <w:t>OpenSearch</w:t>
-      </w:r>
-      <w:r>
-        <w:rPr>
-          <w:rFonts w:ascii="Arial" w:hAnsi="Arial" w:cs="Arial"/>
-          <w:sz w:val="18"/>
-        </w:rPr>
-        <w:t xml:space="preserve">; Analytics: </w:t>
-      </w:r>
-      <w:r>
-        <w:rPr>
-          <w:rStyle w:val="Strong"/>
-          <w:rFonts w:ascii="Arial" w:hAnsi="Arial" w:cs="Arial"/>
-          <w:sz w:val="18"/>
-        </w:rPr>
-        <w:t>Redshift</w:t>
-      </w:r>
-      <w:r>
-        <w:rPr>
-          <w:rFonts w:ascii="Arial" w:hAnsi="Arial" w:cs="Arial"/>
-          <w:sz w:val="18"/>
-        </w:rPr>
-        <w:t xml:space="preserve">, </w:t>
-      </w:r>
-      <w:proofErr w:type="spellStart"/>
-      <w:r>
-        <w:rPr>
-          <w:rStyle w:val="Strong"/>
-          <w:rFonts w:ascii="Arial" w:hAnsi="Arial" w:cs="Arial"/>
-          <w:sz w:val="18"/>
-        </w:rPr>
-        <w:t>BigQuery</w:t>
       </w:r>
       <w:proofErr w:type="spellEnd"/>
     </w:p>
     <w:p>
       <w:pPr>
-        <w:pStyle w:val="ListParagraph"/>
+        <w:pStyle w:val="NormalWeb"/>
         <w:numPr>
           <w:ilvl w:val="0"/>
-          <w:numId w:val="2"/>
+          <w:numId w:val="18"/>
         </w:numPr>
-        <w:spacing w:after="80"/>
+        <w:spacing w:before="0" w:beforeAutospacing="0" w:after="0" w:afterAutospacing="0"/>
         <w:jc w:val="both"/>
         <w:rPr>
-          <w:rFonts w:ascii="Arial" w:hAnsi="Arial" w:cs="Arial"/>
-          <w:sz w:val="18"/>
-        </w:rPr>
-      </w:pPr>
-      <w:r>
-        <w:rPr>
-          <w:rStyle w:val="Strong"/>
-          <w:rFonts w:ascii="Arial" w:hAnsi="Arial" w:cs="Arial"/>
-          <w:sz w:val="18"/>
-        </w:rPr>
-        <w:t xml:space="preserve">Cloud &amp; </w:t>
+          <w:sz w:val="20"/>
+        </w:rPr>
+      </w:pPr>
+      <w:r>
+        <w:rPr>
+          <w:rStyle w:val="Strong"/>
+          <w:sz w:val="20"/>
+        </w:rPr>
+        <w:t>API &amp; Integration:</w:t>
+      </w:r>
+      <w:r>
+        <w:rPr>
+          <w:sz w:val="20"/>
+        </w:rPr>
+        <w:t xml:space="preserve"> </w:t>
+      </w:r>
+      <w:r>
+        <w:rPr>
+          <w:rStyle w:val="Strong"/>
+          <w:sz w:val="20"/>
+        </w:rPr>
+        <w:t>REST API</w:t>
+      </w:r>
+      <w:r>
+        <w:rPr>
+          <w:sz w:val="20"/>
+        </w:rPr>
+        <w:t xml:space="preserve">, </w:t>
       </w:r>
       <w:proofErr w:type="spellStart"/>
       <w:r>
         <w:rPr>
           <w:rStyle w:val="Strong"/>
-          <w:rFonts w:ascii="Arial" w:hAnsi="Arial" w:cs="Arial"/>
-          <w:sz w:val="18"/>
-        </w:rPr>
-        <w:t>DevOps</w:t>
+          <w:sz w:val="20"/>
+        </w:rPr>
+        <w:t>Microservices</w:t>
       </w:r>
       <w:proofErr w:type="spellEnd"/>
       <w:r>
         <w:rPr>
-          <w:rFonts w:ascii="Arial" w:hAnsi="Arial" w:cs="Arial"/>
-          <w:sz w:val="18"/>
-        </w:rPr>
-        <w:t xml:space="preserve"> — </w:t>
-      </w:r>
-      <w:r>
-        <w:rPr>
-          <w:rStyle w:val="Strong"/>
-          <w:rFonts w:ascii="Arial" w:hAnsi="Arial" w:cs="Arial"/>
-          <w:sz w:val="18"/>
-        </w:rPr>
-        <w:t xml:space="preserve">AWS (primary): EKS, ECS, EC2, Lambda, API Gateway, S3, </w:t>
+          <w:sz w:val="20"/>
+        </w:rPr>
+        <w:t xml:space="preserve">, </w:t>
       </w:r>
       <w:proofErr w:type="spellStart"/>
       <w:r>
         <w:rPr>
           <w:rStyle w:val="Strong"/>
-          <w:rFonts w:ascii="Arial" w:hAnsi="Arial" w:cs="Arial"/>
-          <w:sz w:val="18"/>
-        </w:rPr>
-        <w:t>CloudFront</w:t>
+          <w:sz w:val="20"/>
+        </w:rPr>
+        <w:t>OpenAPI</w:t>
       </w:r>
       <w:proofErr w:type="spellEnd"/>
       <w:r>
         <w:rPr>
           <w:rStyle w:val="Strong"/>
-          <w:rFonts w:ascii="Arial" w:hAnsi="Arial" w:cs="Arial"/>
-          <w:sz w:val="18"/>
-        </w:rPr>
-        <w:t xml:space="preserve">, RDS, </w:t>
+          <w:sz w:val="20"/>
+        </w:rPr>
+        <w:t>/Swagger</w:t>
+      </w:r>
+      <w:r>
+        <w:rPr>
+          <w:sz w:val="20"/>
+        </w:rPr>
+        <w:t xml:space="preserve">, </w:t>
+      </w:r>
+      <w:r>
+        <w:rPr>
+          <w:rStyle w:val="Strong"/>
+          <w:sz w:val="20"/>
+        </w:rPr>
+        <w:t>JWT</w:t>
+      </w:r>
+      <w:r>
+        <w:rPr>
+          <w:sz w:val="20"/>
+        </w:rPr>
+        <w:t xml:space="preserve">, </w:t>
+      </w:r>
+      <w:r>
+        <w:rPr>
+          <w:rStyle w:val="Strong"/>
+          <w:sz w:val="20"/>
+        </w:rPr>
+        <w:t>OAuth2</w:t>
+      </w:r>
+      <w:r>
+        <w:rPr>
+          <w:sz w:val="20"/>
+        </w:rPr>
+        <w:t xml:space="preserve">, </w:t>
+      </w:r>
+      <w:r>
+        <w:rPr>
+          <w:rStyle w:val="Strong"/>
+          <w:sz w:val="20"/>
+        </w:rPr>
+        <w:t>RBAC</w:t>
+      </w:r>
+      <w:r>
+        <w:rPr>
+          <w:sz w:val="20"/>
+        </w:rPr>
+        <w:t xml:space="preserve">, </w:t>
       </w:r>
       <w:proofErr w:type="spellStart"/>
       <w:r>
         <w:rPr>
-          <w:rStyle w:val="Strong"/>
-          <w:rFonts w:ascii="Arial" w:hAnsi="Arial" w:cs="Arial"/>
-          <w:sz w:val="18"/>
-        </w:rPr>
-        <w:t>DynamoDB</w:t>
+          <w:sz w:val="20"/>
+        </w:rPr>
+        <w:t>webhook</w:t>
       </w:r>
       <w:proofErr w:type="spellEnd"/>
       <w:r>
         <w:rPr>
-          <w:rStyle w:val="Strong"/>
-          <w:rFonts w:ascii="Arial" w:hAnsi="Arial" w:cs="Arial"/>
-          <w:sz w:val="18"/>
-        </w:rPr>
-        <w:t xml:space="preserve">, </w:t>
+          <w:sz w:val="20"/>
+        </w:rPr>
+        <w:t xml:space="preserve"> integration, third-party service integration, </w:t>
       </w:r>
       <w:proofErr w:type="spellStart"/>
       <w:r>
         <w:rPr>
-          <w:rStyle w:val="Strong"/>
-          <w:rFonts w:ascii="Arial" w:hAnsi="Arial" w:cs="Arial"/>
-          <w:sz w:val="18"/>
-        </w:rPr>
-        <w:t>ElastiCache</w:t>
+          <w:sz w:val="20"/>
+        </w:rPr>
+        <w:t>async</w:t>
       </w:r>
       <w:proofErr w:type="spellEnd"/>
       <w:r>
         <w:rPr>
-          <w:rStyle w:val="Strong"/>
-          <w:rFonts w:ascii="Arial" w:hAnsi="Arial" w:cs="Arial"/>
-          <w:sz w:val="18"/>
-        </w:rPr>
-        <w:t xml:space="preserve">, </w:t>
-      </w:r>
-      <w:proofErr w:type="spellStart"/>
-      <w:r>
-        <w:rPr>
-          <w:rStyle w:val="Strong"/>
-          <w:rFonts w:ascii="Arial" w:hAnsi="Arial" w:cs="Arial"/>
-          <w:sz w:val="18"/>
-        </w:rPr>
-        <w:t>EventBridge</w:t>
-      </w:r>
-      <w:proofErr w:type="spellEnd"/>
-      <w:r>
-        <w:rPr>
-          <w:rStyle w:val="Strong"/>
-          <w:rFonts w:ascii="Arial" w:hAnsi="Arial" w:cs="Arial"/>
-          <w:sz w:val="18"/>
-        </w:rPr>
-        <w:t>, Step Functions, IAM</w:t>
-      </w:r>
-      <w:r>
-        <w:rPr>
-          <w:rFonts w:ascii="Arial" w:hAnsi="Arial" w:cs="Arial"/>
-          <w:sz w:val="18"/>
-        </w:rPr>
-        <w:t xml:space="preserve">; Azure: AKS, App Service, Azure SQL, Service Bus, Key Vault, Application Insights; GCP: GKE, Cloud Run, Pub/Sub, Cloud Storage, </w:t>
-      </w:r>
-      <w:proofErr w:type="spellStart"/>
-      <w:r>
-        <w:rPr>
-          <w:rFonts w:ascii="Arial" w:hAnsi="Arial" w:cs="Arial"/>
-          <w:sz w:val="18"/>
-        </w:rPr>
-        <w:t>BigQuery</w:t>
-      </w:r>
-      <w:proofErr w:type="spellEnd"/>
-      <w:r>
-        <w:rPr>
-          <w:rFonts w:ascii="Arial" w:hAnsi="Arial" w:cs="Arial"/>
-          <w:sz w:val="18"/>
-        </w:rPr>
-        <w:t xml:space="preserve">; </w:t>
-      </w:r>
-      <w:proofErr w:type="spellStart"/>
-      <w:r>
-        <w:rPr>
-          <w:rFonts w:ascii="Arial" w:hAnsi="Arial" w:cs="Arial"/>
-          <w:sz w:val="18"/>
-        </w:rPr>
-        <w:t>Docker</w:t>
-      </w:r>
-      <w:proofErr w:type="spellEnd"/>
-      <w:r>
-        <w:rPr>
-          <w:rFonts w:ascii="Arial" w:hAnsi="Arial" w:cs="Arial"/>
-          <w:sz w:val="18"/>
-        </w:rPr>
-        <w:t xml:space="preserve">, </w:t>
-      </w:r>
-      <w:proofErr w:type="spellStart"/>
-      <w:r>
-        <w:rPr>
-          <w:rFonts w:ascii="Arial" w:hAnsi="Arial" w:cs="Arial"/>
-          <w:sz w:val="18"/>
-        </w:rPr>
-        <w:t>Kubernetes</w:t>
-      </w:r>
-      <w:proofErr w:type="spellEnd"/>
-      <w:r>
-        <w:rPr>
-          <w:rFonts w:ascii="Arial" w:hAnsi="Arial" w:cs="Arial"/>
-          <w:sz w:val="18"/>
-        </w:rPr>
-        <w:t xml:space="preserve">, Helm, Argo CD, </w:t>
-      </w:r>
-      <w:proofErr w:type="spellStart"/>
-      <w:r>
-        <w:rPr>
-          <w:rFonts w:ascii="Arial" w:hAnsi="Arial" w:cs="Arial"/>
-          <w:sz w:val="18"/>
-        </w:rPr>
-        <w:t>GitOps</w:t>
-      </w:r>
-      <w:proofErr w:type="spellEnd"/>
-      <w:r>
-        <w:rPr>
-          <w:rFonts w:ascii="Arial" w:hAnsi="Arial" w:cs="Arial"/>
-          <w:sz w:val="18"/>
-        </w:rPr>
-        <w:t xml:space="preserve">, </w:t>
-      </w:r>
-      <w:proofErr w:type="spellStart"/>
-      <w:r>
-        <w:rPr>
-          <w:rFonts w:ascii="Arial" w:hAnsi="Arial" w:cs="Arial"/>
-          <w:sz w:val="18"/>
-        </w:rPr>
-        <w:t>Terraform</w:t>
-      </w:r>
-      <w:proofErr w:type="spellEnd"/>
-      <w:r>
-        <w:rPr>
-          <w:rFonts w:ascii="Arial" w:hAnsi="Arial" w:cs="Arial"/>
-          <w:sz w:val="18"/>
-        </w:rPr>
-        <w:t xml:space="preserve">, </w:t>
-      </w:r>
-      <w:proofErr w:type="spellStart"/>
-      <w:r>
-        <w:rPr>
-          <w:rFonts w:ascii="Arial" w:hAnsi="Arial" w:cs="Arial"/>
-          <w:sz w:val="18"/>
-        </w:rPr>
-        <w:t>CloudFormation</w:t>
-      </w:r>
-      <w:proofErr w:type="spellEnd"/>
-      <w:r>
-        <w:rPr>
-          <w:rFonts w:ascii="Arial" w:hAnsi="Arial" w:cs="Arial"/>
-          <w:sz w:val="18"/>
-        </w:rPr>
-        <w:t xml:space="preserve">; CI/CD: </w:t>
-      </w:r>
-      <w:proofErr w:type="spellStart"/>
-      <w:r>
-        <w:rPr>
-          <w:rFonts w:ascii="Arial" w:hAnsi="Arial" w:cs="Arial"/>
-          <w:sz w:val="18"/>
-        </w:rPr>
-        <w:t>GitHub</w:t>
-      </w:r>
-      <w:proofErr w:type="spellEnd"/>
-      <w:r>
-        <w:rPr>
-          <w:rFonts w:ascii="Arial" w:hAnsi="Arial" w:cs="Arial"/>
-          <w:sz w:val="18"/>
-        </w:rPr>
-        <w:t xml:space="preserve"> Actions, </w:t>
-      </w:r>
-      <w:proofErr w:type="spellStart"/>
-      <w:r>
-        <w:rPr>
-          <w:rFonts w:ascii="Arial" w:hAnsi="Arial" w:cs="Arial"/>
-          <w:sz w:val="18"/>
-        </w:rPr>
-        <w:t>GitLab</w:t>
-      </w:r>
-      <w:proofErr w:type="spellEnd"/>
-      <w:r>
-        <w:rPr>
-          <w:rFonts w:ascii="Arial" w:hAnsi="Arial" w:cs="Arial"/>
-          <w:sz w:val="18"/>
-        </w:rPr>
-        <w:t xml:space="preserve"> CI, Jenkins, Azure </w:t>
-      </w:r>
-      <w:proofErr w:type="spellStart"/>
-      <w:r>
-        <w:rPr>
-          <w:rFonts w:ascii="Arial" w:hAnsi="Arial" w:cs="Arial"/>
-          <w:sz w:val="18"/>
-        </w:rPr>
-        <w:t>DevOps</w:t>
-      </w:r>
-      <w:proofErr w:type="spellEnd"/>
-      <w:r>
-        <w:rPr>
-          <w:rFonts w:ascii="Arial" w:hAnsi="Arial" w:cs="Arial"/>
-          <w:sz w:val="18"/>
-        </w:rPr>
-        <w:t xml:space="preserve">, </w:t>
-      </w:r>
-      <w:proofErr w:type="spellStart"/>
-      <w:r>
-        <w:rPr>
-          <w:rFonts w:ascii="Arial" w:hAnsi="Arial" w:cs="Arial"/>
-          <w:sz w:val="18"/>
-        </w:rPr>
-        <w:t>CircleCI</w:t>
-      </w:r>
-      <w:proofErr w:type="spellEnd"/>
+          <w:sz w:val="20"/>
+        </w:rPr>
+        <w:t xml:space="preserve"> processing</w:t>
+      </w:r>
     </w:p>
     <w:p>
       <w:pPr>
-        <w:pStyle w:val="ListParagraph"/>
+        <w:pStyle w:val="NormalWeb"/>
         <w:numPr>
           <w:ilvl w:val="0"/>
-          <w:numId w:val="2"/>
+          <w:numId w:val="18"/>
         </w:numPr>
-        <w:spacing w:after="80"/>
+        <w:spacing w:before="0" w:beforeAutospacing="0" w:after="0" w:afterAutospacing="0"/>
         <w:jc w:val="both"/>
         <w:rPr>
-          <w:rFonts w:ascii="Arial" w:hAnsi="Arial" w:cs="Arial"/>
-          <w:sz w:val="18"/>
-        </w:rPr>
-      </w:pPr>
+          <w:b/>
+          <w:sz w:val="20"/>
+        </w:rPr>
+      </w:pPr>
+      <w:r>
+        <w:rPr>
+          <w:rStyle w:val="Strong"/>
+          <w:sz w:val="20"/>
+        </w:rPr>
+        <w:t>Data &amp; Messaging:</w:t>
+      </w:r>
+      <w:r>
+        <w:rPr>
+          <w:sz w:val="20"/>
+        </w:rPr>
+        <w:t xml:space="preserve"> </w:t>
+      </w:r>
       <w:proofErr w:type="spellStart"/>
       <w:r>
         <w:rPr>
           <w:rStyle w:val="Strong"/>
-          <w:rFonts w:ascii="Arial" w:hAnsi="Arial" w:cs="Arial"/>
-          <w:sz w:val="18"/>
+          <w:sz w:val="20"/>
+        </w:rPr>
+        <w:t>PostgreSQL</w:t>
+      </w:r>
+      <w:proofErr w:type="spellEnd"/>
+      <w:r>
+        <w:rPr>
+          <w:sz w:val="20"/>
+        </w:rPr>
+        <w:t xml:space="preserve">, </w:t>
+      </w:r>
+      <w:r>
+        <w:rPr>
+          <w:rStyle w:val="Strong"/>
+          <w:sz w:val="20"/>
+        </w:rPr>
+        <w:t>MySQL</w:t>
+      </w:r>
+      <w:r>
+        <w:rPr>
+          <w:sz w:val="20"/>
+        </w:rPr>
+        <w:t xml:space="preserve">, </w:t>
+      </w:r>
+      <w:r>
+        <w:rPr>
+          <w:rStyle w:val="Strong"/>
+          <w:sz w:val="20"/>
+        </w:rPr>
+        <w:t>SQL Server</w:t>
+      </w:r>
+      <w:r>
+        <w:rPr>
+          <w:sz w:val="20"/>
+        </w:rPr>
+        <w:t xml:space="preserve">, </w:t>
+      </w:r>
+      <w:proofErr w:type="spellStart"/>
+      <w:r>
+        <w:rPr>
+          <w:rStyle w:val="Strong"/>
+          <w:sz w:val="20"/>
+        </w:rPr>
+        <w:t>Redis</w:t>
+      </w:r>
+      <w:proofErr w:type="spellEnd"/>
+      <w:r>
+        <w:rPr>
+          <w:sz w:val="20"/>
+        </w:rPr>
+        <w:t xml:space="preserve">, </w:t>
+      </w:r>
+      <w:proofErr w:type="spellStart"/>
+      <w:r>
+        <w:rPr>
+          <w:rStyle w:val="Strong"/>
+          <w:sz w:val="20"/>
+        </w:rPr>
+        <w:t>MongoDB</w:t>
+      </w:r>
+      <w:proofErr w:type="spellEnd"/>
+      <w:r>
+        <w:rPr>
+          <w:sz w:val="20"/>
+        </w:rPr>
+        <w:t xml:space="preserve">, </w:t>
+      </w:r>
+      <w:proofErr w:type="spellStart"/>
+      <w:r>
+        <w:rPr>
+          <w:rStyle w:val="Strong"/>
+          <w:sz w:val="20"/>
+        </w:rPr>
+        <w:t>DynamoDB</w:t>
+      </w:r>
+      <w:proofErr w:type="spellEnd"/>
+      <w:r>
+        <w:rPr>
+          <w:sz w:val="20"/>
+        </w:rPr>
+        <w:t xml:space="preserve">, </w:t>
+      </w:r>
+      <w:r>
+        <w:rPr>
+          <w:rStyle w:val="Strong"/>
+          <w:b w:val="0"/>
+          <w:sz w:val="20"/>
+        </w:rPr>
+        <w:t>Kafka</w:t>
+      </w:r>
+      <w:r>
+        <w:rPr>
+          <w:b/>
+          <w:sz w:val="20"/>
+        </w:rPr>
+        <w:t xml:space="preserve">, </w:t>
+      </w:r>
+      <w:proofErr w:type="spellStart"/>
+      <w:r>
+        <w:rPr>
+          <w:rStyle w:val="Strong"/>
+          <w:b w:val="0"/>
+          <w:sz w:val="20"/>
+        </w:rPr>
+        <w:t>RabbitMQ</w:t>
+      </w:r>
+      <w:proofErr w:type="spellEnd"/>
+      <w:r>
+        <w:rPr>
+          <w:b/>
+          <w:sz w:val="20"/>
+        </w:rPr>
+        <w:t xml:space="preserve">, </w:t>
+      </w:r>
+      <w:r>
+        <w:rPr>
+          <w:rStyle w:val="Strong"/>
+          <w:b w:val="0"/>
+          <w:sz w:val="20"/>
+        </w:rPr>
+        <w:t>AWS SQS/SNS</w:t>
+      </w:r>
+      <w:r>
+        <w:rPr>
+          <w:b/>
+          <w:sz w:val="20"/>
+        </w:rPr>
+        <w:t xml:space="preserve">, </w:t>
+      </w:r>
+      <w:proofErr w:type="spellStart"/>
+      <w:r>
+        <w:rPr>
+          <w:rStyle w:val="Strong"/>
+          <w:b w:val="0"/>
+          <w:sz w:val="20"/>
+        </w:rPr>
+        <w:t>Elasticsearch</w:t>
+      </w:r>
+      <w:proofErr w:type="spellEnd"/>
+      <w:r>
+        <w:rPr>
+          <w:b/>
+          <w:sz w:val="20"/>
+        </w:rPr>
+        <w:t xml:space="preserve">, </w:t>
+      </w:r>
+      <w:r>
+        <w:rPr>
+          <w:rStyle w:val="Strong"/>
+          <w:b w:val="0"/>
+          <w:sz w:val="20"/>
+        </w:rPr>
+        <w:t>OpenSearch</w:t>
+      </w:r>
+    </w:p>
+    <w:p>
+      <w:pPr>
+        <w:pStyle w:val="NormalWeb"/>
+        <w:numPr>
+          <w:ilvl w:val="0"/>
+          <w:numId w:val="18"/>
+        </w:numPr>
+        <w:spacing w:before="0" w:beforeAutospacing="0" w:after="0" w:afterAutospacing="0"/>
+        <w:jc w:val="both"/>
+        <w:rPr>
+          <w:sz w:val="20"/>
+        </w:rPr>
+      </w:pPr>
+      <w:r>
+        <w:rPr>
+          <w:rStyle w:val="Strong"/>
+          <w:sz w:val="20"/>
+        </w:rPr>
+        <w:t xml:space="preserve">Cloud &amp; </w:t>
+      </w:r>
+      <w:proofErr w:type="spellStart"/>
+      <w:r>
+        <w:rPr>
+          <w:rStyle w:val="Strong"/>
+          <w:sz w:val="20"/>
+        </w:rPr>
+        <w:t>DevOps</w:t>
+      </w:r>
+      <w:proofErr w:type="spellEnd"/>
+      <w:r>
+        <w:rPr>
+          <w:rStyle w:val="Strong"/>
+          <w:sz w:val="20"/>
+        </w:rPr>
+        <w:t>:</w:t>
+      </w:r>
+      <w:r>
+        <w:rPr>
+          <w:sz w:val="20"/>
+        </w:rPr>
+        <w:t xml:space="preserve"> </w:t>
+      </w:r>
+      <w:r>
+        <w:rPr>
+          <w:rStyle w:val="Strong"/>
+          <w:sz w:val="20"/>
+        </w:rPr>
+        <w:t>AWS</w:t>
+      </w:r>
+      <w:r>
+        <w:rPr>
+          <w:sz w:val="20"/>
+        </w:rPr>
+        <w:t xml:space="preserve"> (</w:t>
+      </w:r>
+      <w:r>
+        <w:rPr>
+          <w:rStyle w:val="Strong"/>
+          <w:sz w:val="20"/>
+        </w:rPr>
+        <w:t>EC2</w:t>
+      </w:r>
+      <w:r>
+        <w:rPr>
+          <w:sz w:val="20"/>
+        </w:rPr>
+        <w:t xml:space="preserve">, </w:t>
+      </w:r>
+      <w:r>
+        <w:rPr>
+          <w:rStyle w:val="Strong"/>
+          <w:sz w:val="20"/>
+        </w:rPr>
+        <w:t>EKS</w:t>
+      </w:r>
+      <w:r>
+        <w:rPr>
+          <w:sz w:val="20"/>
+        </w:rPr>
+        <w:t xml:space="preserve">, </w:t>
+      </w:r>
+      <w:r>
+        <w:rPr>
+          <w:rStyle w:val="Strong"/>
+          <w:sz w:val="20"/>
+        </w:rPr>
+        <w:t>ECS</w:t>
+      </w:r>
+      <w:r>
+        <w:rPr>
+          <w:sz w:val="20"/>
+        </w:rPr>
+        <w:t xml:space="preserve">, </w:t>
+      </w:r>
+      <w:r>
+        <w:rPr>
+          <w:rStyle w:val="Strong"/>
+          <w:sz w:val="20"/>
+        </w:rPr>
+        <w:t>Lambda</w:t>
+      </w:r>
+      <w:r>
+        <w:rPr>
+          <w:sz w:val="20"/>
+        </w:rPr>
+        <w:t xml:space="preserve">, </w:t>
+      </w:r>
+      <w:r>
+        <w:rPr>
+          <w:rStyle w:val="Strong"/>
+          <w:sz w:val="20"/>
+        </w:rPr>
+        <w:t>API Gateway</w:t>
+      </w:r>
+      <w:r>
+        <w:rPr>
+          <w:sz w:val="20"/>
+        </w:rPr>
+        <w:t xml:space="preserve">, </w:t>
+      </w:r>
+      <w:r>
+        <w:rPr>
+          <w:rStyle w:val="Strong"/>
+          <w:sz w:val="20"/>
+        </w:rPr>
+        <w:t>S3</w:t>
+      </w:r>
+      <w:r>
+        <w:rPr>
+          <w:sz w:val="20"/>
+        </w:rPr>
+        <w:t xml:space="preserve">, </w:t>
+      </w:r>
+      <w:r>
+        <w:rPr>
+          <w:rStyle w:val="Strong"/>
+          <w:sz w:val="20"/>
+        </w:rPr>
+        <w:t>RDS</w:t>
+      </w:r>
+      <w:r>
+        <w:rPr>
+          <w:sz w:val="20"/>
+        </w:rPr>
+        <w:t xml:space="preserve">, </w:t>
+      </w:r>
+      <w:proofErr w:type="spellStart"/>
+      <w:r>
+        <w:rPr>
+          <w:rStyle w:val="Strong"/>
+          <w:sz w:val="20"/>
+        </w:rPr>
+        <w:t>CloudWatch</w:t>
+      </w:r>
+      <w:proofErr w:type="spellEnd"/>
+      <w:r>
+        <w:rPr>
+          <w:sz w:val="20"/>
+        </w:rPr>
+        <w:t xml:space="preserve">, </w:t>
+      </w:r>
+      <w:r>
+        <w:rPr>
+          <w:rStyle w:val="Strong"/>
+          <w:sz w:val="20"/>
+        </w:rPr>
+        <w:t>IAM</w:t>
+      </w:r>
+      <w:r>
+        <w:rPr>
+          <w:sz w:val="20"/>
+        </w:rPr>
+        <w:t xml:space="preserve">), </w:t>
+      </w:r>
+      <w:proofErr w:type="spellStart"/>
+      <w:r>
+        <w:rPr>
+          <w:rStyle w:val="Strong"/>
+          <w:sz w:val="20"/>
+        </w:rPr>
+        <w:t>Docker</w:t>
+      </w:r>
+      <w:proofErr w:type="spellEnd"/>
+      <w:r>
+        <w:rPr>
+          <w:sz w:val="20"/>
+        </w:rPr>
+        <w:t xml:space="preserve">, </w:t>
+      </w:r>
+      <w:proofErr w:type="spellStart"/>
+      <w:r>
+        <w:rPr>
+          <w:rStyle w:val="Strong"/>
+          <w:b w:val="0"/>
+          <w:sz w:val="20"/>
+        </w:rPr>
+        <w:t>Kubernetes</w:t>
+      </w:r>
+      <w:proofErr w:type="spellEnd"/>
+      <w:r>
+        <w:rPr>
+          <w:b/>
+          <w:sz w:val="20"/>
+        </w:rPr>
+        <w:t xml:space="preserve">, </w:t>
+      </w:r>
+      <w:proofErr w:type="spellStart"/>
+      <w:r>
+        <w:rPr>
+          <w:rStyle w:val="Strong"/>
+          <w:b w:val="0"/>
+          <w:sz w:val="20"/>
+        </w:rPr>
+        <w:t>Terraform</w:t>
+      </w:r>
+      <w:proofErr w:type="spellEnd"/>
+      <w:r>
+        <w:rPr>
+          <w:b/>
+          <w:sz w:val="20"/>
+        </w:rPr>
+        <w:t xml:space="preserve">, </w:t>
+      </w:r>
+      <w:proofErr w:type="spellStart"/>
+      <w:r>
+        <w:rPr>
+          <w:rStyle w:val="Strong"/>
+          <w:b w:val="0"/>
+          <w:sz w:val="20"/>
+        </w:rPr>
+        <w:t>GitHub</w:t>
+      </w:r>
+      <w:proofErr w:type="spellEnd"/>
+      <w:r>
+        <w:rPr>
+          <w:rStyle w:val="Strong"/>
+          <w:b w:val="0"/>
+          <w:sz w:val="20"/>
+        </w:rPr>
+        <w:t xml:space="preserve"> Actions</w:t>
+      </w:r>
+      <w:r>
+        <w:rPr>
+          <w:b/>
+          <w:sz w:val="20"/>
+        </w:rPr>
+        <w:t xml:space="preserve">, </w:t>
+      </w:r>
+      <w:r>
+        <w:rPr>
+          <w:rStyle w:val="Strong"/>
+          <w:b w:val="0"/>
+          <w:sz w:val="20"/>
+        </w:rPr>
+        <w:t>Jenkins</w:t>
+      </w:r>
+      <w:r>
+        <w:rPr>
+          <w:b/>
+          <w:sz w:val="20"/>
+        </w:rPr>
+        <w:t xml:space="preserve">, </w:t>
+      </w:r>
+      <w:r>
+        <w:rPr>
+          <w:rStyle w:val="Strong"/>
+          <w:b w:val="0"/>
+          <w:sz w:val="20"/>
+        </w:rPr>
+        <w:t>CI/CD</w:t>
+      </w:r>
+    </w:p>
+    <w:p>
+      <w:pPr>
+        <w:pStyle w:val="NormalWeb"/>
+        <w:numPr>
+          <w:ilvl w:val="0"/>
+          <w:numId w:val="18"/>
+        </w:numPr>
+        <w:spacing w:before="0" w:beforeAutospacing="0" w:after="0" w:afterAutospacing="0"/>
+        <w:jc w:val="both"/>
+      </w:pPr>
+      <w:proofErr w:type="spellStart"/>
+      <w:r>
+        <w:rPr>
+          <w:rStyle w:val="Strong"/>
+          <w:sz w:val="20"/>
         </w:rPr>
         <w:t>Observability</w:t>
       </w:r>
@@ -1126,131 +1129,73 @@
       <w:r>
         <w:rPr>
           <w:rStyle w:val="Strong"/>
-          <w:rFonts w:ascii="Arial" w:hAnsi="Arial" w:cs="Arial"/>
-          <w:sz w:val="18"/>
-        </w:rPr>
-        <w:t>, Quality &amp; Security</w:t>
-      </w:r>
-      <w:r>
-        <w:rPr>
-          <w:rFonts w:ascii="Arial" w:hAnsi="Arial" w:cs="Arial"/>
-          <w:sz w:val="18"/>
-        </w:rPr>
-        <w:t xml:space="preserve"> — </w:t>
+          <w:sz w:val="20"/>
+        </w:rPr>
+        <w:t xml:space="preserve"> / Quality / Security:</w:t>
+      </w:r>
+      <w:r>
+        <w:rPr>
+          <w:sz w:val="20"/>
+        </w:rPr>
+        <w:t xml:space="preserve"> </w:t>
+      </w:r>
+      <w:r>
+        <w:rPr>
+          <w:rStyle w:val="Strong"/>
+          <w:sz w:val="20"/>
+        </w:rPr>
+        <w:t>Prometheus</w:t>
+      </w:r>
+      <w:r>
+        <w:rPr>
+          <w:sz w:val="20"/>
+        </w:rPr>
+        <w:t xml:space="preserve">, </w:t>
       </w:r>
       <w:proofErr w:type="spellStart"/>
       <w:r>
         <w:rPr>
           <w:rStyle w:val="Strong"/>
-          <w:rFonts w:ascii="Arial" w:hAnsi="Arial" w:cs="Arial"/>
-          <w:sz w:val="18"/>
+          <w:sz w:val="20"/>
+        </w:rPr>
+        <w:t>Grafana</w:t>
+      </w:r>
+      <w:proofErr w:type="spellEnd"/>
+      <w:r>
+        <w:rPr>
+          <w:sz w:val="20"/>
+        </w:rPr>
+        <w:t xml:space="preserve">, </w:t>
+      </w:r>
+      <w:proofErr w:type="spellStart"/>
+      <w:r>
+        <w:rPr>
+          <w:rStyle w:val="Strong"/>
+          <w:sz w:val="20"/>
+        </w:rPr>
+        <w:t>Datadog</w:t>
+      </w:r>
+      <w:proofErr w:type="spellEnd"/>
+      <w:r>
+        <w:rPr>
+          <w:sz w:val="20"/>
+        </w:rPr>
+        <w:t xml:space="preserve">, </w:t>
+      </w:r>
+      <w:proofErr w:type="spellStart"/>
+      <w:r>
+        <w:rPr>
+          <w:rStyle w:val="Strong"/>
+          <w:sz w:val="20"/>
         </w:rPr>
         <w:t>OpenTelemetry</w:t>
       </w:r>
       <w:proofErr w:type="spellEnd"/>
       <w:r>
         <w:rPr>
-          <w:rFonts w:ascii="Arial" w:hAnsi="Arial" w:cs="Arial"/>
-          <w:sz w:val="18"/>
-        </w:rPr>
-        <w:t xml:space="preserve">, </w:t>
-      </w:r>
-      <w:proofErr w:type="spellStart"/>
-      <w:r>
-        <w:rPr>
-          <w:rStyle w:val="Strong"/>
-          <w:rFonts w:ascii="Arial" w:hAnsi="Arial" w:cs="Arial"/>
-          <w:sz w:val="18"/>
-        </w:rPr>
-        <w:t>Datadog</w:t>
-      </w:r>
-      <w:proofErr w:type="spellEnd"/>
-      <w:r>
-        <w:rPr>
-          <w:rFonts w:ascii="Arial" w:hAnsi="Arial" w:cs="Arial"/>
-          <w:sz w:val="18"/>
-        </w:rPr>
-        <w:t xml:space="preserve">, Prometheus, </w:t>
-      </w:r>
-      <w:proofErr w:type="spellStart"/>
-      <w:r>
-        <w:rPr>
-          <w:rFonts w:ascii="Arial" w:hAnsi="Arial" w:cs="Arial"/>
-          <w:sz w:val="18"/>
-        </w:rPr>
-        <w:t>Grafana</w:t>
-      </w:r>
-      <w:proofErr w:type="spellEnd"/>
-      <w:r>
-        <w:rPr>
-          <w:rFonts w:ascii="Arial" w:hAnsi="Arial" w:cs="Arial"/>
-          <w:sz w:val="18"/>
-        </w:rPr>
-        <w:t xml:space="preserve">, ELK/EFK, </w:t>
-      </w:r>
-      <w:proofErr w:type="spellStart"/>
-      <w:r>
-        <w:rPr>
-          <w:rFonts w:ascii="Arial" w:hAnsi="Arial" w:cs="Arial"/>
-          <w:sz w:val="18"/>
-        </w:rPr>
-        <w:t>CloudWatch</w:t>
-      </w:r>
-      <w:proofErr w:type="spellEnd"/>
-      <w:r>
-        <w:rPr>
-          <w:rFonts w:ascii="Arial" w:hAnsi="Arial" w:cs="Arial"/>
-          <w:sz w:val="18"/>
-        </w:rPr>
-        <w:t xml:space="preserve">, structured logging; Testing: Jest, Mocha, Chai, React Testing Library, Cypress, Playwright, API contract tests (Pact-style); Security: OAuth2, </w:t>
-      </w:r>
-      <w:proofErr w:type="spellStart"/>
-      <w:r>
-        <w:rPr>
-          <w:rFonts w:ascii="Arial" w:hAnsi="Arial" w:cs="Arial"/>
-          <w:sz w:val="18"/>
-        </w:rPr>
-        <w:t>OpenID</w:t>
-      </w:r>
-      <w:proofErr w:type="spellEnd"/>
-      <w:r>
-        <w:rPr>
-          <w:rFonts w:ascii="Arial" w:hAnsi="Arial" w:cs="Arial"/>
-          <w:sz w:val="18"/>
-        </w:rPr>
-        <w:t xml:space="preserve"> Connect, JWT, </w:t>
-      </w:r>
-      <w:proofErr w:type="spellStart"/>
-      <w:r>
-        <w:rPr>
-          <w:rFonts w:ascii="Arial" w:hAnsi="Arial" w:cs="Arial"/>
-          <w:sz w:val="18"/>
-        </w:rPr>
-        <w:t>Okta</w:t>
-      </w:r>
-      <w:proofErr w:type="spellEnd"/>
-      <w:r>
-        <w:rPr>
-          <w:rFonts w:ascii="Arial" w:hAnsi="Arial" w:cs="Arial"/>
-          <w:sz w:val="18"/>
-        </w:rPr>
-        <w:t xml:space="preserve">, Auth0, AWS </w:t>
-      </w:r>
-      <w:proofErr w:type="spellStart"/>
-      <w:r>
-        <w:rPr>
-          <w:rFonts w:ascii="Arial" w:hAnsi="Arial" w:cs="Arial"/>
-          <w:sz w:val="18"/>
-        </w:rPr>
-        <w:t>Cognito</w:t>
-      </w:r>
-      <w:proofErr w:type="spellEnd"/>
-      <w:r>
-        <w:rPr>
-          <w:rFonts w:ascii="Arial" w:hAnsi="Arial" w:cs="Arial"/>
-          <w:sz w:val="18"/>
-        </w:rPr>
-        <w:t>, RBAC/ABAC, audit logging</w:t>
+          <w:sz w:val="20"/>
+        </w:rPr>
+        <w:t>, structured logging, contract testing, integration testing, rate limiting, audit logging, secrets management</w:t>
       </w:r>
     </w:p>
     <w:p>
@@ -1345,6 +1290,11 @@
       </w:tr>
     </w:tbl>
     <w:p>
+      <w:pPr>
+        <w:rPr>
+          <w:i/>
+        </w:rPr>
+      </w:pPr>
       <w:proofErr w:type="spellStart"/>
       <w:r>
         <w:rPr>
@@ -1367,7 +1317,62 @@
           <w:sz w:val="18"/>
           <w:szCs w:val="18"/>
         </w:rPr>
-        <w:t xml:space="preserve"> Networks Inc. - Delaware, United States</w:t>
+        <w:t xml:space="preserve"> Networks Inc. </w:t>
+      </w:r>
+      <w:r>
+        <w:rPr>
+          <w:rFonts w:ascii="Arial" w:eastAsia="Arial" w:hAnsi="Arial" w:cs="Arial"/>
+          <w:b/>
+          <w:bCs/>
+          <w:color w:val="111111"/>
+          <w:sz w:val="18"/>
+          <w:szCs w:val="18"/>
+        </w:rPr>
+        <w:t>–</w:t>
+      </w:r>
+      <w:r>
+        <w:rPr>
+          <w:rFonts w:ascii="Arial" w:eastAsia="Arial" w:hAnsi="Arial" w:cs="Arial"/>
+          <w:b/>
+          <w:bCs/>
+          <w:color w:val="111111"/>
+          <w:sz w:val="18"/>
+          <w:szCs w:val="18"/>
+        </w:rPr>
+        <w:t xml:space="preserve"> </w:t>
+      </w:r>
+      <w:r>
+        <w:rPr>
+          <w:rFonts w:ascii="Arial" w:eastAsia="Arial" w:hAnsi="Arial" w:cs="Arial"/>
+          <w:bCs/>
+          <w:i/>
+          <w:color w:val="111111"/>
+          <w:sz w:val="18"/>
+          <w:szCs w:val="18"/>
+        </w:rPr>
+        <w:t>(</w:t>
+      </w:r>
+      <w:r>
+        <w:rPr>
+          <w:rFonts w:ascii="Arial" w:eastAsia="Arial" w:hAnsi="Arial" w:cs="Arial"/>
+          <w:bCs/>
+          <w:i/>
+          <w:color w:val="111111"/>
+          <w:sz w:val="18"/>
+          <w:szCs w:val="18"/>
+        </w:rPr>
+        <w:t>Delaware, United States</w:t>
+      </w:r>
+      <w:r>
+        <w:rPr>
+          <w:rFonts w:ascii="Arial" w:eastAsia="Arial" w:hAnsi="Arial" w:cs="Arial"/>
+          <w:bCs/>
+          <w:i/>
+          <w:color w:val="111111"/>
+          <w:sz w:val="18"/>
+          <w:szCs w:val="18"/>
+        </w:rPr>
+        <w:t>)</w:t>
       </w:r>
     </w:p>
     <w:p>
@@ -1375,75 +1380,105 @@
         <w:pStyle w:val="NormalWeb"/>
         <w:numPr>
           <w:ilvl w:val="0"/>
-          <w:numId w:val="3"/>
+          <w:numId w:val="19"/>
         </w:numPr>
         <w:jc w:val="both"/>
         <w:rPr>
-          <w:rFonts w:ascii="Arial" w:hAnsi="Arial" w:cs="Arial"/>
-          <w:sz w:val="18"/>
-        </w:rPr>
-      </w:pPr>
-      <w:r>
-        <w:rPr>
-          <w:rFonts w:ascii="Arial" w:hAnsi="Arial" w:cs="Arial"/>
-          <w:sz w:val="18"/>
-        </w:rPr>
-        <w:t xml:space="preserve">Led a </w:t>
-      </w:r>
-      <w:r>
-        <w:rPr>
-          <w:rStyle w:val="Strong"/>
-          <w:rFonts w:ascii="Arial" w:hAnsi="Arial" w:cs="Arial"/>
-          <w:sz w:val="18"/>
-        </w:rPr>
-        <w:t>Java / Spring Boot</w:t>
-      </w:r>
-      <w:r>
-        <w:rPr>
-          <w:rFonts w:ascii="Arial" w:hAnsi="Arial" w:cs="Arial"/>
-          <w:sz w:val="18"/>
-        </w:rPr>
-        <w:t xml:space="preserve"> modernization that decomposed a brittle service layer into clearer </w:t>
+          <w:sz w:val="20"/>
+        </w:rPr>
+      </w:pPr>
+      <w:r>
+        <w:rPr>
+          <w:sz w:val="20"/>
+        </w:rPr>
+        <w:t xml:space="preserve">Architected and delivered high-volume </w:t>
+      </w:r>
+      <w:r>
+        <w:rPr>
+          <w:rStyle w:val="Strong"/>
+          <w:sz w:val="20"/>
+        </w:rPr>
+        <w:t>Java</w:t>
+      </w:r>
+      <w:r>
+        <w:rPr>
+          <w:sz w:val="20"/>
+        </w:rPr>
+        <w:t xml:space="preserve"> backend services using </w:t>
+      </w:r>
+      <w:r>
+        <w:rPr>
+          <w:rStyle w:val="Strong"/>
+          <w:sz w:val="20"/>
+        </w:rPr>
+        <w:t>Java 17</w:t>
+      </w:r>
+      <w:r>
+        <w:rPr>
+          <w:rStyle w:val="Strong"/>
+          <w:sz w:val="20"/>
+        </w:rPr>
+        <w:t>-21</w:t>
+      </w:r>
+      <w:r>
+        <w:rPr>
+          <w:sz w:val="20"/>
+        </w:rPr>
+        <w:t xml:space="preserve">, </w:t>
+      </w:r>
+      <w:r>
+        <w:rPr>
+          <w:rStyle w:val="Strong"/>
+          <w:sz w:val="20"/>
+        </w:rPr>
+        <w:t>Spring Boot 3.x</w:t>
+      </w:r>
+      <w:r>
+        <w:rPr>
+          <w:sz w:val="20"/>
+        </w:rPr>
+        <w:t xml:space="preserve">, </w:t>
+      </w:r>
+      <w:r>
+        <w:rPr>
+          <w:rStyle w:val="Strong"/>
+          <w:sz w:val="20"/>
+        </w:rPr>
+        <w:t>Spring Security</w:t>
+      </w:r>
+      <w:r>
+        <w:rPr>
+          <w:sz w:val="20"/>
+        </w:rPr>
+        <w:t xml:space="preserve">, and </w:t>
       </w:r>
       <w:proofErr w:type="spellStart"/>
       <w:r>
         <w:rPr>
           <w:rStyle w:val="Strong"/>
-          <w:rFonts w:ascii="Arial" w:hAnsi="Arial" w:cs="Arial"/>
-          <w:sz w:val="18"/>
-        </w:rPr>
-        <w:t>microservice</w:t>
+          <w:sz w:val="20"/>
+        </w:rPr>
+        <w:t>PostgreSQL</w:t>
       </w:r>
       <w:proofErr w:type="spellEnd"/>
       <w:r>
         <w:rPr>
-          <w:rStyle w:val="Strong"/>
-          <w:rFonts w:ascii="Arial" w:hAnsi="Arial" w:cs="Arial"/>
-          <w:sz w:val="18"/>
-        </w:rPr>
-        <w:t xml:space="preserve"> boundaries</w:t>
-      </w:r>
-      <w:r>
-        <w:rPr>
-          <w:rFonts w:ascii="Arial" w:hAnsi="Arial" w:cs="Arial"/>
-          <w:sz w:val="18"/>
-        </w:rPr>
-        <w:t xml:space="preserve">, improving release stability through predictable </w:t>
-      </w:r>
-      <w:r>
-        <w:rPr>
-          <w:rStyle w:val="Strong"/>
-          <w:rFonts w:ascii="Arial" w:hAnsi="Arial" w:cs="Arial"/>
-          <w:sz w:val="18"/>
-        </w:rPr>
-        <w:t>deployment gates</w:t>
-      </w:r>
-      <w:r>
-        <w:rPr>
-          <w:rFonts w:ascii="Arial" w:hAnsi="Arial" w:cs="Arial"/>
-          <w:sz w:val="18"/>
-        </w:rPr>
-        <w:t>.</w:t>
+          <w:sz w:val="20"/>
+        </w:rPr>
+        <w:t xml:space="preserve">, supporting multi-tenant workflow orchestration and reducing average API response time by </w:t>
+      </w:r>
+      <w:r>
+        <w:rPr>
+          <w:rStyle w:val="Strong"/>
+          <w:sz w:val="20"/>
+        </w:rPr>
+        <w:t>34%</w:t>
+      </w:r>
+      <w:r>
+        <w:rPr>
+          <w:sz w:val="20"/>
+        </w:rPr>
+        <w:t xml:space="preserve"> through query tuning, caching strategy updates, and request-path refactoring.</w:t>
       </w:r>
     </w:p>
     <w:p>
@@ -1451,50 +1486,83 @@
         <w:pStyle w:val="NormalWeb"/>
         <w:numPr>
           <w:ilvl w:val="0"/>
-          <w:numId w:val="3"/>
+          <w:numId w:val="19"/>
         </w:numPr>
         <w:jc w:val="both"/>
         <w:rPr>
-          <w:rFonts w:ascii="Arial" w:hAnsi="Arial" w:cs="Arial"/>
-          <w:sz w:val="18"/>
-        </w:rPr>
-      </w:pPr>
-      <w:r>
-        <w:rPr>
-          <w:rFonts w:ascii="Arial" w:hAnsi="Arial" w:cs="Arial"/>
-          <w:sz w:val="18"/>
-        </w:rPr>
-        <w:t xml:space="preserve">Designed </w:t>
-      </w:r>
-      <w:r>
-        <w:rPr>
-          <w:rStyle w:val="Strong"/>
-          <w:rFonts w:ascii="Arial" w:hAnsi="Arial" w:cs="Arial"/>
-          <w:sz w:val="18"/>
+          <w:sz w:val="20"/>
+        </w:rPr>
+      </w:pPr>
+      <w:r>
+        <w:rPr>
+          <w:sz w:val="20"/>
+        </w:rPr>
+        <w:t xml:space="preserve">Designed secure </w:t>
+      </w:r>
+      <w:r>
+        <w:rPr>
+          <w:rStyle w:val="Strong"/>
+          <w:sz w:val="20"/>
         </w:rPr>
         <w:t>REST APIs</w:t>
       </w:r>
       <w:r>
         <w:rPr>
-          <w:rFonts w:ascii="Arial" w:hAnsi="Arial" w:cs="Arial"/>
-          <w:sz w:val="18"/>
-        </w:rPr>
-        <w:t xml:space="preserve"> with consistent </w:t>
-      </w:r>
-      <w:r>
-        <w:rPr>
-          <w:rStyle w:val="Strong"/>
-          <w:rFonts w:ascii="Arial" w:hAnsi="Arial" w:cs="Arial"/>
-          <w:sz w:val="18"/>
-        </w:rPr>
-        <w:t>error contracts</w:t>
-      </w:r>
-      <w:r>
-        <w:rPr>
-          <w:rFonts w:ascii="Arial" w:hAnsi="Arial" w:cs="Arial"/>
-          <w:sz w:val="18"/>
-        </w:rPr>
-        <w:t>, pagination, and resource modeling, reducing client workarounds and making partner integrations predictable.</w:t>
+          <w:sz w:val="20"/>
+        </w:rPr>
+        <w:t xml:space="preserve"> for account, billing, and permissions domains with </w:t>
+      </w:r>
+      <w:r>
+        <w:rPr>
+          <w:rStyle w:val="Strong"/>
+          <w:sz w:val="20"/>
+        </w:rPr>
+        <w:t>JWT</w:t>
+      </w:r>
+      <w:r>
+        <w:rPr>
+          <w:sz w:val="20"/>
+        </w:rPr>
+        <w:t xml:space="preserve">, </w:t>
+      </w:r>
+      <w:r>
+        <w:rPr>
+          <w:rStyle w:val="Strong"/>
+          <w:sz w:val="20"/>
+        </w:rPr>
+        <w:t>OAuth2</w:t>
+      </w:r>
+      <w:r>
+        <w:rPr>
+          <w:sz w:val="20"/>
+        </w:rPr>
+        <w:t xml:space="preserve">, and </w:t>
+      </w:r>
+      <w:r>
+        <w:rPr>
+          <w:rStyle w:val="Strong"/>
+          <w:sz w:val="20"/>
+        </w:rPr>
+        <w:t>RBAC</w:t>
+      </w:r>
+      <w:r>
+        <w:rPr>
+          <w:sz w:val="20"/>
+        </w:rPr>
+        <w:t xml:space="preserve">, giving product and frontend teams a cleaner contract surface while reducing authorization-related defects by </w:t>
+      </w:r>
+      <w:r>
+        <w:rPr>
+          <w:rStyle w:val="Strong"/>
+          <w:sz w:val="20"/>
+        </w:rPr>
+        <w:t>28%</w:t>
+      </w:r>
+      <w:r>
+        <w:rPr>
+          <w:sz w:val="20"/>
+        </w:rPr>
+        <w:t xml:space="preserve"> across quarterly releases.</w:t>
       </w:r>
     </w:p>
     <w:p>
@@ -1502,50 +1570,33 @@
         <w:pStyle w:val="NormalWeb"/>
         <w:numPr>
           <w:ilvl w:val="0"/>
-          <w:numId w:val="3"/>
+          <w:numId w:val="19"/>
         </w:numPr>
         <w:jc w:val="both"/>
         <w:rPr>
-          <w:rFonts w:ascii="Arial" w:hAnsi="Arial" w:cs="Arial"/>
-          <w:sz w:val="18"/>
-        </w:rPr>
-      </w:pPr>
-      <w:r>
-        <w:rPr>
-          <w:rFonts w:ascii="Arial" w:hAnsi="Arial" w:cs="Arial"/>
-          <w:sz w:val="18"/>
-        </w:rPr>
-        <w:t xml:space="preserve">Built event-driven workflows using </w:t>
-      </w:r>
-      <w:r>
-        <w:rPr>
-          <w:rStyle w:val="Strong"/>
-          <w:rFonts w:ascii="Arial" w:hAnsi="Arial" w:cs="Arial"/>
-          <w:sz w:val="18"/>
-        </w:rPr>
-        <w:t>Kafka</w:t>
-      </w:r>
-      <w:r>
-        <w:rPr>
-          <w:rFonts w:ascii="Arial" w:hAnsi="Arial" w:cs="Arial"/>
-          <w:sz w:val="18"/>
-        </w:rPr>
-        <w:t xml:space="preserve"> with </w:t>
-      </w:r>
-      <w:r>
-        <w:rPr>
-          <w:rStyle w:val="Strong"/>
-          <w:rFonts w:ascii="Arial" w:hAnsi="Arial" w:cs="Arial"/>
-          <w:sz w:val="18"/>
-        </w:rPr>
-        <w:t>idempotent consumers</w:t>
-      </w:r>
-      <w:r>
-        <w:rPr>
-          <w:rFonts w:ascii="Arial" w:hAnsi="Arial" w:cs="Arial"/>
-          <w:sz w:val="18"/>
-        </w:rPr>
-        <w:t>, explicit retry policies, and replay-safe handlers to prevent duplicate side effects during broker disruptions.</w:t>
+          <w:sz w:val="20"/>
+        </w:rPr>
+      </w:pPr>
+      <w:r>
+        <w:rPr>
+          <w:sz w:val="20"/>
+        </w:rPr>
+        <w:t xml:space="preserve">Led decomposition of a tightly coupled legacy service into focused </w:t>
+      </w:r>
+      <w:proofErr w:type="spellStart"/>
+      <w:r>
+        <w:rPr>
+          <w:rStyle w:val="Strong"/>
+          <w:sz w:val="20"/>
+        </w:rPr>
+        <w:t>microservices</w:t>
+      </w:r>
+      <w:proofErr w:type="spellEnd"/>
+      <w:r>
+        <w:rPr>
+          <w:sz w:val="20"/>
+        </w:rPr>
+        <w:t>, separating user management, notification, and reporting concerns so deployments became safer, rollback scope became smaller, and production blast radius was significantly reduced.</w:t>
       </w:r>
     </w:p>
     <w:p>
@@ -1553,35 +1604,31 @@
         <w:pStyle w:val="NormalWeb"/>
         <w:numPr>
           <w:ilvl w:val="0"/>
-          <w:numId w:val="3"/>
+          <w:numId w:val="19"/>
         </w:numPr>
         <w:jc w:val="both"/>
         <w:rPr>
-          <w:rFonts w:ascii="Arial" w:hAnsi="Arial" w:cs="Arial"/>
-          <w:sz w:val="18"/>
-        </w:rPr>
-      </w:pPr>
-      <w:r>
-        <w:rPr>
-          <w:rFonts w:ascii="Arial" w:hAnsi="Arial" w:cs="Arial"/>
-          <w:sz w:val="18"/>
-        </w:rPr>
-        <w:t xml:space="preserve">Implemented queue-backed background execution using </w:t>
-      </w:r>
-      <w:r>
-        <w:rPr>
-          <w:rStyle w:val="Strong"/>
-          <w:rFonts w:ascii="Arial" w:hAnsi="Arial" w:cs="Arial"/>
-          <w:sz w:val="18"/>
-        </w:rPr>
-        <w:t>AWS SQS/SNS</w:t>
-      </w:r>
-      <w:r>
-        <w:rPr>
-          <w:rFonts w:ascii="Arial" w:hAnsi="Arial" w:cs="Arial"/>
-          <w:sz w:val="18"/>
-        </w:rPr>
-        <w:t xml:space="preserve"> patterns to run long tasks safely, enabling backfills without impacting live traffic.</w:t>
+          <w:sz w:val="20"/>
+        </w:rPr>
+      </w:pPr>
+      <w:r>
+        <w:rPr>
+          <w:sz w:val="20"/>
+        </w:rPr>
+        <w:t xml:space="preserve">Resolved a recurring deadlock and connection exhaustion issue in production by tracing slow transaction boundaries, reworking repository patterns, and tightening pool settings, which improved database stability during peak usage windows by </w:t>
+      </w:r>
+      <w:r>
+        <w:rPr>
+          <w:rStyle w:val="Strong"/>
+          <w:sz w:val="20"/>
+        </w:rPr>
+        <w:t>40%</w:t>
+      </w:r>
+      <w:r>
+        <w:rPr>
+          <w:sz w:val="20"/>
+        </w:rPr>
+        <w:t>.</w:t>
       </w:r>
     </w:p>
     <w:p>
@@ -1589,65 +1636,31 @@
         <w:pStyle w:val="NormalWeb"/>
         <w:numPr>
           <w:ilvl w:val="0"/>
-          <w:numId w:val="3"/>
+          <w:numId w:val="19"/>
         </w:numPr>
         <w:jc w:val="both"/>
         <w:rPr>
-          <w:rFonts w:ascii="Arial" w:hAnsi="Arial" w:cs="Arial"/>
-          <w:sz w:val="18"/>
-        </w:rPr>
-      </w:pPr>
-      <w:r>
-        <w:rPr>
-          <w:rFonts w:ascii="Arial" w:hAnsi="Arial" w:cs="Arial"/>
-          <w:sz w:val="18"/>
-        </w:rPr>
-        <w:t xml:space="preserve">Hardened authorization using </w:t>
-      </w:r>
-      <w:r>
-        <w:rPr>
-          <w:rStyle w:val="Strong"/>
-          <w:rFonts w:ascii="Arial" w:hAnsi="Arial" w:cs="Arial"/>
-          <w:sz w:val="18"/>
-        </w:rPr>
-        <w:t>Spring Security</w:t>
-      </w:r>
-      <w:r>
-        <w:rPr>
-          <w:rFonts w:ascii="Arial" w:hAnsi="Arial" w:cs="Arial"/>
-          <w:sz w:val="18"/>
-        </w:rPr>
-        <w:t xml:space="preserve"> with </w:t>
-      </w:r>
-      <w:r>
-        <w:rPr>
-          <w:rStyle w:val="Strong"/>
-          <w:rFonts w:ascii="Arial" w:hAnsi="Arial" w:cs="Arial"/>
-          <w:sz w:val="18"/>
-        </w:rPr>
-        <w:t>JWT</w:t>
-      </w:r>
-      <w:r>
-        <w:rPr>
-          <w:rFonts w:ascii="Arial" w:hAnsi="Arial" w:cs="Arial"/>
-          <w:sz w:val="18"/>
-        </w:rPr>
-        <w:t xml:space="preserve"> validation, audience checks, clock-skew handling, and policy enforcement aligned to </w:t>
-      </w:r>
-      <w:r>
-        <w:rPr>
-          <w:rStyle w:val="Strong"/>
-          <w:rFonts w:ascii="Arial" w:hAnsi="Arial" w:cs="Arial"/>
-          <w:sz w:val="18"/>
-        </w:rPr>
-        <w:t>RBAC/ABAC</w:t>
-      </w:r>
-      <w:r>
-        <w:rPr>
-          <w:rFonts w:ascii="Arial" w:hAnsi="Arial" w:cs="Arial"/>
-          <w:sz w:val="18"/>
-        </w:rPr>
-        <w:t xml:space="preserve"> needs.</w:t>
+          <w:sz w:val="20"/>
+        </w:rPr>
+      </w:pPr>
+      <w:r>
+        <w:rPr>
+          <w:sz w:val="20"/>
+        </w:rPr>
+        <w:t xml:space="preserve">Implemented an event-driven processing flow with </w:t>
+      </w:r>
+      <w:r>
+        <w:rPr>
+          <w:rStyle w:val="Strong"/>
+          <w:sz w:val="20"/>
+        </w:rPr>
+        <w:t>Kafka</w:t>
+      </w:r>
+      <w:r>
+        <w:rPr>
+          <w:sz w:val="20"/>
+        </w:rPr>
+        <w:t xml:space="preserve"> and retry-safe consumers to handle asynchronous document generation and delivery, eliminating fragile synchronous bottlenecks that previously caused request timeouts and inconsistent completion states.</w:t>
       </w:r>
     </w:p>
     <w:p>
@@ -1655,52 +1668,57 @@
         <w:pStyle w:val="NormalWeb"/>
         <w:numPr>
           <w:ilvl w:val="0"/>
-          <w:numId w:val="3"/>
+          <w:numId w:val="19"/>
         </w:numPr>
         <w:jc w:val="both"/>
         <w:rPr>
-          <w:rFonts w:ascii="Arial" w:hAnsi="Arial" w:cs="Arial"/>
-          <w:sz w:val="18"/>
-        </w:rPr>
-      </w:pPr>
-      <w:r>
-        <w:rPr>
-          <w:rFonts w:ascii="Arial" w:hAnsi="Arial" w:cs="Arial"/>
-          <w:sz w:val="18"/>
-        </w:rPr>
-        <w:t xml:space="preserve">Tuned persistence with </w:t>
-      </w:r>
-      <w:r>
-        <w:rPr>
-          <w:rStyle w:val="Strong"/>
-          <w:rFonts w:ascii="Arial" w:hAnsi="Arial" w:cs="Arial"/>
-          <w:sz w:val="18"/>
-        </w:rPr>
-        <w:t>JPA/Hibernate</w:t>
-      </w:r>
-      <w:r>
-        <w:rPr>
-          <w:rFonts w:ascii="Arial" w:hAnsi="Arial" w:cs="Arial"/>
-          <w:sz w:val="18"/>
+          <w:sz w:val="20"/>
+        </w:rPr>
+      </w:pPr>
+      <w:r>
+        <w:rPr>
+          <w:sz w:val="20"/>
+        </w:rPr>
+        <w:t xml:space="preserve">Modernized an older </w:t>
+      </w:r>
+      <w:r>
+        <w:rPr>
+          <w:rStyle w:val="Strong"/>
+          <w:sz w:val="20"/>
+        </w:rPr>
+        <w:t>Spring Boot 2.x</w:t>
+      </w:r>
+      <w:r>
+        <w:rPr>
+          <w:sz w:val="20"/>
+        </w:rPr>
+        <w:t xml:space="preserve"> service into </w:t>
+      </w:r>
+      <w:r>
+        <w:rPr>
+          <w:rStyle w:val="Strong"/>
+          <w:sz w:val="20"/>
+        </w:rPr>
+        <w:t>Spring Boot 3.x</w:t>
+      </w:r>
+      <w:r>
+        <w:rPr>
+          <w:sz w:val="20"/>
         </w:rPr>
         <w:t xml:space="preserve"> and </w:t>
       </w:r>
-      <w:proofErr w:type="spellStart"/>
-      <w:r>
-        <w:rPr>
-          <w:rStyle w:val="Strong"/>
-          <w:rFonts w:ascii="Arial" w:hAnsi="Arial" w:cs="Arial"/>
-          <w:sz w:val="18"/>
-        </w:rPr>
-        <w:t>PostgreSQL</w:t>
-      </w:r>
-      <w:proofErr w:type="spellEnd"/>
-      <w:r>
-        <w:rPr>
-          <w:rFonts w:ascii="Arial" w:hAnsi="Arial" w:cs="Arial"/>
-          <w:sz w:val="18"/>
-        </w:rPr>
-        <w:t xml:space="preserve"> query-plan driven indexing, removing hot-path bottlenecks that dominated p95 latency.</w:t>
+      <w:r>
+        <w:rPr>
+          <w:rStyle w:val="Strong"/>
+          <w:sz w:val="20"/>
+        </w:rPr>
+        <w:t>Java 17</w:t>
+      </w:r>
+      <w:r>
+        <w:rPr>
+          <w:sz w:val="20"/>
+        </w:rPr>
+        <w:t>, updating deprecated security configuration, validation behavior, and Jakarta namespace changes while preserving business continuity through phased rollout and parallel verification.</w:t>
       </w:r>
     </w:p>
     <w:p>
@@ -1708,37 +1726,75 @@
         <w:pStyle w:val="NormalWeb"/>
         <w:numPr>
           <w:ilvl w:val="0"/>
-          <w:numId w:val="3"/>
+          <w:numId w:val="19"/>
         </w:numPr>
         <w:jc w:val="both"/>
         <w:rPr>
-          <w:rFonts w:ascii="Arial" w:hAnsi="Arial" w:cs="Arial"/>
-          <w:sz w:val="18"/>
-        </w:rPr>
-      </w:pPr>
-      <w:r>
-        <w:rPr>
-          <w:rFonts w:ascii="Arial" w:hAnsi="Arial" w:cs="Arial"/>
-          <w:sz w:val="18"/>
-        </w:rPr>
-        <w:t xml:space="preserve">Introduced caching and protection layers using </w:t>
+          <w:sz w:val="20"/>
+        </w:rPr>
+      </w:pPr>
+      <w:r>
+        <w:rPr>
+          <w:sz w:val="20"/>
+        </w:rPr>
+        <w:t xml:space="preserve">Introduced </w:t>
       </w:r>
       <w:proofErr w:type="spellStart"/>
       <w:r>
         <w:rPr>
           <w:rStyle w:val="Strong"/>
-          <w:rFonts w:ascii="Arial" w:hAnsi="Arial" w:cs="Arial"/>
-          <w:sz w:val="18"/>
-        </w:rPr>
-        <w:t>Redis</w:t>
+          <w:sz w:val="20"/>
+        </w:rPr>
+        <w:t>OpenTelemetry</w:t>
       </w:r>
       <w:proofErr w:type="spellEnd"/>
       <w:r>
         <w:rPr>
-          <w:rFonts w:ascii="Arial" w:hAnsi="Arial" w:cs="Arial"/>
-          <w:sz w:val="18"/>
-        </w:rPr>
-        <w:t xml:space="preserve"> patterns (hot lookups, request shaping, throttling) to reduce database pressure during spikes.</w:t>
+          <w:sz w:val="20"/>
+        </w:rPr>
+        <w:t xml:space="preserve">, </w:t>
+      </w:r>
+      <w:r>
+        <w:rPr>
+          <w:rStyle w:val="Strong"/>
+          <w:sz w:val="20"/>
+        </w:rPr>
+        <w:t>Prometheus</w:t>
+      </w:r>
+      <w:r>
+        <w:rPr>
+          <w:sz w:val="20"/>
+        </w:rPr>
+        <w:t xml:space="preserve">, and </w:t>
+      </w:r>
+      <w:proofErr w:type="spellStart"/>
+      <w:r>
+        <w:rPr>
+          <w:rStyle w:val="Strong"/>
+          <w:sz w:val="20"/>
+        </w:rPr>
+        <w:t>Grafana</w:t>
+      </w:r>
+      <w:proofErr w:type="spellEnd"/>
+      <w:r>
+        <w:rPr>
+          <w:sz w:val="20"/>
+        </w:rPr>
+        <w:t xml:space="preserve"> instrumentation for latency, error rate, and queue-depth visibility, giving </w:t>
+      </w:r>
+      <w:proofErr w:type="gramStart"/>
+      <w:r>
+        <w:rPr>
+          <w:sz w:val="20"/>
+        </w:rPr>
+        <w:t>engineers</w:t>
+      </w:r>
+      <w:proofErr w:type="gramEnd"/>
+      <w:r>
+        <w:rPr>
+          <w:sz w:val="20"/>
+        </w:rPr>
+        <w:t xml:space="preserve"> faster root-cause analysis during incidents and materially improving alert quality.</w:t>
       </w:r>
     </w:p>
     <w:p>
@@ -1746,35 +1802,18 @@
         <w:pStyle w:val="NormalWeb"/>
         <w:numPr>
           <w:ilvl w:val="0"/>
-          <w:numId w:val="3"/>
+          <w:numId w:val="19"/>
         </w:numPr>
         <w:jc w:val="both"/>
         <w:rPr>
-          <w:rFonts w:ascii="Arial" w:hAnsi="Arial" w:cs="Arial"/>
-          <w:sz w:val="18"/>
-        </w:rPr>
-      </w:pPr>
-      <w:r>
-        <w:rPr>
-          <w:rFonts w:ascii="Arial" w:hAnsi="Arial" w:cs="Arial"/>
-          <w:sz w:val="18"/>
-        </w:rPr>
-        <w:t xml:space="preserve">Standardized </w:t>
-      </w:r>
-      <w:r>
-        <w:rPr>
-          <w:rStyle w:val="Strong"/>
-          <w:rFonts w:ascii="Arial" w:hAnsi="Arial" w:cs="Arial"/>
-          <w:sz w:val="18"/>
-        </w:rPr>
-        <w:t>structured logging</w:t>
-      </w:r>
-      <w:r>
-        <w:rPr>
-          <w:rFonts w:ascii="Arial" w:hAnsi="Arial" w:cs="Arial"/>
-          <w:sz w:val="18"/>
-        </w:rPr>
-        <w:t xml:space="preserve"> with correlation IDs, turning multi-service debugging into traceable incident narratives during on-call rotations.</w:t>
+          <w:sz w:val="20"/>
+        </w:rPr>
+      </w:pPr>
+      <w:r>
+        <w:rPr>
+          <w:sz w:val="20"/>
+        </w:rPr>
+        <w:t>Built a flexible feature-toggle framework for controlled rollout of new backend capabilities, allowing product stakeholders to validate premium workflow features safely before broad release and reducing emergency rollback risk.</w:t>
       </w:r>
     </w:p>
     <w:p>
@@ -1782,37 +1821,32 @@
         <w:pStyle w:val="NormalWeb"/>
         <w:numPr>
           <w:ilvl w:val="0"/>
-          <w:numId w:val="3"/>
+          <w:numId w:val="19"/>
         </w:numPr>
         <w:jc w:val="both"/>
         <w:rPr>
-          <w:rFonts w:ascii="Arial" w:hAnsi="Arial" w:cs="Arial"/>
-          <w:sz w:val="18"/>
-        </w:rPr>
-      </w:pPr>
-      <w:r>
-        <w:rPr>
-          <w:rFonts w:ascii="Arial" w:hAnsi="Arial" w:cs="Arial"/>
-          <w:sz w:val="18"/>
-        </w:rPr>
-        <w:t xml:space="preserve">Rolled out distributed tracing using </w:t>
-      </w:r>
-      <w:proofErr w:type="spellStart"/>
-      <w:r>
-        <w:rPr>
-          <w:rStyle w:val="Strong"/>
-          <w:rFonts w:ascii="Arial" w:hAnsi="Arial" w:cs="Arial"/>
-          <w:sz w:val="18"/>
-        </w:rPr>
-        <w:t>OpenTelemetry</w:t>
-      </w:r>
-      <w:proofErr w:type="spellEnd"/>
-      <w:r>
-        <w:rPr>
-          <w:rFonts w:ascii="Arial" w:hAnsi="Arial" w:cs="Arial"/>
-          <w:sz w:val="18"/>
-        </w:rPr>
-        <w:t>, enforcing span naming and propagation rules so downstream latency issues could be isolated quickly.</w:t>
+          <w:sz w:val="20"/>
+        </w:rPr>
+      </w:pPr>
+      <w:r>
+        <w:rPr>
+          <w:sz w:val="20"/>
+        </w:rPr>
+        <w:t xml:space="preserve">Fixed a subtle data consistency bug where concurrent status updates could overwrite final workflow states, </w:t>
+      </w:r>
+      <w:proofErr w:type="gramStart"/>
+      <w:r>
+        <w:rPr>
+          <w:sz w:val="20"/>
+        </w:rPr>
+        <w:t>then</w:t>
+      </w:r>
+      <w:proofErr w:type="gramEnd"/>
+      <w:r>
+        <w:rPr>
+          <w:sz w:val="20"/>
+        </w:rPr>
+        <w:t xml:space="preserve"> added optimistic locking and stronger state-transition validation to prevent duplicate downstream execution.</w:t>
       </w:r>
     </w:p>
     <w:p>
@@ -1820,102 +1854,75 @@
         <w:pStyle w:val="NormalWeb"/>
         <w:numPr>
           <w:ilvl w:val="0"/>
-          <w:numId w:val="3"/>
+          <w:numId w:val="19"/>
         </w:numPr>
         <w:jc w:val="both"/>
         <w:rPr>
-          <w:rFonts w:ascii="Arial" w:hAnsi="Arial" w:cs="Arial"/>
-          <w:sz w:val="18"/>
-        </w:rPr>
-      </w:pPr>
-      <w:r>
-        <w:rPr>
-          <w:rFonts w:ascii="Arial" w:hAnsi="Arial" w:cs="Arial"/>
-          <w:sz w:val="18"/>
-        </w:rPr>
-        <w:t xml:space="preserve">Built actionable dashboards in </w:t>
+          <w:sz w:val="20"/>
+        </w:rPr>
+      </w:pPr>
+      <w:r>
+        <w:rPr>
+          <w:sz w:val="20"/>
+        </w:rPr>
+        <w:t xml:space="preserve">Collaborated with platform engineers on </w:t>
       </w:r>
       <w:proofErr w:type="spellStart"/>
       <w:r>
         <w:rPr>
           <w:rStyle w:val="Strong"/>
-          <w:rFonts w:ascii="Arial" w:hAnsi="Arial" w:cs="Arial"/>
-          <w:sz w:val="18"/>
-        </w:rPr>
-        <w:t>Datadog</w:t>
+          <w:sz w:val="20"/>
+        </w:rPr>
+        <w:t>Docker</w:t>
       </w:r>
       <w:proofErr w:type="spellEnd"/>
       <w:r>
         <w:rPr>
-          <w:rFonts w:ascii="Arial" w:hAnsi="Arial" w:cs="Arial"/>
-          <w:sz w:val="18"/>
+          <w:sz w:val="20"/>
         </w:rPr>
         <w:t xml:space="preserve">, </w:t>
       </w:r>
-      <w:r>
-        <w:rPr>
-          <w:rStyle w:val="Strong"/>
-          <w:rFonts w:ascii="Arial" w:hAnsi="Arial" w:cs="Arial"/>
-          <w:sz w:val="18"/>
-        </w:rPr>
-        <w:t>Prometheus</w:t>
-      </w:r>
-      <w:r>
-        <w:rPr>
-          <w:rFonts w:ascii="Arial" w:hAnsi="Arial" w:cs="Arial"/>
-          <w:sz w:val="18"/>
-        </w:rPr>
-        <w:t xml:space="preserve">, </w:t>
-      </w:r>
       <w:proofErr w:type="spellStart"/>
       <w:r>
         <w:rPr>
           <w:rStyle w:val="Strong"/>
-          <w:rFonts w:ascii="Arial" w:hAnsi="Arial" w:cs="Arial"/>
-          <w:sz w:val="18"/>
-        </w:rPr>
-        <w:t>Grafana</w:t>
+          <w:sz w:val="20"/>
+        </w:rPr>
+        <w:t>Kubernetes</w:t>
       </w:r>
       <w:proofErr w:type="spellEnd"/>
       <w:r>
         <w:rPr>
-          <w:rFonts w:ascii="Arial" w:hAnsi="Arial" w:cs="Arial"/>
-          <w:sz w:val="18"/>
+          <w:sz w:val="20"/>
         </w:rPr>
         <w:t xml:space="preserve">, and </w:t>
       </w:r>
+      <w:r>
+        <w:rPr>
+          <w:rStyle w:val="Strong"/>
+          <w:sz w:val="20"/>
+        </w:rPr>
+        <w:t>AWS EKS</w:t>
+      </w:r>
+      <w:r>
+        <w:rPr>
+          <w:sz w:val="20"/>
+        </w:rPr>
+        <w:t xml:space="preserve"> deployment patterns, helping standardize health probes, configuration management, and </w:t>
+      </w:r>
       <w:proofErr w:type="spellStart"/>
       <w:r>
         <w:rPr>
-          <w:rStyle w:val="Strong"/>
-          <w:rFonts w:ascii="Arial" w:hAnsi="Arial" w:cs="Arial"/>
-          <w:sz w:val="18"/>
-        </w:rPr>
-        <w:t>CloudWatch</w:t>
+          <w:sz w:val="20"/>
+        </w:rPr>
+        <w:t>autoscaling</w:t>
       </w:r>
       <w:proofErr w:type="spellEnd"/>
       <w:r>
         <w:rPr>
-          <w:rFonts w:ascii="Arial" w:hAnsi="Arial" w:cs="Arial"/>
-          <w:sz w:val="18"/>
-        </w:rPr>
-        <w:t xml:space="preserve">, tying alerts to </w:t>
-      </w:r>
-      <w:proofErr w:type="spellStart"/>
-      <w:r>
-        <w:rPr>
-          <w:rFonts w:ascii="Arial" w:hAnsi="Arial" w:cs="Arial"/>
-          <w:sz w:val="18"/>
-        </w:rPr>
-        <w:t>runbooks</w:t>
-      </w:r>
-      <w:proofErr w:type="spellEnd"/>
-      <w:r>
-        <w:rPr>
-          <w:rFonts w:ascii="Arial" w:hAnsi="Arial" w:cs="Arial"/>
-          <w:sz w:val="18"/>
-        </w:rPr>
-        <w:t xml:space="preserve"> to reduce alert fatigue while improving detection.</w:t>
+          <w:sz w:val="20"/>
+        </w:rPr>
+        <w:t xml:space="preserve"> behavior for more predictable runtime performance.</w:t>
       </w:r>
     </w:p>
     <w:p>
@@ -1923,75 +1930,18 @@
         <w:pStyle w:val="NormalWeb"/>
         <w:numPr>
           <w:ilvl w:val="0"/>
-          <w:numId w:val="3"/>
+          <w:numId w:val="19"/>
         </w:numPr>
         <w:jc w:val="both"/>
         <w:rPr>
-          <w:rFonts w:ascii="Arial" w:hAnsi="Arial" w:cs="Arial"/>
-          <w:sz w:val="18"/>
-        </w:rPr>
-      </w:pPr>
-      <w:r>
-        <w:rPr>
-          <w:rFonts w:ascii="Arial" w:hAnsi="Arial" w:cs="Arial"/>
-          <w:sz w:val="18"/>
-        </w:rPr>
-        <w:t xml:space="preserve">Established CI quality gates with </w:t>
-      </w:r>
-      <w:r>
-        <w:rPr>
-          <w:rStyle w:val="Strong"/>
-          <w:rFonts w:ascii="Arial" w:hAnsi="Arial" w:cs="Arial"/>
-          <w:sz w:val="18"/>
-        </w:rPr>
-        <w:t>API contract tests (Pact-style)</w:t>
-      </w:r>
-      <w:r>
-        <w:rPr>
-          <w:rFonts w:ascii="Arial" w:hAnsi="Arial" w:cs="Arial"/>
-          <w:sz w:val="18"/>
-        </w:rPr>
-        <w:t xml:space="preserve"> plus pipeline checks in </w:t>
-      </w:r>
-      <w:proofErr w:type="spellStart"/>
-      <w:r>
-        <w:rPr>
-          <w:rStyle w:val="Strong"/>
-          <w:rFonts w:ascii="Arial" w:hAnsi="Arial" w:cs="Arial"/>
-          <w:sz w:val="18"/>
-        </w:rPr>
-        <w:t>GitHub</w:t>
-      </w:r>
-      <w:proofErr w:type="spellEnd"/>
-      <w:r>
-        <w:rPr>
-          <w:rStyle w:val="Strong"/>
-          <w:rFonts w:ascii="Arial" w:hAnsi="Arial" w:cs="Arial"/>
-          <w:sz w:val="18"/>
-        </w:rPr>
-        <w:t xml:space="preserve"> Actions</w:t>
-      </w:r>
-      <w:r>
-        <w:rPr>
-          <w:rFonts w:ascii="Arial" w:hAnsi="Arial" w:cs="Arial"/>
-          <w:sz w:val="18"/>
-        </w:rPr>
-        <w:t xml:space="preserve"> and </w:t>
-      </w:r>
-      <w:r>
-        <w:rPr>
-          <w:rStyle w:val="Strong"/>
-          <w:rFonts w:ascii="Arial" w:hAnsi="Arial" w:cs="Arial"/>
-          <w:sz w:val="18"/>
-        </w:rPr>
-        <w:t>Jenkins</w:t>
-      </w:r>
-      <w:r>
-        <w:rPr>
-          <w:rFonts w:ascii="Arial" w:hAnsi="Arial" w:cs="Arial"/>
-          <w:sz w:val="18"/>
-        </w:rPr>
-        <w:t xml:space="preserve"> to catch breaking changes before merge.</w:t>
+          <w:sz w:val="20"/>
+        </w:rPr>
+      </w:pPr>
+      <w:r>
+        <w:rPr>
+          <w:sz w:val="20"/>
+        </w:rPr>
+        <w:t>Created reusable exception handling, audit logging, and response-envelope components so cross-service behavior became more consistent, security reviews became easier, and client teams saw fewer ambiguous failure cases.</w:t>
       </w:r>
     </w:p>
     <w:p>
@@ -1999,118 +1949,22 @@
         <w:pStyle w:val="NormalWeb"/>
         <w:numPr>
           <w:ilvl w:val="0"/>
-          <w:numId w:val="3"/>
+          <w:numId w:val="19"/>
         </w:numPr>
         <w:jc w:val="both"/>
-        <w:rPr>
-          <w:rFonts w:ascii="Arial" w:hAnsi="Arial" w:cs="Arial"/>
-          <w:sz w:val="18"/>
-        </w:rPr>
-      </w:pPr>
-      <w:r>
-        <w:rPr>
-          <w:rFonts w:ascii="Arial" w:hAnsi="Arial" w:cs="Arial"/>
-          <w:sz w:val="18"/>
-        </w:rPr>
-        <w:t>Automated database change safety using migration discipline and preflight checks, reducing schema drift across environments and lowering production risk.</w:t>
+      </w:pPr>
+      <w:r>
+        <w:rPr>
+          <w:sz w:val="20"/>
+        </w:rPr>
+        <w:t>Mentored engineers on backend debugging, profiling, and migration planning, especially around high-risk refactors and framework upgrades, which strengthened delivery confidence and reduced regressions in shared modules.</w:t>
       </w:r>
     </w:p>
     <w:p>
       <w:pPr>
         <w:pStyle w:val="NormalWeb"/>
-        <w:numPr>
-          <w:ilvl w:val="0"/>
-          <w:numId w:val="3"/>
-        </w:numPr>
+        <w:ind w:left="360"/>
         <w:jc w:val="both"/>
-        <w:rPr>
-          <w:rFonts w:ascii="Arial" w:hAnsi="Arial" w:cs="Arial"/>
-          <w:sz w:val="18"/>
-        </w:rPr>
-      </w:pPr>
-      <w:r>
-        <w:rPr>
-          <w:rFonts w:ascii="Arial" w:hAnsi="Arial" w:cs="Arial"/>
-          <w:sz w:val="18"/>
-        </w:rPr>
-        <w:t>Improved runtime efficiency by profiling allocation-heavy endpoints, shrinking payloads, and reducing memory churn that caused elevated GC pressure under load.</w:t>
-      </w:r>
-    </w:p>
-    <w:p>
-      <w:pPr>
-        <w:pStyle w:val="NormalWeb"/>
-        <w:numPr>
-          <w:ilvl w:val="0"/>
-          <w:numId w:val="3"/>
-        </w:numPr>
-        <w:jc w:val="both"/>
-        <w:rPr>
-          <w:rFonts w:ascii="Arial" w:hAnsi="Arial" w:cs="Arial"/>
-          <w:sz w:val="18"/>
-        </w:rPr>
-      </w:pPr>
-      <w:r>
-        <w:rPr>
-          <w:rFonts w:ascii="Arial" w:hAnsi="Arial" w:cs="Arial"/>
-          <w:sz w:val="18"/>
-        </w:rPr>
-        <w:t xml:space="preserve">Integrated search and retrieval patterns by indexing domain data into </w:t>
-      </w:r>
-      <w:proofErr w:type="spellStart"/>
-      <w:r>
-        <w:rPr>
-          <w:rStyle w:val="Strong"/>
-          <w:rFonts w:ascii="Arial" w:hAnsi="Arial" w:cs="Arial"/>
-          <w:sz w:val="18"/>
-        </w:rPr>
-        <w:t>Elasticsearch</w:t>
-      </w:r>
-      <w:proofErr w:type="spellEnd"/>
-      <w:r>
-        <w:rPr>
-          <w:rStyle w:val="Strong"/>
-          <w:rFonts w:ascii="Arial" w:hAnsi="Arial" w:cs="Arial"/>
-          <w:sz w:val="18"/>
-        </w:rPr>
-        <w:t xml:space="preserve"> / OpenSearch</w:t>
-      </w:r>
-      <w:r>
-        <w:rPr>
-          <w:rFonts w:ascii="Arial" w:hAnsi="Arial" w:cs="Arial"/>
-          <w:sz w:val="18"/>
-        </w:rPr>
-        <w:t xml:space="preserve"> for fast filtering and operational investigations.</w:t>
-      </w:r>
-    </w:p>
-    <w:p>
-      <w:pPr>
-        <w:pStyle w:val="NormalWeb"/>
-        <w:numPr>
-          <w:ilvl w:val="0"/>
-          <w:numId w:val="3"/>
-        </w:numPr>
-        <w:jc w:val="both"/>
-        <w:rPr>
-          <w:rFonts w:ascii="Arial" w:hAnsi="Arial" w:cs="Arial"/>
-          <w:sz w:val="18"/>
-        </w:rPr>
-      </w:pPr>
-      <w:r>
-        <w:rPr>
-          <w:rFonts w:ascii="Arial" w:hAnsi="Arial" w:cs="Arial"/>
-          <w:sz w:val="18"/>
-        </w:rPr>
-        <w:t>Partnered with product and ops to translate vague “make it faster” requests into measurable SLO-driven targets, aligning roadmap work with capacity thresholds.</w:t>
-      </w:r>
-    </w:p>
-    <w:p>
-      <w:pPr>
-        <w:pStyle w:val="NormalWeb"/>
-        <w:jc w:val="both"/>
-        <w:rPr>
-          <w:rFonts w:ascii="Arial" w:hAnsi="Arial" w:cs="Arial"/>
-          <w:sz w:val="18"/>
-        </w:rPr>
       </w:pPr>
     </w:p>
     <w:tbl>
@@ -2210,7 +2064,62 @@
           <w:sz w:val="18"/>
           <w:szCs w:val="18"/>
         </w:rPr>
-        <w:t>, Inc. - Ohio, United States</w:t>
+        <w:t xml:space="preserve">, Inc. </w:t>
+      </w:r>
+      <w:r>
+        <w:rPr>
+          <w:rFonts w:ascii="Arial" w:eastAsia="Arial" w:hAnsi="Arial" w:cs="Arial"/>
+          <w:b/>
+          <w:bCs/>
+          <w:color w:val="111111"/>
+          <w:sz w:val="18"/>
+          <w:szCs w:val="18"/>
+        </w:rPr>
+        <w:t>–</w:t>
+      </w:r>
+      <w:r>
+        <w:rPr>
+          <w:rFonts w:ascii="Arial" w:eastAsia="Arial" w:hAnsi="Arial" w:cs="Arial"/>
+          <w:bCs/>
+          <w:i/>
+          <w:color w:val="111111"/>
+          <w:sz w:val="18"/>
+          <w:szCs w:val="18"/>
+        </w:rPr>
+        <w:t xml:space="preserve"> </w:t>
+      </w:r>
+      <w:r>
+        <w:rPr>
+          <w:rFonts w:ascii="Arial" w:eastAsia="Arial" w:hAnsi="Arial" w:cs="Arial"/>
+          <w:bCs/>
+          <w:i/>
+          <w:color w:val="111111"/>
+          <w:sz w:val="18"/>
+          <w:szCs w:val="18"/>
+        </w:rPr>
+        <w:t>(</w:t>
+      </w:r>
+      <w:r>
+        <w:rPr>
+          <w:rFonts w:ascii="Arial" w:eastAsia="Arial" w:hAnsi="Arial" w:cs="Arial"/>
+          <w:bCs/>
+          <w:i/>
+          <w:color w:val="111111"/>
+          <w:sz w:val="18"/>
+          <w:szCs w:val="18"/>
+        </w:rPr>
+        <w:t>Ohio, United States</w:t>
+      </w:r>
+      <w:r>
+        <w:rPr>
+          <w:rFonts w:ascii="Arial" w:eastAsia="Arial" w:hAnsi="Arial" w:cs="Arial"/>
+          <w:bCs/>
+          <w:i/>
+          <w:color w:val="111111"/>
+          <w:sz w:val="18"/>
+          <w:szCs w:val="18"/>
+        </w:rPr>
+        <w:t>)</w:t>
       </w:r>
     </w:p>
     <w:p>
@@ -2218,51 +2127,90 @@
         <w:pStyle w:val="NormalWeb"/>
         <w:numPr>
           <w:ilvl w:val="0"/>
-          <w:numId w:val="5"/>
+          <w:numId w:val="20"/>
         </w:numPr>
         <w:jc w:val="both"/>
         <w:rPr>
-          <w:rFonts w:ascii="Arial" w:hAnsi="Arial" w:cs="Arial"/>
-          <w:sz w:val="18"/>
-        </w:rPr>
-      </w:pPr>
-      <w:r>
-        <w:rPr>
-          <w:rFonts w:ascii="Arial" w:hAnsi="Arial" w:cs="Arial"/>
-          <w:sz w:val="18"/>
-        </w:rPr>
-        <w:t xml:space="preserve">Built </w:t>
-      </w:r>
-      <w:r>
-        <w:rPr>
-          <w:rStyle w:val="Strong"/>
-          <w:rFonts w:ascii="Arial" w:hAnsi="Arial" w:cs="Arial"/>
-          <w:sz w:val="18"/>
-        </w:rPr>
-        <w:t>Spring Boot</w:t>
-      </w:r>
-      <w:r>
-        <w:rPr>
-          <w:rFonts w:ascii="Arial" w:hAnsi="Arial" w:cs="Arial"/>
-          <w:sz w:val="18"/>
-        </w:rPr>
-        <w:t xml:space="preserve"> services that transformed raw operational events into durable domain records with explicit validation and </w:t>
-      </w:r>
-      <w:proofErr w:type="spellStart"/>
-      <w:r>
-        <w:rPr>
-          <w:rFonts w:ascii="Arial" w:hAnsi="Arial" w:cs="Arial"/>
-          <w:sz w:val="18"/>
-        </w:rPr>
-        <w:t>deduplication</w:t>
-      </w:r>
-      <w:proofErr w:type="spellEnd"/>
-      <w:r>
-        <w:rPr>
-          <w:rFonts w:ascii="Arial" w:hAnsi="Arial" w:cs="Arial"/>
-          <w:sz w:val="18"/>
-        </w:rPr>
-        <w:t xml:space="preserve"> rules.</w:t>
+          <w:sz w:val="20"/>
+        </w:rPr>
+      </w:pPr>
+      <w:r>
+        <w:rPr>
+          <w:sz w:val="20"/>
+        </w:rPr>
+        <w:t xml:space="preserve">Built core shipment, route, and partner-integration services with </w:t>
+      </w:r>
+      <w:r>
+        <w:rPr>
+          <w:rStyle w:val="Strong"/>
+          <w:sz w:val="20"/>
+        </w:rPr>
+        <w:t>Java 11</w:t>
+      </w:r>
+      <w:r>
+        <w:rPr>
+          <w:rStyle w:val="Strong"/>
+          <w:sz w:val="20"/>
+        </w:rPr>
+        <w:t>-16</w:t>
+      </w:r>
+      <w:r>
+        <w:rPr>
+          <w:sz w:val="20"/>
+        </w:rPr>
+        <w:t xml:space="preserve">, </w:t>
+      </w:r>
+      <w:r>
+        <w:rPr>
+          <w:rStyle w:val="Strong"/>
+          <w:sz w:val="20"/>
+        </w:rPr>
+        <w:t>Spring Boot 2.x</w:t>
+      </w:r>
+      <w:r>
+        <w:rPr>
+          <w:sz w:val="20"/>
+        </w:rPr>
+        <w:t xml:space="preserve">, </w:t>
+      </w:r>
+      <w:r>
+        <w:rPr>
+          <w:rStyle w:val="Strong"/>
+          <w:sz w:val="20"/>
+        </w:rPr>
+        <w:t>Hibernate</w:t>
+      </w:r>
+      <w:r>
+        <w:rPr>
+          <w:sz w:val="20"/>
+        </w:rPr>
+        <w:t xml:space="preserve">, and </w:t>
+      </w:r>
+      <w:r>
+        <w:rPr>
+          <w:rStyle w:val="Strong"/>
+          <w:sz w:val="20"/>
+        </w:rPr>
+        <w:t>MySQL</w:t>
+      </w:r>
+      <w:r>
+        <w:rPr>
+          <w:sz w:val="20"/>
+        </w:rPr>
+        <w:t xml:space="preserve">, supporting operational planning workflows and improving data processing throughput by </w:t>
+      </w:r>
+      <w:r>
+        <w:rPr>
+          <w:rStyle w:val="Strong"/>
+          <w:sz w:val="20"/>
+        </w:rPr>
+        <w:t>31%</w:t>
+      </w:r>
+      <w:r>
+        <w:rPr>
+          <w:sz w:val="20"/>
+        </w:rPr>
+        <w:t xml:space="preserve"> after targeted indexing and batch optimization.</w:t>
       </w:r>
     </w:p>
     <w:p>
@@ -2270,35 +2218,31 @@
         <w:pStyle w:val="NormalWeb"/>
         <w:numPr>
           <w:ilvl w:val="0"/>
-          <w:numId w:val="5"/>
+          <w:numId w:val="20"/>
         </w:numPr>
         <w:jc w:val="both"/>
         <w:rPr>
-          <w:rFonts w:ascii="Arial" w:hAnsi="Arial" w:cs="Arial"/>
-          <w:sz w:val="18"/>
-        </w:rPr>
-      </w:pPr>
-      <w:r>
-        <w:rPr>
-          <w:rFonts w:ascii="Arial" w:hAnsi="Arial" w:cs="Arial"/>
-          <w:sz w:val="18"/>
-        </w:rPr>
-        <w:t xml:space="preserve">Implemented </w:t>
-      </w:r>
-      <w:r>
-        <w:rPr>
-          <w:rStyle w:val="Strong"/>
-          <w:rFonts w:ascii="Arial" w:hAnsi="Arial" w:cs="Arial"/>
-          <w:sz w:val="18"/>
-        </w:rPr>
-        <w:t>REST endpoints</w:t>
-      </w:r>
-      <w:r>
-        <w:rPr>
-          <w:rFonts w:ascii="Arial" w:hAnsi="Arial" w:cs="Arial"/>
-          <w:sz w:val="18"/>
-        </w:rPr>
-        <w:t xml:space="preserve"> with consistent HTTP semantics and stable payload shapes, reducing client defects caused by ambiguous behaviors.</w:t>
+          <w:sz w:val="20"/>
+        </w:rPr>
+      </w:pPr>
+      <w:r>
+        <w:rPr>
+          <w:sz w:val="20"/>
+        </w:rPr>
+        <w:t xml:space="preserve">Developed partner-facing </w:t>
+      </w:r>
+      <w:r>
+        <w:rPr>
+          <w:rStyle w:val="Strong"/>
+          <w:sz w:val="20"/>
+        </w:rPr>
+        <w:t>REST APIs</w:t>
+      </w:r>
+      <w:r>
+        <w:rPr>
+          <w:sz w:val="20"/>
+        </w:rPr>
+        <w:t xml:space="preserve"> and internal service endpoints for order intake, tracking, and status propagation, enabling cleaner system interoperability and reducing manual coordination overhead for operations teams.</w:t>
       </w:r>
     </w:p>
     <w:p>
@@ -2306,36 +2250,45 @@
         <w:pStyle w:val="NormalWeb"/>
         <w:numPr>
           <w:ilvl w:val="0"/>
-          <w:numId w:val="5"/>
+          <w:numId w:val="20"/>
         </w:numPr>
         <w:jc w:val="both"/>
         <w:rPr>
-          <w:rFonts w:ascii="Arial" w:hAnsi="Arial" w:cs="Arial"/>
-          <w:sz w:val="18"/>
-        </w:rPr>
-      </w:pPr>
-      <w:r>
-        <w:rPr>
-          <w:rFonts w:ascii="Arial" w:hAnsi="Arial" w:cs="Arial"/>
-          <w:sz w:val="18"/>
-        </w:rPr>
-        <w:t xml:space="preserve">Designed a resilient background processing pipeline using queue-based workflows and </w:t>
+          <w:sz w:val="20"/>
+        </w:rPr>
+      </w:pPr>
+      <w:r>
+        <w:rPr>
+          <w:sz w:val="20"/>
+        </w:rPr>
+        <w:t xml:space="preserve">Investigated a persistent issue where delayed partner callbacks produced duplicate shipment events, then introduced </w:t>
       </w:r>
       <w:proofErr w:type="spellStart"/>
       <w:r>
         <w:rPr>
-          <w:rFonts w:ascii="Arial" w:hAnsi="Arial" w:cs="Arial"/>
-          <w:sz w:val="18"/>
-        </w:rPr>
-        <w:t>resumable</w:t>
+          <w:sz w:val="20"/>
+        </w:rPr>
+        <w:t>idempotency</w:t>
       </w:r>
       <w:proofErr w:type="spellEnd"/>
       <w:r>
         <w:rPr>
-          <w:rFonts w:ascii="Arial" w:hAnsi="Arial" w:cs="Arial"/>
-          <w:sz w:val="18"/>
-        </w:rPr>
-        <w:t xml:space="preserve"> execution to survive transient infrastructure failures.</w:t>
+          <w:sz w:val="20"/>
+        </w:rPr>
+        <w:t xml:space="preserve"> validation and message de-duplication logic that cut duplicate processing incidents by </w:t>
+      </w:r>
+      <w:r>
+        <w:rPr>
+          <w:rStyle w:val="Strong"/>
+          <w:sz w:val="20"/>
+        </w:rPr>
+        <w:t>45%</w:t>
+      </w:r>
+      <w:r>
+        <w:rPr>
+          <w:sz w:val="20"/>
+        </w:rPr>
+        <w:t>.</w:t>
       </w:r>
     </w:p>
     <w:p>
@@ -2343,52 +2296,61 @@
         <w:pStyle w:val="NormalWeb"/>
         <w:numPr>
           <w:ilvl w:val="0"/>
-          <w:numId w:val="5"/>
+          <w:numId w:val="20"/>
         </w:numPr>
         <w:jc w:val="both"/>
         <w:rPr>
-          <w:rFonts w:ascii="Arial" w:hAnsi="Arial" w:cs="Arial"/>
-          <w:sz w:val="18"/>
-        </w:rPr>
-      </w:pPr>
-      <w:r>
-        <w:rPr>
-          <w:rFonts w:ascii="Arial" w:hAnsi="Arial" w:cs="Arial"/>
-          <w:sz w:val="18"/>
-        </w:rPr>
-        <w:t xml:space="preserve">Added migration discipline and index audits across </w:t>
+          <w:sz w:val="20"/>
+        </w:rPr>
+      </w:pPr>
+      <w:r>
+        <w:rPr>
+          <w:sz w:val="20"/>
+        </w:rPr>
+        <w:t xml:space="preserve">Implemented </w:t>
       </w:r>
       <w:proofErr w:type="spellStart"/>
       <w:r>
         <w:rPr>
-          <w:rStyle w:val="Strong"/>
-          <w:rFonts w:ascii="Arial" w:hAnsi="Arial" w:cs="Arial"/>
-          <w:sz w:val="18"/>
-        </w:rPr>
-        <w:t>PostgreSQL</w:t>
+          <w:sz w:val="20"/>
+        </w:rPr>
+        <w:t>async</w:t>
       </w:r>
       <w:proofErr w:type="spellEnd"/>
       <w:r>
         <w:rPr>
-          <w:rFonts w:ascii="Arial" w:hAnsi="Arial" w:cs="Arial"/>
-          <w:sz w:val="18"/>
-        </w:rPr>
-        <w:t xml:space="preserve"> and </w:t>
-      </w:r>
-      <w:r>
-        <w:rPr>
-          <w:rStyle w:val="Strong"/>
-          <w:rFonts w:ascii="Arial" w:hAnsi="Arial" w:cs="Arial"/>
-          <w:sz w:val="18"/>
-        </w:rPr>
-        <w:t>MySQL</w:t>
-      </w:r>
-      <w:r>
-        <w:rPr>
-          <w:rFonts w:ascii="Arial" w:hAnsi="Arial" w:cs="Arial"/>
-          <w:sz w:val="18"/>
-        </w:rPr>
-        <w:t>, preventing deploy-time schema surprises and reducing peak-hour slow queries.</w:t>
+          <w:sz w:val="20"/>
+        </w:rPr>
+        <w:t xml:space="preserve"> job execution with </w:t>
+      </w:r>
+      <w:proofErr w:type="spellStart"/>
+      <w:r>
+        <w:rPr>
+          <w:rStyle w:val="Strong"/>
+          <w:sz w:val="20"/>
+        </w:rPr>
+        <w:t>RabbitMQ</w:t>
+      </w:r>
+      <w:proofErr w:type="spellEnd"/>
+      <w:r>
+        <w:rPr>
+          <w:sz w:val="20"/>
+        </w:rPr>
+        <w:t xml:space="preserve"> for label generation, dispatch notifications, and nightly reconciliation, replacing fragile </w:t>
+      </w:r>
+      <w:proofErr w:type="spellStart"/>
+      <w:r>
+        <w:rPr>
+          <w:sz w:val="20"/>
+        </w:rPr>
+        <w:t>cron</w:t>
+      </w:r>
+      <w:proofErr w:type="spellEnd"/>
+      <w:r>
+        <w:rPr>
+          <w:sz w:val="20"/>
+        </w:rPr>
+        <w:t>-heavy patterns with more observable and fault-tolerant processing behavior.</w:t>
       </w:r>
     </w:p>
     <w:p>
@@ -2396,20 +2358,18 @@
         <w:pStyle w:val="NormalWeb"/>
         <w:numPr>
           <w:ilvl w:val="0"/>
-          <w:numId w:val="5"/>
+          <w:numId w:val="20"/>
         </w:numPr>
         <w:jc w:val="both"/>
         <w:rPr>
-          <w:rFonts w:ascii="Arial" w:hAnsi="Arial" w:cs="Arial"/>
-          <w:sz w:val="18"/>
-        </w:rPr>
-      </w:pPr>
-      <w:r>
-        <w:rPr>
-          <w:rFonts w:ascii="Arial" w:hAnsi="Arial" w:cs="Arial"/>
-          <w:sz w:val="18"/>
-        </w:rPr>
-        <w:t>Integrated third-party systems via adapter layers, isolating vendor quirks so upgrades did not ripple breaking changes through internal services.</w:t>
+          <w:sz w:val="20"/>
+        </w:rPr>
+      </w:pPr>
+      <w:r>
+        <w:rPr>
+          <w:sz w:val="20"/>
+        </w:rPr>
+        <w:t>Added a configurable exception-handling and retry framework so backend services could respond more gracefully to unstable third-party integrations without losing traceability or blocking primary transaction flows.</w:t>
       </w:r>
     </w:p>
     <w:p>
@@ -2417,35 +2377,18 @@
         <w:pStyle w:val="NormalWeb"/>
         <w:numPr>
           <w:ilvl w:val="0"/>
-          <w:numId w:val="5"/>
+          <w:numId w:val="20"/>
         </w:numPr>
         <w:jc w:val="both"/>
         <w:rPr>
-          <w:rFonts w:ascii="Arial" w:hAnsi="Arial" w:cs="Arial"/>
-          <w:sz w:val="18"/>
-        </w:rPr>
-      </w:pPr>
-      <w:r>
-        <w:rPr>
-          <w:rFonts w:ascii="Arial" w:hAnsi="Arial" w:cs="Arial"/>
-          <w:sz w:val="18"/>
-        </w:rPr>
-        <w:t xml:space="preserve">Hardened access control with token-based authorization using </w:t>
-      </w:r>
-      <w:r>
-        <w:rPr>
-          <w:rStyle w:val="Strong"/>
-          <w:rFonts w:ascii="Arial" w:hAnsi="Arial" w:cs="Arial"/>
-          <w:sz w:val="18"/>
-        </w:rPr>
-        <w:t>OAuth2 / JWT</w:t>
-      </w:r>
-      <w:r>
-        <w:rPr>
-          <w:rFonts w:ascii="Arial" w:hAnsi="Arial" w:cs="Arial"/>
-          <w:sz w:val="18"/>
-        </w:rPr>
-        <w:t xml:space="preserve"> patterns and role checks enforced in code paths.</w:t>
+          <w:sz w:val="20"/>
+        </w:rPr>
+      </w:pPr>
+      <w:r>
+        <w:rPr>
+          <w:sz w:val="20"/>
+        </w:rPr>
+        <w:t>Refactored a legacy reporting module that mixed SQL, domain rules, and controller logic into cleaner service and repository layers, making enhancements faster and significantly reducing regression risk during release cycles.</w:t>
       </w:r>
     </w:p>
     <w:p>
@@ -2453,20 +2396,57 @@
         <w:pStyle w:val="NormalWeb"/>
         <w:numPr>
           <w:ilvl w:val="0"/>
-          <w:numId w:val="5"/>
+          <w:numId w:val="20"/>
         </w:numPr>
         <w:jc w:val="both"/>
         <w:rPr>
-          <w:rFonts w:ascii="Arial" w:hAnsi="Arial" w:cs="Arial"/>
-          <w:sz w:val="18"/>
-        </w:rPr>
-      </w:pPr>
-      <w:r>
-        <w:rPr>
-          <w:rFonts w:ascii="Arial" w:hAnsi="Arial" w:cs="Arial"/>
-          <w:sz w:val="18"/>
-        </w:rPr>
-        <w:t>Built contract-focused integration tests and end-to-end validations to detect payload drift early and protect revenue-critical partner flows.</w:t>
+          <w:sz w:val="20"/>
+        </w:rPr>
+      </w:pPr>
+      <w:r>
+        <w:rPr>
+          <w:sz w:val="20"/>
+        </w:rPr>
+        <w:t xml:space="preserve">Supported migration from older </w:t>
+      </w:r>
+      <w:r>
+        <w:rPr>
+          <w:rStyle w:val="Strong"/>
+          <w:sz w:val="20"/>
+        </w:rPr>
+        <w:t>Java 8</w:t>
+      </w:r>
+      <w:r>
+        <w:rPr>
+          <w:sz w:val="20"/>
+        </w:rPr>
+        <w:t xml:space="preserve"> services to </w:t>
+      </w:r>
+      <w:r>
+        <w:rPr>
+          <w:rStyle w:val="Strong"/>
+          <w:sz w:val="20"/>
+        </w:rPr>
+        <w:t>Java 11</w:t>
+      </w:r>
+      <w:r>
+        <w:rPr>
+          <w:sz w:val="20"/>
+        </w:rPr>
+        <w:t xml:space="preserve"> and newer </w:t>
+      </w:r>
+      <w:r>
+        <w:rPr>
+          <w:rStyle w:val="Strong"/>
+          <w:sz w:val="20"/>
+        </w:rPr>
+        <w:t>Spring Boot</w:t>
+      </w:r>
+      <w:r>
+        <w:rPr>
+          <w:sz w:val="20"/>
+        </w:rPr>
+        <w:t xml:space="preserve"> baselines, resolving library compatibility issues, test instability, and deprecated API usage that surfaced during modernization work.</w:t>
       </w:r>
     </w:p>
     <w:p>
@@ -2474,20 +2454,33 @@
         <w:pStyle w:val="NormalWeb"/>
         <w:numPr>
           <w:ilvl w:val="0"/>
-          <w:numId w:val="5"/>
+          <w:numId w:val="20"/>
         </w:numPr>
         <w:jc w:val="both"/>
         <w:rPr>
-          <w:rFonts w:ascii="Arial" w:hAnsi="Arial" w:cs="Arial"/>
-          <w:sz w:val="18"/>
-        </w:rPr>
-      </w:pPr>
-      <w:r>
-        <w:rPr>
-          <w:rFonts w:ascii="Arial" w:hAnsi="Arial" w:cs="Arial"/>
-          <w:sz w:val="18"/>
-        </w:rPr>
-        <w:t>Centralized error handling with stable error codes and human-readable messages, reducing support escalations and speeding up incident triage.</w:t>
+          <w:sz w:val="20"/>
+        </w:rPr>
+      </w:pPr>
+      <w:r>
+        <w:rPr>
+          <w:sz w:val="20"/>
+        </w:rPr>
+        <w:t xml:space="preserve">Introduced </w:t>
+      </w:r>
+      <w:proofErr w:type="spellStart"/>
+      <w:r>
+        <w:rPr>
+          <w:rStyle w:val="Strong"/>
+          <w:sz w:val="20"/>
+        </w:rPr>
+        <w:t>Redis</w:t>
+      </w:r>
+      <w:proofErr w:type="spellEnd"/>
+      <w:r>
+        <w:rPr>
+          <w:sz w:val="20"/>
+        </w:rPr>
+        <w:t xml:space="preserve"> caching for high-read operational dashboards and reference data, which reduced repetitive database load and improved response times for planning screens used throughout the workday.</w:t>
       </w:r>
     </w:p>
     <w:p>
@@ -2495,20 +2488,32 @@
         <w:pStyle w:val="NormalWeb"/>
         <w:numPr>
           <w:ilvl w:val="0"/>
-          <w:numId w:val="5"/>
+          <w:numId w:val="20"/>
         </w:numPr>
         <w:jc w:val="both"/>
         <w:rPr>
-          <w:rFonts w:ascii="Arial" w:hAnsi="Arial" w:cs="Arial"/>
-          <w:sz w:val="18"/>
-        </w:rPr>
-      </w:pPr>
-      <w:r>
-        <w:rPr>
-          <w:rFonts w:ascii="Arial" w:hAnsi="Arial" w:cs="Arial"/>
-          <w:sz w:val="18"/>
-        </w:rPr>
-        <w:t>Delivered operational visibility with backlog-depth dashboards and worker health signals, enabling proactive scaling before SLAs were impacted.</w:t>
+          <w:sz w:val="20"/>
+        </w:rPr>
+      </w:pPr>
+      <w:r>
+        <w:rPr>
+          <w:sz w:val="20"/>
+        </w:rPr>
+        <w:t xml:space="preserve">Fixed a hard-to-reproduce </w:t>
+      </w:r>
+      <w:proofErr w:type="spellStart"/>
+      <w:r>
+        <w:rPr>
+          <w:sz w:val="20"/>
+        </w:rPr>
+        <w:t>timezone</w:t>
+      </w:r>
+      <w:proofErr w:type="spellEnd"/>
+      <w:r>
+        <w:rPr>
+          <w:sz w:val="20"/>
+        </w:rPr>
+        <w:t xml:space="preserve"> bug affecting milestone timestamps across partner regions by standardizing UTC storage, tightening serialization rules, and adding regression coverage for cross-region scenarios.</w:t>
       </w:r>
     </w:p>
     <w:p>
@@ -2516,20 +2521,73 @@
         <w:pStyle w:val="NormalWeb"/>
         <w:numPr>
           <w:ilvl w:val="0"/>
-          <w:numId w:val="5"/>
+          <w:numId w:val="20"/>
         </w:numPr>
         <w:jc w:val="both"/>
         <w:rPr>
-          <w:rFonts w:ascii="Arial" w:hAnsi="Arial" w:cs="Arial"/>
-          <w:sz w:val="18"/>
-        </w:rPr>
-      </w:pPr>
-      <w:r>
-        <w:rPr>
-          <w:rFonts w:ascii="Arial" w:hAnsi="Arial" w:cs="Arial"/>
-          <w:sz w:val="18"/>
-        </w:rPr>
-        <w:t>Optimized endpoints by fixing N+1 query paths and reducing chatty data access patterns while keeping code readable and maintainable.</w:t>
+          <w:sz w:val="20"/>
+        </w:rPr>
+      </w:pPr>
+      <w:r>
+        <w:rPr>
+          <w:sz w:val="20"/>
+        </w:rPr>
+        <w:t xml:space="preserve">Worked closely with </w:t>
+      </w:r>
+      <w:proofErr w:type="spellStart"/>
+      <w:r>
+        <w:rPr>
+          <w:sz w:val="20"/>
+        </w:rPr>
+        <w:t>DevOps</w:t>
+      </w:r>
+      <w:proofErr w:type="spellEnd"/>
+      <w:r>
+        <w:rPr>
+          <w:sz w:val="20"/>
+        </w:rPr>
+        <w:t xml:space="preserve"> on </w:t>
+      </w:r>
+      <w:r>
+        <w:rPr>
+          <w:rStyle w:val="Strong"/>
+          <w:sz w:val="20"/>
+        </w:rPr>
+        <w:t>Jenkins</w:t>
+      </w:r>
+      <w:r>
+        <w:rPr>
+          <w:sz w:val="20"/>
+        </w:rPr>
+        <w:t xml:space="preserve">, </w:t>
+      </w:r>
+      <w:proofErr w:type="spellStart"/>
+      <w:r>
+        <w:rPr>
+          <w:rStyle w:val="Strong"/>
+          <w:sz w:val="20"/>
+        </w:rPr>
+        <w:t>Docker</w:t>
+      </w:r>
+      <w:proofErr w:type="spellEnd"/>
+      <w:r>
+        <w:rPr>
+          <w:sz w:val="20"/>
+        </w:rPr>
+        <w:t xml:space="preserve">, and AWS-based deployment pipelines, improving build consistency and shortening backend release preparation time by </w:t>
+      </w:r>
+      <w:r>
+        <w:rPr>
+          <w:rStyle w:val="Strong"/>
+          <w:sz w:val="20"/>
+        </w:rPr>
+        <w:t>22%</w:t>
+      </w:r>
+      <w:r>
+        <w:rPr>
+          <w:sz w:val="20"/>
+        </w:rPr>
+        <w:t>.</w:t>
       </w:r>
     </w:p>
     <w:p>
@@ -2537,127 +2595,15 @@
         <w:pStyle w:val="NormalWeb"/>
         <w:numPr>
           <w:ilvl w:val="0"/>
-          <w:numId w:val="5"/>
+          <w:numId w:val="20"/>
         </w:numPr>
         <w:jc w:val="both"/>
-        <w:rPr>
-          <w:rFonts w:ascii="Arial" w:hAnsi="Arial" w:cs="Arial"/>
-          <w:sz w:val="18"/>
-        </w:rPr>
-      </w:pPr>
-      <w:r>
-        <w:rPr>
-          <w:rFonts w:ascii="Arial" w:hAnsi="Arial" w:cs="Arial"/>
-          <w:sz w:val="18"/>
-        </w:rPr>
-        <w:t>Implemented safe rollout practices using feature flags and gradual exposure, separating deploy risk from business activation risk.</w:t>
-      </w:r>
-    </w:p>
-    <w:p>
-      <w:pPr>
-        <w:pStyle w:val="NormalWeb"/>
-        <w:numPr>
-          <w:ilvl w:val="0"/>
-          <w:numId w:val="5"/>
-        </w:numPr>
-        <w:jc w:val="both"/>
-        <w:rPr>
-          <w:rFonts w:ascii="Arial" w:hAnsi="Arial" w:cs="Arial"/>
-          <w:sz w:val="18"/>
-        </w:rPr>
-      </w:pPr>
-      <w:r>
-        <w:rPr>
-          <w:rFonts w:ascii="Arial" w:hAnsi="Arial" w:cs="Arial"/>
-          <w:sz w:val="18"/>
-        </w:rPr>
-        <w:t xml:space="preserve">Supported event-driven integration needs via </w:t>
-      </w:r>
-      <w:r>
-        <w:rPr>
-          <w:rStyle w:val="Strong"/>
-          <w:rFonts w:ascii="Arial" w:hAnsi="Arial" w:cs="Arial"/>
-          <w:sz w:val="18"/>
-        </w:rPr>
-        <w:t>Kafka</w:t>
-      </w:r>
-      <w:r>
-        <w:rPr>
-          <w:rFonts w:ascii="Arial" w:hAnsi="Arial" w:cs="Arial"/>
-          <w:sz w:val="18"/>
-        </w:rPr>
-        <w:t xml:space="preserve"> and </w:t>
-      </w:r>
-      <w:proofErr w:type="spellStart"/>
-      <w:r>
-        <w:rPr>
-          <w:rStyle w:val="Strong"/>
-          <w:rFonts w:ascii="Arial" w:hAnsi="Arial" w:cs="Arial"/>
-          <w:sz w:val="18"/>
-        </w:rPr>
-        <w:t>RabbitMQ</w:t>
-      </w:r>
-      <w:proofErr w:type="spellEnd"/>
-      <w:r>
-        <w:rPr>
-          <w:rFonts w:ascii="Arial" w:hAnsi="Arial" w:cs="Arial"/>
-          <w:sz w:val="18"/>
-        </w:rPr>
-        <w:t xml:space="preserve"> </w:t>
-      </w:r>
-      <w:proofErr w:type="gramStart"/>
-      <w:r>
-        <w:rPr>
-          <w:rFonts w:ascii="Arial" w:hAnsi="Arial" w:cs="Arial"/>
-          <w:sz w:val="18"/>
-        </w:rPr>
-        <w:t>patterns, using retries</w:t>
-      </w:r>
-      <w:proofErr w:type="gramEnd"/>
-      <w:r>
-        <w:rPr>
-          <w:rFonts w:ascii="Arial" w:hAnsi="Arial" w:cs="Arial"/>
-          <w:sz w:val="18"/>
-        </w:rPr>
-        <w:t xml:space="preserve"> and DLQs to prevent poisoned queues.</w:t>
-      </w:r>
-    </w:p>
-    <w:p>
-      <w:pPr>
-        <w:pStyle w:val="NormalWeb"/>
-        <w:numPr>
-          <w:ilvl w:val="0"/>
-          <w:numId w:val="5"/>
-        </w:numPr>
-        <w:jc w:val="both"/>
-        <w:rPr>
-          <w:rFonts w:ascii="Arial" w:hAnsi="Arial" w:cs="Arial"/>
-          <w:sz w:val="18"/>
-        </w:rPr>
-      </w:pPr>
-      <w:r>
-        <w:rPr>
-          <w:rFonts w:ascii="Arial" w:hAnsi="Arial" w:cs="Arial"/>
-          <w:sz w:val="18"/>
-        </w:rPr>
-        <w:t xml:space="preserve">Contributed cloud readiness work by packaging services for containerized delivery with </w:t>
-      </w:r>
-      <w:proofErr w:type="spellStart"/>
-      <w:r>
-        <w:rPr>
-          <w:rStyle w:val="Strong"/>
-          <w:rFonts w:ascii="Arial" w:hAnsi="Arial" w:cs="Arial"/>
-          <w:sz w:val="18"/>
-        </w:rPr>
-        <w:t>Docker</w:t>
-      </w:r>
-      <w:proofErr w:type="spellEnd"/>
-      <w:r>
-        <w:rPr>
-          <w:rFonts w:ascii="Arial" w:hAnsi="Arial" w:cs="Arial"/>
-          <w:sz w:val="18"/>
-        </w:rPr>
-        <w:t xml:space="preserve"> and deployment automation patterns.</w:t>
+      </w:pPr>
+      <w:r>
+        <w:rPr>
+          <w:sz w:val="20"/>
+        </w:rPr>
+        <w:t>Implemented audit trails and role-aware access checks for sensitive operational actions, strengthening compliance posture and reducing risk around manual override functionality in shared admin tools.</w:t>
       </w:r>
     </w:p>
     <w:tbl>
@@ -2734,6 +2680,11 @@
       </w:tr>
     </w:tbl>
     <w:p>
+      <w:pPr>
+        <w:rPr>
+          <w:i/>
+        </w:rPr>
+      </w:pPr>
       <w:proofErr w:type="spellStart"/>
       <w:r>
         <w:rPr>
@@ -2756,7 +2707,62 @@
           <w:sz w:val="18"/>
           <w:szCs w:val="18"/>
         </w:rPr>
-        <w:t>, Inc. - Florida, United States</w:t>
+        <w:t xml:space="preserve">, Inc. </w:t>
+      </w:r>
+      <w:r>
+        <w:rPr>
+          <w:rFonts w:ascii="Arial" w:eastAsia="Arial" w:hAnsi="Arial" w:cs="Arial"/>
+          <w:b/>
+          <w:bCs/>
+          <w:color w:val="111111"/>
+          <w:sz w:val="18"/>
+          <w:szCs w:val="18"/>
+        </w:rPr>
+        <w:t>–</w:t>
+      </w:r>
+      <w:r>
+        <w:rPr>
+          <w:rFonts w:ascii="Arial" w:eastAsia="Arial" w:hAnsi="Arial" w:cs="Arial"/>
+          <w:b/>
+          <w:bCs/>
+          <w:color w:val="111111"/>
+          <w:sz w:val="18"/>
+          <w:szCs w:val="18"/>
+        </w:rPr>
+        <w:t xml:space="preserve"> </w:t>
+      </w:r>
+      <w:r>
+        <w:rPr>
+          <w:rFonts w:ascii="Arial" w:eastAsia="Arial" w:hAnsi="Arial" w:cs="Arial"/>
+          <w:bCs/>
+          <w:i/>
+          <w:color w:val="111111"/>
+          <w:sz w:val="18"/>
+          <w:szCs w:val="18"/>
+        </w:rPr>
+        <w:t>(</w:t>
+      </w:r>
+      <w:r>
+        <w:rPr>
+          <w:rFonts w:ascii="Arial" w:eastAsia="Arial" w:hAnsi="Arial" w:cs="Arial"/>
+          <w:bCs/>
+          <w:i/>
+          <w:color w:val="111111"/>
+          <w:sz w:val="18"/>
+          <w:szCs w:val="18"/>
+        </w:rPr>
+        <w:t>Florida, United States</w:t>
+      </w:r>
+      <w:r>
+        <w:rPr>
+          <w:rFonts w:ascii="Arial" w:eastAsia="Arial" w:hAnsi="Arial" w:cs="Arial"/>
+          <w:bCs/>
+          <w:i/>
+          <w:color w:val="111111"/>
+          <w:sz w:val="18"/>
+          <w:szCs w:val="18"/>
+        </w:rPr>
+        <w:t>)</w:t>
       </w:r>
     </w:p>
     <w:p>
@@ -2764,45 +2770,70 @@
         <w:pStyle w:val="NormalWeb"/>
         <w:numPr>
           <w:ilvl w:val="0"/>
-          <w:numId w:val="7"/>
+          <w:numId w:val="21"/>
         </w:numPr>
         <w:jc w:val="both"/>
         <w:rPr>
-          <w:rFonts w:ascii="Arial" w:hAnsi="Arial" w:cs="Arial"/>
-          <w:sz w:val="18"/>
-        </w:rPr>
-      </w:pPr>
-      <w:r>
-        <w:rPr>
-          <w:rFonts w:ascii="Arial" w:hAnsi="Arial" w:cs="Arial"/>
-          <w:sz w:val="18"/>
-        </w:rPr>
-        <w:t xml:space="preserve">Developed </w:t>
-      </w:r>
-      <w:r>
-        <w:rPr>
-          <w:rStyle w:val="Strong"/>
-          <w:rFonts w:ascii="Arial" w:hAnsi="Arial" w:cs="Arial"/>
-          <w:sz w:val="18"/>
-        </w:rPr>
-        <w:t xml:space="preserve">Java / </w:t>
-      </w:r>
-      <w:proofErr w:type="gramStart"/>
-      <w:r>
-        <w:rPr>
-          <w:rStyle w:val="Strong"/>
-          <w:rFonts w:ascii="Arial" w:hAnsi="Arial" w:cs="Arial"/>
-          <w:sz w:val="18"/>
-        </w:rPr>
-        <w:t>Spring</w:t>
-      </w:r>
-      <w:proofErr w:type="gramEnd"/>
-      <w:r>
-        <w:rPr>
-          <w:rFonts w:ascii="Arial" w:hAnsi="Arial" w:cs="Arial"/>
-          <w:sz w:val="18"/>
-        </w:rPr>
-        <w:t xml:space="preserve"> backend services that unified multiple upstream data sources behind consistent APIs to reduce integration fragility.</w:t>
+          <w:sz w:val="20"/>
+        </w:rPr>
+      </w:pPr>
+      <w:r>
+        <w:rPr>
+          <w:sz w:val="20"/>
+        </w:rPr>
+        <w:t xml:space="preserve">Delivered backend modules for account workflows, transaction validation, and internal approval processes using </w:t>
+      </w:r>
+      <w:r>
+        <w:rPr>
+          <w:rStyle w:val="Strong"/>
+          <w:sz w:val="20"/>
+        </w:rPr>
+        <w:t>Java 8</w:t>
+      </w:r>
+      <w:r>
+        <w:rPr>
+          <w:sz w:val="20"/>
+        </w:rPr>
+        <w:t xml:space="preserve">, </w:t>
+      </w:r>
+      <w:r>
+        <w:rPr>
+          <w:rStyle w:val="Strong"/>
+          <w:sz w:val="20"/>
+        </w:rPr>
+        <w:t>Spring MVC</w:t>
+      </w:r>
+      <w:r>
+        <w:rPr>
+          <w:sz w:val="20"/>
+        </w:rPr>
+        <w:t xml:space="preserve">, </w:t>
+      </w:r>
+      <w:r>
+        <w:rPr>
+          <w:rStyle w:val="Strong"/>
+          <w:sz w:val="20"/>
+        </w:rPr>
+        <w:t>Spring Data JPA</w:t>
+      </w:r>
+      <w:r>
+        <w:rPr>
+          <w:sz w:val="20"/>
+        </w:rPr>
+        <w:t xml:space="preserve">, and </w:t>
+      </w:r>
+      <w:r>
+        <w:rPr>
+          <w:rStyle w:val="Strong"/>
+          <w:sz w:val="20"/>
+        </w:rPr>
+        <w:t>SQL Server</w:t>
+      </w:r>
+      <w:r>
+        <w:rPr>
+          <w:sz w:val="20"/>
+        </w:rPr>
+        <w:t>, supporting business-critical processing with strong emphasis on correctness and traceability.</w:t>
       </w:r>
     </w:p>
     <w:p>
@@ -2810,20 +2841,18 @@
         <w:pStyle w:val="NormalWeb"/>
         <w:numPr>
           <w:ilvl w:val="0"/>
-          <w:numId w:val="7"/>
+          <w:numId w:val="21"/>
         </w:numPr>
         <w:jc w:val="both"/>
         <w:rPr>
-          <w:rFonts w:ascii="Arial" w:hAnsi="Arial" w:cs="Arial"/>
-          <w:sz w:val="18"/>
-        </w:rPr>
-      </w:pPr>
-      <w:r>
-        <w:rPr>
-          <w:rFonts w:ascii="Arial" w:hAnsi="Arial" w:cs="Arial"/>
-          <w:sz w:val="18"/>
-        </w:rPr>
-        <w:t>Built REST endpoints with strict input validation and pagination guardrails to keep data-heavy calls safe and predictable.</w:t>
+          <w:sz w:val="20"/>
+        </w:rPr>
+      </w:pPr>
+      <w:r>
+        <w:rPr>
+          <w:sz w:val="20"/>
+        </w:rPr>
+        <w:t>Created service-layer validation rules and reusable domain components that reduced duplicated business logic across controller flows and made regulatory change requests easier to implement safely.</w:t>
       </w:r>
     </w:p>
     <w:p>
@@ -2831,35 +2860,18 @@
         <w:pStyle w:val="NormalWeb"/>
         <w:numPr>
           <w:ilvl w:val="0"/>
-          <w:numId w:val="7"/>
+          <w:numId w:val="21"/>
         </w:numPr>
         <w:jc w:val="both"/>
         <w:rPr>
-          <w:rFonts w:ascii="Arial" w:hAnsi="Arial" w:cs="Arial"/>
-          <w:sz w:val="18"/>
-        </w:rPr>
-      </w:pPr>
-      <w:r>
-        <w:rPr>
-          <w:rFonts w:ascii="Arial" w:hAnsi="Arial" w:cs="Arial"/>
-          <w:sz w:val="18"/>
-        </w:rPr>
-        <w:t xml:space="preserve">Implemented data access via </w:t>
-      </w:r>
-      <w:r>
-        <w:rPr>
-          <w:rStyle w:val="Strong"/>
-          <w:rFonts w:ascii="Arial" w:hAnsi="Arial" w:cs="Arial"/>
-          <w:sz w:val="18"/>
-        </w:rPr>
-        <w:t>JDBC</w:t>
-      </w:r>
-      <w:r>
-        <w:rPr>
-          <w:rFonts w:ascii="Arial" w:hAnsi="Arial" w:cs="Arial"/>
-          <w:sz w:val="18"/>
-        </w:rPr>
-        <w:t xml:space="preserve"> and JPA-style patterns with clear transaction boundaries to prevent partial writes during reconciliation workflows.</w:t>
+          <w:sz w:val="20"/>
+        </w:rPr>
+      </w:pPr>
+      <w:r>
+        <w:rPr>
+          <w:sz w:val="20"/>
+        </w:rPr>
+        <w:t>Resolved a severe production issue where partial failures during multi-step transaction updates left inconsistent records, then introduced transactional boundary fixes and compensating logic to restore reliable processing behavior.</w:t>
       </w:r>
     </w:p>
     <w:p>
@@ -2867,20 +2879,18 @@
         <w:pStyle w:val="NormalWeb"/>
         <w:numPr>
           <w:ilvl w:val="0"/>
-          <w:numId w:val="7"/>
+          <w:numId w:val="21"/>
         </w:numPr>
         <w:jc w:val="both"/>
         <w:rPr>
-          <w:rFonts w:ascii="Arial" w:hAnsi="Arial" w:cs="Arial"/>
-          <w:sz w:val="18"/>
-        </w:rPr>
-      </w:pPr>
-      <w:r>
-        <w:rPr>
-          <w:rFonts w:ascii="Arial" w:hAnsi="Arial" w:cs="Arial"/>
-          <w:sz w:val="18"/>
-        </w:rPr>
-        <w:t>Delivered scheduled processing jobs with retries and alerting, replacing manual spreadsheet checks with automated summaries stakeholders trusted.</w:t>
+          <w:sz w:val="20"/>
+        </w:rPr>
+      </w:pPr>
+      <w:r>
+        <w:rPr>
+          <w:sz w:val="20"/>
+        </w:rPr>
+        <w:t>Implemented new notification and approval-routing features that connected backend rules with queue-based processing, helping business teams shorten turnaround time for exception handling and manual review cases.</w:t>
       </w:r>
     </w:p>
     <w:p>
@@ -2888,20 +2898,31 @@
         <w:pStyle w:val="NormalWeb"/>
         <w:numPr>
           <w:ilvl w:val="0"/>
-          <w:numId w:val="7"/>
+          <w:numId w:val="21"/>
         </w:numPr>
         <w:jc w:val="both"/>
         <w:rPr>
-          <w:rFonts w:ascii="Arial" w:hAnsi="Arial" w:cs="Arial"/>
-          <w:sz w:val="18"/>
-        </w:rPr>
-      </w:pPr>
-      <w:r>
-        <w:rPr>
-          <w:rFonts w:ascii="Arial" w:hAnsi="Arial" w:cs="Arial"/>
-          <w:sz w:val="18"/>
-        </w:rPr>
-        <w:t>Improved performance by identifying hot queries and adding targeted indexes, reducing report generation time without serving stale results.</w:t>
+          <w:sz w:val="20"/>
+        </w:rPr>
+      </w:pPr>
+      <w:r>
+        <w:rPr>
+          <w:sz w:val="20"/>
+        </w:rPr>
+        <w:t xml:space="preserve">Improved performance of several expensive reconciliation queries by analyzing execution plans, rewriting joins, and adding missing indexes, resulting in </w:t>
+      </w:r>
+      <w:r>
+        <w:rPr>
+          <w:rStyle w:val="Strong"/>
+          <w:sz w:val="20"/>
+        </w:rPr>
+        <w:t>27%</w:t>
+      </w:r>
+      <w:r>
+        <w:rPr>
+          <w:sz w:val="20"/>
+        </w:rPr>
+        <w:t xml:space="preserve"> faster batch completion on peak processing days.</w:t>
       </w:r>
     </w:p>
     <w:p>
@@ -2909,35 +2930,18 @@
         <w:pStyle w:val="NormalWeb"/>
         <w:numPr>
           <w:ilvl w:val="0"/>
-          <w:numId w:val="7"/>
+          <w:numId w:val="21"/>
         </w:numPr>
         <w:jc w:val="both"/>
         <w:rPr>
-          <w:rFonts w:ascii="Arial" w:hAnsi="Arial" w:cs="Arial"/>
-          <w:sz w:val="18"/>
-        </w:rPr>
-      </w:pPr>
-      <w:r>
-        <w:rPr>
-          <w:rFonts w:ascii="Arial" w:hAnsi="Arial" w:cs="Arial"/>
-          <w:sz w:val="18"/>
-        </w:rPr>
-        <w:t xml:space="preserve">Added </w:t>
-      </w:r>
-      <w:r>
-        <w:rPr>
-          <w:rStyle w:val="Strong"/>
-          <w:rFonts w:ascii="Arial" w:hAnsi="Arial" w:cs="Arial"/>
-          <w:sz w:val="18"/>
-        </w:rPr>
-        <w:t>structured logging</w:t>
-      </w:r>
-      <w:r>
-        <w:rPr>
-          <w:rFonts w:ascii="Arial" w:hAnsi="Arial" w:cs="Arial"/>
-          <w:sz w:val="18"/>
-        </w:rPr>
-        <w:t xml:space="preserve"> and correlation identifiers across request lifecycles to accelerate incident triage and post-release monitoring.</w:t>
+          <w:sz w:val="20"/>
+        </w:rPr>
+      </w:pPr>
+      <w:r>
+        <w:rPr>
+          <w:sz w:val="20"/>
+        </w:rPr>
+        <w:t>Strengthened API and internal admin security by tightening role checks, session handling, and audit capture, which reduced unauthorized action exposure and improved review readiness during internal assessments.</w:t>
       </w:r>
     </w:p>
     <w:p>
@@ -2945,20 +2949,32 @@
         <w:pStyle w:val="NormalWeb"/>
         <w:numPr>
           <w:ilvl w:val="0"/>
-          <w:numId w:val="7"/>
+          <w:numId w:val="21"/>
         </w:numPr>
         <w:jc w:val="both"/>
         <w:rPr>
-          <w:rFonts w:ascii="Arial" w:hAnsi="Arial" w:cs="Arial"/>
-          <w:sz w:val="18"/>
-        </w:rPr>
-      </w:pPr>
-      <w:r>
-        <w:rPr>
-          <w:rFonts w:ascii="Arial" w:hAnsi="Arial" w:cs="Arial"/>
-          <w:sz w:val="18"/>
-        </w:rPr>
-        <w:t>Built repeatable tests around critical business rules to prevent regressions that previously slipped in through shared utilities.</w:t>
+          <w:sz w:val="20"/>
+        </w:rPr>
+      </w:pPr>
+      <w:r>
+        <w:rPr>
+          <w:sz w:val="20"/>
+        </w:rPr>
+        <w:t xml:space="preserve">Helped </w:t>
+      </w:r>
+      <w:proofErr w:type="gramStart"/>
+      <w:r>
+        <w:rPr>
+          <w:sz w:val="20"/>
+        </w:rPr>
+        <w:t>migrate</w:t>
+      </w:r>
+      <w:proofErr w:type="gramEnd"/>
+      <w:r>
+        <w:rPr>
+          <w:sz w:val="20"/>
+        </w:rPr>
+        <w:t xml:space="preserve"> a monolithic code area toward modular service boundaries, extracting reusable business services and making future backend feature work more maintainable for the wider engineering team.</w:t>
       </w:r>
     </w:p>
     <w:p>
@@ -2966,20 +2982,18 @@
         <w:pStyle w:val="NormalWeb"/>
         <w:numPr>
           <w:ilvl w:val="0"/>
-          <w:numId w:val="7"/>
+          <w:numId w:val="21"/>
         </w:numPr>
         <w:jc w:val="both"/>
         <w:rPr>
-          <w:rFonts w:ascii="Arial" w:hAnsi="Arial" w:cs="Arial"/>
-          <w:sz w:val="18"/>
-        </w:rPr>
-      </w:pPr>
-      <w:r>
-        <w:rPr>
-          <w:rFonts w:ascii="Arial" w:hAnsi="Arial" w:cs="Arial"/>
-          <w:sz w:val="18"/>
-        </w:rPr>
-        <w:t>Refactored a tangled service layer into clearer modules with explicit contracts, reducing onboarding time and limiting blast radius of changes.</w:t>
+          <w:sz w:val="20"/>
+        </w:rPr>
+      </w:pPr>
+      <w:r>
+        <w:rPr>
+          <w:sz w:val="20"/>
+        </w:rPr>
+        <w:t>Diagnosed memory pressure and unstable runtime behavior caused by oversized in-memory report construction, then redesigned export generation into paged streaming flows that prevented repeated service degradation.</w:t>
       </w:r>
     </w:p>
     <w:p>
@@ -2987,20 +3001,18 @@
         <w:pStyle w:val="NormalWeb"/>
         <w:numPr>
           <w:ilvl w:val="0"/>
-          <w:numId w:val="7"/>
+          <w:numId w:val="21"/>
         </w:numPr>
         <w:jc w:val="both"/>
         <w:rPr>
-          <w:rFonts w:ascii="Arial" w:hAnsi="Arial" w:cs="Arial"/>
-          <w:sz w:val="18"/>
-        </w:rPr>
-      </w:pPr>
-      <w:r>
-        <w:rPr>
-          <w:rFonts w:ascii="Arial" w:hAnsi="Arial" w:cs="Arial"/>
-          <w:sz w:val="18"/>
-        </w:rPr>
-        <w:t>Implemented robust CSV/JSON ingestion with schema checks and quarantining, preventing malformed inputs from poisoning downstream tables.</w:t>
+          <w:sz w:val="20"/>
+        </w:rPr>
+      </w:pPr>
+      <w:r>
+        <w:rPr>
+          <w:sz w:val="20"/>
+        </w:rPr>
+        <w:t>Built integration tests for validation-heavy service paths and database interactions, increasing release confidence and catching edge-case regressions before they reached user acceptance testing.</w:t>
       </w:r>
     </w:p>
     <w:p>
@@ -3008,58 +3020,15 @@
         <w:pStyle w:val="NormalWeb"/>
         <w:numPr>
           <w:ilvl w:val="0"/>
-          <w:numId w:val="7"/>
+          <w:numId w:val="21"/>
         </w:numPr>
         <w:jc w:val="both"/>
-        <w:rPr>
-          <w:rFonts w:ascii="Arial" w:hAnsi="Arial" w:cs="Arial"/>
-          <w:sz w:val="18"/>
-        </w:rPr>
-      </w:pPr>
-      <w:r>
-        <w:rPr>
-          <w:rFonts w:ascii="Arial" w:hAnsi="Arial" w:cs="Arial"/>
-          <w:sz w:val="18"/>
-        </w:rPr>
-        <w:t xml:space="preserve">Supported data platform evolution by integrating </w:t>
-      </w:r>
-      <w:proofErr w:type="spellStart"/>
-      <w:r>
-        <w:rPr>
-          <w:rStyle w:val="Strong"/>
-          <w:rFonts w:ascii="Arial" w:hAnsi="Arial" w:cs="Arial"/>
-          <w:sz w:val="18"/>
-        </w:rPr>
-        <w:t>MongoDB</w:t>
-      </w:r>
-      <w:proofErr w:type="spellEnd"/>
-      <w:r>
-        <w:rPr>
-          <w:rFonts w:ascii="Arial" w:hAnsi="Arial" w:cs="Arial"/>
-          <w:sz w:val="18"/>
-        </w:rPr>
-        <w:t xml:space="preserve"> for flexible document storage alongside relational stores where appropriate.</w:t>
-      </w:r>
-    </w:p>
-    <w:p>
-      <w:pPr>
-        <w:pStyle w:val="NormalWeb"/>
-        <w:numPr>
-          <w:ilvl w:val="0"/>
-          <w:numId w:val="7"/>
-        </w:numPr>
-        <w:jc w:val="both"/>
-        <w:rPr>
-          <w:rFonts w:ascii="Arial" w:hAnsi="Arial" w:cs="Arial"/>
-          <w:sz w:val="18"/>
-        </w:rPr>
-      </w:pPr>
-      <w:r>
-        <w:rPr>
-          <w:rFonts w:ascii="Arial" w:hAnsi="Arial" w:cs="Arial"/>
-          <w:sz w:val="18"/>
-        </w:rPr>
-        <w:t>Assisted operational workflows by creating lightweight internal tools that surfaced pipeline status and data-quality signals.</w:t>
+      </w:pPr>
+      <w:r>
+        <w:rPr>
+          <w:sz w:val="20"/>
+        </w:rPr>
+        <w:t>Partnered with QA and product analysts to reproduce intermittent defects using production-like datasets, which improved debugging accuracy and led to quicker closure of long-standing backend issues.</w:t>
       </w:r>
     </w:p>
     <w:tbl>
@@ -3095,6 +3064,7 @@
             </w:tcBorders>
           </w:tcPr>
           <w:p>
+            <w:bookmarkStart w:id="0" w:name="_GoBack"/>
             <w:r>
               <w:rPr>
                 <w:rFonts w:ascii="Arial" w:eastAsia="Arial" w:hAnsi="Arial" w:cs="Arial"/>
@@ -3136,6 +3106,11 @@
       </w:tr>
     </w:tbl>
     <w:p>
+      <w:pPr>
+        <w:rPr>
+          <w:i/>
+        </w:rPr>
+      </w:pPr>
       <w:r>
         <w:rPr>
           <w:rFonts w:ascii="Arial" w:eastAsia="Arial" w:hAnsi="Arial" w:cs="Arial"/>
@@ -3145,47 +3120,136 @@
           <w:sz w:val="18"/>
           <w:szCs w:val="18"/>
         </w:rPr>
-        <w:t>Centric Tech Inc. - New Jersey, United States</w:t>
+        <w:t xml:space="preserve">Centric Tech Inc. </w:t>
+      </w:r>
+      <w:r>
+        <w:rPr>
+          <w:rFonts w:ascii="Arial" w:eastAsia="Arial" w:hAnsi="Arial" w:cs="Arial"/>
+          <w:b/>
+          <w:bCs/>
+          <w:color w:val="111111"/>
+          <w:sz w:val="18"/>
+          <w:szCs w:val="18"/>
+        </w:rPr>
+        <w:t>–</w:t>
+      </w:r>
+      <w:r>
+        <w:rPr>
+          <w:rFonts w:ascii="Arial" w:eastAsia="Arial" w:hAnsi="Arial" w:cs="Arial"/>
+          <w:b/>
+          <w:bCs/>
+          <w:color w:val="111111"/>
+          <w:sz w:val="18"/>
+          <w:szCs w:val="18"/>
+        </w:rPr>
+        <w:t xml:space="preserve"> </w:t>
+      </w:r>
+      <w:r>
+        <w:rPr>
+          <w:rFonts w:ascii="Arial" w:eastAsia="Arial" w:hAnsi="Arial" w:cs="Arial"/>
+          <w:bCs/>
+          <w:i/>
+          <w:color w:val="111111"/>
+          <w:sz w:val="18"/>
+          <w:szCs w:val="18"/>
+        </w:rPr>
+        <w:t>(</w:t>
+      </w:r>
+      <w:r>
+        <w:rPr>
+          <w:rFonts w:ascii="Arial" w:eastAsia="Arial" w:hAnsi="Arial" w:cs="Arial"/>
+          <w:bCs/>
+          <w:i/>
+          <w:color w:val="111111"/>
+          <w:sz w:val="18"/>
+          <w:szCs w:val="18"/>
+        </w:rPr>
+        <w:t>New Jersey, United States</w:t>
+      </w:r>
+      <w:r>
+        <w:rPr>
+          <w:rFonts w:ascii="Arial" w:eastAsia="Arial" w:hAnsi="Arial" w:cs="Arial"/>
+          <w:bCs/>
+          <w:i/>
+          <w:color w:val="111111"/>
+          <w:sz w:val="18"/>
+          <w:szCs w:val="18"/>
+        </w:rPr>
+        <w:t>)</w:t>
       </w:r>
     </w:p>
+    <w:bookmarkEnd w:id="0"/>
     <w:p>
       <w:pPr>
         <w:pStyle w:val="NormalWeb"/>
         <w:numPr>
           <w:ilvl w:val="0"/>
-          <w:numId w:val="9"/>
+          <w:numId w:val="22"/>
         </w:numPr>
         <w:jc w:val="both"/>
         <w:rPr>
-          <w:rFonts w:ascii="Arial" w:hAnsi="Arial" w:cs="Arial"/>
-          <w:sz w:val="18"/>
-          <w:szCs w:val="18"/>
-        </w:rPr>
-      </w:pPr>
-      <w:r>
-        <w:rPr>
-          <w:rFonts w:ascii="Arial" w:hAnsi="Arial" w:cs="Arial"/>
-          <w:sz w:val="18"/>
-          <w:szCs w:val="18"/>
-        </w:rPr>
-        <w:t xml:space="preserve">Delivered </w:t>
-      </w:r>
-      <w:r>
-        <w:rPr>
-          <w:rStyle w:val="Strong"/>
-          <w:rFonts w:ascii="Arial" w:hAnsi="Arial" w:cs="Arial"/>
-          <w:sz w:val="18"/>
-          <w:szCs w:val="18"/>
-        </w:rPr>
-        <w:t>Java</w:t>
-      </w:r>
-      <w:r>
-        <w:rPr>
-          <w:rFonts w:ascii="Arial" w:hAnsi="Arial" w:cs="Arial"/>
-          <w:sz w:val="18"/>
-          <w:szCs w:val="18"/>
-        </w:rPr>
-        <w:t xml:space="preserve"> backend features for internal tools with reliable request handling and clear service boundaries for safe iteration.</w:t>
+          <w:sz w:val="20"/>
+        </w:rPr>
+      </w:pPr>
+      <w:r>
+        <w:rPr>
+          <w:sz w:val="20"/>
+        </w:rPr>
+        <w:t xml:space="preserve">Supported backend development for internal business applications using </w:t>
+      </w:r>
+      <w:r>
+        <w:rPr>
+          <w:rStyle w:val="Strong"/>
+          <w:sz w:val="20"/>
+        </w:rPr>
+        <w:t>Java 8</w:t>
+      </w:r>
+      <w:r>
+        <w:rPr>
+          <w:sz w:val="20"/>
+        </w:rPr>
+        <w:t xml:space="preserve">, </w:t>
+      </w:r>
+      <w:proofErr w:type="gramStart"/>
+      <w:r>
+        <w:rPr>
+          <w:rStyle w:val="Strong"/>
+          <w:sz w:val="20"/>
+        </w:rPr>
+        <w:t>Spring</w:t>
+      </w:r>
+      <w:proofErr w:type="gramEnd"/>
+      <w:r>
+        <w:rPr>
+          <w:sz w:val="20"/>
+        </w:rPr>
+        <w:t xml:space="preserve">, </w:t>
+      </w:r>
+      <w:r>
+        <w:rPr>
+          <w:rStyle w:val="Strong"/>
+          <w:sz w:val="20"/>
+        </w:rPr>
+        <w:t>JSP/Servlet</w:t>
+      </w:r>
+      <w:r>
+        <w:rPr>
+          <w:sz w:val="20"/>
+        </w:rPr>
+        <w:t xml:space="preserve"> patterns, and </w:t>
+      </w:r>
+      <w:r>
+        <w:rPr>
+          <w:rStyle w:val="Strong"/>
+          <w:sz w:val="20"/>
+        </w:rPr>
+        <w:t>MySQL</w:t>
+      </w:r>
+      <w:r>
+        <w:rPr>
+          <w:sz w:val="20"/>
+        </w:rPr>
+        <w:t>, focusing on stable feature delivery, bug resolution, and maintainable service logic.</w:t>
       </w:r>
     </w:p>
     <w:p>
@@ -3193,22 +3257,18 @@
         <w:pStyle w:val="NormalWeb"/>
         <w:numPr>
           <w:ilvl w:val="0"/>
-          <w:numId w:val="9"/>
+          <w:numId w:val="22"/>
         </w:numPr>
         <w:jc w:val="both"/>
         <w:rPr>
-          <w:rFonts w:ascii="Arial" w:hAnsi="Arial" w:cs="Arial"/>
-          <w:sz w:val="18"/>
-          <w:szCs w:val="18"/>
-        </w:rPr>
-      </w:pPr>
-      <w:r>
-        <w:rPr>
-          <w:rFonts w:ascii="Arial" w:hAnsi="Arial" w:cs="Arial"/>
-          <w:sz w:val="18"/>
-          <w:szCs w:val="18"/>
-        </w:rPr>
-        <w:t>Implemented REST-style controllers with predictable validation and error responses, reducing client guesswork and support time.</w:t>
+          <w:sz w:val="20"/>
+        </w:rPr>
+      </w:pPr>
+      <w:r>
+        <w:rPr>
+          <w:sz w:val="20"/>
+        </w:rPr>
+        <w:t>Implemented form-processing, search, and approval workflow enhancements that improved internal user efficiency while giving senior engineers a stronger foundation for later platform expansion.</w:t>
       </w:r>
     </w:p>
     <w:p>
@@ -3216,22 +3276,18 @@
         <w:pStyle w:val="NormalWeb"/>
         <w:numPr>
           <w:ilvl w:val="0"/>
-          <w:numId w:val="9"/>
+          <w:numId w:val="22"/>
         </w:numPr>
         <w:jc w:val="both"/>
         <w:rPr>
-          <w:rFonts w:ascii="Arial" w:hAnsi="Arial" w:cs="Arial"/>
-          <w:sz w:val="18"/>
-          <w:szCs w:val="18"/>
-        </w:rPr>
-      </w:pPr>
-      <w:r>
-        <w:rPr>
-          <w:rFonts w:ascii="Arial" w:hAnsi="Arial" w:cs="Arial"/>
-          <w:sz w:val="18"/>
-          <w:szCs w:val="18"/>
-        </w:rPr>
-        <w:t>Built data access logic with disciplined transaction handling, reducing inconsistencies that previously required manual cleanup.</w:t>
+          <w:sz w:val="20"/>
+        </w:rPr>
+      </w:pPr>
+      <w:r>
+        <w:rPr>
+          <w:sz w:val="20"/>
+        </w:rPr>
+        <w:t>Fixed recurring null-handling and validation issues that caused avoidable runtime errors in approval flows, then added guard clauses and clearer service validation to improve request reliability.</w:t>
       </w:r>
     </w:p>
     <w:p>
@@ -3239,39 +3295,18 @@
         <w:pStyle w:val="NormalWeb"/>
         <w:numPr>
           <w:ilvl w:val="0"/>
-          <w:numId w:val="9"/>
+          <w:numId w:val="22"/>
         </w:numPr>
         <w:jc w:val="both"/>
         <w:rPr>
-          <w:rFonts w:ascii="Arial" w:hAnsi="Arial" w:cs="Arial"/>
-          <w:sz w:val="18"/>
-          <w:szCs w:val="18"/>
-        </w:rPr>
-      </w:pPr>
-      <w:r>
-        <w:rPr>
-          <w:rFonts w:ascii="Arial" w:hAnsi="Arial" w:cs="Arial"/>
-          <w:sz w:val="18"/>
-          <w:szCs w:val="18"/>
-        </w:rPr>
-        <w:t xml:space="preserve">Standardized build hygiene using </w:t>
-      </w:r>
-      <w:r>
-        <w:rPr>
-          <w:rStyle w:val="Strong"/>
-          <w:rFonts w:ascii="Arial" w:hAnsi="Arial" w:cs="Arial"/>
-          <w:sz w:val="18"/>
-          <w:szCs w:val="18"/>
-        </w:rPr>
-        <w:t>Maven</w:t>
-      </w:r>
-      <w:r>
-        <w:rPr>
-          <w:rFonts w:ascii="Arial" w:hAnsi="Arial" w:cs="Arial"/>
-          <w:sz w:val="18"/>
-          <w:szCs w:val="18"/>
-        </w:rPr>
-        <w:t xml:space="preserve"> conventions to eliminate environment-specific failures during local development and CI.</w:t>
+          <w:sz w:val="20"/>
+        </w:rPr>
+      </w:pPr>
+      <w:r>
+        <w:rPr>
+          <w:sz w:val="20"/>
+        </w:rPr>
+        <w:t>Helped troubleshoot a difficult batch-job failure caused by malformed input records and weak parsing assumptions, then improved validation and error reporting so support teams could isolate bad records quickly.</w:t>
       </w:r>
     </w:p>
     <w:p>
@@ -3279,22 +3314,18 @@
         <w:pStyle w:val="NormalWeb"/>
         <w:numPr>
           <w:ilvl w:val="0"/>
-          <w:numId w:val="9"/>
+          <w:numId w:val="22"/>
         </w:numPr>
         <w:jc w:val="both"/>
         <w:rPr>
-          <w:rFonts w:ascii="Arial" w:hAnsi="Arial" w:cs="Arial"/>
-          <w:sz w:val="18"/>
-          <w:szCs w:val="18"/>
-        </w:rPr>
-      </w:pPr>
-      <w:r>
-        <w:rPr>
-          <w:rFonts w:ascii="Arial" w:hAnsi="Arial" w:cs="Arial"/>
-          <w:sz w:val="18"/>
-          <w:szCs w:val="18"/>
-        </w:rPr>
-        <w:t>Added targeted unit tests around failure-prone business rules to catch regressions early and reduce production surprises.</w:t>
+          <w:sz w:val="20"/>
+        </w:rPr>
+      </w:pPr>
+      <w:r>
+        <w:rPr>
+          <w:sz w:val="20"/>
+        </w:rPr>
+        <w:t>Contributed to early API integration work for internal services, building adapters and transformation logic that allowed older modules to exchange data more consistently with newer backend components.</w:t>
       </w:r>
     </w:p>
     <w:p>
@@ -3302,22 +3333,19 @@
         <w:pStyle w:val="NormalWeb"/>
         <w:numPr>
           <w:ilvl w:val="0"/>
-          <w:numId w:val="9"/>
+          <w:numId w:val="22"/>
         </w:numPr>
         <w:jc w:val="both"/>
         <w:rPr>
-          <w:rFonts w:ascii="Arial" w:hAnsi="Arial" w:cs="Arial"/>
-          <w:sz w:val="18"/>
-          <w:szCs w:val="18"/>
-        </w:rPr>
-      </w:pPr>
-      <w:r>
-        <w:rPr>
-          <w:rFonts w:ascii="Arial" w:hAnsi="Arial" w:cs="Arial"/>
-          <w:sz w:val="18"/>
-          <w:szCs w:val="18"/>
-        </w:rPr>
-        <w:t>Partnered with senior engineers to troubleshoot performance issues using logs and query inspection, learning bottleneck isolation in practice.</w:t>
+          <w:sz w:val="20"/>
+        </w:rPr>
+      </w:pPr>
+      <w:r>
+        <w:rPr>
+          <w:sz w:val="20"/>
+        </w:rPr>
+        <w:lastRenderedPageBreak/>
+        <w:t>Refactored duplicated utility and service code into shared helpers, reducing maintenance overhead and making defect fixes easier to apply across related modules without introducing divergence.</w:t>
       </w:r>
     </w:p>
     <w:p>
@@ -3325,40 +3353,18 @@
         <w:pStyle w:val="NormalWeb"/>
         <w:numPr>
           <w:ilvl w:val="0"/>
-          <w:numId w:val="9"/>
+          <w:numId w:val="22"/>
         </w:numPr>
         <w:jc w:val="both"/>
         <w:rPr>
-          <w:rFonts w:ascii="Arial" w:hAnsi="Arial" w:cs="Arial"/>
-          <w:sz w:val="18"/>
-          <w:szCs w:val="18"/>
-        </w:rPr>
-      </w:pPr>
-      <w:r>
-        <w:rPr>
-          <w:rFonts w:ascii="Arial" w:hAnsi="Arial" w:cs="Arial"/>
-          <w:sz w:val="18"/>
-          <w:szCs w:val="18"/>
-        </w:rPr>
-        <w:t xml:space="preserve">Documented operational workflows and failure modes in lightweight </w:t>
-      </w:r>
-      <w:proofErr w:type="spellStart"/>
-      <w:r>
-        <w:rPr>
-          <w:rFonts w:ascii="Arial" w:hAnsi="Arial" w:cs="Arial"/>
-          <w:sz w:val="18"/>
-          <w:szCs w:val="18"/>
-        </w:rPr>
-        <w:t>runbooks</w:t>
-      </w:r>
-      <w:proofErr w:type="spellEnd"/>
-      <w:r>
-        <w:rPr>
-          <w:rFonts w:ascii="Arial" w:hAnsi="Arial" w:cs="Arial"/>
-          <w:sz w:val="18"/>
-          <w:szCs w:val="18"/>
-        </w:rPr>
-        <w:t xml:space="preserve"> to improve handoffs during support rotations.</w:t>
+          <w:sz w:val="20"/>
+        </w:rPr>
+      </w:pPr>
+      <w:r>
+        <w:rPr>
+          <w:sz w:val="20"/>
+        </w:rPr>
+        <w:t>Assisted with release verification, log analysis, and SQL troubleshooting during deployment windows, building strong debugging discipline and helping reduce avoidable post-release issues.</w:t>
       </w:r>
     </w:p>
     <w:p>
@@ -3366,22 +3372,18 @@
         <w:pStyle w:val="NormalWeb"/>
         <w:numPr>
           <w:ilvl w:val="0"/>
-          <w:numId w:val="9"/>
+          <w:numId w:val="22"/>
         </w:numPr>
         <w:jc w:val="both"/>
         <w:rPr>
-          <w:rFonts w:ascii="Arial" w:hAnsi="Arial" w:cs="Arial"/>
-          <w:sz w:val="18"/>
-          <w:szCs w:val="18"/>
-        </w:rPr>
-      </w:pPr>
-      <w:r>
-        <w:rPr>
-          <w:rFonts w:ascii="Arial" w:hAnsi="Arial" w:cs="Arial"/>
-          <w:sz w:val="18"/>
-          <w:szCs w:val="18"/>
-        </w:rPr>
-        <w:t>Supported early deployment automation practices and environment consistency improvements to reduce “works on my machine” drift.</w:t>
+          <w:sz w:val="20"/>
+        </w:rPr>
+      </w:pPr>
+      <w:r>
+        <w:rPr>
+          <w:sz w:val="20"/>
+        </w:rPr>
+        <w:t>Participated in a legacy cleanup effort that replaced tightly coupled controller-heavy logic with clearer service-layer separation, creating a better base for later modernization initiatives.</w:t>
       </w:r>
     </w:p>
     <w:p>
@@ -3389,22 +3391,15 @@
         <w:pStyle w:val="NormalWeb"/>
         <w:numPr>
           <w:ilvl w:val="0"/>
-          <w:numId w:val="9"/>
+          <w:numId w:val="22"/>
         </w:numPr>
         <w:jc w:val="both"/>
-        <w:rPr>
-          <w:rFonts w:ascii="Arial" w:hAnsi="Arial" w:cs="Arial"/>
-          <w:sz w:val="18"/>
-          <w:szCs w:val="18"/>
-        </w:rPr>
-      </w:pPr>
-      <w:r>
-        <w:rPr>
-          <w:rFonts w:ascii="Arial" w:hAnsi="Arial" w:cs="Arial"/>
-          <w:sz w:val="18"/>
-          <w:szCs w:val="18"/>
-        </w:rPr>
-        <w:t>Contributed to data export/reporting utilities backed by SQL tuning and indexing fundamentals for stable performance.</w:t>
+      </w:pPr>
+      <w:r>
+        <w:rPr>
+          <w:sz w:val="20"/>
+        </w:rPr>
+        <w:t>Worked with senior developers to implement new backend features in incremental steps, balancing delivery speed with safe testing practices and improving confidence in small but frequent production releases.</w:t>
       </w:r>
     </w:p>
     <w:p>
@@ -3422,7 +3417,6 @@
           <w:sz w:val="21"/>
           <w:szCs w:val="21"/>
         </w:rPr>
-        <w:lastRenderedPageBreak/>
         <w:t>EDUCATION</w:t>
       </w:r>
     </w:p>
@@ -3527,7 +3521,7 @@
         <w:pStyle w:val="ListParagraph"/>
         <w:numPr>
           <w:ilvl w:val="0"/>
-          <w:numId w:val="11"/>
+          <w:numId w:val="23"/>
         </w:numPr>
         <w:jc w:val="both"/>
         <w:rPr>
@@ -3535,75 +3529,7 @@
         </w:rPr>
       </w:pPr>
       <w:r>
-        <w:rPr>
-          <w:rFonts w:ascii="Arial" w:hAnsi="Arial" w:cs="Arial"/>
-        </w:rPr>
-        <w:t xml:space="preserve">Coursework emphasized </w:t>
-      </w:r>
-      <w:r>
-        <w:rPr>
-          <w:rStyle w:val="Strong"/>
-          <w:rFonts w:ascii="Arial" w:hAnsi="Arial" w:cs="Arial"/>
-        </w:rPr>
-        <w:t>systems</w:t>
-      </w:r>
-      <w:r>
-        <w:rPr>
-          <w:rFonts w:ascii="Arial" w:hAnsi="Arial" w:cs="Arial"/>
-        </w:rPr>
-        <w:t xml:space="preserve">, </w:t>
-      </w:r>
-      <w:r>
-        <w:rPr>
-          <w:rStyle w:val="Strong"/>
-          <w:rFonts w:ascii="Arial" w:hAnsi="Arial" w:cs="Arial"/>
-        </w:rPr>
-        <w:t>databases</w:t>
-      </w:r>
-      <w:r>
-        <w:rPr>
-          <w:rFonts w:ascii="Arial" w:hAnsi="Arial" w:cs="Arial"/>
-        </w:rPr>
-        <w:t xml:space="preserve">, and </w:t>
-      </w:r>
-      <w:r>
-        <w:rPr>
-          <w:rStyle w:val="Strong"/>
-          <w:rFonts w:ascii="Arial" w:hAnsi="Arial" w:cs="Arial"/>
-        </w:rPr>
-        <w:t>software engineering</w:t>
-      </w:r>
-      <w:r>
-        <w:rPr>
-          <w:rFonts w:ascii="Arial" w:hAnsi="Arial" w:cs="Arial"/>
-        </w:rPr>
-        <w:t xml:space="preserve">, which I’ve applied directly in production through scalable </w:t>
-      </w:r>
-      <w:r>
-        <w:rPr>
-          <w:rStyle w:val="Strong"/>
-          <w:rFonts w:ascii="Arial" w:hAnsi="Arial" w:cs="Arial"/>
-        </w:rPr>
-        <w:t>API design</w:t>
-      </w:r>
-      <w:r>
-        <w:rPr>
-          <w:rFonts w:ascii="Arial" w:hAnsi="Arial" w:cs="Arial"/>
-        </w:rPr>
-        <w:t xml:space="preserve">, </w:t>
-      </w:r>
-      <w:r>
-        <w:rPr>
-          <w:rStyle w:val="Strong"/>
-          <w:rFonts w:ascii="Arial" w:hAnsi="Arial" w:cs="Arial"/>
-        </w:rPr>
-        <w:t>data modeling</w:t>
-      </w:r>
-      <w:r>
-        <w:rPr>
-          <w:rFonts w:ascii="Arial" w:hAnsi="Arial" w:cs="Arial"/>
-        </w:rPr>
-        <w:t>, and operational reliability practices.</w:t>
+        <w:t>Strong academic foundation in data structures, software engineering, database systems, and distributed application design supported long-term growth into enterprise backend architecture and production service ownership.</w:t>
       </w:r>
     </w:p>
     <w:p>
@@ -3621,28 +3547,17 @@
           <w:sz w:val="21"/>
           <w:szCs w:val="21"/>
         </w:rPr>
-        <w:t>PROJECTS</w:t>
-      </w:r>
-    </w:p>
-    <w:p>
-      <w:pPr>
-        <w:pStyle w:val="Heading3"/>
-        <w:jc w:val="both"/>
-        <w:rPr>
-          <w:rFonts w:ascii="Arial" w:hAnsi="Arial" w:cs="Arial"/>
-          <w:color w:val="auto"/>
-          <w:sz w:val="18"/>
-        </w:rPr>
-      </w:pPr>
-      <w:r>
-        <w:rPr>
-          <w:rStyle w:val="Strong"/>
-          <w:rFonts w:ascii="Arial" w:hAnsi="Arial" w:cs="Arial"/>
-          <w:bCs w:val="0"/>
-          <w:color w:val="auto"/>
-          <w:sz w:val="18"/>
-        </w:rPr>
-        <w:t>Event-Driven Order &amp; Workflow Orchestrator (Kafka + SQS/SNS)</w:t>
+        <w:t>CERTIFICATION</w:t>
+      </w:r>
+      <w:r>
+        <w:rPr>
+          <w:b/>
+          <w:bCs/>
+          <w:color w:val="111111"/>
+          <w:sz w:val="21"/>
+          <w:szCs w:val="21"/>
+        </w:rPr>
+        <w:t>S</w:t>
       </w:r>
     </w:p>
     <w:p>
@@ -3650,76 +3565,45 @@
         <w:pStyle w:val="NormalWeb"/>
         <w:numPr>
           <w:ilvl w:val="0"/>
-          <w:numId w:val="17"/>
+          <w:numId w:val="24"/>
         </w:numPr>
         <w:spacing w:before="0" w:beforeAutospacing="0" w:after="0" w:afterAutospacing="0"/>
-        <w:jc w:val="both"/>
-        <w:rPr>
-          <w:rFonts w:ascii="Arial" w:hAnsi="Arial" w:cs="Arial"/>
-          <w:sz w:val="18"/>
-        </w:rPr>
-      </w:pPr>
-      <w:r>
-        <w:rPr>
-          <w:rFonts w:ascii="Arial" w:hAnsi="Arial" w:cs="Arial"/>
-          <w:sz w:val="18"/>
-        </w:rPr>
-        <w:t xml:space="preserve">Built a reusable orchestration pattern for long-running workflows using </w:t>
-      </w:r>
-      <w:r>
-        <w:rPr>
-          <w:rStyle w:val="Strong"/>
-          <w:rFonts w:ascii="Arial" w:hAnsi="Arial" w:cs="Arial"/>
-          <w:sz w:val="18"/>
-        </w:rPr>
-        <w:t>Kafka</w:t>
-      </w:r>
-      <w:r>
-        <w:rPr>
-          <w:rFonts w:ascii="Arial" w:hAnsi="Arial" w:cs="Arial"/>
-          <w:sz w:val="18"/>
-        </w:rPr>
-        <w:t xml:space="preserve"> for domain events and </w:t>
-      </w:r>
-      <w:r>
-        <w:rPr>
-          <w:rStyle w:val="Strong"/>
-          <w:rFonts w:ascii="Arial" w:hAnsi="Arial" w:cs="Arial"/>
-          <w:sz w:val="18"/>
-        </w:rPr>
-        <w:t>AWS SQS/SNS</w:t>
-      </w:r>
-      <w:r>
-        <w:rPr>
-          <w:rFonts w:ascii="Arial" w:hAnsi="Arial" w:cs="Arial"/>
-          <w:sz w:val="18"/>
-        </w:rPr>
-        <w:t xml:space="preserve"> for fan-out execution, with </w:t>
-      </w:r>
-      <w:proofErr w:type="spellStart"/>
-      <w:r>
-        <w:rPr>
-          <w:rStyle w:val="Strong"/>
-          <w:rFonts w:ascii="Arial" w:hAnsi="Arial" w:cs="Arial"/>
-          <w:sz w:val="18"/>
-        </w:rPr>
-        <w:t>idempotency</w:t>
-      </w:r>
-      <w:proofErr w:type="spellEnd"/>
-      <w:r>
-        <w:rPr>
-          <w:rStyle w:val="Strong"/>
-          <w:rFonts w:ascii="Arial" w:hAnsi="Arial" w:cs="Arial"/>
-          <w:sz w:val="18"/>
-        </w:rPr>
-        <w:t xml:space="preserve"> keys</w:t>
-      </w:r>
-      <w:r>
-        <w:rPr>
-          <w:rFonts w:ascii="Arial" w:hAnsi="Arial" w:cs="Arial"/>
-          <w:sz w:val="18"/>
-        </w:rPr>
-        <w:t>, retries, and DLQ-based recovery.</w:t>
+        <w:rPr>
+          <w:sz w:val="20"/>
+        </w:rPr>
+      </w:pPr>
+      <w:r>
+        <w:rPr>
+          <w:rStyle w:val="Strong"/>
+          <w:sz w:val="20"/>
+        </w:rPr>
+        <w:t>Oracle Certified Professional: Java SE Programmer</w:t>
+      </w:r>
+      <w:r>
+        <w:rPr>
+          <w:sz w:val="20"/>
+        </w:rPr>
+        <w:t xml:space="preserve"> — 2022</w:t>
+      </w:r>
+      <w:r>
+        <w:rPr>
+          <w:sz w:val="20"/>
+        </w:rPr>
+        <w:br/>
+        <w:t xml:space="preserve">Validated strong knowledge of core </w:t>
+      </w:r>
+      <w:r>
+        <w:rPr>
+          <w:rStyle w:val="Strong"/>
+          <w:sz w:val="20"/>
+        </w:rPr>
+        <w:t>Java</w:t>
+      </w:r>
+      <w:r>
+        <w:rPr>
+          <w:sz w:val="20"/>
+        </w:rPr>
+        <w:t xml:space="preserve"> language features, object-oriented design, collections, concurrency fundamentals, and enterprise-grade coding practices used in production backend systems.</w:t>
       </w:r>
     </w:p>
     <w:p>
@@ -3727,137 +3611,45 @@
         <w:pStyle w:val="NormalWeb"/>
         <w:numPr>
           <w:ilvl w:val="0"/>
-          <w:numId w:val="17"/>
+          <w:numId w:val="24"/>
         </w:numPr>
         <w:spacing w:before="0" w:beforeAutospacing="0" w:after="0" w:afterAutospacing="0"/>
-        <w:jc w:val="both"/>
-        <w:rPr>
-          <w:rFonts w:ascii="Arial" w:hAnsi="Arial" w:cs="Arial"/>
-          <w:sz w:val="18"/>
-        </w:rPr>
-      </w:pPr>
-      <w:r>
-        <w:rPr>
-          <w:rFonts w:ascii="Arial" w:hAnsi="Arial" w:cs="Arial"/>
-          <w:sz w:val="18"/>
-        </w:rPr>
-        <w:t xml:space="preserve">Implemented a consistency-safe persistence approach using </w:t>
-      </w:r>
-      <w:proofErr w:type="spellStart"/>
-      <w:r>
-        <w:rPr>
-          <w:rStyle w:val="Strong"/>
-          <w:rFonts w:ascii="Arial" w:hAnsi="Arial" w:cs="Arial"/>
-          <w:sz w:val="18"/>
-        </w:rPr>
-        <w:t>PostgreSQL</w:t>
-      </w:r>
-      <w:proofErr w:type="spellEnd"/>
-      <w:r>
-        <w:rPr>
-          <w:rFonts w:ascii="Arial" w:hAnsi="Arial" w:cs="Arial"/>
-          <w:sz w:val="18"/>
-        </w:rPr>
-        <w:t xml:space="preserve"> plus an outbox-style publishing flow, improving reliability during partial failures and deploy cycles.</w:t>
-      </w:r>
-    </w:p>
-    <w:p>
-      <w:pPr>
-        <w:pStyle w:val="Heading3"/>
-        <w:jc w:val="both"/>
-        <w:rPr>
-          <w:rFonts w:ascii="Arial" w:hAnsi="Arial" w:cs="Arial"/>
-          <w:color w:val="auto"/>
-          <w:sz w:val="18"/>
-        </w:rPr>
-      </w:pPr>
-      <w:proofErr w:type="spellStart"/>
-      <w:r>
-        <w:rPr>
-          <w:rStyle w:val="Strong"/>
-          <w:rFonts w:ascii="Arial" w:hAnsi="Arial" w:cs="Arial"/>
-          <w:bCs w:val="0"/>
-          <w:color w:val="auto"/>
-          <w:sz w:val="18"/>
-        </w:rPr>
-        <w:t>Observability</w:t>
-      </w:r>
-      <w:proofErr w:type="spellEnd"/>
-      <w:r>
-        <w:rPr>
-          <w:rStyle w:val="Strong"/>
-          <w:rFonts w:ascii="Arial" w:hAnsi="Arial" w:cs="Arial"/>
-          <w:bCs w:val="0"/>
-          <w:color w:val="auto"/>
-          <w:sz w:val="18"/>
-        </w:rPr>
-        <w:t xml:space="preserve"> Baseline for Distributed Services (</w:t>
-      </w:r>
-      <w:proofErr w:type="spellStart"/>
-      <w:r>
-        <w:rPr>
-          <w:rStyle w:val="Strong"/>
-          <w:rFonts w:ascii="Arial" w:hAnsi="Arial" w:cs="Arial"/>
-          <w:bCs w:val="0"/>
-          <w:color w:val="auto"/>
-          <w:sz w:val="18"/>
-        </w:rPr>
-        <w:t>OpenTelemetry</w:t>
-      </w:r>
-      <w:proofErr w:type="spellEnd"/>
-      <w:r>
-        <w:rPr>
-          <w:rStyle w:val="Strong"/>
-          <w:rFonts w:ascii="Arial" w:hAnsi="Arial" w:cs="Arial"/>
-          <w:bCs w:val="0"/>
-          <w:color w:val="auto"/>
-          <w:sz w:val="18"/>
-        </w:rPr>
-        <w:t xml:space="preserve"> + </w:t>
-      </w:r>
-      <w:proofErr w:type="spellStart"/>
-      <w:r>
-        <w:rPr>
-          <w:rStyle w:val="Strong"/>
-          <w:rFonts w:ascii="Arial" w:hAnsi="Arial" w:cs="Arial"/>
-          <w:bCs w:val="0"/>
-          <w:color w:val="auto"/>
-          <w:sz w:val="18"/>
-        </w:rPr>
-        <w:t>Datadog</w:t>
-      </w:r>
-      <w:proofErr w:type="spellEnd"/>
-      <w:r>
-        <w:rPr>
-          <w:rStyle w:val="Strong"/>
-          <w:rFonts w:ascii="Arial" w:hAnsi="Arial" w:cs="Arial"/>
-          <w:bCs w:val="0"/>
-          <w:color w:val="auto"/>
-          <w:sz w:val="18"/>
-        </w:rPr>
-        <w:t>/</w:t>
-      </w:r>
-      <w:proofErr w:type="spellStart"/>
-      <w:r>
-        <w:rPr>
-          <w:rStyle w:val="Strong"/>
-          <w:rFonts w:ascii="Arial" w:hAnsi="Arial" w:cs="Arial"/>
-          <w:bCs w:val="0"/>
-          <w:color w:val="auto"/>
-          <w:sz w:val="18"/>
-        </w:rPr>
-        <w:t>Grafana</w:t>
-      </w:r>
-      <w:proofErr w:type="spellEnd"/>
-      <w:r>
-        <w:rPr>
-          <w:rStyle w:val="Strong"/>
-          <w:rFonts w:ascii="Arial" w:hAnsi="Arial" w:cs="Arial"/>
-          <w:bCs w:val="0"/>
-          <w:color w:val="auto"/>
-          <w:sz w:val="18"/>
-        </w:rPr>
-        <w:t>)</w:t>
+        <w:rPr>
+          <w:sz w:val="20"/>
+        </w:rPr>
+      </w:pPr>
+      <w:r>
+        <w:rPr>
+          <w:rStyle w:val="Strong"/>
+          <w:sz w:val="20"/>
+        </w:rPr>
+        <w:t>AWS Certified Developer – Associate</w:t>
+      </w:r>
+      <w:r>
+        <w:rPr>
+          <w:sz w:val="20"/>
+        </w:rPr>
+        <w:t xml:space="preserve"> — 2023</w:t>
+      </w:r>
+      <w:r>
+        <w:rPr>
+          <w:sz w:val="20"/>
+        </w:rPr>
+        <w:br/>
+        <w:t xml:space="preserve">Demonstrated practical skill in building, deploying, and troubleshooting cloud-native applications on </w:t>
+      </w:r>
+      <w:r>
+        <w:rPr>
+          <w:rStyle w:val="Strong"/>
+          <w:sz w:val="20"/>
+        </w:rPr>
+        <w:t>AWS</w:t>
+      </w:r>
+      <w:r>
+        <w:rPr>
+          <w:sz w:val="20"/>
+        </w:rPr>
+        <w:t>, including API services, event-driven components, security controls, and operational monitoring.</w:t>
       </w:r>
     </w:p>
     <w:p>
@@ -3865,131 +3657,59 @@
         <w:pStyle w:val="NormalWeb"/>
         <w:numPr>
           <w:ilvl w:val="0"/>
-          <w:numId w:val="16"/>
+          <w:numId w:val="24"/>
         </w:numPr>
         <w:spacing w:before="0" w:beforeAutospacing="0" w:after="0" w:afterAutospacing="0"/>
-        <w:jc w:val="both"/>
-        <w:rPr>
-          <w:rFonts w:ascii="Arial" w:hAnsi="Arial" w:cs="Arial"/>
-          <w:sz w:val="18"/>
-        </w:rPr>
-      </w:pPr>
-      <w:r>
-        <w:rPr>
-          <w:rFonts w:ascii="Arial" w:hAnsi="Arial" w:cs="Arial"/>
-          <w:sz w:val="18"/>
-        </w:rPr>
-        <w:t xml:space="preserve">Implemented end-to-end request correlation with </w:t>
-      </w:r>
-      <w:proofErr w:type="spellStart"/>
-      <w:r>
-        <w:rPr>
-          <w:rStyle w:val="Strong"/>
-          <w:rFonts w:ascii="Arial" w:hAnsi="Arial" w:cs="Arial"/>
-          <w:sz w:val="18"/>
-        </w:rPr>
-        <w:t>OpenTelemetry</w:t>
-      </w:r>
-      <w:proofErr w:type="spellEnd"/>
-      <w:r>
-        <w:rPr>
-          <w:rFonts w:ascii="Arial" w:hAnsi="Arial" w:cs="Arial"/>
-          <w:sz w:val="18"/>
-        </w:rPr>
-        <w:t xml:space="preserve"> traces, metrics, and logs, exporting to </w:t>
-      </w:r>
-      <w:proofErr w:type="spellStart"/>
-      <w:r>
-        <w:rPr>
-          <w:rStyle w:val="Strong"/>
-          <w:rFonts w:ascii="Arial" w:hAnsi="Arial" w:cs="Arial"/>
-          <w:sz w:val="18"/>
-        </w:rPr>
-        <w:t>Datadog</w:t>
-      </w:r>
-      <w:proofErr w:type="spellEnd"/>
-      <w:r>
-        <w:rPr>
-          <w:rFonts w:ascii="Arial" w:hAnsi="Arial" w:cs="Arial"/>
-          <w:sz w:val="18"/>
-        </w:rPr>
-        <w:t xml:space="preserve"> and </w:t>
-      </w:r>
-      <w:proofErr w:type="spellStart"/>
-      <w:r>
-        <w:rPr>
-          <w:rStyle w:val="Strong"/>
-          <w:rFonts w:ascii="Arial" w:hAnsi="Arial" w:cs="Arial"/>
-          <w:sz w:val="18"/>
-        </w:rPr>
-        <w:t>Grafana</w:t>
-      </w:r>
-      <w:proofErr w:type="spellEnd"/>
-      <w:r>
-        <w:rPr>
-          <w:rFonts w:ascii="Arial" w:hAnsi="Arial" w:cs="Arial"/>
-          <w:sz w:val="18"/>
-        </w:rPr>
-        <w:t xml:space="preserve"> dashboards with actionable alert thresholds.</w:t>
-      </w:r>
-    </w:p>
-    <w:p>
-      <w:pPr>
-        <w:pStyle w:val="NormalWeb"/>
-        <w:numPr>
-          <w:ilvl w:val="0"/>
-          <w:numId w:val="16"/>
-        </w:numPr>
-        <w:spacing w:before="0" w:beforeAutospacing="0" w:after="0" w:afterAutospacing="0"/>
-        <w:jc w:val="both"/>
-        <w:rPr>
-          <w:rFonts w:ascii="Arial" w:hAnsi="Arial" w:cs="Arial"/>
-          <w:sz w:val="18"/>
-        </w:rPr>
-      </w:pPr>
-      <w:r>
-        <w:rPr>
-          <w:rFonts w:ascii="Arial" w:hAnsi="Arial" w:cs="Arial"/>
-          <w:sz w:val="18"/>
-        </w:rPr>
-        <w:t xml:space="preserve">Standardized </w:t>
-      </w:r>
-      <w:r>
-        <w:rPr>
-          <w:rStyle w:val="Strong"/>
-          <w:rFonts w:ascii="Arial" w:hAnsi="Arial" w:cs="Arial"/>
-          <w:sz w:val="18"/>
-        </w:rPr>
-        <w:t>structured logging</w:t>
-      </w:r>
-      <w:r>
-        <w:rPr>
-          <w:rFonts w:ascii="Arial" w:hAnsi="Arial" w:cs="Arial"/>
-          <w:sz w:val="18"/>
-        </w:rPr>
-        <w:t xml:space="preserve"> fields (service, tenant, request, user, retry, downstream) and added </w:t>
-      </w:r>
-      <w:proofErr w:type="spellStart"/>
-      <w:r>
-        <w:rPr>
-          <w:rFonts w:ascii="Arial" w:hAnsi="Arial" w:cs="Arial"/>
-          <w:sz w:val="18"/>
-        </w:rPr>
-        <w:t>runbook</w:t>
-      </w:r>
-      <w:proofErr w:type="spellEnd"/>
-      <w:r>
-        <w:rPr>
-          <w:rFonts w:ascii="Arial" w:hAnsi="Arial" w:cs="Arial"/>
-          <w:sz w:val="18"/>
-        </w:rPr>
-        <w:t>-linked alerts to reduce MTTR during production incidents.</w:t>
-      </w:r>
-    </w:p>
-    <w:p>
-      <w:pPr>
-        <w:spacing w:after="80"/>
-      </w:pPr>
+        <w:rPr>
+          <w:sz w:val="20"/>
+        </w:rPr>
+      </w:pPr>
+      <w:r>
+        <w:rPr>
+          <w:rStyle w:val="Strong"/>
+          <w:sz w:val="20"/>
+        </w:rPr>
+        <w:t>Spring Professional Certification</w:t>
+      </w:r>
+      <w:r>
+        <w:rPr>
+          <w:sz w:val="20"/>
+        </w:rPr>
+        <w:t xml:space="preserve"> — 2024</w:t>
+      </w:r>
+      <w:r>
+        <w:rPr>
+          <w:sz w:val="20"/>
+        </w:rPr>
+        <w:br/>
+        <w:t xml:space="preserve">Confirmed hands-on expertise in </w:t>
+      </w:r>
+      <w:r>
+        <w:rPr>
+          <w:rStyle w:val="Strong"/>
+          <w:sz w:val="20"/>
+        </w:rPr>
+        <w:t>Spring Boot</w:t>
+      </w:r>
+      <w:r>
+        <w:rPr>
+          <w:sz w:val="20"/>
+        </w:rPr>
+        <w:t xml:space="preserve">, dependency injection, data access, security, testing, and production-ready service development patterns commonly used in modern </w:t>
+      </w:r>
+      <w:r>
+        <w:rPr>
+          <w:rStyle w:val="Strong"/>
+          <w:sz w:val="20"/>
+        </w:rPr>
+        <w:t>Java</w:t>
+      </w:r>
+      <w:r>
+        <w:rPr>
+          <w:sz w:val="20"/>
+        </w:rPr>
+        <w:t xml:space="preserve"> backend environments.</w:t>
+      </w:r>
     </w:p>
     <w:sectPr>
       <w:pgSz w:w="11906" w:h="16838"/>
@@ -4117,6 +3837,347 @@
     </w:lvl>
   </w:abstractNum>
   <w:abstractNum w:abstractNumId="1">
+    <w:nsid w:val="040150F2"/>
+    <w:multiLevelType w:val="hybridMultilevel"/>
+    <w:tmpl w:val="B7E8DFBA"/>
+    <w:lvl w:ilvl="0" w:tplc="75F23F64">
+      <w:start w:val="1"/>
+      <w:numFmt w:val="bullet"/>
+      <w:lvlText w:val="-"/>
+      <w:lvlJc w:val="left"/>
+      <w:pPr>
+        <w:ind w:left="360" w:hanging="360"/>
+      </w:pPr>
+      <w:rPr>
+        <w:rFonts w:ascii="Tw Cen MT" w:hAnsi="Tw Cen MT" w:hint="default"/>
+        <w:sz w:val="20"/>
+      </w:rPr>
+    </w:lvl>
+    <w:lvl w:ilvl="1" w:tplc="04090003" w:tentative="1">
+      <w:start w:val="1"/>
+      <w:numFmt w:val="bullet"/>
+      <w:lvlText w:val="o"/>
+      <w:lvlJc w:val="left"/>
+      <w:pPr>
+        <w:ind w:left="1080" w:hanging="360"/>
+      </w:pPr>
+      <w:rPr>
+        <w:rFonts w:ascii="Courier New" w:hAnsi="Courier New" w:cs="Courier New" w:hint="default"/>
+      </w:rPr>
+    </w:lvl>
+    <w:lvl w:ilvl="2" w:tplc="04090005" w:tentative="1">
+      <w:start w:val="1"/>
+      <w:numFmt w:val="bullet"/>
+      <w:lvlText w:val=""/>
+      <w:lvlJc w:val="left"/>
+      <w:pPr>
+        <w:ind w:left="1800" w:hanging="360"/>
+      </w:pPr>
+      <w:rPr>
+        <w:rFonts w:ascii="Wingdings" w:hAnsi="Wingdings" w:hint="default"/>
+      </w:rPr>
+    </w:lvl>
+    <w:lvl w:ilvl="3" w:tplc="04090001" w:tentative="1">
+      <w:start w:val="1"/>
+      <w:numFmt w:val="bullet"/>
+      <w:lvlText w:val=""/>
+      <w:lvlJc w:val="left"/>
+      <w:pPr>
+        <w:ind w:left="2520" w:hanging="360"/>
+      </w:pPr>
+      <w:rPr>
+        <w:rFonts w:ascii="Symbol" w:hAnsi="Symbol" w:hint="default"/>
+      </w:rPr>
+    </w:lvl>
+    <w:lvl w:ilvl="4" w:tplc="04090003" w:tentative="1">
+      <w:start w:val="1"/>
+      <w:numFmt w:val="bullet"/>
+      <w:lvlText w:val="o"/>
+      <w:lvlJc w:val="left"/>
+      <w:pPr>
+        <w:ind w:left="3240" w:hanging="360"/>
+      </w:pPr>
+      <w:rPr>
+        <w:rFonts w:ascii="Courier New" w:hAnsi="Courier New" w:cs="Courier New" w:hint="default"/>
+      </w:rPr>
+    </w:lvl>
+    <w:lvl w:ilvl="5" w:tplc="04090005" w:tentative="1">
+      <w:start w:val="1"/>
+      <w:numFmt w:val="bullet"/>
+      <w:lvlText w:val=""/>
+      <w:lvlJc w:val="left"/>
+      <w:pPr>
+        <w:ind w:left="3960" w:hanging="360"/>
+      </w:pPr>
+      <w:rPr>
+        <w:rFonts w:ascii="Wingdings" w:hAnsi="Wingdings" w:hint="default"/>
+      </w:rPr>
+    </w:lvl>
+    <w:lvl w:ilvl="6" w:tplc="04090001" w:tentative="1">
+      <w:start w:val="1"/>
+      <w:numFmt w:val="bullet"/>
+      <w:lvlText w:val=""/>
+      <w:lvlJc w:val="left"/>
+      <w:pPr>
+        <w:ind w:left="4680" w:hanging="360"/>
+      </w:pPr>
+      <w:rPr>
+        <w:rFonts w:ascii="Symbol" w:hAnsi="Symbol" w:hint="default"/>
+      </w:rPr>
+    </w:lvl>
+    <w:lvl w:ilvl="7" w:tplc="04090003" w:tentative="1">
+      <w:start w:val="1"/>
+      <w:numFmt w:val="bullet"/>
+      <w:lvlText w:val="o"/>
+      <w:lvlJc w:val="left"/>
+      <w:pPr>
+        <w:ind w:left="5400" w:hanging="360"/>
+      </w:pPr>
+      <w:rPr>
+        <w:rFonts w:ascii="Courier New" w:hAnsi="Courier New" w:cs="Courier New" w:hint="default"/>
+      </w:rPr>
+    </w:lvl>
+    <w:lvl w:ilvl="8" w:tplc="04090005" w:tentative="1">
+      <w:start w:val="1"/>
+      <w:numFmt w:val="bullet"/>
+      <w:lvlText w:val=""/>
+      <w:lvlJc w:val="left"/>
+      <w:pPr>
+        <w:ind w:left="6120" w:hanging="360"/>
+      </w:pPr>
+      <w:rPr>
+        <w:rFonts w:ascii="Wingdings" w:hAnsi="Wingdings" w:hint="default"/>
+      </w:rPr>
+    </w:lvl>
+  </w:abstractNum>
+  <w:abstractNum w:abstractNumId="2">
+    <w:nsid w:val="044D3E52"/>
+    <w:multiLevelType w:val="hybridMultilevel"/>
+    <w:tmpl w:val="611CC794"/>
+    <w:lvl w:ilvl="0" w:tplc="0AE8AB7C">
+      <w:start w:val="1"/>
+      <w:numFmt w:val="bullet"/>
+      <w:lvlText w:val="-"/>
+      <w:lvlJc w:val="left"/>
+      <w:pPr>
+        <w:ind w:left="360" w:hanging="360"/>
+      </w:pPr>
+      <w:rPr>
+        <w:rFonts w:ascii="Tw Cen MT" w:hAnsi="Tw Cen MT" w:hint="default"/>
+        <w:sz w:val="20"/>
+      </w:rPr>
+    </w:lvl>
+    <w:lvl w:ilvl="1" w:tplc="04090003" w:tentative="1">
+      <w:start w:val="1"/>
+      <w:numFmt w:val="bullet"/>
+      <w:lvlText w:val="o"/>
+      <w:lvlJc w:val="left"/>
+      <w:pPr>
+        <w:ind w:left="1080" w:hanging="360"/>
+      </w:pPr>
+      <w:rPr>
+        <w:rFonts w:ascii="Courier New" w:hAnsi="Courier New" w:cs="Courier New" w:hint="default"/>
+      </w:rPr>
+    </w:lvl>
+    <w:lvl w:ilvl="2" w:tplc="04090005" w:tentative="1">
+      <w:start w:val="1"/>
+      <w:numFmt w:val="bullet"/>
+      <w:lvlText w:val=""/>
+      <w:lvlJc w:val="left"/>
+      <w:pPr>
+        <w:ind w:left="1800" w:hanging="360"/>
+      </w:pPr>
+      <w:rPr>
+        <w:rFonts w:ascii="Wingdings" w:hAnsi="Wingdings" w:hint="default"/>
+      </w:rPr>
+    </w:lvl>
+    <w:lvl w:ilvl="3" w:tplc="04090001" w:tentative="1">
+      <w:start w:val="1"/>
+      <w:numFmt w:val="bullet"/>
+      <w:lvlText w:val=""/>
+      <w:lvlJc w:val="left"/>
+      <w:pPr>
+        <w:ind w:left="2520" w:hanging="360"/>
+      </w:pPr>
+      <w:rPr>
+        <w:rFonts w:ascii="Symbol" w:hAnsi="Symbol" w:hint="default"/>
+      </w:rPr>
+    </w:lvl>
+    <w:lvl w:ilvl="4" w:tplc="04090003" w:tentative="1">
+      <w:start w:val="1"/>
+      <w:numFmt w:val="bullet"/>
+      <w:lvlText w:val="o"/>
+      <w:lvlJc w:val="left"/>
+      <w:pPr>
+        <w:ind w:left="3240" w:hanging="360"/>
+      </w:pPr>
+      <w:rPr>
+        <w:rFonts w:ascii="Courier New" w:hAnsi="Courier New" w:cs="Courier New" w:hint="default"/>
+      </w:rPr>
+    </w:lvl>
+    <w:lvl w:ilvl="5" w:tplc="04090005" w:tentative="1">
+      <w:start w:val="1"/>
+      <w:numFmt w:val="bullet"/>
+      <w:lvlText w:val=""/>
+      <w:lvlJc w:val="left"/>
+      <w:pPr>
+        <w:ind w:left="3960" w:hanging="360"/>
+      </w:pPr>
+      <w:rPr>
+        <w:rFonts w:ascii="Wingdings" w:hAnsi="Wingdings" w:hint="default"/>
+      </w:rPr>
+    </w:lvl>
+    <w:lvl w:ilvl="6" w:tplc="04090001" w:tentative="1">
+      <w:start w:val="1"/>
+      <w:numFmt w:val="bullet"/>
+      <w:lvlText w:val=""/>
+      <w:lvlJc w:val="left"/>
+      <w:pPr>
+        <w:ind w:left="4680" w:hanging="360"/>
+      </w:pPr>
+      <w:rPr>
+        <w:rFonts w:ascii="Symbol" w:hAnsi="Symbol" w:hint="default"/>
+      </w:rPr>
+    </w:lvl>
+    <w:lvl w:ilvl="7" w:tplc="04090003" w:tentative="1">
+      <w:start w:val="1"/>
+      <w:numFmt w:val="bullet"/>
+      <w:lvlText w:val="o"/>
+      <w:lvlJc w:val="left"/>
+      <w:pPr>
+        <w:ind w:left="5400" w:hanging="360"/>
+      </w:pPr>
+      <w:rPr>
+        <w:rFonts w:ascii="Courier New" w:hAnsi="Courier New" w:cs="Courier New" w:hint="default"/>
+      </w:rPr>
+    </w:lvl>
+    <w:lvl w:ilvl="8" w:tplc="04090005" w:tentative="1">
+      <w:start w:val="1"/>
+      <w:numFmt w:val="bullet"/>
+      <w:lvlText w:val=""/>
+      <w:lvlJc w:val="left"/>
+      <w:pPr>
+        <w:ind w:left="6120" w:hanging="360"/>
+      </w:pPr>
+      <w:rPr>
+        <w:rFonts w:ascii="Wingdings" w:hAnsi="Wingdings" w:hint="default"/>
+      </w:rPr>
+    </w:lvl>
+  </w:abstractNum>
+  <w:abstractNum w:abstractNumId="3">
+    <w:nsid w:val="04764AAF"/>
+    <w:multiLevelType w:val="hybridMultilevel"/>
+    <w:tmpl w:val="A636D774"/>
+    <w:lvl w:ilvl="0" w:tplc="7054EACA">
+      <w:start w:val="1"/>
+      <w:numFmt w:val="bullet"/>
+      <w:lvlText w:val="-"/>
+      <w:lvlJc w:val="left"/>
+      <w:pPr>
+        <w:ind w:left="360" w:hanging="360"/>
+      </w:pPr>
+      <w:rPr>
+        <w:rFonts w:ascii="Tw Cen MT" w:hAnsi="Tw Cen MT" w:hint="default"/>
+      </w:rPr>
+    </w:lvl>
+    <w:lvl w:ilvl="1" w:tplc="04090003" w:tentative="1">
+      <w:start w:val="1"/>
+      <w:numFmt w:val="bullet"/>
+      <w:lvlText w:val="o"/>
+      <w:lvlJc w:val="left"/>
+      <w:pPr>
+        <w:ind w:left="1080" w:hanging="360"/>
+      </w:pPr>
+      <w:rPr>
+        <w:rFonts w:ascii="Courier New" w:hAnsi="Courier New" w:cs="Courier New" w:hint="default"/>
+      </w:rPr>
+    </w:lvl>
+    <w:lvl w:ilvl="2" w:tplc="04090005" w:tentative="1">
+      <w:start w:val="1"/>
+      <w:numFmt w:val="bullet"/>
+      <w:lvlText w:val=""/>
+      <w:lvlJc w:val="left"/>
+      <w:pPr>
+        <w:ind w:left="1800" w:hanging="360"/>
+      </w:pPr>
+      <w:rPr>
+        <w:rFonts w:ascii="Wingdings" w:hAnsi="Wingdings" w:hint="default"/>
+      </w:rPr>
+    </w:lvl>
+    <w:lvl w:ilvl="3" w:tplc="04090001" w:tentative="1">
+      <w:start w:val="1"/>
+      <w:numFmt w:val="bullet"/>
+      <w:lvlText w:val=""/>
+      <w:lvlJc w:val="left"/>
+      <w:pPr>
+        <w:ind w:left="2520" w:hanging="360"/>
+      </w:pPr>
+      <w:rPr>
+        <w:rFonts w:ascii="Symbol" w:hAnsi="Symbol" w:hint="default"/>
+      </w:rPr>
+    </w:lvl>
+    <w:lvl w:ilvl="4" w:tplc="04090003" w:tentative="1">
+      <w:start w:val="1"/>
+      <w:numFmt w:val="bullet"/>
+      <w:lvlText w:val="o"/>
+      <w:lvlJc w:val="left"/>
+      <w:pPr>
+        <w:ind w:left="3240" w:hanging="360"/>
+      </w:pPr>
+      <w:rPr>
+        <w:rFonts w:ascii="Courier New" w:hAnsi="Courier New" w:cs="Courier New" w:hint="default"/>
+      </w:rPr>
+    </w:lvl>
+    <w:lvl w:ilvl="5" w:tplc="04090005" w:tentative="1">
+      <w:start w:val="1"/>
+      <w:numFmt w:val="bullet"/>
+      <w:lvlText w:val=""/>
+      <w:lvlJc w:val="left"/>
+      <w:pPr>
+        <w:ind w:left="3960" w:hanging="360"/>
+      </w:pPr>
+      <w:rPr>
+        <w:rFonts w:ascii="Wingdings" w:hAnsi="Wingdings" w:hint="default"/>
+      </w:rPr>
+    </w:lvl>
+    <w:lvl w:ilvl="6" w:tplc="04090001" w:tentative="1">
+      <w:start w:val="1"/>
+      <w:numFmt w:val="bullet"/>
+      <w:lvlText w:val=""/>
+      <w:lvlJc w:val="left"/>
+      <w:pPr>
+        <w:ind w:left="4680" w:hanging="360"/>
+      </w:pPr>
+      <w:rPr>
+        <w:rFonts w:ascii="Symbol" w:hAnsi="Symbol" w:hint="default"/>
+      </w:rPr>
+    </w:lvl>
+    <w:lvl w:ilvl="7" w:tplc="04090003" w:tentative="1">
+      <w:start w:val="1"/>
+      <w:numFmt w:val="bullet"/>
+      <w:lvlText w:val="o"/>
+      <w:lvlJc w:val="left"/>
+      <w:pPr>
+        <w:ind w:left="5400" w:hanging="360"/>
+      </w:pPr>
+      <w:rPr>
+        <w:rFonts w:ascii="Courier New" w:hAnsi="Courier New" w:cs="Courier New" w:hint="default"/>
+      </w:rPr>
+    </w:lvl>
+    <w:lvl w:ilvl="8" w:tplc="04090005" w:tentative="1">
+      <w:start w:val="1"/>
+      <w:numFmt w:val="bullet"/>
+      <w:lvlText w:val=""/>
+      <w:lvlJc w:val="left"/>
+      <w:pPr>
+        <w:ind w:left="6120" w:hanging="360"/>
+      </w:pPr>
+      <w:rPr>
+        <w:rFonts w:ascii="Wingdings" w:hAnsi="Wingdings" w:hint="default"/>
+      </w:rPr>
+    </w:lvl>
+  </w:abstractNum>
+  <w:abstractNum w:abstractNumId="4">
     <w:nsid w:val="0A0E7A48"/>
     <w:multiLevelType w:val="multilevel"/>
     <w:tmpl w:val="DB10AA2E"/>
@@ -4265,7 +4326,7 @@
       </w:rPr>
     </w:lvl>
   </w:abstractNum>
-  <w:abstractNum w:abstractNumId="2">
+  <w:abstractNum w:abstractNumId="5">
     <w:nsid w:val="0CC46CCB"/>
     <w:multiLevelType w:val="hybridMultilevel"/>
     <w:tmpl w:val="ACA81916"/>
@@ -4377,7 +4438,120 @@
       </w:rPr>
     </w:lvl>
   </w:abstractNum>
-  <w:abstractNum w:abstractNumId="3">
+  <w:abstractNum w:abstractNumId="6">
+    <w:nsid w:val="16683DF6"/>
+    <w:multiLevelType w:val="hybridMultilevel"/>
+    <w:tmpl w:val="B03450B4"/>
+    <w:lvl w:ilvl="0" w:tplc="7054EACA">
+      <w:start w:val="1"/>
+      <w:numFmt w:val="bullet"/>
+      <w:lvlText w:val="-"/>
+      <w:lvlJc w:val="left"/>
+      <w:pPr>
+        <w:ind w:left="360" w:hanging="360"/>
+      </w:pPr>
+      <w:rPr>
+        <w:rFonts w:ascii="Tw Cen MT" w:hAnsi="Tw Cen MT" w:hint="default"/>
+      </w:rPr>
+    </w:lvl>
+    <w:lvl w:ilvl="1" w:tplc="04090003" w:tentative="1">
+      <w:start w:val="1"/>
+      <w:numFmt w:val="bullet"/>
+      <w:lvlText w:val="o"/>
+      <w:lvlJc w:val="left"/>
+      <w:pPr>
+        <w:ind w:left="1080" w:hanging="360"/>
+      </w:pPr>
+      <w:rPr>
+        <w:rFonts w:ascii="Courier New" w:hAnsi="Courier New" w:cs="Courier New" w:hint="default"/>
+      </w:rPr>
+    </w:lvl>
+    <w:lvl w:ilvl="2" w:tplc="04090005" w:tentative="1">
+      <w:start w:val="1"/>
+      <w:numFmt w:val="bullet"/>
+      <w:lvlText w:val=""/>
+      <w:lvlJc w:val="left"/>
+      <w:pPr>
+        <w:ind w:left="1800" w:hanging="360"/>
+      </w:pPr>
+      <w:rPr>
+        <w:rFonts w:ascii="Wingdings" w:hAnsi="Wingdings" w:hint="default"/>
+      </w:rPr>
+    </w:lvl>
+    <w:lvl w:ilvl="3" w:tplc="04090001" w:tentative="1">
+      <w:start w:val="1"/>
+      <w:numFmt w:val="bullet"/>
+      <w:lvlText w:val=""/>
+      <w:lvlJc w:val="left"/>
+      <w:pPr>
+        <w:ind w:left="2520" w:hanging="360"/>
+      </w:pPr>
+      <w:rPr>
+        <w:rFonts w:ascii="Symbol" w:hAnsi="Symbol" w:hint="default"/>
+      </w:rPr>
+    </w:lvl>
+    <w:lvl w:ilvl="4" w:tplc="04090003" w:tentative="1">
+      <w:start w:val="1"/>
+      <w:numFmt w:val="bullet"/>
+      <w:lvlText w:val="o"/>
+      <w:lvlJc w:val="left"/>
+      <w:pPr>
+        <w:ind w:left="3240" w:hanging="360"/>
+      </w:pPr>
+      <w:rPr>
+        <w:rFonts w:ascii="Courier New" w:hAnsi="Courier New" w:cs="Courier New" w:hint="default"/>
+      </w:rPr>
+    </w:lvl>
+    <w:lvl w:ilvl="5" w:tplc="04090005" w:tentative="1">
+      <w:start w:val="1"/>
+      <w:numFmt w:val="bullet"/>
+      <w:lvlText w:val=""/>
+      <w:lvlJc w:val="left"/>
+      <w:pPr>
+        <w:ind w:left="3960" w:hanging="360"/>
+      </w:pPr>
+      <w:rPr>
+        <w:rFonts w:ascii="Wingdings" w:hAnsi="Wingdings" w:hint="default"/>
+      </w:rPr>
+    </w:lvl>
+    <w:lvl w:ilvl="6" w:tplc="04090001" w:tentative="1">
+      <w:start w:val="1"/>
+      <w:numFmt w:val="bullet"/>
+      <w:lvlText w:val=""/>
+      <w:lvlJc w:val="left"/>
+      <w:pPr>
+        <w:ind w:left="4680" w:hanging="360"/>
+      </w:pPr>
+      <w:rPr>
+        <w:rFonts w:ascii="Symbol" w:hAnsi="Symbol" w:hint="default"/>
+      </w:rPr>
+    </w:lvl>
+    <w:lvl w:ilvl="7" w:tplc="04090003" w:tentative="1">
+      <w:start w:val="1"/>
+      <w:numFmt w:val="bullet"/>
+      <w:lvlText w:val="o"/>
+      <w:lvlJc w:val="left"/>
+      <w:pPr>
+        <w:ind w:left="5400" w:hanging="360"/>
+      </w:pPr>
+      <w:rPr>
+        <w:rFonts w:ascii="Courier New" w:hAnsi="Courier New" w:cs="Courier New" w:hint="default"/>
+      </w:rPr>
+    </w:lvl>
+    <w:lvl w:ilvl="8" w:tplc="04090005" w:tentative="1">
+      <w:start w:val="1"/>
+      <w:numFmt w:val="bullet"/>
+      <w:lvlText w:val=""/>
+      <w:lvlJc w:val="left"/>
+      <w:pPr>
+        <w:ind w:left="6120" w:hanging="360"/>
+      </w:pPr>
+      <w:rPr>
+        <w:rFonts w:ascii="Wingdings" w:hAnsi="Wingdings" w:hint="default"/>
+      </w:rPr>
+    </w:lvl>
+  </w:abstractNum>
+  <w:abstractNum w:abstractNumId="7">
     <w:nsid w:val="1B1C3322"/>
     <w:multiLevelType w:val="hybridMultilevel"/>
     <w:tmpl w:val="05248472"/>
@@ -4489,7 +4663,7 @@
       </w:rPr>
     </w:lvl>
   </w:abstractNum>
-  <w:abstractNum w:abstractNumId="4">
+  <w:abstractNum w:abstractNumId="8">
     <w:nsid w:val="27BE4FB4"/>
     <w:multiLevelType w:val="multilevel"/>
     <w:tmpl w:val="EEEC6150"/>
@@ -4638,7 +4812,7 @@
       </w:rPr>
     </w:lvl>
   </w:abstractNum>
-  <w:abstractNum w:abstractNumId="5">
+  <w:abstractNum w:abstractNumId="9">
     <w:nsid w:val="29457B37"/>
     <w:multiLevelType w:val="hybridMultilevel"/>
     <w:tmpl w:val="7B200976"/>
@@ -4751,7 +4925,7 @@
       </w:rPr>
     </w:lvl>
   </w:abstractNum>
-  <w:abstractNum w:abstractNumId="6">
+  <w:abstractNum w:abstractNumId="10">
     <w:nsid w:val="2A94205D"/>
     <w:multiLevelType w:val="multilevel"/>
     <w:tmpl w:val="B5A62340"/>
@@ -4900,7 +5074,7 @@
       </w:rPr>
     </w:lvl>
   </w:abstractNum>
-  <w:abstractNum w:abstractNumId="7">
+  <w:abstractNum w:abstractNumId="11">
     <w:nsid w:val="2CC25AAC"/>
     <w:multiLevelType w:val="hybridMultilevel"/>
     <w:tmpl w:val="9DD0B28C"/>
@@ -5012,7 +5186,7 @@
       </w:rPr>
     </w:lvl>
   </w:abstractNum>
-  <w:abstractNum w:abstractNumId="8">
+  <w:abstractNum w:abstractNumId="12">
     <w:nsid w:val="2D443F99"/>
     <w:multiLevelType w:val="hybridMultilevel"/>
     <w:tmpl w:val="0F8A8B90"/>
@@ -5125,7 +5299,235 @@
       </w:rPr>
     </w:lvl>
   </w:abstractNum>
-  <w:abstractNum w:abstractNumId="9">
+  <w:abstractNum w:abstractNumId="13">
+    <w:nsid w:val="2EFA7440"/>
+    <w:multiLevelType w:val="hybridMultilevel"/>
+    <w:tmpl w:val="1D9EA672"/>
+    <w:lvl w:ilvl="0" w:tplc="DB141EF2">
+      <w:start w:val="1"/>
+      <w:numFmt w:val="bullet"/>
+      <w:lvlText w:val="-"/>
+      <w:lvlJc w:val="left"/>
+      <w:pPr>
+        <w:ind w:left="360" w:hanging="360"/>
+      </w:pPr>
+      <w:rPr>
+        <w:rFonts w:ascii="Tw Cen MT" w:hAnsi="Tw Cen MT" w:hint="default"/>
+        <w:sz w:val="20"/>
+      </w:rPr>
+    </w:lvl>
+    <w:lvl w:ilvl="1" w:tplc="04090003" w:tentative="1">
+      <w:start w:val="1"/>
+      <w:numFmt w:val="bullet"/>
+      <w:lvlText w:val="o"/>
+      <w:lvlJc w:val="left"/>
+      <w:pPr>
+        <w:ind w:left="1080" w:hanging="360"/>
+      </w:pPr>
+      <w:rPr>
+        <w:rFonts w:ascii="Courier New" w:hAnsi="Courier New" w:cs="Courier New" w:hint="default"/>
+      </w:rPr>
+    </w:lvl>
+    <w:lvl w:ilvl="2" w:tplc="04090005" w:tentative="1">
+      <w:start w:val="1"/>
+      <w:numFmt w:val="bullet"/>
+      <w:lvlText w:val=""/>
+      <w:lvlJc w:val="left"/>
+      <w:pPr>
+        <w:ind w:left="1800" w:hanging="360"/>
+      </w:pPr>
+      <w:rPr>
+        <w:rFonts w:ascii="Wingdings" w:hAnsi="Wingdings" w:hint="default"/>
+      </w:rPr>
+    </w:lvl>
+    <w:lvl w:ilvl="3" w:tplc="04090001" w:tentative="1">
+      <w:start w:val="1"/>
+      <w:numFmt w:val="bullet"/>
+      <w:lvlText w:val=""/>
+      <w:lvlJc w:val="left"/>
+      <w:pPr>
+        <w:ind w:left="2520" w:hanging="360"/>
+      </w:pPr>
+      <w:rPr>
+        <w:rFonts w:ascii="Symbol" w:hAnsi="Symbol" w:hint="default"/>
+      </w:rPr>
+    </w:lvl>
+    <w:lvl w:ilvl="4" w:tplc="04090003" w:tentative="1">
+      <w:start w:val="1"/>
+      <w:numFmt w:val="bullet"/>
+      <w:lvlText w:val="o"/>
+      <w:lvlJc w:val="left"/>
+      <w:pPr>
+        <w:ind w:left="3240" w:hanging="360"/>
+      </w:pPr>
+      <w:rPr>
+        <w:rFonts w:ascii="Courier New" w:hAnsi="Courier New" w:cs="Courier New" w:hint="default"/>
+      </w:rPr>
+    </w:lvl>
+    <w:lvl w:ilvl="5" w:tplc="04090005" w:tentative="1">
+      <w:start w:val="1"/>
+      <w:numFmt w:val="bullet"/>
+      <w:lvlText w:val=""/>
+      <w:lvlJc w:val="left"/>
+      <w:pPr>
+        <w:ind w:left="3960" w:hanging="360"/>
+      </w:pPr>
+      <w:rPr>
+        <w:rFonts w:ascii="Wingdings" w:hAnsi="Wingdings" w:hint="default"/>
+      </w:rPr>
+    </w:lvl>
+    <w:lvl w:ilvl="6" w:tplc="04090001" w:tentative="1">
+      <w:start w:val="1"/>
+      <w:numFmt w:val="bullet"/>
+      <w:lvlText w:val=""/>
+      <w:lvlJc w:val="left"/>
+      <w:pPr>
+        <w:ind w:left="4680" w:hanging="360"/>
+      </w:pPr>
+      <w:rPr>
+        <w:rFonts w:ascii="Symbol" w:hAnsi="Symbol" w:hint="default"/>
+      </w:rPr>
+    </w:lvl>
+    <w:lvl w:ilvl="7" w:tplc="04090003" w:tentative="1">
+      <w:start w:val="1"/>
+      <w:numFmt w:val="bullet"/>
+      <w:lvlText w:val="o"/>
+      <w:lvlJc w:val="left"/>
+      <w:pPr>
+        <w:ind w:left="5400" w:hanging="360"/>
+      </w:pPr>
+      <w:rPr>
+        <w:rFonts w:ascii="Courier New" w:hAnsi="Courier New" w:cs="Courier New" w:hint="default"/>
+      </w:rPr>
+    </w:lvl>
+    <w:lvl w:ilvl="8" w:tplc="04090005" w:tentative="1">
+      <w:start w:val="1"/>
+      <w:numFmt w:val="bullet"/>
+      <w:lvlText w:val=""/>
+      <w:lvlJc w:val="left"/>
+      <w:pPr>
+        <w:ind w:left="6120" w:hanging="360"/>
+      </w:pPr>
+      <w:rPr>
+        <w:rFonts w:ascii="Wingdings" w:hAnsi="Wingdings" w:hint="default"/>
+      </w:rPr>
+    </w:lvl>
+  </w:abstractNum>
+  <w:abstractNum w:abstractNumId="14">
+    <w:nsid w:val="331C010F"/>
+    <w:multiLevelType w:val="hybridMultilevel"/>
+    <w:tmpl w:val="9AEA9730"/>
+    <w:lvl w:ilvl="0" w:tplc="75965A2A">
+      <w:start w:val="1"/>
+      <w:numFmt w:val="bullet"/>
+      <w:lvlText w:val="-"/>
+      <w:lvlJc w:val="left"/>
+      <w:pPr>
+        <w:ind w:left="360" w:hanging="360"/>
+      </w:pPr>
+      <w:rPr>
+        <w:rFonts w:ascii="Tw Cen MT" w:hAnsi="Tw Cen MT" w:hint="default"/>
+        <w:sz w:val="20"/>
+      </w:rPr>
+    </w:lvl>
+    <w:lvl w:ilvl="1" w:tplc="04090003" w:tentative="1">
+      <w:start w:val="1"/>
+      <w:numFmt w:val="bullet"/>
+      <w:lvlText w:val="o"/>
+      <w:lvlJc w:val="left"/>
+      <w:pPr>
+        <w:ind w:left="1080" w:hanging="360"/>
+      </w:pPr>
+      <w:rPr>
+        <w:rFonts w:ascii="Courier New" w:hAnsi="Courier New" w:cs="Courier New" w:hint="default"/>
+      </w:rPr>
+    </w:lvl>
+    <w:lvl w:ilvl="2" w:tplc="04090005" w:tentative="1">
+      <w:start w:val="1"/>
+      <w:numFmt w:val="bullet"/>
+      <w:lvlText w:val=""/>
+      <w:lvlJc w:val="left"/>
+      <w:pPr>
+        <w:ind w:left="1800" w:hanging="360"/>
+      </w:pPr>
+      <w:rPr>
+        <w:rFonts w:ascii="Wingdings" w:hAnsi="Wingdings" w:hint="default"/>
+      </w:rPr>
+    </w:lvl>
+    <w:lvl w:ilvl="3" w:tplc="04090001" w:tentative="1">
+      <w:start w:val="1"/>
+      <w:numFmt w:val="bullet"/>
+      <w:lvlText w:val=""/>
+      <w:lvlJc w:val="left"/>
+      <w:pPr>
+        <w:ind w:left="2520" w:hanging="360"/>
+      </w:pPr>
+      <w:rPr>
+        <w:rFonts w:ascii="Symbol" w:hAnsi="Symbol" w:hint="default"/>
+      </w:rPr>
+    </w:lvl>
+    <w:lvl w:ilvl="4" w:tplc="04090003" w:tentative="1">
+      <w:start w:val="1"/>
+      <w:numFmt w:val="bullet"/>
+      <w:lvlText w:val="o"/>
+      <w:lvlJc w:val="left"/>
+      <w:pPr>
+        <w:ind w:left="3240" w:hanging="360"/>
+      </w:pPr>
+      <w:rPr>
+        <w:rFonts w:ascii="Courier New" w:hAnsi="Courier New" w:cs="Courier New" w:hint="default"/>
+      </w:rPr>
+    </w:lvl>
+    <w:lvl w:ilvl="5" w:tplc="04090005" w:tentative="1">
+      <w:start w:val="1"/>
+      <w:numFmt w:val="bullet"/>
+      <w:lvlText w:val=""/>
+      <w:lvlJc w:val="left"/>
+      <w:pPr>
+        <w:ind w:left="3960" w:hanging="360"/>
+      </w:pPr>
+      <w:rPr>
+        <w:rFonts w:ascii="Wingdings" w:hAnsi="Wingdings" w:hint="default"/>
+      </w:rPr>
+    </w:lvl>
+    <w:lvl w:ilvl="6" w:tplc="04090001" w:tentative="1">
+      <w:start w:val="1"/>
+      <w:numFmt w:val="bullet"/>
+      <w:lvlText w:val=""/>
+      <w:lvlJc w:val="left"/>
+      <w:pPr>
+        <w:ind w:left="4680" w:hanging="360"/>
+      </w:pPr>
+      <w:rPr>
+        <w:rFonts w:ascii="Symbol" w:hAnsi="Symbol" w:hint="default"/>
+      </w:rPr>
+    </w:lvl>
+    <w:lvl w:ilvl="7" w:tplc="04090003" w:tentative="1">
+      <w:start w:val="1"/>
+      <w:numFmt w:val="bullet"/>
+      <w:lvlText w:val="o"/>
+      <w:lvlJc w:val="left"/>
+      <w:pPr>
+        <w:ind w:left="5400" w:hanging="360"/>
+      </w:pPr>
+      <w:rPr>
+        <w:rFonts w:ascii="Courier New" w:hAnsi="Courier New" w:cs="Courier New" w:hint="default"/>
+      </w:rPr>
+    </w:lvl>
+    <w:lvl w:ilvl="8" w:tplc="04090005" w:tentative="1">
+      <w:start w:val="1"/>
+      <w:numFmt w:val="bullet"/>
+      <w:lvlText w:val=""/>
+      <w:lvlJc w:val="left"/>
+      <w:pPr>
+        <w:ind w:left="6120" w:hanging="360"/>
+      </w:pPr>
+      <w:rPr>
+        <w:rFonts w:ascii="Wingdings" w:hAnsi="Wingdings" w:hint="default"/>
+      </w:rPr>
+    </w:lvl>
+  </w:abstractNum>
+  <w:abstractNum w:abstractNumId="15">
     <w:nsid w:val="3E84069F"/>
     <w:multiLevelType w:val="multilevel"/>
     <w:tmpl w:val="63ECDA9A"/>
@@ -5274,7 +5676,7 @@
       </w:rPr>
     </w:lvl>
   </w:abstractNum>
-  <w:abstractNum w:abstractNumId="10">
+  <w:abstractNum w:abstractNumId="16">
     <w:nsid w:val="4AF55C01"/>
     <w:multiLevelType w:val="hybridMultilevel"/>
     <w:tmpl w:val="9254488E"/>
@@ -5387,7 +5789,7 @@
       </w:rPr>
     </w:lvl>
   </w:abstractNum>
-  <w:abstractNum w:abstractNumId="11">
+  <w:abstractNum w:abstractNumId="17">
     <w:nsid w:val="4DD818E4"/>
     <w:multiLevelType w:val="multilevel"/>
     <w:tmpl w:val="15BAC624"/>
@@ -5536,7 +5938,7 @@
       </w:rPr>
     </w:lvl>
   </w:abstractNum>
-  <w:abstractNum w:abstractNumId="12">
+  <w:abstractNum w:abstractNumId="18">
     <w:nsid w:val="54EB0B3F"/>
     <w:multiLevelType w:val="multilevel"/>
     <w:tmpl w:val="25488E88"/>
@@ -5685,7 +6087,7 @@
       </w:rPr>
     </w:lvl>
   </w:abstractNum>
-  <w:abstractNum w:abstractNumId="13">
+  <w:abstractNum w:abstractNumId="19">
     <w:nsid w:val="55AA17B2"/>
     <w:multiLevelType w:val="hybridMultilevel"/>
     <w:tmpl w:val="95DA6F2E"/>
@@ -5771,7 +6173,121 @@
       </w:pPr>
     </w:lvl>
   </w:abstractNum>
-  <w:abstractNum w:abstractNumId="14">
+  <w:abstractNum w:abstractNumId="20">
+    <w:nsid w:val="561B00AC"/>
+    <w:multiLevelType w:val="hybridMultilevel"/>
+    <w:tmpl w:val="C1B6D848"/>
+    <w:lvl w:ilvl="0" w:tplc="C9A66BC8">
+      <w:start w:val="1"/>
+      <w:numFmt w:val="bullet"/>
+      <w:lvlText w:val="-"/>
+      <w:lvlJc w:val="left"/>
+      <w:pPr>
+        <w:ind w:left="360" w:hanging="360"/>
+      </w:pPr>
+      <w:rPr>
+        <w:rFonts w:ascii="Tw Cen MT" w:hAnsi="Tw Cen MT" w:hint="default"/>
+        <w:sz w:val="20"/>
+      </w:rPr>
+    </w:lvl>
+    <w:lvl w:ilvl="1" w:tplc="04090003" w:tentative="1">
+      <w:start w:val="1"/>
+      <w:numFmt w:val="bullet"/>
+      <w:lvlText w:val="o"/>
+      <w:lvlJc w:val="left"/>
+      <w:pPr>
+        <w:ind w:left="1080" w:hanging="360"/>
+      </w:pPr>
+      <w:rPr>
+        <w:rFonts w:ascii="Courier New" w:hAnsi="Courier New" w:cs="Courier New" w:hint="default"/>
+      </w:rPr>
+    </w:lvl>
+    <w:lvl w:ilvl="2" w:tplc="04090005" w:tentative="1">
+      <w:start w:val="1"/>
+      <w:numFmt w:val="bullet"/>
+      <w:lvlText w:val=""/>
+      <w:lvlJc w:val="left"/>
+      <w:pPr>
+        <w:ind w:left="1800" w:hanging="360"/>
+      </w:pPr>
+      <w:rPr>
+        <w:rFonts w:ascii="Wingdings" w:hAnsi="Wingdings" w:hint="default"/>
+      </w:rPr>
+    </w:lvl>
+    <w:lvl w:ilvl="3" w:tplc="04090001" w:tentative="1">
+      <w:start w:val="1"/>
+      <w:numFmt w:val="bullet"/>
+      <w:lvlText w:val=""/>
+      <w:lvlJc w:val="left"/>
+      <w:pPr>
+        <w:ind w:left="2520" w:hanging="360"/>
+      </w:pPr>
+      <w:rPr>
+        <w:rFonts w:ascii="Symbol" w:hAnsi="Symbol" w:hint="default"/>
+      </w:rPr>
+    </w:lvl>
+    <w:lvl w:ilvl="4" w:tplc="04090003" w:tentative="1">
+      <w:start w:val="1"/>
+      <w:numFmt w:val="bullet"/>
+      <w:lvlText w:val="o"/>
+      <w:lvlJc w:val="left"/>
+      <w:pPr>
+        <w:ind w:left="3240" w:hanging="360"/>
+      </w:pPr>
+      <w:rPr>
+        <w:rFonts w:ascii="Courier New" w:hAnsi="Courier New" w:cs="Courier New" w:hint="default"/>
+      </w:rPr>
+    </w:lvl>
+    <w:lvl w:ilvl="5" w:tplc="04090005" w:tentative="1">
+      <w:start w:val="1"/>
+      <w:numFmt w:val="bullet"/>
+      <w:lvlText w:val=""/>
+      <w:lvlJc w:val="left"/>
+      <w:pPr>
+        <w:ind w:left="3960" w:hanging="360"/>
+      </w:pPr>
+      <w:rPr>
+        <w:rFonts w:ascii="Wingdings" w:hAnsi="Wingdings" w:hint="default"/>
+      </w:rPr>
+    </w:lvl>
+    <w:lvl w:ilvl="6" w:tplc="04090001" w:tentative="1">
+      <w:start w:val="1"/>
+      <w:numFmt w:val="bullet"/>
+      <w:lvlText w:val=""/>
+      <w:lvlJc w:val="left"/>
+      <w:pPr>
+        <w:ind w:left="4680" w:hanging="360"/>
+      </w:pPr>
+      <w:rPr>
+        <w:rFonts w:ascii="Symbol" w:hAnsi="Symbol" w:hint="default"/>
+      </w:rPr>
+    </w:lvl>
+    <w:lvl w:ilvl="7" w:tplc="04090003" w:tentative="1">
+      <w:start w:val="1"/>
+      <w:numFmt w:val="bullet"/>
+      <w:lvlText w:val="o"/>
+      <w:lvlJc w:val="left"/>
+      <w:pPr>
+        <w:ind w:left="5400" w:hanging="360"/>
+      </w:pPr>
+      <w:rPr>
+        <w:rFonts w:ascii="Courier New" w:hAnsi="Courier New" w:cs="Courier New" w:hint="default"/>
+      </w:rPr>
+    </w:lvl>
+    <w:lvl w:ilvl="8" w:tplc="04090005" w:tentative="1">
+      <w:start w:val="1"/>
+      <w:numFmt w:val="bullet"/>
+      <w:lvlText w:val=""/>
+      <w:lvlJc w:val="left"/>
+      <w:pPr>
+        <w:ind w:left="6120" w:hanging="360"/>
+      </w:pPr>
+      <w:rPr>
+        <w:rFonts w:ascii="Wingdings" w:hAnsi="Wingdings" w:hint="default"/>
+      </w:rPr>
+    </w:lvl>
+  </w:abstractNum>
+  <w:abstractNum w:abstractNumId="21">
     <w:nsid w:val="5658423E"/>
     <w:multiLevelType w:val="hybridMultilevel"/>
     <w:tmpl w:val="F490028A"/>
@@ -5884,7 +6400,7 @@
       </w:rPr>
     </w:lvl>
   </w:abstractNum>
-  <w:abstractNum w:abstractNumId="15">
+  <w:abstractNum w:abstractNumId="22">
     <w:nsid w:val="658558E9"/>
     <w:multiLevelType w:val="hybridMultilevel"/>
     <w:tmpl w:val="A20AF586"/>
@@ -5996,7 +6512,7 @@
       </w:rPr>
     </w:lvl>
   </w:abstractNum>
-  <w:abstractNum w:abstractNumId="16">
+  <w:abstractNum w:abstractNumId="23">
     <w:nsid w:val="6E9D419C"/>
     <w:multiLevelType w:val="hybridMultilevel"/>
     <w:tmpl w:val="A01AA866"/>
@@ -6110,58 +6626,79 @@
     </w:lvl>
   </w:abstractNum>
   <w:num w:numId="1">
-    <w:abstractNumId w:val="13"/>
+    <w:abstractNumId w:val="19"/>
     <w:lvlOverride w:ilvl="0">
       <w:startOverride w:val="1"/>
     </w:lvlOverride>
   </w:num>
   <w:num w:numId="2">
+    <w:abstractNumId w:val="23"/>
+  </w:num>
+  <w:num w:numId="3">
+    <w:abstractNumId w:val="21"/>
+  </w:num>
+  <w:num w:numId="4">
+    <w:abstractNumId w:val="5"/>
+  </w:num>
+  <w:num w:numId="5">
     <w:abstractNumId w:val="16"/>
   </w:num>
-  <w:num w:numId="3">
-    <w:abstractNumId w:val="14"/>
-  </w:num>
-  <w:num w:numId="4">
-    <w:abstractNumId w:val="2"/>
-  </w:num>
-  <w:num w:numId="5">
-    <w:abstractNumId w:val="10"/>
-  </w:num>
   <w:num w:numId="6">
-    <w:abstractNumId w:val="15"/>
+    <w:abstractNumId w:val="22"/>
   </w:num>
   <w:num w:numId="7">
-    <w:abstractNumId w:val="8"/>
+    <w:abstractNumId w:val="12"/>
   </w:num>
   <w:num w:numId="8">
-    <w:abstractNumId w:val="7"/>
+    <w:abstractNumId w:val="11"/>
   </w:num>
   <w:num w:numId="9">
     <w:abstractNumId w:val="0"/>
   </w:num>
   <w:num w:numId="10">
+    <w:abstractNumId w:val="7"/>
+  </w:num>
+  <w:num w:numId="11">
+    <w:abstractNumId w:val="9"/>
+  </w:num>
+  <w:num w:numId="12">
+    <w:abstractNumId w:val="10"/>
+  </w:num>
+  <w:num w:numId="13">
+    <w:abstractNumId w:val="17"/>
+  </w:num>
+  <w:num w:numId="14">
+    <w:abstractNumId w:val="18"/>
+  </w:num>
+  <w:num w:numId="15">
+    <w:abstractNumId w:val="8"/>
+  </w:num>
+  <w:num w:numId="16">
+    <w:abstractNumId w:val="15"/>
+  </w:num>
+  <w:num w:numId="17">
+    <w:abstractNumId w:val="4"/>
+  </w:num>
+  <w:num w:numId="18">
+    <w:abstractNumId w:val="1"/>
+  </w:num>
+  <w:num w:numId="19">
+    <w:abstractNumId w:val="20"/>
+  </w:num>
+  <w:num w:numId="20">
+    <w:abstractNumId w:val="14"/>
+  </w:num>
+  <w:num w:numId="21">
+    <w:abstractNumId w:val="13"/>
+  </w:num>
+  <w:num w:numId="22">
+    <w:abstractNumId w:val="2"/>
+  </w:num>
+  <w:num w:numId="23">
     <w:abstractNumId w:val="3"/>
   </w:num>
-  <w:num w:numId="11">
-    <w:abstractNumId w:val="5"/>
-  </w:num>
-  <w:num w:numId="12">
+  <w:num w:numId="24">
     <w:abstractNumId w:val="6"/>
-  </w:num>
-  <w:num w:numId="13">
-    <w:abstractNumId w:val="11"/>
-  </w:num>
-  <w:num w:numId="14">
-    <w:abstractNumId w:val="12"/>
-  </w:num>
-  <w:num w:numId="15">
-    <w:abstractNumId w:val="4"/>
-  </w:num>
-  <w:num w:numId="16">
-    <w:abstractNumId w:val="9"/>
-  </w:num>
-  <w:num w:numId="17">
-    <w:abstractNumId w:val="1"/>
   </w:num>
 </w:numbering>
 </file>
@@ -7115,4 +7652,16 @@
   <a:objectDefaults/>
   <a:extraClrSchemeLst/>
 </a:theme>
+</file>
+
+<file path=customXml/item1.xml><?xml version="1.0" encoding="utf-8"?>
+<b:Sources xmlns:b="http://schemas.openxmlformats.org/officeDocument/2006/bibliography" xmlns="http://schemas.openxmlformats.org/officeDocument/2006/bibliography" SelectedStyle="\APA.XSL" StyleName="APA"/>
+</file>
+
+<file path=customXml/itemProps1.xml><?xml version="1.0" encoding="utf-8"?>
+<ds:datastoreItem xmlns:ds="http://schemas.openxmlformats.org/officeDocument/2006/customXml" ds:itemID="{E45BBA6C-FC23-4A77-BDA8-1C5797A9D820}">
+  <ds:schemaRefs>
+    <ds:schemaRef ds:uri="http://schemas.openxmlformats.org/officeDocument/2006/bibliography"/>
+  </ds:schemaRefs>
+</ds:datastoreItem>
 </file>
--- a/William/Java Backend/William_Jackson.docx
+++ b/William/Java Backend/William_Jackson.docx
@@ -6,13 +6,9 @@
       <w:pPr>
         <w:spacing w:after="40"/>
         <w:jc w:val="center"/>
-        <w:rPr>
-          <w:rFonts w:ascii="Stencil" w:hAnsi="Stencil"/>
-        </w:rPr>
-      </w:pPr>
-      <w:r>
-        <w:rPr>
-          <w:rFonts w:ascii="Stencil" w:hAnsi="Stencil"/>
+      </w:pPr>
+      <w:r>
+        <w:rPr>
           <w:b/>
           <w:bCs/>
           <w:color w:val="111111"/>
@@ -23,7 +19,6 @@
       </w:r>
       <w:r>
         <w:rPr>
-          <w:rFonts w:ascii="Stencil" w:hAnsi="Stencil"/>
           <w:b/>
           <w:bCs/>
           <w:color w:val="111111"/>
@@ -34,7 +29,6 @@
       </w:r>
       <w:r>
         <w:rPr>
-          <w:rFonts w:ascii="Stencil" w:hAnsi="Stencil"/>
           <w:b/>
           <w:bCs/>
           <w:color w:val="B91C1C"/>
@@ -45,7 +39,6 @@
       </w:r>
       <w:r>
         <w:rPr>
-          <w:rFonts w:ascii="Stencil" w:hAnsi="Stencil"/>
           <w:b/>
           <w:bCs/>
           <w:color w:val="B91C1C"/>
@@ -130,7 +123,7 @@
                 <w:sz w:val="17"/>
                 <w:szCs w:val="17"/>
               </w:rPr>
-              <w:t xml:space="preserve">Wellington, Nevada, United States </w:t>
+              <w:t xml:space="preserve">Wellington, Nevada, United States | </w:t>
             </w:r>
             <w:r>
               <w:rPr>
@@ -148,7 +141,7 @@
                 <w:sz w:val="17"/>
                 <w:szCs w:val="17"/>
               </w:rPr>
-              <w:t xml:space="preserve">| </w:t>
+              <w:t xml:space="preserve"> | </w:t>
             </w:r>
             <w:r>
               <w:rPr>
@@ -157,7 +150,7 @@
                 <w:sz w:val="17"/>
                 <w:szCs w:val="17"/>
               </w:rPr>
-              <w:t>williamjacksondev@outlook.com</w:t>
+              <w:t>williamjackson.pro@outlook.com</w:t>
             </w:r>
             <w:r>
               <w:rPr>
@@ -166,7 +159,7 @@
                 <w:sz w:val="17"/>
                 <w:szCs w:val="17"/>
               </w:rPr>
-              <w:t xml:space="preserve">| </w:t>
+              <w:t xml:space="preserve"> | </w:t>
             </w:r>
             <w:r>
               <w:rPr>
@@ -184,7 +177,7 @@
                 <w:sz w:val="17"/>
                 <w:szCs w:val="17"/>
               </w:rPr>
-              <w:t>75b9343b6/</w:t>
+              <w:t>75b9343b6</w:t>
             </w:r>
           </w:p>
         </w:tc>
@@ -192,22 +185,20 @@
     </w:tbl>
     <w:p>
       <w:pPr>
-        <w:spacing w:after="120"/>
-      </w:pPr>
-    </w:p>
-    <w:p>
-      <w:pPr>
         <w:pBdr>
           <w:bottom w:val="single" w:sz="6" w:space="0" w:color="B91C1C"/>
         </w:pBdr>
         <w:spacing w:before="120" w:after="80"/>
+        <w:rPr>
+          <w:sz w:val="24"/>
+        </w:rPr>
       </w:pPr>
       <w:r>
         <w:rPr>
           <w:b/>
           <w:bCs/>
           <w:color w:val="111111"/>
-          <w:sz w:val="21"/>
+          <w:sz w:val="24"/>
           <w:szCs w:val="21"/>
         </w:rPr>
         <w:t>PROFESSIONAL SUMMARY</w:t>
@@ -219,24 +210,33 @@
         <w:jc w:val="both"/>
         <w:rPr>
           <w:rFonts w:ascii="Arial" w:hAnsi="Arial" w:cs="Arial"/>
-        </w:rPr>
-      </w:pPr>
-      <w:r>
+          <w:sz w:val="22"/>
+        </w:rPr>
+      </w:pPr>
+      <w:r>
+        <w:rPr>
+          <w:sz w:val="22"/>
+        </w:rPr>
         <w:t xml:space="preserve">Senior </w:t>
       </w:r>
       <w:r>
         <w:rPr>
           <w:rStyle w:val="Strong"/>
+          <w:sz w:val="22"/>
         </w:rPr>
         <w:t>Java Backend Engineer</w:t>
       </w:r>
       <w:r>
+        <w:rPr>
+          <w:sz w:val="22"/>
+        </w:rPr>
         <w:t xml:space="preserve"> with 9+ years of experience designing resilient API platforms, transaction-heavy services, and cloud-native backend systems for </w:t>
       </w:r>
       <w:proofErr w:type="spellStart"/>
       <w:r>
         <w:rPr>
           <w:rStyle w:val="Strong"/>
+          <w:sz w:val="22"/>
         </w:rPr>
         <w:t>SaaS</w:t>
       </w:r>
@@ -244,66 +244,101 @@
       <w:r>
         <w:rPr>
           <w:rStyle w:val="Strong"/>
+          <w:sz w:val="22"/>
         </w:rPr>
         <w:t>, enterprise workflow, logistics, and data-driven product</w:t>
       </w:r>
       <w:r>
+        <w:rPr>
+          <w:sz w:val="22"/>
+        </w:rPr>
         <w:t xml:space="preserve"> environments. Strong hands-on depth in </w:t>
       </w:r>
       <w:r>
         <w:rPr>
           <w:rStyle w:val="Strong"/>
+          <w:sz w:val="22"/>
         </w:rPr>
         <w:t>Java 8–21</w:t>
       </w:r>
       <w:r>
+        <w:rPr>
+          <w:sz w:val="22"/>
+        </w:rPr>
         <w:t xml:space="preserve">, </w:t>
       </w:r>
       <w:r>
         <w:rPr>
           <w:rStyle w:val="Strong"/>
+          <w:sz w:val="22"/>
         </w:rPr>
         <w:t>Spring Boot 2.3–3.2</w:t>
       </w:r>
       <w:r>
+        <w:rPr>
+          <w:sz w:val="22"/>
+        </w:rPr>
         <w:t xml:space="preserve">, </w:t>
       </w:r>
       <w:r>
         <w:rPr>
           <w:rStyle w:val="Strong"/>
+          <w:sz w:val="22"/>
         </w:rPr>
         <w:t>Spring Cloud</w:t>
       </w:r>
       <w:r>
+        <w:rPr>
+          <w:sz w:val="22"/>
+        </w:rPr>
         <w:t xml:space="preserve">, </w:t>
       </w:r>
       <w:r>
         <w:rPr>
           <w:rStyle w:val="Strong"/>
+          <w:sz w:val="22"/>
         </w:rPr>
         <w:t>Hibernate</w:t>
       </w:r>
       <w:r>
+        <w:rPr>
+          <w:sz w:val="22"/>
+        </w:rPr>
         <w:t xml:space="preserve">, and distributed service design, with consistent ownership of architecture, debugging, modernization, and delivery quality. </w:t>
       </w:r>
       <w:proofErr w:type="gramStart"/>
       <w:r>
+        <w:rPr>
+          <w:sz w:val="22"/>
+        </w:rPr>
         <w:t xml:space="preserve">Proven record improving throughput, reducing failure rates, and stabilizing critical integrations through careful refactoring, </w:t>
       </w:r>
       <w:proofErr w:type="spellStart"/>
       <w:r>
+        <w:rPr>
+          <w:sz w:val="22"/>
+        </w:rPr>
         <w:t>observability</w:t>
       </w:r>
       <w:proofErr w:type="spellEnd"/>
       <w:r>
+        <w:rPr>
+          <w:sz w:val="22"/>
+        </w:rPr>
         <w:t>, and secure API design.</w:t>
       </w:r>
       <w:proofErr w:type="gramEnd"/>
       <w:r>
+        <w:rPr>
+          <w:sz w:val="22"/>
+        </w:rPr>
         <w:t xml:space="preserve"> </w:t>
       </w:r>
       <w:proofErr w:type="gramStart"/>
       <w:r>
+        <w:rPr>
+          <w:sz w:val="22"/>
+        </w:rPr>
         <w:t>Known for solving complex production issues, leading legacy migration efforts, and implementing backend features that scale cleanly under real business load.</w:t>
       </w:r>
       <w:proofErr w:type="gramEnd"/>
@@ -314,13 +349,16 @@
           <w:bottom w:val="single" w:sz="6" w:space="0" w:color="B91C1C"/>
         </w:pBdr>
         <w:spacing w:before="120" w:after="80"/>
+        <w:rPr>
+          <w:sz w:val="24"/>
+        </w:rPr>
       </w:pPr>
       <w:r>
         <w:rPr>
           <w:b/>
           <w:bCs/>
           <w:color w:val="111111"/>
-          <w:sz w:val="21"/>
+          <w:sz w:val="24"/>
           <w:szCs w:val="21"/>
         </w:rPr>
         <w:t>SKILLS</w:t>
@@ -337,45 +375,45 @@
         <w:jc w:val="both"/>
         <w:rPr>
           <w:b/>
-          <w:sz w:val="20"/>
-        </w:rPr>
-      </w:pPr>
-      <w:r>
-        <w:rPr>
-          <w:rStyle w:val="Strong"/>
-          <w:sz w:val="20"/>
+          <w:sz w:val="22"/>
+        </w:rPr>
+      </w:pPr>
+      <w:r>
+        <w:rPr>
+          <w:rStyle w:val="Strong"/>
+          <w:sz w:val="22"/>
         </w:rPr>
         <w:t>Backend:</w:t>
       </w:r>
       <w:r>
         <w:rPr>
-          <w:sz w:val="20"/>
+          <w:sz w:val="22"/>
         </w:rPr>
         <w:t xml:space="preserve"> </w:t>
       </w:r>
       <w:r>
         <w:rPr>
           <w:rStyle w:val="Strong"/>
-          <w:sz w:val="20"/>
+          <w:sz w:val="22"/>
         </w:rPr>
         <w:t>Java 8–21</w:t>
       </w:r>
       <w:r>
         <w:rPr>
-          <w:sz w:val="20"/>
+          <w:sz w:val="22"/>
         </w:rPr>
         <w:t xml:space="preserve">, </w:t>
       </w:r>
       <w:r>
         <w:rPr>
           <w:rStyle w:val="Strong"/>
-          <w:sz w:val="20"/>
+          <w:sz w:val="22"/>
         </w:rPr>
         <w:t>Spring Boot 2.3–3.2</w:t>
       </w:r>
       <w:r>
         <w:rPr>
-          <w:sz w:val="20"/>
+          <w:sz w:val="22"/>
         </w:rPr>
         <w:t xml:space="preserve">, </w:t>
       </w:r>
@@ -383,14 +421,14 @@
         <w:rPr>
           <w:rStyle w:val="Strong"/>
           <w:b w:val="0"/>
-          <w:sz w:val="20"/>
+          <w:sz w:val="22"/>
         </w:rPr>
         <w:t>Spring MVC</w:t>
       </w:r>
       <w:r>
         <w:rPr>
           <w:b/>
-          <w:sz w:val="20"/>
+          <w:sz w:val="22"/>
         </w:rPr>
         <w:t xml:space="preserve">, </w:t>
       </w:r>
@@ -398,14 +436,14 @@
         <w:rPr>
           <w:rStyle w:val="Strong"/>
           <w:b w:val="0"/>
-          <w:sz w:val="20"/>
+          <w:sz w:val="22"/>
         </w:rPr>
         <w:t>Spring Data JPA</w:t>
       </w:r>
       <w:r>
         <w:rPr>
           <w:b/>
-          <w:sz w:val="20"/>
+          <w:sz w:val="22"/>
         </w:rPr>
         <w:t xml:space="preserve">, </w:t>
       </w:r>
@@ -413,14 +451,14 @@
         <w:rPr>
           <w:rStyle w:val="Strong"/>
           <w:b w:val="0"/>
-          <w:sz w:val="20"/>
+          <w:sz w:val="22"/>
         </w:rPr>
         <w:t>Spring Security</w:t>
       </w:r>
       <w:r>
         <w:rPr>
           <w:b/>
-          <w:sz w:val="20"/>
+          <w:sz w:val="22"/>
         </w:rPr>
         <w:t xml:space="preserve">, </w:t>
       </w:r>
@@ -428,14 +466,14 @@
         <w:rPr>
           <w:rStyle w:val="Strong"/>
           <w:b w:val="0"/>
-          <w:sz w:val="20"/>
+          <w:sz w:val="22"/>
         </w:rPr>
         <w:t>Spring Cloud</w:t>
       </w:r>
       <w:r>
         <w:rPr>
           <w:b/>
-          <w:sz w:val="20"/>
+          <w:sz w:val="22"/>
         </w:rPr>
         <w:t xml:space="preserve">, </w:t>
       </w:r>
@@ -443,14 +481,14 @@
         <w:rPr>
           <w:rStyle w:val="Strong"/>
           <w:b w:val="0"/>
-          <w:sz w:val="20"/>
+          <w:sz w:val="22"/>
         </w:rPr>
         <w:t>Hibernate</w:t>
       </w:r>
       <w:r>
         <w:rPr>
           <w:b/>
-          <w:sz w:val="20"/>
+          <w:sz w:val="22"/>
         </w:rPr>
         <w:t xml:space="preserve">, </w:t>
       </w:r>
@@ -459,7 +497,7 @@
         <w:rPr>
           <w:rStyle w:val="Strong"/>
           <w:b w:val="0"/>
-          <w:sz w:val="20"/>
+          <w:sz w:val="22"/>
         </w:rPr>
         <w:t>JUnit</w:t>
       </w:r>
@@ -468,14 +506,14 @@
         <w:rPr>
           <w:rStyle w:val="Strong"/>
           <w:b w:val="0"/>
-          <w:sz w:val="20"/>
+          <w:sz w:val="22"/>
         </w:rPr>
         <w:t xml:space="preserve"> 5</w:t>
       </w:r>
       <w:r>
         <w:rPr>
           <w:b/>
-          <w:sz w:val="20"/>
+          <w:sz w:val="22"/>
         </w:rPr>
         <w:t xml:space="preserve">, </w:t>
       </w:r>
@@ -483,14 +521,14 @@
         <w:rPr>
           <w:rStyle w:val="Strong"/>
           <w:b w:val="0"/>
-          <w:sz w:val="20"/>
+          <w:sz w:val="22"/>
         </w:rPr>
         <w:t>Maven</w:t>
       </w:r>
       <w:r>
         <w:rPr>
           <w:b/>
-          <w:sz w:val="20"/>
+          <w:sz w:val="22"/>
         </w:rPr>
         <w:t xml:space="preserve">, </w:t>
       </w:r>
@@ -499,7 +537,7 @@
         <w:rPr>
           <w:rStyle w:val="Strong"/>
           <w:b w:val="0"/>
-          <w:sz w:val="20"/>
+          <w:sz w:val="22"/>
         </w:rPr>
         <w:t>Gradle</w:t>
       </w:r>
@@ -515,32 +553,32 @@
         <w:spacing w:before="0" w:beforeAutospacing="0" w:after="0" w:afterAutospacing="0"/>
         <w:jc w:val="both"/>
         <w:rPr>
-          <w:sz w:val="20"/>
-        </w:rPr>
-      </w:pPr>
-      <w:r>
-        <w:rPr>
-          <w:rStyle w:val="Strong"/>
-          <w:sz w:val="20"/>
+          <w:sz w:val="22"/>
+        </w:rPr>
+      </w:pPr>
+      <w:r>
+        <w:rPr>
+          <w:rStyle w:val="Strong"/>
+          <w:sz w:val="22"/>
         </w:rPr>
         <w:t>API &amp; Integration:</w:t>
       </w:r>
       <w:r>
         <w:rPr>
-          <w:sz w:val="20"/>
+          <w:sz w:val="22"/>
         </w:rPr>
         <w:t xml:space="preserve"> </w:t>
       </w:r>
       <w:r>
         <w:rPr>
           <w:rStyle w:val="Strong"/>
-          <w:sz w:val="20"/>
+          <w:sz w:val="22"/>
         </w:rPr>
         <w:t>REST API</w:t>
       </w:r>
       <w:r>
         <w:rPr>
-          <w:sz w:val="20"/>
+          <w:sz w:val="22"/>
         </w:rPr>
         <w:t xml:space="preserve">, </w:t>
       </w:r>
@@ -548,14 +586,14 @@
       <w:r>
         <w:rPr>
           <w:rStyle w:val="Strong"/>
-          <w:sz w:val="20"/>
+          <w:sz w:val="22"/>
         </w:rPr>
         <w:t>Microservices</w:t>
       </w:r>
       <w:proofErr w:type="spellEnd"/>
       <w:r>
         <w:rPr>
-          <w:sz w:val="20"/>
+          <w:sz w:val="22"/>
         </w:rPr>
         <w:t xml:space="preserve">, </w:t>
       </w:r>
@@ -563,7 +601,7 @@
       <w:r>
         <w:rPr>
           <w:rStyle w:val="Strong"/>
-          <w:sz w:val="20"/>
+          <w:sz w:val="22"/>
         </w:rPr>
         <w:t>OpenAPI</w:t>
       </w:r>
@@ -571,80 +609,80 @@
       <w:r>
         <w:rPr>
           <w:rStyle w:val="Strong"/>
-          <w:sz w:val="20"/>
+          <w:sz w:val="22"/>
         </w:rPr>
         <w:t>/Swagger</w:t>
       </w:r>
       <w:r>
         <w:rPr>
-          <w:sz w:val="20"/>
+          <w:sz w:val="22"/>
         </w:rPr>
         <w:t xml:space="preserve">, </w:t>
       </w:r>
       <w:r>
         <w:rPr>
           <w:rStyle w:val="Strong"/>
-          <w:sz w:val="20"/>
+          <w:sz w:val="22"/>
         </w:rPr>
         <w:t>JWT</w:t>
       </w:r>
       <w:r>
         <w:rPr>
-          <w:sz w:val="20"/>
+          <w:sz w:val="22"/>
         </w:rPr>
         <w:t xml:space="preserve">, </w:t>
       </w:r>
       <w:r>
         <w:rPr>
           <w:rStyle w:val="Strong"/>
-          <w:sz w:val="20"/>
+          <w:sz w:val="22"/>
         </w:rPr>
         <w:t>OAuth2</w:t>
       </w:r>
       <w:r>
         <w:rPr>
-          <w:sz w:val="20"/>
+          <w:sz w:val="22"/>
         </w:rPr>
         <w:t xml:space="preserve">, </w:t>
       </w:r>
       <w:r>
         <w:rPr>
           <w:rStyle w:val="Strong"/>
-          <w:sz w:val="20"/>
+          <w:sz w:val="22"/>
         </w:rPr>
         <w:t>RBAC</w:t>
       </w:r>
       <w:r>
         <w:rPr>
-          <w:sz w:val="20"/>
+          <w:sz w:val="22"/>
         </w:rPr>
         <w:t xml:space="preserve">, </w:t>
       </w:r>
       <w:proofErr w:type="spellStart"/>
       <w:r>
         <w:rPr>
-          <w:sz w:val="20"/>
+          <w:sz w:val="22"/>
         </w:rPr>
         <w:t>webhook</w:t>
       </w:r>
       <w:proofErr w:type="spellEnd"/>
       <w:r>
         <w:rPr>
-          <w:sz w:val="20"/>
+          <w:sz w:val="22"/>
         </w:rPr>
         <w:t xml:space="preserve"> integration, third-party service integration, </w:t>
       </w:r>
       <w:proofErr w:type="spellStart"/>
       <w:r>
         <w:rPr>
-          <w:sz w:val="20"/>
+          <w:sz w:val="22"/>
         </w:rPr>
         <w:t>async</w:t>
       </w:r>
       <w:proofErr w:type="spellEnd"/>
       <w:r>
         <w:rPr>
-          <w:sz w:val="20"/>
+          <w:sz w:val="22"/>
         </w:rPr>
         <w:t xml:space="preserve"> processing</w:t>
       </w:r>
@@ -660,19 +698,19 @@
         <w:jc w:val="both"/>
         <w:rPr>
           <w:b/>
-          <w:sz w:val="20"/>
-        </w:rPr>
-      </w:pPr>
-      <w:r>
-        <w:rPr>
-          <w:rStyle w:val="Strong"/>
-          <w:sz w:val="20"/>
+          <w:sz w:val="22"/>
+        </w:rPr>
+      </w:pPr>
+      <w:r>
+        <w:rPr>
+          <w:rStyle w:val="Strong"/>
+          <w:sz w:val="22"/>
         </w:rPr>
         <w:t>Data &amp; Messaging:</w:t>
       </w:r>
       <w:r>
         <w:rPr>
-          <w:sz w:val="20"/>
+          <w:sz w:val="22"/>
         </w:rPr>
         <w:t xml:space="preserve"> </w:t>
       </w:r>
@@ -680,40 +718,40 @@
       <w:r>
         <w:rPr>
           <w:rStyle w:val="Strong"/>
-          <w:sz w:val="20"/>
+          <w:sz w:val="22"/>
         </w:rPr>
         <w:t>PostgreSQL</w:t>
       </w:r>
       <w:proofErr w:type="spellEnd"/>
       <w:r>
         <w:rPr>
-          <w:sz w:val="20"/>
+          <w:sz w:val="22"/>
         </w:rPr>
         <w:t xml:space="preserve">, </w:t>
       </w:r>
       <w:r>
         <w:rPr>
           <w:rStyle w:val="Strong"/>
-          <w:sz w:val="20"/>
+          <w:sz w:val="22"/>
         </w:rPr>
         <w:t>MySQL</w:t>
       </w:r>
       <w:r>
         <w:rPr>
-          <w:sz w:val="20"/>
+          <w:sz w:val="22"/>
         </w:rPr>
         <w:t xml:space="preserve">, </w:t>
       </w:r>
       <w:r>
         <w:rPr>
           <w:rStyle w:val="Strong"/>
-          <w:sz w:val="20"/>
+          <w:sz w:val="22"/>
         </w:rPr>
         <w:t>SQL Server</w:t>
       </w:r>
       <w:r>
         <w:rPr>
-          <w:sz w:val="20"/>
+          <w:sz w:val="22"/>
         </w:rPr>
         <w:t xml:space="preserve">, </w:t>
       </w:r>
@@ -721,14 +759,14 @@
       <w:r>
         <w:rPr>
           <w:rStyle w:val="Strong"/>
-          <w:sz w:val="20"/>
+          <w:sz w:val="22"/>
         </w:rPr>
         <w:t>Redis</w:t>
       </w:r>
       <w:proofErr w:type="spellEnd"/>
       <w:r>
         <w:rPr>
-          <w:sz w:val="20"/>
+          <w:sz w:val="22"/>
         </w:rPr>
         <w:t xml:space="preserve">, </w:t>
       </w:r>
@@ -736,14 +774,14 @@
       <w:r>
         <w:rPr>
           <w:rStyle w:val="Strong"/>
-          <w:sz w:val="20"/>
+          <w:sz w:val="22"/>
         </w:rPr>
         <w:t>MongoDB</w:t>
       </w:r>
       <w:proofErr w:type="spellEnd"/>
       <w:r>
         <w:rPr>
-          <w:sz w:val="20"/>
+          <w:sz w:val="22"/>
         </w:rPr>
         <w:t xml:space="preserve">, </w:t>
       </w:r>
@@ -751,14 +789,14 @@
       <w:r>
         <w:rPr>
           <w:rStyle w:val="Strong"/>
-          <w:sz w:val="20"/>
+          <w:sz w:val="22"/>
         </w:rPr>
         <w:t>DynamoDB</w:t>
       </w:r>
       <w:proofErr w:type="spellEnd"/>
       <w:r>
         <w:rPr>
-          <w:sz w:val="20"/>
+          <w:sz w:val="22"/>
         </w:rPr>
         <w:t xml:space="preserve">, </w:t>
       </w:r>
@@ -766,14 +804,14 @@
         <w:rPr>
           <w:rStyle w:val="Strong"/>
           <w:b w:val="0"/>
-          <w:sz w:val="20"/>
+          <w:sz w:val="22"/>
         </w:rPr>
         <w:t>Kafka</w:t>
       </w:r>
       <w:r>
         <w:rPr>
           <w:b/>
-          <w:sz w:val="20"/>
+          <w:sz w:val="22"/>
         </w:rPr>
         <w:t xml:space="preserve">, </w:t>
       </w:r>
@@ -782,7 +820,7 @@
         <w:rPr>
           <w:rStyle w:val="Strong"/>
           <w:b w:val="0"/>
-          <w:sz w:val="20"/>
+          <w:sz w:val="22"/>
         </w:rPr>
         <w:t>RabbitMQ</w:t>
       </w:r>
@@ -790,7 +828,7 @@
       <w:r>
         <w:rPr>
           <w:b/>
-          <w:sz w:val="20"/>
+          <w:sz w:val="22"/>
         </w:rPr>
         <w:t xml:space="preserve">, </w:t>
       </w:r>
@@ -798,14 +836,14 @@
         <w:rPr>
           <w:rStyle w:val="Strong"/>
           <w:b w:val="0"/>
-          <w:sz w:val="20"/>
+          <w:sz w:val="22"/>
         </w:rPr>
         <w:t>AWS SQS/SNS</w:t>
       </w:r>
       <w:r>
         <w:rPr>
           <w:b/>
-          <w:sz w:val="20"/>
+          <w:sz w:val="22"/>
         </w:rPr>
         <w:t xml:space="preserve">, </w:t>
       </w:r>
@@ -814,7 +852,7 @@
         <w:rPr>
           <w:rStyle w:val="Strong"/>
           <w:b w:val="0"/>
-          <w:sz w:val="20"/>
+          <w:sz w:val="22"/>
         </w:rPr>
         <w:t>Elasticsearch</w:t>
       </w:r>
@@ -822,7 +860,7 @@
       <w:r>
         <w:rPr>
           <w:b/>
-          <w:sz w:val="20"/>
+          <w:sz w:val="22"/>
         </w:rPr>
         <w:t xml:space="preserve">, </w:t>
       </w:r>
@@ -830,7 +868,7 @@
         <w:rPr>
           <w:rStyle w:val="Strong"/>
           <w:b w:val="0"/>
-          <w:sz w:val="20"/>
+          <w:sz w:val="22"/>
         </w:rPr>
         <w:t>OpenSearch</w:t>
       </w:r>
@@ -845,13 +883,13 @@
         <w:spacing w:before="0" w:beforeAutospacing="0" w:after="0" w:afterAutospacing="0"/>
         <w:jc w:val="both"/>
         <w:rPr>
-          <w:sz w:val="20"/>
-        </w:rPr>
-      </w:pPr>
-      <w:r>
-        <w:rPr>
-          <w:rStyle w:val="Strong"/>
-          <w:sz w:val="20"/>
+          <w:sz w:val="22"/>
+        </w:rPr>
+      </w:pPr>
+      <w:r>
+        <w:rPr>
+          <w:rStyle w:val="Strong"/>
+          <w:sz w:val="22"/>
         </w:rPr>
         <w:t xml:space="preserve">Cloud &amp; </w:t>
       </w:r>
@@ -859,7 +897,7 @@
       <w:r>
         <w:rPr>
           <w:rStyle w:val="Strong"/>
-          <w:sz w:val="20"/>
+          <w:sz w:val="22"/>
         </w:rPr>
         <w:t>DevOps</w:t>
       </w:r>
@@ -867,117 +905,117 @@
       <w:r>
         <w:rPr>
           <w:rStyle w:val="Strong"/>
-          <w:sz w:val="20"/>
+          <w:sz w:val="22"/>
         </w:rPr>
         <w:t>:</w:t>
       </w:r>
       <w:r>
         <w:rPr>
-          <w:sz w:val="20"/>
+          <w:sz w:val="22"/>
         </w:rPr>
         <w:t xml:space="preserve"> </w:t>
       </w:r>
       <w:r>
         <w:rPr>
           <w:rStyle w:val="Strong"/>
-          <w:sz w:val="20"/>
+          <w:sz w:val="22"/>
         </w:rPr>
         <w:t>AWS</w:t>
       </w:r>
       <w:r>
         <w:rPr>
-          <w:sz w:val="20"/>
+          <w:sz w:val="22"/>
         </w:rPr>
         <w:t xml:space="preserve"> (</w:t>
       </w:r>
       <w:r>
         <w:rPr>
           <w:rStyle w:val="Strong"/>
-          <w:sz w:val="20"/>
+          <w:sz w:val="22"/>
         </w:rPr>
         <w:t>EC2</w:t>
       </w:r>
       <w:r>
         <w:rPr>
-          <w:sz w:val="20"/>
+          <w:sz w:val="22"/>
         </w:rPr>
         <w:t xml:space="preserve">, </w:t>
       </w:r>
       <w:r>
         <w:rPr>
           <w:rStyle w:val="Strong"/>
-          <w:sz w:val="20"/>
+          <w:sz w:val="22"/>
         </w:rPr>
         <w:t>EKS</w:t>
       </w:r>
       <w:r>
         <w:rPr>
-          <w:sz w:val="20"/>
+          <w:sz w:val="22"/>
         </w:rPr>
         <w:t xml:space="preserve">, </w:t>
       </w:r>
       <w:r>
         <w:rPr>
           <w:rStyle w:val="Strong"/>
-          <w:sz w:val="20"/>
+          <w:sz w:val="22"/>
         </w:rPr>
         <w:t>ECS</w:t>
       </w:r>
       <w:r>
         <w:rPr>
-          <w:sz w:val="20"/>
+          <w:sz w:val="22"/>
         </w:rPr>
         <w:t xml:space="preserve">, </w:t>
       </w:r>
       <w:r>
         <w:rPr>
           <w:rStyle w:val="Strong"/>
-          <w:sz w:val="20"/>
+          <w:sz w:val="22"/>
         </w:rPr>
         <w:t>Lambda</w:t>
       </w:r>
       <w:r>
         <w:rPr>
-          <w:sz w:val="20"/>
+          <w:sz w:val="22"/>
         </w:rPr>
         <w:t xml:space="preserve">, </w:t>
       </w:r>
       <w:r>
         <w:rPr>
           <w:rStyle w:val="Strong"/>
-          <w:sz w:val="20"/>
+          <w:sz w:val="22"/>
         </w:rPr>
         <w:t>API Gateway</w:t>
       </w:r>
       <w:r>
         <w:rPr>
-          <w:sz w:val="20"/>
+          <w:sz w:val="22"/>
         </w:rPr>
         <w:t xml:space="preserve">, </w:t>
       </w:r>
       <w:r>
         <w:rPr>
           <w:rStyle w:val="Strong"/>
-          <w:sz w:val="20"/>
+          <w:sz w:val="22"/>
         </w:rPr>
         <w:t>S3</w:t>
       </w:r>
       <w:r>
         <w:rPr>
-          <w:sz w:val="20"/>
+          <w:sz w:val="22"/>
         </w:rPr>
         <w:t xml:space="preserve">, </w:t>
       </w:r>
       <w:r>
         <w:rPr>
           <w:rStyle w:val="Strong"/>
-          <w:sz w:val="20"/>
+          <w:sz w:val="22"/>
         </w:rPr>
         <w:t>RDS</w:t>
       </w:r>
       <w:r>
         <w:rPr>
-          <w:sz w:val="20"/>
+          <w:sz w:val="22"/>
         </w:rPr>
         <w:t xml:space="preserve">, </w:t>
       </w:r>
@@ -985,27 +1023,27 @@
       <w:r>
         <w:rPr>
           <w:rStyle w:val="Strong"/>
-          <w:sz w:val="20"/>
+          <w:sz w:val="22"/>
         </w:rPr>
         <w:t>CloudWatch</w:t>
       </w:r>
       <w:proofErr w:type="spellEnd"/>
       <w:r>
         <w:rPr>
-          <w:sz w:val="20"/>
+          <w:sz w:val="22"/>
         </w:rPr>
         <w:t xml:space="preserve">, </w:t>
       </w:r>
       <w:r>
         <w:rPr>
           <w:rStyle w:val="Strong"/>
-          <w:sz w:val="20"/>
+          <w:sz w:val="22"/>
         </w:rPr>
         <w:t>IAM</w:t>
       </w:r>
       <w:r>
         <w:rPr>
-          <w:sz w:val="20"/>
+          <w:sz w:val="22"/>
         </w:rPr>
         <w:t xml:space="preserve">), </w:t>
       </w:r>
@@ -1013,14 +1051,14 @@
       <w:r>
         <w:rPr>
           <w:rStyle w:val="Strong"/>
-          <w:sz w:val="20"/>
+          <w:sz w:val="22"/>
         </w:rPr>
         <w:t>Docker</w:t>
       </w:r>
       <w:proofErr w:type="spellEnd"/>
       <w:r>
         <w:rPr>
-          <w:sz w:val="20"/>
+          <w:sz w:val="22"/>
         </w:rPr>
         <w:t xml:space="preserve">, </w:t>
       </w:r>
@@ -1029,7 +1067,7 @@
         <w:rPr>
           <w:rStyle w:val="Strong"/>
           <w:b w:val="0"/>
-          <w:sz w:val="20"/>
+          <w:sz w:val="22"/>
         </w:rPr>
         <w:t>Kubernetes</w:t>
       </w:r>
@@ -1037,7 +1075,7 @@
       <w:r>
         <w:rPr>
           <w:b/>
-          <w:sz w:val="20"/>
+          <w:sz w:val="22"/>
         </w:rPr>
         <w:t xml:space="preserve">, </w:t>
       </w:r>
@@ -1046,7 +1084,7 @@
         <w:rPr>
           <w:rStyle w:val="Strong"/>
           <w:b w:val="0"/>
-          <w:sz w:val="20"/>
+          <w:sz w:val="22"/>
         </w:rPr>
         <w:t>Terraform</w:t>
       </w:r>
@@ -1054,7 +1092,7 @@
       <w:r>
         <w:rPr>
           <w:b/>
-          <w:sz w:val="20"/>
+          <w:sz w:val="22"/>
         </w:rPr>
         <w:t xml:space="preserve">, </w:t>
       </w:r>
@@ -1063,7 +1101,7 @@
         <w:rPr>
           <w:rStyle w:val="Strong"/>
           <w:b w:val="0"/>
-          <w:sz w:val="20"/>
+          <w:sz w:val="22"/>
         </w:rPr>
         <w:t>GitHub</w:t>
       </w:r>
@@ -1072,14 +1110,14 @@
         <w:rPr>
           <w:rStyle w:val="Strong"/>
           <w:b w:val="0"/>
-          <w:sz w:val="20"/>
+          <w:sz w:val="22"/>
         </w:rPr>
         <w:t xml:space="preserve"> Actions</w:t>
       </w:r>
       <w:r>
         <w:rPr>
           <w:b/>
-          <w:sz w:val="20"/>
+          <w:sz w:val="22"/>
         </w:rPr>
         <w:t xml:space="preserve">, </w:t>
       </w:r>
@@ -1087,14 +1125,14 @@
         <w:rPr>
           <w:rStyle w:val="Strong"/>
           <w:b w:val="0"/>
-          <w:sz w:val="20"/>
+          <w:sz w:val="22"/>
         </w:rPr>
         <w:t>Jenkins</w:t>
       </w:r>
       <w:r>
         <w:rPr>
           <w:b/>
-          <w:sz w:val="20"/>
+          <w:sz w:val="22"/>
         </w:rPr>
         <w:t xml:space="preserve">, </w:t>
       </w:r>
@@ -1102,7 +1140,7 @@
         <w:rPr>
           <w:rStyle w:val="Strong"/>
           <w:b w:val="0"/>
-          <w:sz w:val="20"/>
+          <w:sz w:val="22"/>
         </w:rPr>
         <w:t>CI/CD</w:t>
       </w:r>
@@ -1116,12 +1154,15 @@
         </w:numPr>
         <w:spacing w:before="0" w:beforeAutospacing="0" w:after="0" w:afterAutospacing="0"/>
         <w:jc w:val="both"/>
+        <w:rPr>
+          <w:sz w:val="28"/>
+        </w:rPr>
       </w:pPr>
       <w:proofErr w:type="spellStart"/>
       <w:r>
         <w:rPr>
           <w:rStyle w:val="Strong"/>
-          <w:sz w:val="20"/>
+          <w:sz w:val="22"/>
         </w:rPr>
         <w:t>Observability</w:t>
       </w:r>
@@ -1129,26 +1170,26 @@
       <w:r>
         <w:rPr>
           <w:rStyle w:val="Strong"/>
-          <w:sz w:val="20"/>
+          <w:sz w:val="22"/>
         </w:rPr>
         <w:t xml:space="preserve"> / Quality / Security:</w:t>
       </w:r>
       <w:r>
         <w:rPr>
-          <w:sz w:val="20"/>
+          <w:sz w:val="22"/>
         </w:rPr>
         <w:t xml:space="preserve"> </w:t>
       </w:r>
       <w:r>
         <w:rPr>
           <w:rStyle w:val="Strong"/>
-          <w:sz w:val="20"/>
+          <w:sz w:val="22"/>
         </w:rPr>
         <w:t>Prometheus</w:t>
       </w:r>
       <w:r>
         <w:rPr>
-          <w:sz w:val="20"/>
+          <w:sz w:val="22"/>
         </w:rPr>
         <w:t xml:space="preserve">, </w:t>
       </w:r>
@@ -1156,14 +1197,14 @@
       <w:r>
         <w:rPr>
           <w:rStyle w:val="Strong"/>
-          <w:sz w:val="20"/>
+          <w:sz w:val="22"/>
         </w:rPr>
         <w:t>Grafana</w:t>
       </w:r>
       <w:proofErr w:type="spellEnd"/>
       <w:r>
         <w:rPr>
-          <w:sz w:val="20"/>
+          <w:sz w:val="22"/>
         </w:rPr>
         <w:t xml:space="preserve">, </w:t>
       </w:r>
@@ -1171,14 +1212,14 @@
       <w:r>
         <w:rPr>
           <w:rStyle w:val="Strong"/>
-          <w:sz w:val="20"/>
+          <w:sz w:val="22"/>
         </w:rPr>
         <w:t>Datadog</w:t>
       </w:r>
       <w:proofErr w:type="spellEnd"/>
       <w:r>
         <w:rPr>
-          <w:sz w:val="20"/>
+          <w:sz w:val="22"/>
         </w:rPr>
         <w:t xml:space="preserve">, </w:t>
       </w:r>
@@ -1186,14 +1227,14 @@
       <w:r>
         <w:rPr>
           <w:rStyle w:val="Strong"/>
-          <w:sz w:val="20"/>
+          <w:sz w:val="22"/>
         </w:rPr>
         <w:t>OpenTelemetry</w:t>
       </w:r>
       <w:proofErr w:type="spellEnd"/>
       <w:r>
         <w:rPr>
-          <w:sz w:val="20"/>
+          <w:sz w:val="22"/>
         </w:rPr>
         <w:t>, structured logging, contract testing, integration testing, rate limiting, audit logging, secrets management</w:t>
       </w:r>
@@ -1204,13 +1245,16 @@
           <w:bottom w:val="single" w:sz="6" w:space="0" w:color="B91C1C"/>
         </w:pBdr>
         <w:spacing w:before="120" w:after="80"/>
+        <w:rPr>
+          <w:sz w:val="24"/>
+        </w:rPr>
       </w:pPr>
       <w:r>
         <w:rPr>
           <w:b/>
           <w:bCs/>
           <w:color w:val="111111"/>
-          <w:sz w:val="21"/>
+          <w:sz w:val="24"/>
           <w:szCs w:val="21"/>
         </w:rPr>
         <w:t>WORK HISTORY</w:t>
@@ -1249,13 +1293,18 @@
             </w:tcBorders>
           </w:tcPr>
           <w:p>
+            <w:pPr>
+              <w:rPr>
+                <w:sz w:val="24"/>
+              </w:rPr>
+            </w:pPr>
             <w:r>
               <w:rPr>
                 <w:rFonts w:ascii="Arial" w:eastAsia="Arial" w:hAnsi="Arial" w:cs="Arial"/>
                 <w:b/>
                 <w:bCs/>
                 <w:color w:val="111111"/>
-                <w:sz w:val="19"/>
+                <w:sz w:val="22"/>
                 <w:szCs w:val="19"/>
               </w:rPr>
               <w:t>Senior Software Engineer</w:t>
@@ -1275,12 +1324,14 @@
           <w:p>
             <w:pPr>
               <w:jc w:val="right"/>
+              <w:rPr>
+                <w:sz w:val="24"/>
+              </w:rPr>
             </w:pPr>
             <w:r>
               <w:rPr>
                 <w:rFonts w:ascii="Arial" w:eastAsia="Arial" w:hAnsi="Arial" w:cs="Arial"/>
                 <w:color w:val="111111"/>
-                <w:sz w:val="17"/>
                 <w:szCs w:val="17"/>
               </w:rPr>
               <w:t>February 2021 to December 2025</w:t>
@@ -1293,6 +1344,7 @@
       <w:pPr>
         <w:rPr>
           <w:i/>
+          <w:sz w:val="24"/>
         </w:rPr>
       </w:pPr>
       <w:proofErr w:type="spellStart"/>
@@ -1302,7 +1354,7 @@
           <w:b/>
           <w:bCs/>
           <w:color w:val="111111"/>
-          <w:sz w:val="18"/>
+          <w:sz w:val="22"/>
           <w:szCs w:val="18"/>
         </w:rPr>
         <w:t>Viaro</w:t>
@@ -1314,7 +1366,7 @@
           <w:b/>
           <w:bCs/>
           <w:color w:val="111111"/>
-          <w:sz w:val="18"/>
+          <w:sz w:val="22"/>
           <w:szCs w:val="18"/>
         </w:rPr>
         <w:t xml:space="preserve"> Networks Inc. </w:t>
@@ -1325,7 +1377,7 @@
           <w:b/>
           <w:bCs/>
           <w:color w:val="111111"/>
-          <w:sz w:val="18"/>
+          <w:sz w:val="22"/>
           <w:szCs w:val="18"/>
         </w:rPr>
         <w:t>–</w:t>
@@ -1336,7 +1388,7 @@
           <w:b/>
           <w:bCs/>
           <w:color w:val="111111"/>
-          <w:sz w:val="18"/>
+          <w:sz w:val="22"/>
           <w:szCs w:val="18"/>
         </w:rPr>
         <w:t xml:space="preserve"> </w:t>
@@ -1347,7 +1399,7 @@
           <w:bCs/>
           <w:i/>
           <w:color w:val="111111"/>
-          <w:sz w:val="18"/>
+          <w:sz w:val="22"/>
           <w:szCs w:val="18"/>
         </w:rPr>
         <w:t>(</w:t>
@@ -1358,7 +1410,7 @@
           <w:bCs/>
           <w:i/>
           <w:color w:val="111111"/>
-          <w:sz w:val="18"/>
+          <w:sz w:val="22"/>
           <w:szCs w:val="18"/>
         </w:rPr>
         <w:t>Delaware, United States</w:t>
@@ -1369,7 +1421,7 @@
           <w:bCs/>
           <w:i/>
           <w:color w:val="111111"/>
-          <w:sz w:val="18"/>
+          <w:sz w:val="22"/>
           <w:szCs w:val="18"/>
         </w:rPr>
         <w:t>)</w:t>
@@ -1384,71 +1436,73 @@
         </w:numPr>
         <w:jc w:val="both"/>
         <w:rPr>
-          <w:sz w:val="20"/>
-        </w:rPr>
-      </w:pPr>
-      <w:r>
-        <w:rPr>
-          <w:sz w:val="20"/>
+          <w:sz w:val="22"/>
+        </w:rPr>
+      </w:pPr>
+      <w:bookmarkStart w:id="0" w:name="_GoBack"/>
+      <w:bookmarkEnd w:id="0"/>
+      <w:r>
+        <w:rPr>
+          <w:sz w:val="22"/>
         </w:rPr>
         <w:t xml:space="preserve">Architected and delivered high-volume </w:t>
       </w:r>
       <w:r>
         <w:rPr>
           <w:rStyle w:val="Strong"/>
-          <w:sz w:val="20"/>
+          <w:sz w:val="22"/>
         </w:rPr>
         <w:t>Java</w:t>
       </w:r>
       <w:r>
         <w:rPr>
-          <w:sz w:val="20"/>
+          <w:sz w:val="22"/>
         </w:rPr>
         <w:t xml:space="preserve"> backend services using </w:t>
       </w:r>
       <w:r>
         <w:rPr>
           <w:rStyle w:val="Strong"/>
-          <w:sz w:val="20"/>
+          <w:sz w:val="22"/>
         </w:rPr>
         <w:t>Java 17</w:t>
       </w:r>
       <w:r>
         <w:rPr>
           <w:rStyle w:val="Strong"/>
-          <w:sz w:val="20"/>
+          <w:sz w:val="22"/>
         </w:rPr>
         <w:t>-21</w:t>
       </w:r>
       <w:r>
         <w:rPr>
-          <w:sz w:val="20"/>
+          <w:sz w:val="22"/>
         </w:rPr>
         <w:t xml:space="preserve">, </w:t>
       </w:r>
       <w:r>
         <w:rPr>
           <w:rStyle w:val="Strong"/>
-          <w:sz w:val="20"/>
+          <w:sz w:val="22"/>
         </w:rPr>
         <w:t>Spring Boot 3.x</w:t>
       </w:r>
       <w:r>
         <w:rPr>
-          <w:sz w:val="20"/>
+          <w:sz w:val="22"/>
         </w:rPr>
         <w:t xml:space="preserve">, </w:t>
       </w:r>
       <w:r>
         <w:rPr>
           <w:rStyle w:val="Strong"/>
-          <w:sz w:val="20"/>
+          <w:sz w:val="22"/>
         </w:rPr>
         <w:t>Spring Security</w:t>
       </w:r>
       <w:r>
         <w:rPr>
-          <w:sz w:val="20"/>
+          <w:sz w:val="22"/>
         </w:rPr>
         <w:t xml:space="preserve">, and </w:t>
       </w:r>
@@ -1456,27 +1510,27 @@
       <w:r>
         <w:rPr>
           <w:rStyle w:val="Strong"/>
-          <w:sz w:val="20"/>
+          <w:sz w:val="22"/>
         </w:rPr>
         <w:t>PostgreSQL</w:t>
       </w:r>
       <w:proofErr w:type="spellEnd"/>
       <w:r>
         <w:rPr>
-          <w:sz w:val="20"/>
+          <w:sz w:val="22"/>
         </w:rPr>
         <w:t xml:space="preserve">, supporting multi-tenant workflow orchestration and reducing average API response time by </w:t>
       </w:r>
       <w:r>
         <w:rPr>
           <w:rStyle w:val="Strong"/>
-          <w:sz w:val="20"/>
+          <w:sz w:val="22"/>
         </w:rPr>
         <w:t>34%</w:t>
       </w:r>
       <w:r>
         <w:rPr>
-          <w:sz w:val="20"/>
+          <w:sz w:val="22"/>
         </w:rPr>
         <w:t xml:space="preserve"> through query tuning, caching strategy updates, and request-path refactoring.</w:t>
       </w:r>
@@ -1490,77 +1544,77 @@
         </w:numPr>
         <w:jc w:val="both"/>
         <w:rPr>
-          <w:sz w:val="20"/>
-        </w:rPr>
-      </w:pPr>
-      <w:r>
-        <w:rPr>
-          <w:sz w:val="20"/>
+          <w:sz w:val="22"/>
+        </w:rPr>
+      </w:pPr>
+      <w:r>
+        <w:rPr>
+          <w:sz w:val="22"/>
         </w:rPr>
         <w:t xml:space="preserve">Designed secure </w:t>
       </w:r>
       <w:r>
         <w:rPr>
           <w:rStyle w:val="Strong"/>
-          <w:sz w:val="20"/>
+          <w:sz w:val="22"/>
         </w:rPr>
         <w:t>REST APIs</w:t>
       </w:r>
       <w:r>
         <w:rPr>
-          <w:sz w:val="20"/>
+          <w:sz w:val="22"/>
         </w:rPr>
         <w:t xml:space="preserve"> for account, billing, and permissions domains with </w:t>
       </w:r>
       <w:r>
         <w:rPr>
           <w:rStyle w:val="Strong"/>
-          <w:sz w:val="20"/>
+          <w:sz w:val="22"/>
         </w:rPr>
         <w:t>JWT</w:t>
       </w:r>
       <w:r>
         <w:rPr>
-          <w:sz w:val="20"/>
+          <w:sz w:val="22"/>
         </w:rPr>
         <w:t xml:space="preserve">, </w:t>
       </w:r>
       <w:r>
         <w:rPr>
           <w:rStyle w:val="Strong"/>
-          <w:sz w:val="20"/>
+          <w:sz w:val="22"/>
         </w:rPr>
         <w:t>OAuth2</w:t>
       </w:r>
       <w:r>
         <w:rPr>
-          <w:sz w:val="20"/>
+          <w:sz w:val="22"/>
         </w:rPr>
         <w:t xml:space="preserve">, and </w:t>
       </w:r>
       <w:r>
         <w:rPr>
           <w:rStyle w:val="Strong"/>
-          <w:sz w:val="20"/>
+          <w:sz w:val="22"/>
         </w:rPr>
         <w:t>RBAC</w:t>
       </w:r>
       <w:r>
         <w:rPr>
-          <w:sz w:val="20"/>
+          <w:sz w:val="22"/>
         </w:rPr>
         <w:t xml:space="preserve">, giving product and frontend teams a cleaner contract surface while reducing authorization-related defects by </w:t>
       </w:r>
       <w:r>
         <w:rPr>
           <w:rStyle w:val="Strong"/>
-          <w:sz w:val="20"/>
+          <w:sz w:val="22"/>
         </w:rPr>
         <w:t>28%</w:t>
       </w:r>
       <w:r>
         <w:rPr>
-          <w:sz w:val="20"/>
+          <w:sz w:val="22"/>
         </w:rPr>
         <w:t xml:space="preserve"> across quarterly releases.</w:t>
       </w:r>
@@ -1574,12 +1628,12 @@
         </w:numPr>
         <w:jc w:val="both"/>
         <w:rPr>
-          <w:sz w:val="20"/>
-        </w:rPr>
-      </w:pPr>
-      <w:r>
-        <w:rPr>
-          <w:sz w:val="20"/>
+          <w:sz w:val="22"/>
+        </w:rPr>
+      </w:pPr>
+      <w:r>
+        <w:rPr>
+          <w:sz w:val="22"/>
         </w:rPr>
         <w:t xml:space="preserve">Led decomposition of a tightly coupled legacy service into focused </w:t>
       </w:r>
@@ -1587,14 +1641,14 @@
       <w:r>
         <w:rPr>
           <w:rStyle w:val="Strong"/>
-          <w:sz w:val="20"/>
+          <w:sz w:val="22"/>
         </w:rPr>
         <w:t>microservices</w:t>
       </w:r>
       <w:proofErr w:type="spellEnd"/>
       <w:r>
         <w:rPr>
-          <w:sz w:val="20"/>
+          <w:sz w:val="22"/>
         </w:rPr>
         <w:t>, separating user management, notification, and reporting concerns so deployments became safer, rollback scope became smaller, and production blast radius was significantly reduced.</w:t>
       </w:r>
@@ -1608,25 +1662,25 @@
         </w:numPr>
         <w:jc w:val="both"/>
         <w:rPr>
-          <w:sz w:val="20"/>
-        </w:rPr>
-      </w:pPr>
-      <w:r>
-        <w:rPr>
-          <w:sz w:val="20"/>
+          <w:sz w:val="22"/>
+        </w:rPr>
+      </w:pPr>
+      <w:r>
+        <w:rPr>
+          <w:sz w:val="22"/>
         </w:rPr>
         <w:t xml:space="preserve">Resolved a recurring deadlock and connection exhaustion issue in production by tracing slow transaction boundaries, reworking repository patterns, and tightening pool settings, which improved database stability during peak usage windows by </w:t>
       </w:r>
       <w:r>
         <w:rPr>
           <w:rStyle w:val="Strong"/>
-          <w:sz w:val="20"/>
+          <w:sz w:val="22"/>
         </w:rPr>
         <w:t>40%</w:t>
       </w:r>
       <w:r>
         <w:rPr>
-          <w:sz w:val="20"/>
+          <w:sz w:val="22"/>
         </w:rPr>
         <w:t>.</w:t>
       </w:r>
@@ -1640,25 +1694,25 @@
         </w:numPr>
         <w:jc w:val="both"/>
         <w:rPr>
-          <w:sz w:val="20"/>
-        </w:rPr>
-      </w:pPr>
-      <w:r>
-        <w:rPr>
-          <w:sz w:val="20"/>
+          <w:sz w:val="22"/>
+        </w:rPr>
+      </w:pPr>
+      <w:r>
+        <w:rPr>
+          <w:sz w:val="22"/>
         </w:rPr>
         <w:t xml:space="preserve">Implemented an event-driven processing flow with </w:t>
       </w:r>
       <w:r>
         <w:rPr>
           <w:rStyle w:val="Strong"/>
-          <w:sz w:val="20"/>
+          <w:sz w:val="22"/>
         </w:rPr>
         <w:t>Kafka</w:t>
       </w:r>
       <w:r>
         <w:rPr>
-          <w:sz w:val="20"/>
+          <w:sz w:val="22"/>
         </w:rPr>
         <w:t xml:space="preserve"> and retry-safe consumers to handle asynchronous document generation and delivery, eliminating fragile synchronous bottlenecks that previously caused request timeouts and inconsistent completion states.</w:t>
       </w:r>
@@ -1672,51 +1726,51 @@
         </w:numPr>
         <w:jc w:val="both"/>
         <w:rPr>
-          <w:sz w:val="20"/>
-        </w:rPr>
-      </w:pPr>
-      <w:r>
-        <w:rPr>
-          <w:sz w:val="20"/>
+          <w:sz w:val="22"/>
+        </w:rPr>
+      </w:pPr>
+      <w:r>
+        <w:rPr>
+          <w:sz w:val="22"/>
         </w:rPr>
         <w:t xml:space="preserve">Modernized an older </w:t>
       </w:r>
       <w:r>
         <w:rPr>
           <w:rStyle w:val="Strong"/>
-          <w:sz w:val="20"/>
+          <w:sz w:val="22"/>
         </w:rPr>
         <w:t>Spring Boot 2.x</w:t>
       </w:r>
       <w:r>
         <w:rPr>
-          <w:sz w:val="20"/>
+          <w:sz w:val="22"/>
         </w:rPr>
         <w:t xml:space="preserve"> service into </w:t>
       </w:r>
       <w:r>
         <w:rPr>
           <w:rStyle w:val="Strong"/>
-          <w:sz w:val="20"/>
+          <w:sz w:val="22"/>
         </w:rPr>
         <w:t>Spring Boot 3.x</w:t>
       </w:r>
       <w:r>
         <w:rPr>
-          <w:sz w:val="20"/>
+          <w:sz w:val="22"/>
         </w:rPr>
         <w:t xml:space="preserve"> and </w:t>
       </w:r>
       <w:r>
         <w:rPr>
           <w:rStyle w:val="Strong"/>
-          <w:sz w:val="20"/>
+          <w:sz w:val="22"/>
         </w:rPr>
         <w:t>Java 17</w:t>
       </w:r>
       <w:r>
         <w:rPr>
-          <w:sz w:val="20"/>
+          <w:sz w:val="22"/>
         </w:rPr>
         <w:t>, updating deprecated security configuration, validation behavior, and Jakarta namespace changes while preserving business continuity through phased rollout and parallel verification.</w:t>
       </w:r>
@@ -1730,12 +1784,12 @@
         </w:numPr>
         <w:jc w:val="both"/>
         <w:rPr>
-          <w:sz w:val="20"/>
-        </w:rPr>
-      </w:pPr>
-      <w:r>
-        <w:rPr>
-          <w:sz w:val="20"/>
+          <w:sz w:val="22"/>
+        </w:rPr>
+      </w:pPr>
+      <w:r>
+        <w:rPr>
+          <w:sz w:val="22"/>
         </w:rPr>
         <w:t xml:space="preserve">Introduced </w:t>
       </w:r>
@@ -1743,27 +1797,27 @@
       <w:r>
         <w:rPr>
           <w:rStyle w:val="Strong"/>
-          <w:sz w:val="20"/>
+          <w:sz w:val="22"/>
         </w:rPr>
         <w:t>OpenTelemetry</w:t>
       </w:r>
       <w:proofErr w:type="spellEnd"/>
       <w:r>
         <w:rPr>
-          <w:sz w:val="20"/>
+          <w:sz w:val="22"/>
         </w:rPr>
         <w:t xml:space="preserve">, </w:t>
       </w:r>
       <w:r>
         <w:rPr>
           <w:rStyle w:val="Strong"/>
-          <w:sz w:val="20"/>
+          <w:sz w:val="22"/>
         </w:rPr>
         <w:t>Prometheus</w:t>
       </w:r>
       <w:r>
         <w:rPr>
-          <w:sz w:val="20"/>
+          <w:sz w:val="22"/>
         </w:rPr>
         <w:t xml:space="preserve">, and </w:t>
       </w:r>
@@ -1771,28 +1825,28 @@
       <w:r>
         <w:rPr>
           <w:rStyle w:val="Strong"/>
-          <w:sz w:val="20"/>
+          <w:sz w:val="22"/>
         </w:rPr>
         <w:t>Grafana</w:t>
       </w:r>
       <w:proofErr w:type="spellEnd"/>
       <w:r>
         <w:rPr>
-          <w:sz w:val="20"/>
+          <w:sz w:val="22"/>
         </w:rPr>
         <w:t xml:space="preserve"> instrumentation for latency, error rate, and queue-depth visibility, giving </w:t>
       </w:r>
       <w:proofErr w:type="gramStart"/>
       <w:r>
         <w:rPr>
-          <w:sz w:val="20"/>
+          <w:sz w:val="22"/>
         </w:rPr>
         <w:t>engineers</w:t>
       </w:r>
       <w:proofErr w:type="gramEnd"/>
       <w:r>
         <w:rPr>
-          <w:sz w:val="20"/>
+          <w:sz w:val="22"/>
         </w:rPr>
         <w:t xml:space="preserve"> faster root-cause analysis during incidents and materially improving alert quality.</w:t>
       </w:r>
@@ -1806,12 +1860,12 @@
         </w:numPr>
         <w:jc w:val="both"/>
         <w:rPr>
-          <w:sz w:val="20"/>
-        </w:rPr>
-      </w:pPr>
-      <w:r>
-        <w:rPr>
-          <w:sz w:val="20"/>
+          <w:sz w:val="22"/>
+        </w:rPr>
+      </w:pPr>
+      <w:r>
+        <w:rPr>
+          <w:sz w:val="22"/>
         </w:rPr>
         <w:t>Built a flexible feature-toggle framework for controlled rollout of new backend capabilities, allowing product stakeholders to validate premium workflow features safely before broad release and reducing emergency rollback risk.</w:t>
       </w:r>
@@ -1825,26 +1879,27 @@
         </w:numPr>
         <w:jc w:val="both"/>
         <w:rPr>
-          <w:sz w:val="20"/>
-        </w:rPr>
-      </w:pPr>
-      <w:r>
-        <w:rPr>
-          <w:sz w:val="20"/>
-        </w:rPr>
+          <w:sz w:val="22"/>
+        </w:rPr>
+      </w:pPr>
+      <w:r>
+        <w:rPr>
+          <w:sz w:val="22"/>
+        </w:rPr>
+        <w:lastRenderedPageBreak/>
         <w:t xml:space="preserve">Fixed a subtle data consistency bug where concurrent status updates could overwrite final workflow states, </w:t>
       </w:r>
       <w:proofErr w:type="gramStart"/>
       <w:r>
         <w:rPr>
-          <w:sz w:val="20"/>
+          <w:sz w:val="22"/>
         </w:rPr>
         <w:t>then</w:t>
       </w:r>
       <w:proofErr w:type="gramEnd"/>
       <w:r>
         <w:rPr>
-          <w:sz w:val="20"/>
+          <w:sz w:val="22"/>
         </w:rPr>
         <w:t xml:space="preserve"> added optimistic locking and stronger state-transition validation to prevent duplicate downstream execution.</w:t>
       </w:r>
@@ -1858,12 +1913,12 @@
         </w:numPr>
         <w:jc w:val="both"/>
         <w:rPr>
-          <w:sz w:val="20"/>
-        </w:rPr>
-      </w:pPr>
-      <w:r>
-        <w:rPr>
-          <w:sz w:val="20"/>
+          <w:sz w:val="22"/>
+        </w:rPr>
+      </w:pPr>
+      <w:r>
+        <w:rPr>
+          <w:sz w:val="22"/>
         </w:rPr>
         <w:t xml:space="preserve">Collaborated with platform engineers on </w:t>
       </w:r>
@@ -1871,14 +1926,14 @@
       <w:r>
         <w:rPr>
           <w:rStyle w:val="Strong"/>
-          <w:sz w:val="20"/>
+          <w:sz w:val="22"/>
         </w:rPr>
         <w:t>Docker</w:t>
       </w:r>
       <w:proofErr w:type="spellEnd"/>
       <w:r>
         <w:rPr>
-          <w:sz w:val="20"/>
+          <w:sz w:val="22"/>
         </w:rPr>
         <w:t xml:space="preserve">, </w:t>
       </w:r>
@@ -1886,41 +1941,41 @@
       <w:r>
         <w:rPr>
           <w:rStyle w:val="Strong"/>
-          <w:sz w:val="20"/>
+          <w:sz w:val="22"/>
         </w:rPr>
         <w:t>Kubernetes</w:t>
       </w:r>
       <w:proofErr w:type="spellEnd"/>
       <w:r>
         <w:rPr>
-          <w:sz w:val="20"/>
+          <w:sz w:val="22"/>
         </w:rPr>
         <w:t xml:space="preserve">, and </w:t>
       </w:r>
       <w:r>
         <w:rPr>
           <w:rStyle w:val="Strong"/>
-          <w:sz w:val="20"/>
+          <w:sz w:val="22"/>
         </w:rPr>
         <w:t>AWS EKS</w:t>
       </w:r>
       <w:r>
         <w:rPr>
-          <w:sz w:val="20"/>
+          <w:sz w:val="22"/>
         </w:rPr>
         <w:t xml:space="preserve"> deployment patterns, helping standardize health probes, configuration management, and </w:t>
       </w:r>
       <w:proofErr w:type="spellStart"/>
       <w:r>
         <w:rPr>
-          <w:sz w:val="20"/>
+          <w:sz w:val="22"/>
         </w:rPr>
         <w:t>autoscaling</w:t>
       </w:r>
       <w:proofErr w:type="spellEnd"/>
       <w:r>
         <w:rPr>
-          <w:sz w:val="20"/>
+          <w:sz w:val="22"/>
         </w:rPr>
         <w:t xml:space="preserve"> behavior for more predictable runtime performance.</w:t>
       </w:r>
@@ -1934,12 +1989,12 @@
         </w:numPr>
         <w:jc w:val="both"/>
         <w:rPr>
-          <w:sz w:val="20"/>
-        </w:rPr>
-      </w:pPr>
-      <w:r>
-        <w:rPr>
-          <w:sz w:val="20"/>
+          <w:sz w:val="22"/>
+        </w:rPr>
+      </w:pPr>
+      <w:r>
+        <w:rPr>
+          <w:sz w:val="22"/>
         </w:rPr>
         <w:t>Created reusable exception handling, audit logging, and response-envelope components so cross-service behavior became more consistent, security reviews became easier, and client teams saw fewer ambiguous failure cases.</w:t>
       </w:r>
@@ -1952,20 +2007,16 @@
           <w:numId w:val="19"/>
         </w:numPr>
         <w:jc w:val="both"/>
-      </w:pPr>
-      <w:r>
-        <w:rPr>
-          <w:sz w:val="20"/>
+        <w:rPr>
+          <w:sz w:val="28"/>
+        </w:rPr>
+      </w:pPr>
+      <w:r>
+        <w:rPr>
+          <w:sz w:val="22"/>
         </w:rPr>
         <w:t>Mentored engineers on backend debugging, profiling, and migration planning, especially around high-risk refactors and framework upgrades, which strengthened delivery confidence and reduced regressions in shared modules.</w:t>
       </w:r>
-    </w:p>
-    <w:p>
-      <w:pPr>
-        <w:pStyle w:val="NormalWeb"/>
-        <w:ind w:left="360"/>
-        <w:jc w:val="both"/>
-      </w:pPr>
     </w:p>
     <w:tbl>
       <w:tblPr>
@@ -2000,16 +2051,20 @@
             </w:tcBorders>
           </w:tcPr>
           <w:p>
+            <w:pPr>
+              <w:rPr>
+                <w:sz w:val="24"/>
+              </w:rPr>
+            </w:pPr>
             <w:r>
               <w:rPr>
                 <w:rFonts w:ascii="Arial" w:eastAsia="Arial" w:hAnsi="Arial" w:cs="Arial"/>
                 <w:b/>
                 <w:bCs/>
                 <w:color w:val="111111"/>
-                <w:sz w:val="19"/>
+                <w:sz w:val="22"/>
                 <w:szCs w:val="19"/>
               </w:rPr>
-              <w:lastRenderedPageBreak/>
               <w:t>Software Engineer</w:t>
             </w:r>
           </w:p>
@@ -2027,12 +2082,14 @@
           <w:p>
             <w:pPr>
               <w:jc w:val="right"/>
+              <w:rPr>
+                <w:sz w:val="24"/>
+              </w:rPr>
             </w:pPr>
             <w:r>
               <w:rPr>
                 <w:rFonts w:ascii="Arial" w:eastAsia="Arial" w:hAnsi="Arial" w:cs="Arial"/>
                 <w:color w:val="111111"/>
-                <w:sz w:val="17"/>
                 <w:szCs w:val="17"/>
               </w:rPr>
               <w:t>October 2018 to January 2021</w:t>
@@ -2042,6 +2099,11 @@
       </w:tr>
     </w:tbl>
     <w:p>
+      <w:pPr>
+        <w:rPr>
+          <w:sz w:val="24"/>
+        </w:rPr>
+      </w:pPr>
       <w:proofErr w:type="spellStart"/>
       <w:r>
         <w:rPr>
@@ -2049,7 +2111,7 @@
           <w:b/>
           <w:bCs/>
           <w:color w:val="111111"/>
-          <w:sz w:val="18"/>
+          <w:sz w:val="22"/>
           <w:szCs w:val="18"/>
         </w:rPr>
         <w:t>Avantia</w:t>
@@ -2061,7 +2123,7 @@
           <w:b/>
           <w:bCs/>
           <w:color w:val="111111"/>
-          <w:sz w:val="18"/>
+          <w:sz w:val="22"/>
           <w:szCs w:val="18"/>
         </w:rPr>
         <w:t xml:space="preserve">, Inc. </w:t>
@@ -2072,7 +2134,7 @@
           <w:b/>
           <w:bCs/>
           <w:color w:val="111111"/>
-          <w:sz w:val="18"/>
+          <w:sz w:val="22"/>
           <w:szCs w:val="18"/>
         </w:rPr>
         <w:t>–</w:t>
@@ -2083,7 +2145,7 @@
           <w:bCs/>
           <w:i/>
           <w:color w:val="111111"/>
-          <w:sz w:val="18"/>
+          <w:sz w:val="22"/>
           <w:szCs w:val="18"/>
         </w:rPr>
         <w:t xml:space="preserve"> </w:t>
@@ -2094,7 +2156,7 @@
           <w:bCs/>
           <w:i/>
           <w:color w:val="111111"/>
-          <w:sz w:val="18"/>
+          <w:sz w:val="22"/>
           <w:szCs w:val="18"/>
         </w:rPr>
         <w:t>(</w:t>
@@ -2105,7 +2167,7 @@
           <w:bCs/>
           <w:i/>
           <w:color w:val="111111"/>
-          <w:sz w:val="18"/>
+          <w:sz w:val="22"/>
           <w:szCs w:val="18"/>
         </w:rPr>
         <w:t>Ohio, United States</w:t>
@@ -2116,7 +2178,7 @@
           <w:bCs/>
           <w:i/>
           <w:color w:val="111111"/>
-          <w:sz w:val="18"/>
+          <w:sz w:val="22"/>
           <w:szCs w:val="18"/>
         </w:rPr>
         <w:t>)</w:t>
@@ -2131,84 +2193,84 @@
         </w:numPr>
         <w:jc w:val="both"/>
         <w:rPr>
-          <w:sz w:val="20"/>
-        </w:rPr>
-      </w:pPr>
-      <w:r>
-        <w:rPr>
-          <w:sz w:val="20"/>
+          <w:sz w:val="22"/>
+        </w:rPr>
+      </w:pPr>
+      <w:r>
+        <w:rPr>
+          <w:sz w:val="22"/>
         </w:rPr>
         <w:t xml:space="preserve">Built core shipment, route, and partner-integration services with </w:t>
       </w:r>
       <w:r>
         <w:rPr>
           <w:rStyle w:val="Strong"/>
-          <w:sz w:val="20"/>
+          <w:sz w:val="22"/>
         </w:rPr>
         <w:t>Java 11</w:t>
       </w:r>
       <w:r>
         <w:rPr>
           <w:rStyle w:val="Strong"/>
-          <w:sz w:val="20"/>
+          <w:sz w:val="22"/>
         </w:rPr>
         <w:t>-16</w:t>
       </w:r>
       <w:r>
         <w:rPr>
-          <w:sz w:val="20"/>
+          <w:sz w:val="22"/>
         </w:rPr>
         <w:t xml:space="preserve">, </w:t>
       </w:r>
       <w:r>
         <w:rPr>
           <w:rStyle w:val="Strong"/>
-          <w:sz w:val="20"/>
+          <w:sz w:val="22"/>
         </w:rPr>
         <w:t>Spring Boot 2.x</w:t>
       </w:r>
       <w:r>
         <w:rPr>
-          <w:sz w:val="20"/>
+          <w:sz w:val="22"/>
         </w:rPr>
         <w:t xml:space="preserve">, </w:t>
       </w:r>
       <w:r>
         <w:rPr>
           <w:rStyle w:val="Strong"/>
-          <w:sz w:val="20"/>
+          <w:sz w:val="22"/>
         </w:rPr>
         <w:t>Hibernate</w:t>
       </w:r>
       <w:r>
         <w:rPr>
-          <w:sz w:val="20"/>
+          <w:sz w:val="22"/>
         </w:rPr>
         <w:t xml:space="preserve">, and </w:t>
       </w:r>
       <w:r>
         <w:rPr>
           <w:rStyle w:val="Strong"/>
-          <w:sz w:val="20"/>
+          <w:sz w:val="22"/>
         </w:rPr>
         <w:t>MySQL</w:t>
       </w:r>
       <w:r>
         <w:rPr>
-          <w:sz w:val="20"/>
+          <w:sz w:val="22"/>
         </w:rPr>
         <w:t xml:space="preserve">, supporting operational planning workflows and improving data processing throughput by </w:t>
       </w:r>
       <w:r>
         <w:rPr>
           <w:rStyle w:val="Strong"/>
-          <w:sz w:val="20"/>
+          <w:sz w:val="22"/>
         </w:rPr>
         <w:t>31%</w:t>
       </w:r>
       <w:r>
         <w:rPr>
-          <w:sz w:val="20"/>
+          <w:sz w:val="22"/>
         </w:rPr>
         <w:t xml:space="preserve"> after targeted indexing and batch optimization.</w:t>
       </w:r>
@@ -2222,25 +2284,25 @@
         </w:numPr>
         <w:jc w:val="both"/>
         <w:rPr>
-          <w:sz w:val="20"/>
-        </w:rPr>
-      </w:pPr>
-      <w:r>
-        <w:rPr>
-          <w:sz w:val="20"/>
+          <w:sz w:val="22"/>
+        </w:rPr>
+      </w:pPr>
+      <w:r>
+        <w:rPr>
+          <w:sz w:val="22"/>
         </w:rPr>
         <w:t xml:space="preserve">Developed partner-facing </w:t>
       </w:r>
       <w:r>
         <w:rPr>
           <w:rStyle w:val="Strong"/>
-          <w:sz w:val="20"/>
+          <w:sz w:val="22"/>
         </w:rPr>
         <w:t>REST APIs</w:t>
       </w:r>
       <w:r>
         <w:rPr>
-          <w:sz w:val="20"/>
+          <w:sz w:val="22"/>
         </w:rPr>
         <w:t xml:space="preserve"> and internal service endpoints for order intake, tracking, and status propagation, enabling cleaner system interoperability and reducing manual coordination overhead for operations teams.</w:t>
       </w:r>
@@ -2254,39 +2316,39 @@
         </w:numPr>
         <w:jc w:val="both"/>
         <w:rPr>
-          <w:sz w:val="20"/>
-        </w:rPr>
-      </w:pPr>
-      <w:r>
-        <w:rPr>
-          <w:sz w:val="20"/>
+          <w:sz w:val="22"/>
+        </w:rPr>
+      </w:pPr>
+      <w:r>
+        <w:rPr>
+          <w:sz w:val="22"/>
         </w:rPr>
         <w:t xml:space="preserve">Investigated a persistent issue where delayed partner callbacks produced duplicate shipment events, then introduced </w:t>
       </w:r>
       <w:proofErr w:type="spellStart"/>
       <w:r>
         <w:rPr>
-          <w:sz w:val="20"/>
+          <w:sz w:val="22"/>
         </w:rPr>
         <w:t>idempotency</w:t>
       </w:r>
       <w:proofErr w:type="spellEnd"/>
       <w:r>
         <w:rPr>
-          <w:sz w:val="20"/>
+          <w:sz w:val="22"/>
         </w:rPr>
         <w:t xml:space="preserve"> validation and message de-duplication logic that cut duplicate processing incidents by </w:t>
       </w:r>
       <w:r>
         <w:rPr>
           <w:rStyle w:val="Strong"/>
-          <w:sz w:val="20"/>
+          <w:sz w:val="22"/>
         </w:rPr>
         <w:t>45%</w:t>
       </w:r>
       <w:r>
         <w:rPr>
-          <w:sz w:val="20"/>
+          <w:sz w:val="22"/>
         </w:rPr>
         <w:t>.</w:t>
       </w:r>
@@ -2300,26 +2362,26 @@
         </w:numPr>
         <w:jc w:val="both"/>
         <w:rPr>
-          <w:sz w:val="20"/>
-        </w:rPr>
-      </w:pPr>
-      <w:r>
-        <w:rPr>
-          <w:sz w:val="20"/>
+          <w:sz w:val="22"/>
+        </w:rPr>
+      </w:pPr>
+      <w:r>
+        <w:rPr>
+          <w:sz w:val="22"/>
         </w:rPr>
         <w:t xml:space="preserve">Implemented </w:t>
       </w:r>
       <w:proofErr w:type="spellStart"/>
       <w:r>
         <w:rPr>
-          <w:sz w:val="20"/>
+          <w:sz w:val="22"/>
         </w:rPr>
         <w:t>async</w:t>
       </w:r>
       <w:proofErr w:type="spellEnd"/>
       <w:r>
         <w:rPr>
-          <w:sz w:val="20"/>
+          <w:sz w:val="22"/>
         </w:rPr>
         <w:t xml:space="preserve"> job execution with </w:t>
       </w:r>
@@ -2327,28 +2389,28 @@
       <w:r>
         <w:rPr>
           <w:rStyle w:val="Strong"/>
-          <w:sz w:val="20"/>
+          <w:sz w:val="22"/>
         </w:rPr>
         <w:t>RabbitMQ</w:t>
       </w:r>
       <w:proofErr w:type="spellEnd"/>
       <w:r>
         <w:rPr>
-          <w:sz w:val="20"/>
+          <w:sz w:val="22"/>
         </w:rPr>
         <w:t xml:space="preserve"> for label generation, dispatch notifications, and nightly reconciliation, replacing fragile </w:t>
       </w:r>
       <w:proofErr w:type="spellStart"/>
       <w:r>
         <w:rPr>
-          <w:sz w:val="20"/>
+          <w:sz w:val="22"/>
         </w:rPr>
         <w:t>cron</w:t>
       </w:r>
       <w:proofErr w:type="spellEnd"/>
       <w:r>
         <w:rPr>
-          <w:sz w:val="20"/>
+          <w:sz w:val="22"/>
         </w:rPr>
         <w:t>-heavy patterns with more observable and fault-tolerant processing behavior.</w:t>
       </w:r>
@@ -2362,12 +2424,12 @@
         </w:numPr>
         <w:jc w:val="both"/>
         <w:rPr>
-          <w:sz w:val="20"/>
-        </w:rPr>
-      </w:pPr>
-      <w:r>
-        <w:rPr>
-          <w:sz w:val="20"/>
+          <w:sz w:val="22"/>
+        </w:rPr>
+      </w:pPr>
+      <w:r>
+        <w:rPr>
+          <w:sz w:val="22"/>
         </w:rPr>
         <w:t>Added a configurable exception-handling and retry framework so backend services could respond more gracefully to unstable third-party integrations without losing traceability or blocking primary transaction flows.</w:t>
       </w:r>
@@ -2381,12 +2443,12 @@
         </w:numPr>
         <w:jc w:val="both"/>
         <w:rPr>
-          <w:sz w:val="20"/>
-        </w:rPr>
-      </w:pPr>
-      <w:r>
-        <w:rPr>
-          <w:sz w:val="20"/>
+          <w:sz w:val="22"/>
+        </w:rPr>
+      </w:pPr>
+      <w:r>
+        <w:rPr>
+          <w:sz w:val="22"/>
         </w:rPr>
         <w:t>Refactored a legacy reporting module that mixed SQL, domain rules, and controller logic into cleaner service and repository layers, making enhancements faster and significantly reducing regression risk during release cycles.</w:t>
       </w:r>
@@ -2400,51 +2462,51 @@
         </w:numPr>
         <w:jc w:val="both"/>
         <w:rPr>
-          <w:sz w:val="20"/>
-        </w:rPr>
-      </w:pPr>
-      <w:r>
-        <w:rPr>
-          <w:sz w:val="20"/>
+          <w:sz w:val="22"/>
+        </w:rPr>
+      </w:pPr>
+      <w:r>
+        <w:rPr>
+          <w:sz w:val="22"/>
         </w:rPr>
         <w:t xml:space="preserve">Supported migration from older </w:t>
       </w:r>
       <w:r>
         <w:rPr>
           <w:rStyle w:val="Strong"/>
-          <w:sz w:val="20"/>
+          <w:sz w:val="22"/>
         </w:rPr>
         <w:t>Java 8</w:t>
       </w:r>
       <w:r>
         <w:rPr>
-          <w:sz w:val="20"/>
+          <w:sz w:val="22"/>
         </w:rPr>
         <w:t xml:space="preserve"> services to </w:t>
       </w:r>
       <w:r>
         <w:rPr>
           <w:rStyle w:val="Strong"/>
-          <w:sz w:val="20"/>
+          <w:sz w:val="22"/>
         </w:rPr>
         <w:t>Java 11</w:t>
       </w:r>
       <w:r>
         <w:rPr>
-          <w:sz w:val="20"/>
+          <w:sz w:val="22"/>
         </w:rPr>
         <w:t xml:space="preserve"> and newer </w:t>
       </w:r>
       <w:r>
         <w:rPr>
           <w:rStyle w:val="Strong"/>
-          <w:sz w:val="20"/>
+          <w:sz w:val="22"/>
         </w:rPr>
         <w:t>Spring Boot</w:t>
       </w:r>
       <w:r>
         <w:rPr>
-          <w:sz w:val="20"/>
+          <w:sz w:val="22"/>
         </w:rPr>
         <w:t xml:space="preserve"> baselines, resolving library compatibility issues, test instability, and deprecated API usage that surfaced during modernization work.</w:t>
       </w:r>
@@ -2458,12 +2520,12 @@
         </w:numPr>
         <w:jc w:val="both"/>
         <w:rPr>
-          <w:sz w:val="20"/>
-        </w:rPr>
-      </w:pPr>
-      <w:r>
-        <w:rPr>
-          <w:sz w:val="20"/>
+          <w:sz w:val="22"/>
+        </w:rPr>
+      </w:pPr>
+      <w:r>
+        <w:rPr>
+          <w:sz w:val="22"/>
         </w:rPr>
         <w:t xml:space="preserve">Introduced </w:t>
       </w:r>
@@ -2471,14 +2533,14 @@
       <w:r>
         <w:rPr>
           <w:rStyle w:val="Strong"/>
-          <w:sz w:val="20"/>
+          <w:sz w:val="22"/>
         </w:rPr>
         <w:t>Redis</w:t>
       </w:r>
       <w:proofErr w:type="spellEnd"/>
       <w:r>
         <w:rPr>
-          <w:sz w:val="20"/>
+          <w:sz w:val="22"/>
         </w:rPr>
         <w:t xml:space="preserve"> caching for high-read operational dashboards and reference data, which reduced repetitive database load and improved response times for planning screens used throughout the workday.</w:t>
       </w:r>
@@ -2492,26 +2554,26 @@
         </w:numPr>
         <w:jc w:val="both"/>
         <w:rPr>
-          <w:sz w:val="20"/>
-        </w:rPr>
-      </w:pPr>
-      <w:r>
-        <w:rPr>
-          <w:sz w:val="20"/>
+          <w:sz w:val="22"/>
+        </w:rPr>
+      </w:pPr>
+      <w:r>
+        <w:rPr>
+          <w:sz w:val="22"/>
         </w:rPr>
         <w:t xml:space="preserve">Fixed a hard-to-reproduce </w:t>
       </w:r>
       <w:proofErr w:type="spellStart"/>
       <w:r>
         <w:rPr>
-          <w:sz w:val="20"/>
+          <w:sz w:val="22"/>
         </w:rPr>
         <w:t>timezone</w:t>
       </w:r>
       <w:proofErr w:type="spellEnd"/>
       <w:r>
         <w:rPr>
-          <w:sz w:val="20"/>
+          <w:sz w:val="22"/>
         </w:rPr>
         <w:t xml:space="preserve"> bug affecting milestone timestamps across partner regions by standardizing UTC storage, tightening serialization rules, and adding regression coverage for cross-region scenarios.</w:t>
       </w:r>
@@ -2525,39 +2587,39 @@
         </w:numPr>
         <w:jc w:val="both"/>
         <w:rPr>
-          <w:sz w:val="20"/>
-        </w:rPr>
-      </w:pPr>
-      <w:r>
-        <w:rPr>
-          <w:sz w:val="20"/>
+          <w:sz w:val="22"/>
+        </w:rPr>
+      </w:pPr>
+      <w:r>
+        <w:rPr>
+          <w:sz w:val="22"/>
         </w:rPr>
         <w:t xml:space="preserve">Worked closely with </w:t>
       </w:r>
       <w:proofErr w:type="spellStart"/>
       <w:r>
         <w:rPr>
-          <w:sz w:val="20"/>
+          <w:sz w:val="22"/>
         </w:rPr>
         <w:t>DevOps</w:t>
       </w:r>
       <w:proofErr w:type="spellEnd"/>
       <w:r>
         <w:rPr>
-          <w:sz w:val="20"/>
+          <w:sz w:val="22"/>
         </w:rPr>
         <w:t xml:space="preserve"> on </w:t>
       </w:r>
       <w:r>
         <w:rPr>
           <w:rStyle w:val="Strong"/>
-          <w:sz w:val="20"/>
+          <w:sz w:val="22"/>
         </w:rPr>
         <w:t>Jenkins</w:t>
       </w:r>
       <w:r>
         <w:rPr>
-          <w:sz w:val="20"/>
+          <w:sz w:val="22"/>
         </w:rPr>
         <w:t xml:space="preserve">, </w:t>
       </w:r>
@@ -2565,27 +2627,27 @@
       <w:r>
         <w:rPr>
           <w:rStyle w:val="Strong"/>
-          <w:sz w:val="20"/>
+          <w:sz w:val="22"/>
         </w:rPr>
         <w:t>Docker</w:t>
       </w:r>
       <w:proofErr w:type="spellEnd"/>
       <w:r>
         <w:rPr>
-          <w:sz w:val="20"/>
+          <w:sz w:val="22"/>
         </w:rPr>
         <w:t xml:space="preserve">, and AWS-based deployment pipelines, improving build consistency and shortening backend release preparation time by </w:t>
       </w:r>
       <w:r>
         <w:rPr>
           <w:rStyle w:val="Strong"/>
-          <w:sz w:val="20"/>
+          <w:sz w:val="22"/>
         </w:rPr>
         <w:t>22%</w:t>
       </w:r>
       <w:r>
         <w:rPr>
-          <w:sz w:val="20"/>
+          <w:sz w:val="22"/>
         </w:rPr>
         <w:t>.</w:t>
       </w:r>
@@ -2598,10 +2660,13 @@
           <w:numId w:val="20"/>
         </w:numPr>
         <w:jc w:val="both"/>
-      </w:pPr>
-      <w:r>
-        <w:rPr>
-          <w:sz w:val="20"/>
+        <w:rPr>
+          <w:sz w:val="28"/>
+        </w:rPr>
+      </w:pPr>
+      <w:r>
+        <w:rPr>
+          <w:sz w:val="22"/>
         </w:rPr>
         <w:t>Implemented audit trails and role-aware access checks for sensitive operational actions, strengthening compliance posture and reducing risk around manual override functionality in shared admin tools.</w:t>
       </w:r>
@@ -2639,13 +2704,18 @@
             </w:tcBorders>
           </w:tcPr>
           <w:p>
+            <w:pPr>
+              <w:rPr>
+                <w:sz w:val="24"/>
+              </w:rPr>
+            </w:pPr>
             <w:r>
               <w:rPr>
                 <w:rFonts w:ascii="Arial" w:eastAsia="Arial" w:hAnsi="Arial" w:cs="Arial"/>
                 <w:b/>
                 <w:bCs/>
                 <w:color w:val="111111"/>
-                <w:sz w:val="19"/>
+                <w:sz w:val="22"/>
                 <w:szCs w:val="19"/>
               </w:rPr>
               <w:t>Software Developer</w:t>
@@ -2665,12 +2735,14 @@
           <w:p>
             <w:pPr>
               <w:jc w:val="right"/>
+              <w:rPr>
+                <w:sz w:val="24"/>
+              </w:rPr>
             </w:pPr>
             <w:r>
               <w:rPr>
                 <w:rFonts w:ascii="Arial" w:eastAsia="Arial" w:hAnsi="Arial" w:cs="Arial"/>
                 <w:color w:val="111111"/>
-                <w:sz w:val="17"/>
                 <w:szCs w:val="17"/>
               </w:rPr>
               <w:t>March 2016 to September 2018</w:t>
@@ -2683,6 +2755,7 @@
       <w:pPr>
         <w:rPr>
           <w:i/>
+          <w:sz w:val="24"/>
         </w:rPr>
       </w:pPr>
       <w:proofErr w:type="spellStart"/>
@@ -2692,7 +2765,7 @@
           <w:b/>
           <w:bCs/>
           <w:color w:val="111111"/>
-          <w:sz w:val="18"/>
+          <w:sz w:val="22"/>
           <w:szCs w:val="18"/>
         </w:rPr>
         <w:t>ArnAmy</w:t>
@@ -2704,7 +2777,7 @@
           <w:b/>
           <w:bCs/>
           <w:color w:val="111111"/>
-          <w:sz w:val="18"/>
+          <w:sz w:val="22"/>
           <w:szCs w:val="18"/>
         </w:rPr>
         <w:t xml:space="preserve">, Inc. </w:t>
@@ -2715,7 +2788,7 @@
           <w:b/>
           <w:bCs/>
           <w:color w:val="111111"/>
-          <w:sz w:val="18"/>
+          <w:sz w:val="22"/>
           <w:szCs w:val="18"/>
         </w:rPr>
         <w:t>–</w:t>
@@ -2726,7 +2799,7 @@
           <w:b/>
           <w:bCs/>
           <w:color w:val="111111"/>
-          <w:sz w:val="18"/>
+          <w:sz w:val="22"/>
           <w:szCs w:val="18"/>
         </w:rPr>
         <w:t xml:space="preserve"> </w:t>
@@ -2737,7 +2810,7 @@
           <w:bCs/>
           <w:i/>
           <w:color w:val="111111"/>
-          <w:sz w:val="18"/>
+          <w:sz w:val="22"/>
           <w:szCs w:val="18"/>
         </w:rPr>
         <w:t>(</w:t>
@@ -2748,7 +2821,7 @@
           <w:bCs/>
           <w:i/>
           <w:color w:val="111111"/>
-          <w:sz w:val="18"/>
+          <w:sz w:val="22"/>
           <w:szCs w:val="18"/>
         </w:rPr>
         <w:t>Florida, United States</w:t>
@@ -2759,7 +2832,7 @@
           <w:bCs/>
           <w:i/>
           <w:color w:val="111111"/>
-          <w:sz w:val="18"/>
+          <w:sz w:val="22"/>
           <w:szCs w:val="18"/>
         </w:rPr>
         <w:t>)</w:t>
@@ -2774,64 +2847,64 @@
         </w:numPr>
         <w:jc w:val="both"/>
         <w:rPr>
-          <w:sz w:val="20"/>
-        </w:rPr>
-      </w:pPr>
-      <w:r>
-        <w:rPr>
-          <w:sz w:val="20"/>
+          <w:sz w:val="22"/>
+        </w:rPr>
+      </w:pPr>
+      <w:r>
+        <w:rPr>
+          <w:sz w:val="22"/>
         </w:rPr>
         <w:t xml:space="preserve">Delivered backend modules for account workflows, transaction validation, and internal approval processes using </w:t>
       </w:r>
       <w:r>
         <w:rPr>
           <w:rStyle w:val="Strong"/>
-          <w:sz w:val="20"/>
+          <w:sz w:val="22"/>
         </w:rPr>
         <w:t>Java 8</w:t>
       </w:r>
       <w:r>
         <w:rPr>
-          <w:sz w:val="20"/>
+          <w:sz w:val="22"/>
         </w:rPr>
         <w:t xml:space="preserve">, </w:t>
       </w:r>
       <w:r>
         <w:rPr>
           <w:rStyle w:val="Strong"/>
-          <w:sz w:val="20"/>
+          <w:sz w:val="22"/>
         </w:rPr>
         <w:t>Spring MVC</w:t>
       </w:r>
       <w:r>
         <w:rPr>
-          <w:sz w:val="20"/>
+          <w:sz w:val="22"/>
         </w:rPr>
         <w:t xml:space="preserve">, </w:t>
       </w:r>
       <w:r>
         <w:rPr>
           <w:rStyle w:val="Strong"/>
-          <w:sz w:val="20"/>
+          <w:sz w:val="22"/>
         </w:rPr>
         <w:t>Spring Data JPA</w:t>
       </w:r>
       <w:r>
         <w:rPr>
-          <w:sz w:val="20"/>
+          <w:sz w:val="22"/>
         </w:rPr>
         <w:t xml:space="preserve">, and </w:t>
       </w:r>
       <w:r>
         <w:rPr>
           <w:rStyle w:val="Strong"/>
-          <w:sz w:val="20"/>
+          <w:sz w:val="22"/>
         </w:rPr>
         <w:t>SQL Server</w:t>
       </w:r>
       <w:r>
         <w:rPr>
-          <w:sz w:val="20"/>
+          <w:sz w:val="22"/>
         </w:rPr>
         <w:t>, supporting business-critical processing with strong emphasis on correctness and traceability.</w:t>
       </w:r>
@@ -2845,12 +2918,12 @@
         </w:numPr>
         <w:jc w:val="both"/>
         <w:rPr>
-          <w:sz w:val="20"/>
-        </w:rPr>
-      </w:pPr>
-      <w:r>
-        <w:rPr>
-          <w:sz w:val="20"/>
+          <w:sz w:val="22"/>
+        </w:rPr>
+      </w:pPr>
+      <w:r>
+        <w:rPr>
+          <w:sz w:val="22"/>
         </w:rPr>
         <w:t>Created service-layer validation rules and reusable domain components that reduced duplicated business logic across controller flows and made regulatory change requests easier to implement safely.</w:t>
       </w:r>
@@ -2864,13 +2937,14 @@
         </w:numPr>
         <w:jc w:val="both"/>
         <w:rPr>
-          <w:sz w:val="20"/>
-        </w:rPr>
-      </w:pPr>
-      <w:r>
-        <w:rPr>
-          <w:sz w:val="20"/>
-        </w:rPr>
+          <w:sz w:val="22"/>
+        </w:rPr>
+      </w:pPr>
+      <w:r>
+        <w:rPr>
+          <w:sz w:val="22"/>
+        </w:rPr>
+        <w:lastRenderedPageBreak/>
         <w:t>Resolved a severe production issue where partial failures during multi-step transaction updates left inconsistent records, then introduced transactional boundary fixes and compensating logic to restore reliable processing behavior.</w:t>
       </w:r>
     </w:p>
@@ -2883,12 +2957,12 @@
         </w:numPr>
         <w:jc w:val="both"/>
         <w:rPr>
-          <w:sz w:val="20"/>
-        </w:rPr>
-      </w:pPr>
-      <w:r>
-        <w:rPr>
-          <w:sz w:val="20"/>
+          <w:sz w:val="22"/>
+        </w:rPr>
+      </w:pPr>
+      <w:r>
+        <w:rPr>
+          <w:sz w:val="22"/>
         </w:rPr>
         <w:t>Implemented new notification and approval-routing features that connected backend rules with queue-based processing, helping business teams shorten turnaround time for exception handling and manual review cases.</w:t>
       </w:r>
@@ -2902,25 +2976,25 @@
         </w:numPr>
         <w:jc w:val="both"/>
         <w:rPr>
-          <w:sz w:val="20"/>
-        </w:rPr>
-      </w:pPr>
-      <w:r>
-        <w:rPr>
-          <w:sz w:val="20"/>
+          <w:sz w:val="22"/>
+        </w:rPr>
+      </w:pPr>
+      <w:r>
+        <w:rPr>
+          <w:sz w:val="22"/>
         </w:rPr>
         <w:t xml:space="preserve">Improved performance of several expensive reconciliation queries by analyzing execution plans, rewriting joins, and adding missing indexes, resulting in </w:t>
       </w:r>
       <w:r>
         <w:rPr>
           <w:rStyle w:val="Strong"/>
-          <w:sz w:val="20"/>
+          <w:sz w:val="22"/>
         </w:rPr>
         <w:t>27%</w:t>
       </w:r>
       <w:r>
         <w:rPr>
-          <w:sz w:val="20"/>
+          <w:sz w:val="22"/>
         </w:rPr>
         <w:t xml:space="preserve"> faster batch completion on peak processing days.</w:t>
       </w:r>
@@ -2934,12 +3008,12 @@
         </w:numPr>
         <w:jc w:val="both"/>
         <w:rPr>
-          <w:sz w:val="20"/>
-        </w:rPr>
-      </w:pPr>
-      <w:r>
-        <w:rPr>
-          <w:sz w:val="20"/>
+          <w:sz w:val="22"/>
+        </w:rPr>
+      </w:pPr>
+      <w:r>
+        <w:rPr>
+          <w:sz w:val="22"/>
         </w:rPr>
         <w:t>Strengthened API and internal admin security by tightening role checks, session handling, and audit capture, which reduced unauthorized action exposure and improved review readiness during internal assessments.</w:t>
       </w:r>
@@ -2953,26 +3027,26 @@
         </w:numPr>
         <w:jc w:val="both"/>
         <w:rPr>
-          <w:sz w:val="20"/>
-        </w:rPr>
-      </w:pPr>
-      <w:r>
-        <w:rPr>
-          <w:sz w:val="20"/>
+          <w:sz w:val="22"/>
+        </w:rPr>
+      </w:pPr>
+      <w:r>
+        <w:rPr>
+          <w:sz w:val="22"/>
         </w:rPr>
         <w:t xml:space="preserve">Helped </w:t>
       </w:r>
       <w:proofErr w:type="gramStart"/>
       <w:r>
         <w:rPr>
-          <w:sz w:val="20"/>
+          <w:sz w:val="22"/>
         </w:rPr>
         <w:t>migrate</w:t>
       </w:r>
       <w:proofErr w:type="gramEnd"/>
       <w:r>
         <w:rPr>
-          <w:sz w:val="20"/>
+          <w:sz w:val="22"/>
         </w:rPr>
         <w:t xml:space="preserve"> a monolithic code area toward modular service boundaries, extracting reusable business services and making future backend feature work more maintainable for the wider engineering team.</w:t>
       </w:r>
@@ -2986,12 +3060,12 @@
         </w:numPr>
         <w:jc w:val="both"/>
         <w:rPr>
-          <w:sz w:val="20"/>
-        </w:rPr>
-      </w:pPr>
-      <w:r>
-        <w:rPr>
-          <w:sz w:val="20"/>
+          <w:sz w:val="22"/>
+        </w:rPr>
+      </w:pPr>
+      <w:r>
+        <w:rPr>
+          <w:sz w:val="22"/>
         </w:rPr>
         <w:t>Diagnosed memory pressure and unstable runtime behavior caused by oversized in-memory report construction, then redesigned export generation into paged streaming flows that prevented repeated service degradation.</w:t>
       </w:r>
@@ -3005,12 +3079,12 @@
         </w:numPr>
         <w:jc w:val="both"/>
         <w:rPr>
-          <w:sz w:val="20"/>
-        </w:rPr>
-      </w:pPr>
-      <w:r>
-        <w:rPr>
-          <w:sz w:val="20"/>
+          <w:sz w:val="22"/>
+        </w:rPr>
+      </w:pPr>
+      <w:r>
+        <w:rPr>
+          <w:sz w:val="22"/>
         </w:rPr>
         <w:t>Built integration tests for validation-heavy service paths and database interactions, increasing release confidence and catching edge-case regressions before they reached user acceptance testing.</w:t>
       </w:r>
@@ -3023,10 +3097,13 @@
           <w:numId w:val="21"/>
         </w:numPr>
         <w:jc w:val="both"/>
-      </w:pPr>
-      <w:r>
-        <w:rPr>
-          <w:sz w:val="20"/>
+        <w:rPr>
+          <w:sz w:val="28"/>
+        </w:rPr>
+      </w:pPr>
+      <w:r>
+        <w:rPr>
+          <w:sz w:val="22"/>
         </w:rPr>
         <w:t>Partnered with QA and product analysts to reproduce intermittent defects using production-like datasets, which improved debugging accuracy and led to quicker closure of long-standing backend issues.</w:t>
       </w:r>
@@ -3064,14 +3141,18 @@
             </w:tcBorders>
           </w:tcPr>
           <w:p>
-            <w:bookmarkStart w:id="0" w:name="_GoBack"/>
+            <w:pPr>
+              <w:rPr>
+                <w:sz w:val="24"/>
+              </w:rPr>
+            </w:pPr>
             <w:r>
               <w:rPr>
                 <w:rFonts w:ascii="Arial" w:eastAsia="Arial" w:hAnsi="Arial" w:cs="Arial"/>
                 <w:b/>
                 <w:bCs/>
                 <w:color w:val="111111"/>
-                <w:sz w:val="19"/>
+                <w:sz w:val="22"/>
                 <w:szCs w:val="19"/>
               </w:rPr>
               <w:t>Junior Software Developer</w:t>
@@ -3091,12 +3172,14 @@
           <w:p>
             <w:pPr>
               <w:jc w:val="right"/>
+              <w:rPr>
+                <w:sz w:val="24"/>
+              </w:rPr>
             </w:pPr>
             <w:r>
               <w:rPr>
                 <w:rFonts w:ascii="Arial" w:eastAsia="Arial" w:hAnsi="Arial" w:cs="Arial"/>
                 <w:color w:val="111111"/>
-                <w:sz w:val="17"/>
                 <w:szCs w:val="17"/>
               </w:rPr>
               <w:t>October 2014 to February 2016</w:t>
@@ -3109,6 +3192,7 @@
       <w:pPr>
         <w:rPr>
           <w:i/>
+          <w:sz w:val="24"/>
         </w:rPr>
       </w:pPr>
       <w:r>
@@ -3117,7 +3201,7 @@
           <w:b/>
           <w:bCs/>
           <w:color w:val="111111"/>
-          <w:sz w:val="18"/>
+          <w:sz w:val="22"/>
           <w:szCs w:val="18"/>
         </w:rPr>
         <w:t xml:space="preserve">Centric Tech Inc. </w:t>
@@ -3128,7 +3212,7 @@
           <w:b/>
           <w:bCs/>
           <w:color w:val="111111"/>
-          <w:sz w:val="18"/>
+          <w:sz w:val="22"/>
           <w:szCs w:val="18"/>
         </w:rPr>
         <w:t>–</w:t>
@@ -3139,7 +3223,7 @@
           <w:b/>
           <w:bCs/>
           <w:color w:val="111111"/>
-          <w:sz w:val="18"/>
+          <w:sz w:val="22"/>
           <w:szCs w:val="18"/>
         </w:rPr>
         <w:t xml:space="preserve"> </w:t>
@@ -3150,7 +3234,7 @@
           <w:bCs/>
           <w:i/>
           <w:color w:val="111111"/>
-          <w:sz w:val="18"/>
+          <w:sz w:val="22"/>
           <w:szCs w:val="18"/>
         </w:rPr>
         <w:t>(</w:t>
@@ -3161,7 +3245,7 @@
           <w:bCs/>
           <w:i/>
           <w:color w:val="111111"/>
-          <w:sz w:val="18"/>
+          <w:sz w:val="22"/>
           <w:szCs w:val="18"/>
         </w:rPr>
         <w:t>New Jersey, United States</w:t>
@@ -3172,13 +3256,12 @@
           <w:bCs/>
           <w:i/>
           <w:color w:val="111111"/>
-          <w:sz w:val="18"/>
+          <w:sz w:val="22"/>
           <w:szCs w:val="18"/>
         </w:rPr>
         <w:t>)</w:t>
       </w:r>
     </w:p>
-    <w:bookmarkEnd w:id="0"/>
     <w:p>
       <w:pPr>
         <w:pStyle w:val="NormalWeb"/>
@@ -3188,25 +3271,25 @@
         </w:numPr>
         <w:jc w:val="both"/>
         <w:rPr>
-          <w:sz w:val="20"/>
-        </w:rPr>
-      </w:pPr>
-      <w:r>
-        <w:rPr>
-          <w:sz w:val="20"/>
+          <w:sz w:val="22"/>
+        </w:rPr>
+      </w:pPr>
+      <w:r>
+        <w:rPr>
+          <w:sz w:val="22"/>
         </w:rPr>
         <w:t xml:space="preserve">Supported backend development for internal business applications using </w:t>
       </w:r>
       <w:r>
         <w:rPr>
           <w:rStyle w:val="Strong"/>
-          <w:sz w:val="20"/>
+          <w:sz w:val="22"/>
         </w:rPr>
         <w:t>Java 8</w:t>
       </w:r>
       <w:r>
         <w:rPr>
-          <w:sz w:val="20"/>
+          <w:sz w:val="22"/>
         </w:rPr>
         <w:t xml:space="preserve">, </w:t>
       </w:r>
@@ -3214,40 +3297,40 @@
       <w:r>
         <w:rPr>
           <w:rStyle w:val="Strong"/>
-          <w:sz w:val="20"/>
+          <w:sz w:val="22"/>
         </w:rPr>
         <w:t>Spring</w:t>
       </w:r>
       <w:proofErr w:type="gramEnd"/>
       <w:r>
         <w:rPr>
-          <w:sz w:val="20"/>
+          <w:sz w:val="22"/>
         </w:rPr>
         <w:t xml:space="preserve">, </w:t>
       </w:r>
       <w:r>
         <w:rPr>
           <w:rStyle w:val="Strong"/>
-          <w:sz w:val="20"/>
+          <w:sz w:val="22"/>
         </w:rPr>
         <w:t>JSP/Servlet</w:t>
       </w:r>
       <w:r>
         <w:rPr>
-          <w:sz w:val="20"/>
+          <w:sz w:val="22"/>
         </w:rPr>
         <w:t xml:space="preserve"> patterns, and </w:t>
       </w:r>
       <w:r>
         <w:rPr>
           <w:rStyle w:val="Strong"/>
-          <w:sz w:val="20"/>
+          <w:sz w:val="22"/>
         </w:rPr>
         <w:t>MySQL</w:t>
       </w:r>
       <w:r>
         <w:rPr>
-          <w:sz w:val="20"/>
+          <w:sz w:val="22"/>
         </w:rPr>
         <w:t>, focusing on stable feature delivery, bug resolution, and maintainable service logic.</w:t>
       </w:r>
@@ -3261,12 +3344,12 @@
         </w:numPr>
         <w:jc w:val="both"/>
         <w:rPr>
-          <w:sz w:val="20"/>
-        </w:rPr>
-      </w:pPr>
-      <w:r>
-        <w:rPr>
-          <w:sz w:val="20"/>
+          <w:sz w:val="22"/>
+        </w:rPr>
+      </w:pPr>
+      <w:r>
+        <w:rPr>
+          <w:sz w:val="22"/>
         </w:rPr>
         <w:t>Implemented form-processing, search, and approval workflow enhancements that improved internal user efficiency while giving senior engineers a stronger foundation for later platform expansion.</w:t>
       </w:r>
@@ -3280,12 +3363,12 @@
         </w:numPr>
         <w:jc w:val="both"/>
         <w:rPr>
-          <w:sz w:val="20"/>
-        </w:rPr>
-      </w:pPr>
-      <w:r>
-        <w:rPr>
-          <w:sz w:val="20"/>
+          <w:sz w:val="22"/>
+        </w:rPr>
+      </w:pPr>
+      <w:r>
+        <w:rPr>
+          <w:sz w:val="22"/>
         </w:rPr>
         <w:t>Fixed recurring null-handling and validation issues that caused avoidable runtime errors in approval flows, then added guard clauses and clearer service validation to improve request reliability.</w:t>
       </w:r>
@@ -3299,12 +3382,12 @@
         </w:numPr>
         <w:jc w:val="both"/>
         <w:rPr>
-          <w:sz w:val="20"/>
-        </w:rPr>
-      </w:pPr>
-      <w:r>
-        <w:rPr>
-          <w:sz w:val="20"/>
+          <w:sz w:val="22"/>
+        </w:rPr>
+      </w:pPr>
+      <w:r>
+        <w:rPr>
+          <w:sz w:val="22"/>
         </w:rPr>
         <w:t>Helped troubleshoot a difficult batch-job failure caused by malformed input records and weak parsing assumptions, then improved validation and error reporting so support teams could isolate bad records quickly.</w:t>
       </w:r>
@@ -3318,12 +3401,12 @@
         </w:numPr>
         <w:jc w:val="both"/>
         <w:rPr>
-          <w:sz w:val="20"/>
-        </w:rPr>
-      </w:pPr>
-      <w:r>
-        <w:rPr>
-          <w:sz w:val="20"/>
+          <w:sz w:val="22"/>
+        </w:rPr>
+      </w:pPr>
+      <w:r>
+        <w:rPr>
+          <w:sz w:val="22"/>
         </w:rPr>
         <w:t>Contributed to early API integration work for internal services, building adapters and transformation logic that allowed older modules to exchange data more consistently with newer backend components.</w:t>
       </w:r>
@@ -3337,14 +3420,13 @@
         </w:numPr>
         <w:jc w:val="both"/>
         <w:rPr>
-          <w:sz w:val="20"/>
-        </w:rPr>
-      </w:pPr>
-      <w:r>
-        <w:rPr>
-          <w:sz w:val="20"/>
-        </w:rPr>
-        <w:lastRenderedPageBreak/>
+          <w:sz w:val="22"/>
+        </w:rPr>
+      </w:pPr>
+      <w:r>
+        <w:rPr>
+          <w:sz w:val="22"/>
+        </w:rPr>
         <w:t>Refactored duplicated utility and service code into shared helpers, reducing maintenance overhead and making defect fixes easier to apply across related modules without introducing divergence.</w:t>
       </w:r>
     </w:p>
@@ -3357,12 +3439,12 @@
         </w:numPr>
         <w:jc w:val="both"/>
         <w:rPr>
-          <w:sz w:val="20"/>
-        </w:rPr>
-      </w:pPr>
-      <w:r>
-        <w:rPr>
-          <w:sz w:val="20"/>
+          <w:sz w:val="22"/>
+        </w:rPr>
+      </w:pPr>
+      <w:r>
+        <w:rPr>
+          <w:sz w:val="22"/>
         </w:rPr>
         <w:t>Assisted with release verification, log analysis, and SQL troubleshooting during deployment windows, building strong debugging discipline and helping reduce avoidable post-release issues.</w:t>
       </w:r>
@@ -3376,12 +3458,12 @@
         </w:numPr>
         <w:jc w:val="both"/>
         <w:rPr>
-          <w:sz w:val="20"/>
-        </w:rPr>
-      </w:pPr>
-      <w:r>
-        <w:rPr>
-          <w:sz w:val="20"/>
+          <w:sz w:val="22"/>
+        </w:rPr>
+      </w:pPr>
+      <w:r>
+        <w:rPr>
+          <w:sz w:val="22"/>
         </w:rPr>
         <w:t>Participated in a legacy cleanup effort that replaced tightly coupled controller-heavy logic with clearer service-layer separation, creating a better base for later modernization initiatives.</w:t>
       </w:r>
@@ -3394,10 +3476,13 @@
           <w:numId w:val="22"/>
         </w:numPr>
         <w:jc w:val="both"/>
-      </w:pPr>
-      <w:r>
-        <w:rPr>
-          <w:sz w:val="20"/>
+        <w:rPr>
+          <w:sz w:val="28"/>
+        </w:rPr>
+      </w:pPr>
+      <w:r>
+        <w:rPr>
+          <w:sz w:val="22"/>
         </w:rPr>
         <w:t>Worked with senior developers to implement new backend features in incremental steps, balancing delivery speed with safe testing practices and improving confidence in small but frequent production releases.</w:t>
       </w:r>
@@ -3408,13 +3493,16 @@
           <w:bottom w:val="single" w:sz="6" w:space="0" w:color="B91C1C"/>
         </w:pBdr>
         <w:spacing w:before="120" w:after="80"/>
+        <w:rPr>
+          <w:sz w:val="24"/>
+        </w:rPr>
       </w:pPr>
       <w:r>
         <w:rPr>
           <w:b/>
           <w:bCs/>
           <w:color w:val="111111"/>
-          <w:sz w:val="21"/>
+          <w:sz w:val="24"/>
           <w:szCs w:val="21"/>
         </w:rPr>
         <w:t>EDUCATION</w:t>
@@ -3453,13 +3541,18 @@
             </w:tcBorders>
           </w:tcPr>
           <w:p>
+            <w:pPr>
+              <w:rPr>
+                <w:sz w:val="24"/>
+              </w:rPr>
+            </w:pPr>
             <w:r>
               <w:rPr>
                 <w:rFonts w:ascii="Arial" w:eastAsia="Arial" w:hAnsi="Arial" w:cs="Arial"/>
                 <w:b/>
                 <w:bCs/>
                 <w:color w:val="111111"/>
-                <w:sz w:val="19"/>
+                <w:sz w:val="22"/>
                 <w:szCs w:val="19"/>
               </w:rPr>
               <w:t>Bachelor’s degree in Computer Science</w:t>
@@ -3479,12 +3572,14 @@
           <w:p>
             <w:pPr>
               <w:jc w:val="right"/>
+              <w:rPr>
+                <w:sz w:val="24"/>
+              </w:rPr>
             </w:pPr>
             <w:r>
               <w:rPr>
                 <w:rFonts w:ascii="Arial" w:eastAsia="Arial" w:hAnsi="Arial" w:cs="Arial"/>
                 <w:color w:val="111111"/>
-                <w:sz w:val="17"/>
                 <w:szCs w:val="17"/>
               </w:rPr>
               <w:t>2010 to 2014</w:t>
@@ -3500,7 +3595,7 @@
           <w:b/>
           <w:bCs/>
           <w:color w:val="111111"/>
-          <w:sz w:val="18"/>
+          <w:sz w:val="22"/>
           <w:szCs w:val="18"/>
         </w:rPr>
       </w:pPr>
@@ -3510,7 +3605,7 @@
           <w:b/>
           <w:bCs/>
           <w:color w:val="111111"/>
-          <w:sz w:val="18"/>
+          <w:sz w:val="22"/>
           <w:szCs w:val="18"/>
         </w:rPr>
         <w:t>Stanford University Department of Computer Science</w:t>
@@ -3521,15 +3616,57 @@
         <w:pStyle w:val="ListParagraph"/>
         <w:numPr>
           <w:ilvl w:val="0"/>
-          <w:numId w:val="23"/>
+          <w:numId w:val="25"/>
         </w:numPr>
         <w:jc w:val="both"/>
         <w:rPr>
-          <w:rFonts w:ascii="Arial" w:hAnsi="Arial" w:cs="Arial"/>
-        </w:rPr>
-      </w:pPr>
-      <w:r>
-        <w:t>Strong academic foundation in data structures, software engineering, database systems, and distributed application design supported long-term growth into enterprise backend architecture and production service ownership.</w:t>
+          <w:sz w:val="22"/>
+        </w:rPr>
+      </w:pPr>
+      <w:r>
+        <w:rPr>
+          <w:sz w:val="22"/>
+        </w:rPr>
+        <w:t xml:space="preserve">Built strong foundations in </w:t>
+      </w:r>
+      <w:r>
+        <w:rPr>
+          <w:rStyle w:val="Strong"/>
+          <w:sz w:val="22"/>
+        </w:rPr>
+        <w:t>algorithms</w:t>
+      </w:r>
+      <w:r>
+        <w:rPr>
+          <w:sz w:val="22"/>
+        </w:rPr>
+        <w:t xml:space="preserve">, </w:t>
+      </w:r>
+      <w:r>
+        <w:rPr>
+          <w:rStyle w:val="Strong"/>
+          <w:sz w:val="22"/>
+        </w:rPr>
+        <w:t>databases</w:t>
+      </w:r>
+      <w:r>
+        <w:rPr>
+          <w:sz w:val="22"/>
+        </w:rPr>
+        <w:t xml:space="preserve">, and </w:t>
+      </w:r>
+      <w:r>
+        <w:rPr>
+          <w:rStyle w:val="Strong"/>
+          <w:sz w:val="22"/>
+        </w:rPr>
+        <w:t>software engineering</w:t>
+      </w:r>
+      <w:r>
+        <w:rPr>
+          <w:sz w:val="22"/>
+        </w:rPr>
+        <w:t>, applying coursework through practical team projects and production-style system design.</w:t>
       </w:r>
     </w:p>
     <w:p>
@@ -3538,13 +3675,16 @@
           <w:bottom w:val="single" w:sz="6" w:space="0" w:color="B91C1C"/>
         </w:pBdr>
         <w:spacing w:before="120" w:after="80"/>
+        <w:rPr>
+          <w:sz w:val="24"/>
+        </w:rPr>
       </w:pPr>
       <w:r>
         <w:rPr>
           <w:b/>
           <w:bCs/>
           <w:color w:val="111111"/>
-          <w:sz w:val="21"/>
+          <w:sz w:val="24"/>
           <w:szCs w:val="21"/>
         </w:rPr>
         <w:t>CERTIFICATION</w:t>
@@ -3554,7 +3694,7 @@
           <w:b/>
           <w:bCs/>
           <w:color w:val="111111"/>
-          <w:sz w:val="21"/>
+          <w:sz w:val="24"/>
           <w:szCs w:val="21"/>
         </w:rPr>
         <w:t>S</w:t>
@@ -3568,40 +3708,51 @@
           <w:numId w:val="24"/>
         </w:numPr>
         <w:spacing w:before="0" w:beforeAutospacing="0" w:after="0" w:afterAutospacing="0"/>
-        <w:rPr>
-          <w:sz w:val="20"/>
-        </w:rPr>
-      </w:pPr>
-      <w:r>
-        <w:rPr>
-          <w:rStyle w:val="Strong"/>
-          <w:sz w:val="20"/>
+        <w:jc w:val="both"/>
+        <w:rPr>
+          <w:sz w:val="22"/>
+        </w:rPr>
+      </w:pPr>
+      <w:r>
+        <w:rPr>
+          <w:rStyle w:val="Strong"/>
+          <w:sz w:val="22"/>
         </w:rPr>
         <w:t>Oracle Certified Professional: Java SE Programmer</w:t>
       </w:r>
       <w:r>
         <w:rPr>
-          <w:sz w:val="20"/>
+          <w:sz w:val="22"/>
         </w:rPr>
         <w:t xml:space="preserve"> — 2022</w:t>
       </w:r>
-      <w:r>
-        <w:rPr>
-          <w:sz w:val="20"/>
-        </w:rPr>
-        <w:br/>
+    </w:p>
+    <w:p>
+      <w:pPr>
+        <w:pStyle w:val="NormalWeb"/>
+        <w:spacing w:before="0" w:beforeAutospacing="0" w:after="0" w:afterAutospacing="0"/>
+        <w:ind w:left="360"/>
+        <w:jc w:val="both"/>
+        <w:rPr>
+          <w:sz w:val="22"/>
+        </w:rPr>
+      </w:pPr>
+      <w:r>
+        <w:rPr>
+          <w:sz w:val="22"/>
+        </w:rPr>
         <w:t xml:space="preserve">Validated strong knowledge of core </w:t>
       </w:r>
       <w:r>
         <w:rPr>
           <w:rStyle w:val="Strong"/>
-          <w:sz w:val="20"/>
+          <w:sz w:val="22"/>
         </w:rPr>
         <w:t>Java</w:t>
       </w:r>
       <w:r>
         <w:rPr>
-          <w:sz w:val="20"/>
+          <w:sz w:val="22"/>
         </w:rPr>
         <w:t xml:space="preserve"> language features, object-oriented design, collections, concurrency fundamentals, and enterprise-grade coding practices used in production backend systems.</w:t>
       </w:r>
@@ -3614,43 +3765,56 @@
           <w:numId w:val="24"/>
         </w:numPr>
         <w:spacing w:before="0" w:beforeAutospacing="0" w:after="0" w:afterAutospacing="0"/>
-        <w:rPr>
-          <w:sz w:val="20"/>
-        </w:rPr>
-      </w:pPr>
-      <w:r>
-        <w:rPr>
-          <w:rStyle w:val="Strong"/>
-          <w:sz w:val="20"/>
+        <w:jc w:val="both"/>
+        <w:rPr>
+          <w:sz w:val="22"/>
+        </w:rPr>
+      </w:pPr>
+      <w:r>
+        <w:rPr>
+          <w:rStyle w:val="Strong"/>
+          <w:sz w:val="22"/>
         </w:rPr>
         <w:t>AWS Certified Developer – Associate</w:t>
       </w:r>
       <w:r>
         <w:rPr>
-          <w:sz w:val="20"/>
+          <w:sz w:val="22"/>
         </w:rPr>
         <w:t xml:space="preserve"> — 2023</w:t>
       </w:r>
-      <w:r>
-        <w:rPr>
-          <w:sz w:val="20"/>
-        </w:rPr>
-        <w:br/>
+    </w:p>
+    <w:p>
+      <w:pPr>
+        <w:pStyle w:val="NormalWeb"/>
+        <w:spacing w:before="0" w:beforeAutospacing="0" w:after="0" w:afterAutospacing="0"/>
+        <w:ind w:left="360"/>
+        <w:jc w:val="both"/>
+        <w:rPr>
+          <w:sz w:val="22"/>
+        </w:rPr>
+      </w:pPr>
+      <w:proofErr w:type="gramStart"/>
+      <w:r>
+        <w:rPr>
+          <w:sz w:val="22"/>
+        </w:rPr>
         <w:t xml:space="preserve">Demonstrated practical skill in building, deploying, and troubleshooting cloud-native applications on </w:t>
       </w:r>
       <w:r>
         <w:rPr>
           <w:rStyle w:val="Strong"/>
-          <w:sz w:val="20"/>
+          <w:sz w:val="22"/>
         </w:rPr>
         <w:t>AWS</w:t>
       </w:r>
       <w:r>
         <w:rPr>
-          <w:sz w:val="20"/>
+          <w:sz w:val="22"/>
         </w:rPr>
         <w:t>, including API services, event-driven components, security controls, and operational monitoring.</w:t>
       </w:r>
+      <w:proofErr w:type="gramEnd"/>
     </w:p>
     <w:p>
       <w:pPr>
@@ -3660,53 +3824,65 @@
           <w:numId w:val="24"/>
         </w:numPr>
         <w:spacing w:before="0" w:beforeAutospacing="0" w:after="0" w:afterAutospacing="0"/>
-        <w:rPr>
-          <w:sz w:val="20"/>
-        </w:rPr>
-      </w:pPr>
-      <w:r>
-        <w:rPr>
-          <w:rStyle w:val="Strong"/>
-          <w:sz w:val="20"/>
-        </w:rPr>
+        <w:jc w:val="both"/>
+        <w:rPr>
+          <w:sz w:val="22"/>
+        </w:rPr>
+      </w:pPr>
+      <w:r>
+        <w:rPr>
+          <w:rStyle w:val="Strong"/>
+          <w:sz w:val="22"/>
+        </w:rPr>
+        <w:lastRenderedPageBreak/>
         <w:t>Spring Professional Certification</w:t>
       </w:r>
       <w:r>
         <w:rPr>
-          <w:sz w:val="20"/>
+          <w:sz w:val="22"/>
         </w:rPr>
         <w:t xml:space="preserve"> — 2024</w:t>
       </w:r>
-      <w:r>
-        <w:rPr>
-          <w:sz w:val="20"/>
-        </w:rPr>
-        <w:br/>
+    </w:p>
+    <w:p>
+      <w:pPr>
+        <w:pStyle w:val="NormalWeb"/>
+        <w:spacing w:before="0" w:beforeAutospacing="0" w:after="0" w:afterAutospacing="0"/>
+        <w:ind w:left="360"/>
+        <w:jc w:val="both"/>
+        <w:rPr>
+          <w:sz w:val="22"/>
+        </w:rPr>
+      </w:pPr>
+      <w:r>
+        <w:rPr>
+          <w:sz w:val="22"/>
+        </w:rPr>
         <w:t xml:space="preserve">Confirmed hands-on expertise in </w:t>
       </w:r>
       <w:r>
         <w:rPr>
           <w:rStyle w:val="Strong"/>
-          <w:sz w:val="20"/>
+          <w:sz w:val="22"/>
         </w:rPr>
         <w:t>Spring Boot</w:t>
       </w:r>
       <w:r>
         <w:rPr>
-          <w:sz w:val="20"/>
+          <w:sz w:val="22"/>
         </w:rPr>
         <w:t xml:space="preserve">, dependency injection, data access, security, testing, and production-ready service development patterns commonly used in modern </w:t>
       </w:r>
       <w:r>
         <w:rPr>
           <w:rStyle w:val="Strong"/>
-          <w:sz w:val="20"/>
+          <w:sz w:val="22"/>
         </w:rPr>
         <w:t>Java</w:t>
       </w:r>
       <w:r>
         <w:rPr>
-          <w:sz w:val="20"/>
+          <w:sz w:val="22"/>
         </w:rPr>
         <w:t xml:space="preserve"> backend environments.</w:t>
       </w:r>
@@ -3839,8 +4015,8 @@
   <w:abstractNum w:abstractNumId="1">
     <w:nsid w:val="040150F2"/>
     <w:multiLevelType w:val="hybridMultilevel"/>
-    <w:tmpl w:val="B7E8DFBA"/>
-    <w:lvl w:ilvl="0" w:tplc="75F23F64">
+    <w:tmpl w:val="71FA2400"/>
+    <w:lvl w:ilvl="0" w:tplc="D320F798">
       <w:start w:val="1"/>
       <w:numFmt w:val="bullet"/>
       <w:lvlText w:val="-"/>
@@ -3849,8 +4025,8 @@
         <w:ind w:left="360" w:hanging="360"/>
       </w:pPr>
       <w:rPr>
-        <w:rFonts w:ascii="Tw Cen MT" w:hAnsi="Tw Cen MT" w:hint="default"/>
-        <w:sz w:val="20"/>
+        <w:rFonts w:ascii="Yu Gothic" w:eastAsia="Yu Gothic" w:hAnsi="Yu Gothic" w:hint="eastAsia"/>
+        <w:sz w:val="22"/>
       </w:rPr>
     </w:lvl>
     <w:lvl w:ilvl="1" w:tplc="04090003" w:tentative="1">
@@ -3953,8 +4129,8 @@
   <w:abstractNum w:abstractNumId="2">
     <w:nsid w:val="044D3E52"/>
     <w:multiLevelType w:val="hybridMultilevel"/>
-    <w:tmpl w:val="611CC794"/>
-    <w:lvl w:ilvl="0" w:tplc="0AE8AB7C">
+    <w:tmpl w:val="5C105396"/>
+    <w:lvl w:ilvl="0" w:tplc="D320F798">
       <w:start w:val="1"/>
       <w:numFmt w:val="bullet"/>
       <w:lvlText w:val="-"/>
@@ -3963,8 +4139,8 @@
         <w:ind w:left="360" w:hanging="360"/>
       </w:pPr>
       <w:rPr>
-        <w:rFonts w:ascii="Tw Cen MT" w:hAnsi="Tw Cen MT" w:hint="default"/>
-        <w:sz w:val="20"/>
+        <w:rFonts w:ascii="Yu Gothic" w:eastAsia="Yu Gothic" w:hAnsi="Yu Gothic" w:hint="eastAsia"/>
+        <w:sz w:val="22"/>
       </w:rPr>
     </w:lvl>
     <w:lvl w:ilvl="1" w:tplc="04090003" w:tentative="1">
@@ -4067,8 +4243,8 @@
   <w:abstractNum w:abstractNumId="3">
     <w:nsid w:val="04764AAF"/>
     <w:multiLevelType w:val="hybridMultilevel"/>
-    <w:tmpl w:val="A636D774"/>
-    <w:lvl w:ilvl="0" w:tplc="7054EACA">
+    <w:tmpl w:val="E2EE4974"/>
+    <w:lvl w:ilvl="0" w:tplc="D320F798">
       <w:start w:val="1"/>
       <w:numFmt w:val="bullet"/>
       <w:lvlText w:val="-"/>
@@ -4077,7 +4253,7 @@
         <w:ind w:left="360" w:hanging="360"/>
       </w:pPr>
       <w:rPr>
-        <w:rFonts w:ascii="Tw Cen MT" w:hAnsi="Tw Cen MT" w:hint="default"/>
+        <w:rFonts w:ascii="Yu Gothic" w:eastAsia="Yu Gothic" w:hAnsi="Yu Gothic" w:hint="eastAsia"/>
       </w:rPr>
     </w:lvl>
     <w:lvl w:ilvl="1" w:tplc="04090003" w:tentative="1">
@@ -4441,8 +4617,8 @@
   <w:abstractNum w:abstractNumId="6">
     <w:nsid w:val="16683DF6"/>
     <w:multiLevelType w:val="hybridMultilevel"/>
-    <w:tmpl w:val="B03450B4"/>
-    <w:lvl w:ilvl="0" w:tplc="7054EACA">
+    <w:tmpl w:val="90604BE2"/>
+    <w:lvl w:ilvl="0" w:tplc="D320F798">
       <w:start w:val="1"/>
       <w:numFmt w:val="bullet"/>
       <w:lvlText w:val="-"/>
@@ -4451,7 +4627,7 @@
         <w:ind w:left="360" w:hanging="360"/>
       </w:pPr>
       <w:rPr>
-        <w:rFonts w:ascii="Tw Cen MT" w:hAnsi="Tw Cen MT" w:hint="default"/>
+        <w:rFonts w:ascii="Yu Gothic" w:eastAsia="Yu Gothic" w:hAnsi="Yu Gothic" w:hint="eastAsia"/>
       </w:rPr>
     </w:lvl>
     <w:lvl w:ilvl="1" w:tplc="04090003" w:tentative="1">
@@ -5302,8 +5478,8 @@
   <w:abstractNum w:abstractNumId="13">
     <w:nsid w:val="2EFA7440"/>
     <w:multiLevelType w:val="hybridMultilevel"/>
-    <w:tmpl w:val="1D9EA672"/>
-    <w:lvl w:ilvl="0" w:tplc="DB141EF2">
+    <w:tmpl w:val="6814381E"/>
+    <w:lvl w:ilvl="0" w:tplc="D320F798">
       <w:start w:val="1"/>
       <w:numFmt w:val="bullet"/>
       <w:lvlText w:val="-"/>
@@ -5312,8 +5488,8 @@
         <w:ind w:left="360" w:hanging="360"/>
       </w:pPr>
       <w:rPr>
-        <w:rFonts w:ascii="Tw Cen MT" w:hAnsi="Tw Cen MT" w:hint="default"/>
-        <w:sz w:val="20"/>
+        <w:rFonts w:ascii="Yu Gothic" w:eastAsia="Yu Gothic" w:hAnsi="Yu Gothic" w:hint="eastAsia"/>
+        <w:sz w:val="22"/>
       </w:rPr>
     </w:lvl>
     <w:lvl w:ilvl="1" w:tplc="04090003" w:tentative="1">
@@ -5416,8 +5592,8 @@
   <w:abstractNum w:abstractNumId="14">
     <w:nsid w:val="331C010F"/>
     <w:multiLevelType w:val="hybridMultilevel"/>
-    <w:tmpl w:val="9AEA9730"/>
-    <w:lvl w:ilvl="0" w:tplc="75965A2A">
+    <w:tmpl w:val="134A5D3C"/>
+    <w:lvl w:ilvl="0" w:tplc="3FA284E0">
       <w:start w:val="1"/>
       <w:numFmt w:val="bullet"/>
       <w:lvlText w:val="-"/>
@@ -5426,8 +5602,8 @@
         <w:ind w:left="360" w:hanging="360"/>
       </w:pPr>
       <w:rPr>
-        <w:rFonts w:ascii="Tw Cen MT" w:hAnsi="Tw Cen MT" w:hint="default"/>
-        <w:sz w:val="20"/>
+        <w:rFonts w:ascii="Yu Gothic" w:eastAsia="Yu Gothic" w:hAnsi="Yu Gothic" w:hint="eastAsia"/>
+        <w:sz w:val="22"/>
       </w:rPr>
     </w:lvl>
     <w:lvl w:ilvl="1" w:tplc="04090003" w:tentative="1">
@@ -6176,8 +6352,8 @@
   <w:abstractNum w:abstractNumId="20">
     <w:nsid w:val="561B00AC"/>
     <w:multiLevelType w:val="hybridMultilevel"/>
-    <w:tmpl w:val="C1B6D848"/>
-    <w:lvl w:ilvl="0" w:tplc="C9A66BC8">
+    <w:tmpl w:val="F46C5942"/>
+    <w:lvl w:ilvl="0" w:tplc="D320F798">
       <w:start w:val="1"/>
       <w:numFmt w:val="bullet"/>
       <w:lvlText w:val="-"/>
@@ -6186,8 +6362,8 @@
         <w:ind w:left="360" w:hanging="360"/>
       </w:pPr>
       <w:rPr>
-        <w:rFonts w:ascii="Tw Cen MT" w:hAnsi="Tw Cen MT" w:hint="default"/>
-        <w:sz w:val="20"/>
+        <w:rFonts w:ascii="Yu Gothic" w:eastAsia="Yu Gothic" w:hAnsi="Yu Gothic" w:hint="eastAsia"/>
+        <w:sz w:val="22"/>
       </w:rPr>
     </w:lvl>
     <w:lvl w:ilvl="1" w:tplc="04090003" w:tentative="1">
@@ -6526,6 +6702,119 @@
       </w:pPr>
       <w:rPr>
         <w:rFonts w:ascii="Wingdings" w:hAnsi="Wingdings" w:hint="default"/>
+      </w:rPr>
+    </w:lvl>
+    <w:lvl w:ilvl="1" w:tplc="04090003" w:tentative="1">
+      <w:start w:val="1"/>
+      <w:numFmt w:val="bullet"/>
+      <w:lvlText w:val="o"/>
+      <w:lvlJc w:val="left"/>
+      <w:pPr>
+        <w:ind w:left="1080" w:hanging="360"/>
+      </w:pPr>
+      <w:rPr>
+        <w:rFonts w:ascii="Courier New" w:hAnsi="Courier New" w:cs="Courier New" w:hint="default"/>
+      </w:rPr>
+    </w:lvl>
+    <w:lvl w:ilvl="2" w:tplc="04090005" w:tentative="1">
+      <w:start w:val="1"/>
+      <w:numFmt w:val="bullet"/>
+      <w:lvlText w:val=""/>
+      <w:lvlJc w:val="left"/>
+      <w:pPr>
+        <w:ind w:left="1800" w:hanging="360"/>
+      </w:pPr>
+      <w:rPr>
+        <w:rFonts w:ascii="Wingdings" w:hAnsi="Wingdings" w:hint="default"/>
+      </w:rPr>
+    </w:lvl>
+    <w:lvl w:ilvl="3" w:tplc="04090001" w:tentative="1">
+      <w:start w:val="1"/>
+      <w:numFmt w:val="bullet"/>
+      <w:lvlText w:val=""/>
+      <w:lvlJc w:val="left"/>
+      <w:pPr>
+        <w:ind w:left="2520" w:hanging="360"/>
+      </w:pPr>
+      <w:rPr>
+        <w:rFonts w:ascii="Symbol" w:hAnsi="Symbol" w:hint="default"/>
+      </w:rPr>
+    </w:lvl>
+    <w:lvl w:ilvl="4" w:tplc="04090003" w:tentative="1">
+      <w:start w:val="1"/>
+      <w:numFmt w:val="bullet"/>
+      <w:lvlText w:val="o"/>
+      <w:lvlJc w:val="left"/>
+      <w:pPr>
+        <w:ind w:left="3240" w:hanging="360"/>
+      </w:pPr>
+      <w:rPr>
+        <w:rFonts w:ascii="Courier New" w:hAnsi="Courier New" w:cs="Courier New" w:hint="default"/>
+      </w:rPr>
+    </w:lvl>
+    <w:lvl w:ilvl="5" w:tplc="04090005" w:tentative="1">
+      <w:start w:val="1"/>
+      <w:numFmt w:val="bullet"/>
+      <w:lvlText w:val=""/>
+      <w:lvlJc w:val="left"/>
+      <w:pPr>
+        <w:ind w:left="3960" w:hanging="360"/>
+      </w:pPr>
+      <w:rPr>
+        <w:rFonts w:ascii="Wingdings" w:hAnsi="Wingdings" w:hint="default"/>
+      </w:rPr>
+    </w:lvl>
+    <w:lvl w:ilvl="6" w:tplc="04090001" w:tentative="1">
+      <w:start w:val="1"/>
+      <w:numFmt w:val="bullet"/>
+      <w:lvlText w:val=""/>
+      <w:lvlJc w:val="left"/>
+      <w:pPr>
+        <w:ind w:left="4680" w:hanging="360"/>
+      </w:pPr>
+      <w:rPr>
+        <w:rFonts w:ascii="Symbol" w:hAnsi="Symbol" w:hint="default"/>
+      </w:rPr>
+    </w:lvl>
+    <w:lvl w:ilvl="7" w:tplc="04090003" w:tentative="1">
+      <w:start w:val="1"/>
+      <w:numFmt w:val="bullet"/>
+      <w:lvlText w:val="o"/>
+      <w:lvlJc w:val="left"/>
+      <w:pPr>
+        <w:ind w:left="5400" w:hanging="360"/>
+      </w:pPr>
+      <w:rPr>
+        <w:rFonts w:ascii="Courier New" w:hAnsi="Courier New" w:cs="Courier New" w:hint="default"/>
+      </w:rPr>
+    </w:lvl>
+    <w:lvl w:ilvl="8" w:tplc="04090005" w:tentative="1">
+      <w:start w:val="1"/>
+      <w:numFmt w:val="bullet"/>
+      <w:lvlText w:val=""/>
+      <w:lvlJc w:val="left"/>
+      <w:pPr>
+        <w:ind w:left="6120" w:hanging="360"/>
+      </w:pPr>
+      <w:rPr>
+        <w:rFonts w:ascii="Wingdings" w:hAnsi="Wingdings" w:hint="default"/>
+      </w:rPr>
+    </w:lvl>
+  </w:abstractNum>
+  <w:abstractNum w:abstractNumId="24">
+    <w:nsid w:val="7D416B5F"/>
+    <w:multiLevelType w:val="hybridMultilevel"/>
+    <w:tmpl w:val="BCCA13C4"/>
+    <w:lvl w:ilvl="0" w:tplc="D320F798">
+      <w:start w:val="1"/>
+      <w:numFmt w:val="bullet"/>
+      <w:lvlText w:val="-"/>
+      <w:lvlJc w:val="left"/>
+      <w:pPr>
+        <w:ind w:left="360" w:hanging="360"/>
+      </w:pPr>
+      <w:rPr>
+        <w:rFonts w:ascii="Yu Gothic" w:eastAsia="Yu Gothic" w:hAnsi="Yu Gothic" w:hint="eastAsia"/>
       </w:rPr>
     </w:lvl>
     <w:lvl w:ilvl="1" w:tplc="04090003" w:tentative="1">
@@ -6700,6 +6989,9 @@
   <w:num w:numId="24">
     <w:abstractNumId w:val="6"/>
   </w:num>
+  <w:num w:numId="25">
+    <w:abstractNumId w:val="24"/>
+  </w:num>
 </w:numbering>
 </file>
 
@@ -6764,7 +7056,7 @@
     <w:lsdException w:name="Medium Shading 2 Accent 1" w:semiHidden="0" w:uiPriority="64" w:unhideWhenUsed="0"/>
     <w:lsdException w:name="Medium List 1 Accent 1" w:semiHidden="0" w:uiPriority="65" w:unhideWhenUsed="0"/>
     <w:lsdException w:name="Revision" w:unhideWhenUsed="0"/>
-    <w:lsdException w:name="List Paragraph" w:semiHidden="0" w:uiPriority="34" w:unhideWhenUsed="0" w:qFormat="1"/>
+    <w:lsdException w:name="List Paragraph" w:semiHidden="0" w:uiPriority="0" w:unhideWhenUsed="0" w:qFormat="1"/>
     <w:lsdException w:name="Quote" w:semiHidden="0" w:uiPriority="29" w:unhideWhenUsed="0" w:qFormat="1"/>
     <w:lsdException w:name="Intense Quote" w:semiHidden="0" w:uiPriority="30" w:unhideWhenUsed="0" w:qFormat="1"/>
     <w:lsdException w:name="Medium List 2 Accent 1" w:semiHidden="0" w:uiPriority="66" w:unhideWhenUsed="0"/>
@@ -7097,7 +7389,7 @@
     <w:lsdException w:name="Medium Shading 2 Accent 1" w:semiHidden="0" w:uiPriority="64" w:unhideWhenUsed="0"/>
     <w:lsdException w:name="Medium List 1 Accent 1" w:semiHidden="0" w:uiPriority="65" w:unhideWhenUsed="0"/>
     <w:lsdException w:name="Revision" w:unhideWhenUsed="0"/>
-    <w:lsdException w:name="List Paragraph" w:semiHidden="0" w:uiPriority="34" w:unhideWhenUsed="0" w:qFormat="1"/>
+    <w:lsdException w:name="List Paragraph" w:semiHidden="0" w:uiPriority="0" w:unhideWhenUsed="0" w:qFormat="1"/>
     <w:lsdException w:name="Quote" w:semiHidden="0" w:uiPriority="29" w:unhideWhenUsed="0" w:qFormat="1"/>
     <w:lsdException w:name="Intense Quote" w:semiHidden="0" w:uiPriority="30" w:unhideWhenUsed="0" w:qFormat="1"/>
     <w:lsdException w:name="Medium List 2 Accent 1" w:semiHidden="0" w:uiPriority="66" w:unhideWhenUsed="0"/>
@@ -7659,7 +7951,7 @@
 </file>
 
 <file path=customXml/itemProps1.xml><?xml version="1.0" encoding="utf-8"?>
-<ds:datastoreItem xmlns:ds="http://schemas.openxmlformats.org/officeDocument/2006/customXml" ds:itemID="{E45BBA6C-FC23-4A77-BDA8-1C5797A9D820}">
+<ds:datastoreItem xmlns:ds="http://schemas.openxmlformats.org/officeDocument/2006/customXml" ds:itemID="{844CE6C5-404B-4A20-A2D2-C7BADBBB9C4C}">
   <ds:schemaRefs>
     <ds:schemaRef ds:uri="http://schemas.openxmlformats.org/officeDocument/2006/bibliography"/>
   </ds:schemaRefs>

--- a/William/Java Backend/William_Jackson.docx
+++ b/William/Java Backend/William_Jackson.docx
@@ -132,7 +132,7 @@
                 <w:sz w:val="17"/>
                 <w:szCs w:val="17"/>
               </w:rPr>
-              <w:t>+1 (725) 258-7943</w:t>
+              <w:t>+1 (786) 949-7561</w:t>
             </w:r>
             <w:r>
               <w:rPr>
@@ -141,7 +141,7 @@
                 <w:sz w:val="17"/>
                 <w:szCs w:val="17"/>
               </w:rPr>
-              <w:t xml:space="preserve"> | </w:t>
+              <w:t xml:space="preserve">| </w:t>
             </w:r>
             <w:r>
               <w:rPr>
@@ -179,6 +179,8 @@
               </w:rPr>
               <w:t>75b9343b6</w:t>
             </w:r>
+            <w:bookmarkStart w:id="0" w:name="_GoBack"/>
+            <w:bookmarkEnd w:id="0"/>
           </w:p>
         </w:tc>
       </w:tr>
@@ -1439,8 +1441,6 @@
           <w:sz w:val="22"/>
         </w:rPr>
       </w:pPr>
-      <w:bookmarkStart w:id="0" w:name="_GoBack"/>
-      <w:bookmarkEnd w:id="0"/>
       <w:r>
         <w:rPr>
           <w:sz w:val="22"/>
@@ -7951,7 +7951,7 @@
 </file>
 
 <file path=customXml/itemProps1.xml><?xml version="1.0" encoding="utf-8"?>
-<ds:datastoreItem xmlns:ds="http://schemas.openxmlformats.org/officeDocument/2006/customXml" ds:itemID="{844CE6C5-404B-4A20-A2D2-C7BADBBB9C4C}">
+<ds:datastoreItem xmlns:ds="http://schemas.openxmlformats.org/officeDocument/2006/customXml" ds:itemID="{24832AC6-EDDB-42F1-9F2B-63A615B9AF0A}">
   <ds:schemaRefs>
     <ds:schemaRef ds:uri="http://schemas.openxmlformats.org/officeDocument/2006/bibliography"/>
   </ds:schemaRefs>

--- a/William/Java Backend/William_Jackson.docx
+++ b/William/Java Backend/William_Jackson.docx
@@ -118,66 +118,12 @@
             </w:pPr>
             <w:r>
               <w:rPr>
-                <w:rFonts w:ascii="Arial" w:eastAsia="Arial" w:hAnsi="Arial" w:cs="Arial"/>
+                <w:rFonts w:ascii="Arial" w:hAnsi="Arial" w:cs="Arial"/>
                 <w:color w:val="FFFFFF"/>
                 <w:sz w:val="17"/>
                 <w:szCs w:val="17"/>
               </w:rPr>
-              <w:t xml:space="preserve">Wellington, Nevada, United States | </w:t>
-            </w:r>
-            <w:r>
-              <w:rPr>
-                <w:rFonts w:ascii="Arial" w:eastAsia="Arial" w:hAnsi="Arial" w:cs="Arial"/>
-                <w:color w:val="FFFFFF"/>
-                <w:sz w:val="17"/>
-                <w:szCs w:val="17"/>
-              </w:rPr>
-              <w:t>+1 (786) 949-7561</w:t>
-            </w:r>
-            <w:r>
-              <w:rPr>
-                <w:rFonts w:ascii="Arial" w:eastAsia="Arial" w:hAnsi="Arial" w:cs="Arial"/>
-                <w:color w:val="FFFFFF"/>
-                <w:sz w:val="17"/>
-                <w:szCs w:val="17"/>
-              </w:rPr>
-              <w:t xml:space="preserve">| </w:t>
-            </w:r>
-            <w:r>
-              <w:rPr>
-                <w:rFonts w:ascii="Arial" w:eastAsia="Arial" w:hAnsi="Arial" w:cs="Arial"/>
-                <w:color w:val="FFFFFF"/>
-                <w:sz w:val="17"/>
-                <w:szCs w:val="17"/>
-              </w:rPr>
-              <w:t>williamjackson.pro@outlook.com</w:t>
-            </w:r>
-            <w:r>
-              <w:rPr>
-                <w:rFonts w:ascii="Arial" w:eastAsia="Arial" w:hAnsi="Arial" w:cs="Arial"/>
-                <w:color w:val="FFFFFF"/>
-                <w:sz w:val="17"/>
-                <w:szCs w:val="17"/>
-              </w:rPr>
-              <w:t xml:space="preserve"> | </w:t>
-            </w:r>
-            <w:r>
-              <w:rPr>
-                <w:rFonts w:ascii="Arial" w:eastAsia="Arial" w:hAnsi="Arial" w:cs="Arial"/>
-                <w:color w:val="FFFFFF"/>
-                <w:sz w:val="17"/>
-                <w:szCs w:val="17"/>
-              </w:rPr>
-              <w:t>linkedin.com/in/william-jackson-</w:t>
-            </w:r>
-            <w:r>
-              <w:rPr>
-                <w:rFonts w:ascii="Arial" w:eastAsia="Arial" w:hAnsi="Arial" w:cs="Arial"/>
-                <w:color w:val="FFFFFF"/>
-                <w:sz w:val="17"/>
-                <w:szCs w:val="17"/>
-              </w:rPr>
-              <w:t>75b9343b6</w:t>
+              <w:t>Wellington, Nevada, United States | +1 (786) 949-7561| williamjdev@outlook.com | linkedin.com/in/william-jackson-40036a3ba</w:t>
             </w:r>
             <w:bookmarkStart w:id="0" w:name="_GoBack"/>
             <w:bookmarkEnd w:id="0"/>
@@ -7951,7 +7897,7 @@
 </file>
 
 <file path=customXml/itemProps1.xml><?xml version="1.0" encoding="utf-8"?>
-<ds:datastoreItem xmlns:ds="http://schemas.openxmlformats.org/officeDocument/2006/customXml" ds:itemID="{24832AC6-EDDB-42F1-9F2B-63A615B9AF0A}">
+<ds:datastoreItem xmlns:ds="http://schemas.openxmlformats.org/officeDocument/2006/customXml" ds:itemID="{60FE6906-0D5B-4E0B-8C7D-C077C9B6C90E}">
   <ds:schemaRefs>
     <ds:schemaRef ds:uri="http://schemas.openxmlformats.org/officeDocument/2006/bibliography"/>
   </ds:schemaRefs>

--- a/William/Java Backend/William_Jackson.docx
+++ b/William/Java Backend/William_Jackson.docx
@@ -125,8 +125,6 @@
               </w:rPr>
               <w:t>Wellington, Nevada, United States | +1 (786) 949-7561| williamjdev@outlook.com | linkedin.com/in/william-jackson-40036a3ba</w:t>
             </w:r>
-            <w:bookmarkStart w:id="0" w:name="_GoBack"/>
-            <w:bookmarkEnd w:id="0"/>
           </w:p>
         </w:tc>
       </w:tr>
@@ -180,21 +178,12 @@
         </w:rPr>
         <w:t xml:space="preserve"> with 9+ years of experience designing resilient API platforms, transaction-heavy services, and cloud-native backend systems for </w:t>
       </w:r>
-      <w:proofErr w:type="spellStart"/>
-      <w:r>
-        <w:rPr>
-          <w:rStyle w:val="Strong"/>
-          <w:sz w:val="22"/>
-        </w:rPr>
-        <w:t>SaaS</w:t>
-      </w:r>
-      <w:proofErr w:type="spellEnd"/>
-      <w:r>
-        <w:rPr>
-          <w:rStyle w:val="Strong"/>
-          <w:sz w:val="22"/>
-        </w:rPr>
-        <w:t>, enterprise workflow, logistics, and data-driven product</w:t>
+      <w:r>
+        <w:rPr>
+          <w:rStyle w:val="Strong"/>
+          <w:sz w:val="22"/>
+        </w:rPr>
+        <w:t>SaaS, enterprise workflow, logistics, and data-driven product</w:t>
       </w:r>
       <w:r>
         <w:rPr>
@@ -259,21 +248,7 @@
         <w:rPr>
           <w:sz w:val="22"/>
         </w:rPr>
-        <w:t xml:space="preserve">Proven record improving throughput, reducing failure rates, and stabilizing critical integrations through careful refactoring, </w:t>
-      </w:r>
-      <w:proofErr w:type="spellStart"/>
-      <w:r>
-        <w:rPr>
-          <w:sz w:val="22"/>
-        </w:rPr>
-        <w:t>observability</w:t>
-      </w:r>
-      <w:proofErr w:type="spellEnd"/>
-      <w:r>
-        <w:rPr>
-          <w:sz w:val="22"/>
-        </w:rPr>
-        <w:t>, and secure API design.</w:t>
+        <w:t>Proven record improving throughput, reducing failure rates, and stabilizing critical integrations through careful refactoring, observability, and secure API design.</w:t>
       </w:r>
       <w:proofErr w:type="gramEnd"/>
       <w:r>
@@ -440,23 +415,13 @@
         </w:rPr>
         <w:t xml:space="preserve">, </w:t>
       </w:r>
-      <w:proofErr w:type="spellStart"/>
       <w:r>
         <w:rPr>
           <w:rStyle w:val="Strong"/>
           <w:b w:val="0"/>
           <w:sz w:val="22"/>
         </w:rPr>
-        <w:t>JUnit</w:t>
-      </w:r>
-      <w:proofErr w:type="spellEnd"/>
-      <w:r>
-        <w:rPr>
-          <w:rStyle w:val="Strong"/>
-          <w:b w:val="0"/>
-          <w:sz w:val="22"/>
-        </w:rPr>
-        <w:t xml:space="preserve"> 5</w:t>
+        <w:t>JUnit 5</w:t>
       </w:r>
       <w:r>
         <w:rPr>
@@ -662,13 +627,52 @@
         </w:rPr>
         <w:t xml:space="preserve"> </w:t>
       </w:r>
+      <w:r>
+        <w:rPr>
+          <w:rStyle w:val="Strong"/>
+          <w:sz w:val="22"/>
+        </w:rPr>
+        <w:t>PostgreSQL</w:t>
+      </w:r>
+      <w:r>
+        <w:rPr>
+          <w:sz w:val="22"/>
+        </w:rPr>
+        <w:t xml:space="preserve">, </w:t>
+      </w:r>
+      <w:r>
+        <w:rPr>
+          <w:rStyle w:val="Strong"/>
+          <w:sz w:val="22"/>
+        </w:rPr>
+        <w:t>MySQL</w:t>
+      </w:r>
+      <w:r>
+        <w:rPr>
+          <w:sz w:val="22"/>
+        </w:rPr>
+        <w:t xml:space="preserve">, </w:t>
+      </w:r>
+      <w:r>
+        <w:rPr>
+          <w:rStyle w:val="Strong"/>
+          <w:sz w:val="22"/>
+        </w:rPr>
+        <w:t>SQL Server</w:t>
+      </w:r>
+      <w:r>
+        <w:rPr>
+          <w:sz w:val="22"/>
+        </w:rPr>
+        <w:t xml:space="preserve">, </w:t>
+      </w:r>
       <w:proofErr w:type="spellStart"/>
       <w:r>
         <w:rPr>
           <w:rStyle w:val="Strong"/>
           <w:sz w:val="22"/>
         </w:rPr>
-        <w:t>PostgreSQL</w:t>
+        <w:t>Redis</w:t>
       </w:r>
       <w:proofErr w:type="spellEnd"/>
       <w:r>
@@ -682,51 +686,8 @@
           <w:rStyle w:val="Strong"/>
           <w:sz w:val="22"/>
         </w:rPr>
-        <w:t>MySQL</w:t>
-      </w:r>
-      <w:r>
-        <w:rPr>
-          <w:sz w:val="22"/>
-        </w:rPr>
-        <w:t xml:space="preserve">, </w:t>
-      </w:r>
-      <w:r>
-        <w:rPr>
-          <w:rStyle w:val="Strong"/>
-          <w:sz w:val="22"/>
-        </w:rPr>
-        <w:t>SQL Server</w:t>
-      </w:r>
-      <w:r>
-        <w:rPr>
-          <w:sz w:val="22"/>
-        </w:rPr>
-        <w:t xml:space="preserve">, </w:t>
-      </w:r>
-      <w:proofErr w:type="spellStart"/>
-      <w:r>
-        <w:rPr>
-          <w:rStyle w:val="Strong"/>
-          <w:sz w:val="22"/>
-        </w:rPr>
-        <w:t>Redis</w:t>
-      </w:r>
-      <w:proofErr w:type="spellEnd"/>
-      <w:r>
-        <w:rPr>
-          <w:sz w:val="22"/>
-        </w:rPr>
-        <w:t xml:space="preserve">, </w:t>
-      </w:r>
-      <w:proofErr w:type="spellStart"/>
-      <w:r>
-        <w:rPr>
-          <w:rStyle w:val="Strong"/>
-          <w:sz w:val="22"/>
-        </w:rPr>
         <w:t>MongoDB</w:t>
       </w:r>
-      <w:proofErr w:type="spellEnd"/>
       <w:r>
         <w:rPr>
           <w:sz w:val="22"/>
@@ -839,7 +800,117 @@
           <w:rStyle w:val="Strong"/>
           <w:sz w:val="22"/>
         </w:rPr>
-        <w:t xml:space="preserve">Cloud &amp; </w:t>
+        <w:t>Cloud &amp; DevOps:</w:t>
+      </w:r>
+      <w:r>
+        <w:rPr>
+          <w:sz w:val="22"/>
+        </w:rPr>
+        <w:t xml:space="preserve"> </w:t>
+      </w:r>
+      <w:r>
+        <w:rPr>
+          <w:rStyle w:val="Strong"/>
+          <w:sz w:val="22"/>
+        </w:rPr>
+        <w:t>AWS</w:t>
+      </w:r>
+      <w:r>
+        <w:rPr>
+          <w:sz w:val="22"/>
+        </w:rPr>
+        <w:t xml:space="preserve"> (</w:t>
+      </w:r>
+      <w:r>
+        <w:rPr>
+          <w:rStyle w:val="Strong"/>
+          <w:sz w:val="22"/>
+        </w:rPr>
+        <w:t>EC2</w:t>
+      </w:r>
+      <w:r>
+        <w:rPr>
+          <w:sz w:val="22"/>
+        </w:rPr>
+        <w:t xml:space="preserve">, </w:t>
+      </w:r>
+      <w:r>
+        <w:rPr>
+          <w:rStyle w:val="Strong"/>
+          <w:sz w:val="22"/>
+        </w:rPr>
+        <w:t>EKS</w:t>
+      </w:r>
+      <w:r>
+        <w:rPr>
+          <w:sz w:val="22"/>
+        </w:rPr>
+        <w:t xml:space="preserve">, </w:t>
+      </w:r>
+      <w:r>
+        <w:rPr>
+          <w:rStyle w:val="Strong"/>
+          <w:sz w:val="22"/>
+        </w:rPr>
+        <w:t>ECS</w:t>
+      </w:r>
+      <w:r>
+        <w:rPr>
+          <w:sz w:val="22"/>
+        </w:rPr>
+        <w:t xml:space="preserve">, </w:t>
+      </w:r>
+      <w:r>
+        <w:rPr>
+          <w:rStyle w:val="Strong"/>
+          <w:sz w:val="22"/>
+        </w:rPr>
+        <w:t>Lambda</w:t>
+      </w:r>
+      <w:r>
+        <w:rPr>
+          <w:sz w:val="22"/>
+        </w:rPr>
+        <w:t xml:space="preserve">, </w:t>
+      </w:r>
+      <w:r>
+        <w:rPr>
+          <w:rStyle w:val="Strong"/>
+          <w:sz w:val="22"/>
+        </w:rPr>
+        <w:t>API Gateway</w:t>
+      </w:r>
+      <w:r>
+        <w:rPr>
+          <w:sz w:val="22"/>
+        </w:rPr>
+        <w:t xml:space="preserve">, </w:t>
+      </w:r>
+      <w:r>
+        <w:rPr>
+          <w:rStyle w:val="Strong"/>
+          <w:sz w:val="22"/>
+        </w:rPr>
+        <w:t>S3</w:t>
+      </w:r>
+      <w:r>
+        <w:rPr>
+          <w:sz w:val="22"/>
+        </w:rPr>
+        <w:t xml:space="preserve">, </w:t>
+      </w:r>
+      <w:r>
+        <w:rPr>
+          <w:rStyle w:val="Strong"/>
+          <w:sz w:val="22"/>
+        </w:rPr>
+        <w:t>RDS</w:t>
+      </w:r>
+      <w:r>
+        <w:rPr>
+          <w:sz w:val="22"/>
+        </w:rPr>
+        <w:t xml:space="preserve">, </w:t>
       </w:r>
       <w:proofErr w:type="spellStart"/>
       <w:r>
@@ -847,44 +918,11 @@
           <w:rStyle w:val="Strong"/>
           <w:sz w:val="22"/>
         </w:rPr>
-        <w:t>DevOps</w:t>
+        <w:t>CloudWatch</w:t>
       </w:r>
       <w:proofErr w:type="spellEnd"/>
       <w:r>
         <w:rPr>
-          <w:rStyle w:val="Strong"/>
-          <w:sz w:val="22"/>
-        </w:rPr>
-        <w:t>:</w:t>
-      </w:r>
-      <w:r>
-        <w:rPr>
-          <w:sz w:val="22"/>
-        </w:rPr>
-        <w:t xml:space="preserve"> </w:t>
-      </w:r>
-      <w:r>
-        <w:rPr>
-          <w:rStyle w:val="Strong"/>
-          <w:sz w:val="22"/>
-        </w:rPr>
-        <w:t>AWS</w:t>
-      </w:r>
-      <w:r>
-        <w:rPr>
-          <w:sz w:val="22"/>
-        </w:rPr>
-        <w:t xml:space="preserve"> (</w:t>
-      </w:r>
-      <w:r>
-        <w:rPr>
-          <w:rStyle w:val="Strong"/>
-          <w:sz w:val="22"/>
-        </w:rPr>
-        <w:t>EC2</w:t>
-      </w:r>
-      <w:r>
-        <w:rPr>
           <w:sz w:val="22"/>
         </w:rPr>
         <w:t xml:space="preserve">, </w:t>
@@ -894,7 +932,20 @@
           <w:rStyle w:val="Strong"/>
           <w:sz w:val="22"/>
         </w:rPr>
-        <w:t>EKS</w:t>
+        <w:t>IAM</w:t>
+      </w:r>
+      <w:r>
+        <w:rPr>
+          <w:sz w:val="22"/>
+        </w:rPr>
+        <w:t xml:space="preserve">), </w:t>
+      </w:r>
+      <w:r>
+        <w:rPr>
+          <w:rStyle w:val="Strong"/>
+          <w:sz w:val="22"/>
+        </w:rPr>
+        <w:t>Docker</w:t>
       </w:r>
       <w:r>
         <w:rPr>
@@ -905,12 +956,14 @@
       <w:r>
         <w:rPr>
           <w:rStyle w:val="Strong"/>
-          <w:sz w:val="22"/>
-        </w:rPr>
-        <w:t>ECS</w:t>
-      </w:r>
-      <w:r>
-        <w:rPr>
+          <w:b w:val="0"/>
+          <w:sz w:val="22"/>
+        </w:rPr>
+        <w:t>Kubernetes</w:t>
+      </w:r>
+      <w:r>
+        <w:rPr>
+          <w:b/>
           <w:sz w:val="22"/>
         </w:rPr>
         <w:t xml:space="preserve">, </w:t>
@@ -918,12 +971,14 @@
       <w:r>
         <w:rPr>
           <w:rStyle w:val="Strong"/>
-          <w:sz w:val="22"/>
-        </w:rPr>
-        <w:t>Lambda</w:t>
-      </w:r>
-      <w:r>
-        <w:rPr>
+          <w:b w:val="0"/>
+          <w:sz w:val="22"/>
+        </w:rPr>
+        <w:t>Terraform</w:t>
+      </w:r>
+      <w:r>
+        <w:rPr>
+          <w:b/>
           <w:sz w:val="22"/>
         </w:rPr>
         <w:t xml:space="preserve">, </w:t>
@@ -931,136 +986,10 @@
       <w:r>
         <w:rPr>
           <w:rStyle w:val="Strong"/>
-          <w:sz w:val="22"/>
-        </w:rPr>
-        <w:t>API Gateway</w:t>
-      </w:r>
-      <w:r>
-        <w:rPr>
-          <w:sz w:val="22"/>
-        </w:rPr>
-        <w:t xml:space="preserve">, </w:t>
-      </w:r>
-      <w:r>
-        <w:rPr>
-          <w:rStyle w:val="Strong"/>
-          <w:sz w:val="22"/>
-        </w:rPr>
-        <w:t>S3</w:t>
-      </w:r>
-      <w:r>
-        <w:rPr>
-          <w:sz w:val="22"/>
-        </w:rPr>
-        <w:t xml:space="preserve">, </w:t>
-      </w:r>
-      <w:r>
-        <w:rPr>
-          <w:rStyle w:val="Strong"/>
-          <w:sz w:val="22"/>
-        </w:rPr>
-        <w:t>RDS</w:t>
-      </w:r>
-      <w:r>
-        <w:rPr>
-          <w:sz w:val="22"/>
-        </w:rPr>
-        <w:t xml:space="preserve">, </w:t>
-      </w:r>
-      <w:proofErr w:type="spellStart"/>
-      <w:r>
-        <w:rPr>
-          <w:rStyle w:val="Strong"/>
-          <w:sz w:val="22"/>
-        </w:rPr>
-        <w:t>CloudWatch</w:t>
-      </w:r>
-      <w:proofErr w:type="spellEnd"/>
-      <w:r>
-        <w:rPr>
-          <w:sz w:val="22"/>
-        </w:rPr>
-        <w:t xml:space="preserve">, </w:t>
-      </w:r>
-      <w:r>
-        <w:rPr>
-          <w:rStyle w:val="Strong"/>
-          <w:sz w:val="22"/>
-        </w:rPr>
-        <w:t>IAM</w:t>
-      </w:r>
-      <w:r>
-        <w:rPr>
-          <w:sz w:val="22"/>
-        </w:rPr>
-        <w:t xml:space="preserve">), </w:t>
-      </w:r>
-      <w:proofErr w:type="spellStart"/>
-      <w:r>
-        <w:rPr>
-          <w:rStyle w:val="Strong"/>
-          <w:sz w:val="22"/>
-        </w:rPr>
-        <w:t>Docker</w:t>
-      </w:r>
-      <w:proofErr w:type="spellEnd"/>
-      <w:r>
-        <w:rPr>
-          <w:sz w:val="22"/>
-        </w:rPr>
-        <w:t xml:space="preserve">, </w:t>
-      </w:r>
-      <w:proofErr w:type="spellStart"/>
-      <w:r>
-        <w:rPr>
-          <w:rStyle w:val="Strong"/>
           <w:b w:val="0"/>
           <w:sz w:val="22"/>
         </w:rPr>
-        <w:t>Kubernetes</w:t>
-      </w:r>
-      <w:proofErr w:type="spellEnd"/>
-      <w:r>
-        <w:rPr>
-          <w:b/>
-          <w:sz w:val="22"/>
-        </w:rPr>
-        <w:t xml:space="preserve">, </w:t>
-      </w:r>
-      <w:proofErr w:type="spellStart"/>
-      <w:r>
-        <w:rPr>
-          <w:rStyle w:val="Strong"/>
-          <w:b w:val="0"/>
-          <w:sz w:val="22"/>
-        </w:rPr>
-        <w:t>Terraform</w:t>
-      </w:r>
-      <w:proofErr w:type="spellEnd"/>
-      <w:r>
-        <w:rPr>
-          <w:b/>
-          <w:sz w:val="22"/>
-        </w:rPr>
-        <w:t xml:space="preserve">, </w:t>
-      </w:r>
-      <w:proofErr w:type="spellStart"/>
-      <w:r>
-        <w:rPr>
-          <w:rStyle w:val="Strong"/>
-          <w:b w:val="0"/>
-          <w:sz w:val="22"/>
-        </w:rPr>
-        <w:t>GitHub</w:t>
-      </w:r>
-      <w:proofErr w:type="spellEnd"/>
-      <w:r>
-        <w:rPr>
-          <w:rStyle w:val="Strong"/>
-          <w:b w:val="0"/>
-          <w:sz w:val="22"/>
-        </w:rPr>
-        <w:t xml:space="preserve"> Actions</w:t>
+        <w:t>GitHub Actions</w:t>
       </w:r>
       <w:r>
         <w:rPr>
@@ -1106,21 +1035,12 @@
           <w:sz w:val="28"/>
         </w:rPr>
       </w:pPr>
-      <w:proofErr w:type="spellStart"/>
-      <w:r>
-        <w:rPr>
-          <w:rStyle w:val="Strong"/>
-          <w:sz w:val="22"/>
-        </w:rPr>
-        <w:t>Observability</w:t>
-      </w:r>
-      <w:proofErr w:type="spellEnd"/>
-      <w:r>
-        <w:rPr>
-          <w:rStyle w:val="Strong"/>
-          <w:sz w:val="22"/>
-        </w:rPr>
-        <w:t xml:space="preserve"> / Quality / Security:</w:t>
+      <w:r>
+        <w:rPr>
+          <w:rStyle w:val="Strong"/>
+          <w:sz w:val="22"/>
+        </w:rPr>
+        <w:t>Observability / Quality / Security:</w:t>
       </w:r>
       <w:r>
         <w:rPr>
@@ -1452,7 +1372,6 @@
         </w:rPr>
         <w:t xml:space="preserve">, and </w:t>
       </w:r>
-      <w:proofErr w:type="spellStart"/>
       <w:r>
         <w:rPr>
           <w:rStyle w:val="Strong"/>
@@ -1460,7 +1379,6 @@
         </w:rPr>
         <w:t>PostgreSQL</w:t>
       </w:r>
-      <w:proofErr w:type="spellEnd"/>
       <w:r>
         <w:rPr>
           <w:sz w:val="22"/>
@@ -1868,7 +1786,6 @@
         </w:rPr>
         <w:t xml:space="preserve">Collaborated with platform engineers on </w:t>
       </w:r>
-      <w:proofErr w:type="spellStart"/>
       <w:r>
         <w:rPr>
           <w:rStyle w:val="Strong"/>
@@ -1876,14 +1793,12 @@
         </w:rPr>
         <w:t>Docker</w:t>
       </w:r>
-      <w:proofErr w:type="spellEnd"/>
       <w:r>
         <w:rPr>
           <w:sz w:val="22"/>
         </w:rPr>
         <w:t xml:space="preserve">, </w:t>
       </w:r>
-      <w:proofErr w:type="spellStart"/>
       <w:r>
         <w:rPr>
           <w:rStyle w:val="Strong"/>
@@ -1891,7 +1806,6 @@
         </w:rPr>
         <w:t>Kubernetes</w:t>
       </w:r>
-      <w:proofErr w:type="spellEnd"/>
       <w:r>
         <w:rPr>
           <w:sz w:val="22"/>
@@ -2540,21 +2454,7 @@
         <w:rPr>
           <w:sz w:val="22"/>
         </w:rPr>
-        <w:t xml:space="preserve">Worked closely with </w:t>
-      </w:r>
-      <w:proofErr w:type="spellStart"/>
-      <w:r>
-        <w:rPr>
-          <w:sz w:val="22"/>
-        </w:rPr>
-        <w:t>DevOps</w:t>
-      </w:r>
-      <w:proofErr w:type="spellEnd"/>
-      <w:r>
-        <w:rPr>
-          <w:sz w:val="22"/>
-        </w:rPr>
-        <w:t xml:space="preserve"> on </w:t>
+        <w:t xml:space="preserve">Worked closely with DevOps on </w:t>
       </w:r>
       <w:r>
         <w:rPr>
@@ -2569,7 +2469,6 @@
         </w:rPr>
         <w:t xml:space="preserve">, </w:t>
       </w:r>
-      <w:proofErr w:type="spellStart"/>
       <w:r>
         <w:rPr>
           <w:rStyle w:val="Strong"/>
@@ -2577,7 +2476,6 @@
         </w:rPr>
         <w:t>Docker</w:t>
       </w:r>
-      <w:proofErr w:type="spellEnd"/>
       <w:r>
         <w:rPr>
           <w:sz w:val="22"/>
@@ -3547,14 +3445,14 @@
       </w:pPr>
       <w:r>
         <w:rPr>
-          <w:rFonts w:ascii="Arial" w:eastAsia="Arial" w:hAnsi="Arial" w:cs="Arial"/>
+          <w:rFonts w:ascii="Arial" w:hAnsi="Arial" w:cs="Arial"/>
           <w:b/>
           <w:bCs/>
-          <w:color w:val="111111"/>
-          <w:sz w:val="22"/>
-          <w:szCs w:val="18"/>
-        </w:rPr>
-        <w:t>Stanford University Department of Computer Science</w:t>
+          <w:color w:val="000000"/>
+          <w:sz w:val="22"/>
+          <w:szCs w:val="23"/>
+        </w:rPr>
+        <w:t>Harvard University</w:t>
       </w:r>
     </w:p>
     <w:p>
@@ -3614,224 +3512,8 @@
         </w:rPr>
         <w:t>, applying coursework through practical team projects and production-style system design.</w:t>
       </w:r>
-    </w:p>
-    <w:p>
-      <w:pPr>
-        <w:pBdr>
-          <w:bottom w:val="single" w:sz="6" w:space="0" w:color="B91C1C"/>
-        </w:pBdr>
-        <w:spacing w:before="120" w:after="80"/>
-        <w:rPr>
-          <w:sz w:val="24"/>
-        </w:rPr>
-      </w:pPr>
-      <w:r>
-        <w:rPr>
-          <w:b/>
-          <w:bCs/>
-          <w:color w:val="111111"/>
-          <w:sz w:val="24"/>
-          <w:szCs w:val="21"/>
-        </w:rPr>
-        <w:t>CERTIFICATION</w:t>
-      </w:r>
-      <w:r>
-        <w:rPr>
-          <w:b/>
-          <w:bCs/>
-          <w:color w:val="111111"/>
-          <w:sz w:val="24"/>
-          <w:szCs w:val="21"/>
-        </w:rPr>
-        <w:t>S</w:t>
-      </w:r>
-    </w:p>
-    <w:p>
-      <w:pPr>
-        <w:pStyle w:val="NormalWeb"/>
-        <w:numPr>
-          <w:ilvl w:val="0"/>
-          <w:numId w:val="24"/>
-        </w:numPr>
-        <w:spacing w:before="0" w:beforeAutospacing="0" w:after="0" w:afterAutospacing="0"/>
-        <w:jc w:val="both"/>
-        <w:rPr>
-          <w:sz w:val="22"/>
-        </w:rPr>
-      </w:pPr>
-      <w:r>
-        <w:rPr>
-          <w:rStyle w:val="Strong"/>
-          <w:sz w:val="22"/>
-        </w:rPr>
-        <w:t>Oracle Certified Professional: Java SE Programmer</w:t>
-      </w:r>
-      <w:r>
-        <w:rPr>
-          <w:sz w:val="22"/>
-        </w:rPr>
-        <w:t xml:space="preserve"> — 2022</w:t>
-      </w:r>
-    </w:p>
-    <w:p>
-      <w:pPr>
-        <w:pStyle w:val="NormalWeb"/>
-        <w:spacing w:before="0" w:beforeAutospacing="0" w:after="0" w:afterAutospacing="0"/>
-        <w:ind w:left="360"/>
-        <w:jc w:val="both"/>
-        <w:rPr>
-          <w:sz w:val="22"/>
-        </w:rPr>
-      </w:pPr>
-      <w:r>
-        <w:rPr>
-          <w:sz w:val="22"/>
-        </w:rPr>
-        <w:t xml:space="preserve">Validated strong knowledge of core </w:t>
-      </w:r>
-      <w:r>
-        <w:rPr>
-          <w:rStyle w:val="Strong"/>
-          <w:sz w:val="22"/>
-        </w:rPr>
-        <w:t>Java</w:t>
-      </w:r>
-      <w:r>
-        <w:rPr>
-          <w:sz w:val="22"/>
-        </w:rPr>
-        <w:t xml:space="preserve"> language features, object-oriented design, collections, concurrency fundamentals, and enterprise-grade coding practices used in production backend systems.</w:t>
-      </w:r>
-    </w:p>
-    <w:p>
-      <w:pPr>
-        <w:pStyle w:val="NormalWeb"/>
-        <w:numPr>
-          <w:ilvl w:val="0"/>
-          <w:numId w:val="24"/>
-        </w:numPr>
-        <w:spacing w:before="0" w:beforeAutospacing="0" w:after="0" w:afterAutospacing="0"/>
-        <w:jc w:val="both"/>
-        <w:rPr>
-          <w:sz w:val="22"/>
-        </w:rPr>
-      </w:pPr>
-      <w:r>
-        <w:rPr>
-          <w:rStyle w:val="Strong"/>
-          <w:sz w:val="22"/>
-        </w:rPr>
-        <w:t>AWS Certified Developer – Associate</w:t>
-      </w:r>
-      <w:r>
-        <w:rPr>
-          <w:sz w:val="22"/>
-        </w:rPr>
-        <w:t xml:space="preserve"> — 2023</w:t>
-      </w:r>
-    </w:p>
-    <w:p>
-      <w:pPr>
-        <w:pStyle w:val="NormalWeb"/>
-        <w:spacing w:before="0" w:beforeAutospacing="0" w:after="0" w:afterAutospacing="0"/>
-        <w:ind w:left="360"/>
-        <w:jc w:val="both"/>
-        <w:rPr>
-          <w:sz w:val="22"/>
-        </w:rPr>
-      </w:pPr>
-      <w:proofErr w:type="gramStart"/>
-      <w:r>
-        <w:rPr>
-          <w:sz w:val="22"/>
-        </w:rPr>
-        <w:t xml:space="preserve">Demonstrated practical skill in building, deploying, and troubleshooting cloud-native applications on </w:t>
-      </w:r>
-      <w:r>
-        <w:rPr>
-          <w:rStyle w:val="Strong"/>
-          <w:sz w:val="22"/>
-        </w:rPr>
-        <w:t>AWS</w:t>
-      </w:r>
-      <w:r>
-        <w:rPr>
-          <w:sz w:val="22"/>
-        </w:rPr>
-        <w:t>, including API services, event-driven components, security controls, and operational monitoring.</w:t>
-      </w:r>
-      <w:proofErr w:type="gramEnd"/>
-    </w:p>
-    <w:p>
-      <w:pPr>
-        <w:pStyle w:val="NormalWeb"/>
-        <w:numPr>
-          <w:ilvl w:val="0"/>
-          <w:numId w:val="24"/>
-        </w:numPr>
-        <w:spacing w:before="0" w:beforeAutospacing="0" w:after="0" w:afterAutospacing="0"/>
-        <w:jc w:val="both"/>
-        <w:rPr>
-          <w:sz w:val="22"/>
-        </w:rPr>
-      </w:pPr>
-      <w:r>
-        <w:rPr>
-          <w:rStyle w:val="Strong"/>
-          <w:sz w:val="22"/>
-        </w:rPr>
-        <w:lastRenderedPageBreak/>
-        <w:t>Spring Professional Certification</w:t>
-      </w:r>
-      <w:r>
-        <w:rPr>
-          <w:sz w:val="22"/>
-        </w:rPr>
-        <w:t xml:space="preserve"> — 2024</w:t>
-      </w:r>
-    </w:p>
-    <w:p>
-      <w:pPr>
-        <w:pStyle w:val="NormalWeb"/>
-        <w:spacing w:before="0" w:beforeAutospacing="0" w:after="0" w:afterAutospacing="0"/>
-        <w:ind w:left="360"/>
-        <w:jc w:val="both"/>
-        <w:rPr>
-          <w:sz w:val="22"/>
-        </w:rPr>
-      </w:pPr>
-      <w:r>
-        <w:rPr>
-          <w:sz w:val="22"/>
-        </w:rPr>
-        <w:t xml:space="preserve">Confirmed hands-on expertise in </w:t>
-      </w:r>
-      <w:r>
-        <w:rPr>
-          <w:rStyle w:val="Strong"/>
-          <w:sz w:val="22"/>
-        </w:rPr>
-        <w:t>Spring Boot</w:t>
-      </w:r>
-      <w:r>
-        <w:rPr>
-          <w:sz w:val="22"/>
-        </w:rPr>
-        <w:t xml:space="preserve">, dependency injection, data access, security, testing, and production-ready service development patterns commonly used in modern </w:t>
-      </w:r>
-      <w:r>
-        <w:rPr>
-          <w:rStyle w:val="Strong"/>
-          <w:sz w:val="22"/>
-        </w:rPr>
-        <w:t>Java</w:t>
-      </w:r>
-      <w:r>
-        <w:rPr>
-          <w:sz w:val="22"/>
-        </w:rPr>
-        <w:t xml:space="preserve"> backend environments.</w:t>
-      </w:r>
+      <w:bookmarkStart w:id="0" w:name="_GoBack"/>
+      <w:bookmarkEnd w:id="0"/>
     </w:p>
     <w:sectPr>
       <w:pgSz w:w="11906" w:h="16838"/>
@@ -7897,7 +7579,7 @@
 </file>
 
 <file path=customXml/itemProps1.xml><?xml version="1.0" encoding="utf-8"?>
-<ds:datastoreItem xmlns:ds="http://schemas.openxmlformats.org/officeDocument/2006/customXml" ds:itemID="{60FE6906-0D5B-4E0B-8C7D-C077C9B6C90E}">
+<ds:datastoreItem xmlns:ds="http://schemas.openxmlformats.org/officeDocument/2006/customXml" ds:itemID="{348D6670-7CC4-455C-92FC-08FB0D6A26A3}">
   <ds:schemaRefs>
     <ds:schemaRef ds:uri="http://schemas.openxmlformats.org/officeDocument/2006/bibliography"/>
   </ds:schemaRefs>
